--- a/docs/TESIS_FINAL_UTN_v6.docx
+++ b/docs/TESIS_FINAL_UTN_v6.docx
@@ -144,7 +144,7 @@
         <w:pStyle w:val="Ttulo1"/>
         <w:pageBreakBefore/>
       </w:pPr>
-      <w:bookmarkStart w:id="1" w:name="_Toc238817370"/>
+      <w:bookmarkStart w:id="1" w:name="_Toc238831879"/>
       <w:r>
         <w:lastRenderedPageBreak/>
         <w:t>DECLARACIÓN DE ORIGINALIDAD</w:t>
@@ -203,7 +203,7 @@
         <w:pStyle w:val="Ttulo1"/>
         <w:pageBreakBefore/>
       </w:pPr>
-      <w:bookmarkStart w:id="2" w:name="_Toc238817371"/>
+      <w:bookmarkStart w:id="2" w:name="_Toc238831880"/>
       <w:bookmarkEnd w:id="0"/>
       <w:r>
         <w:lastRenderedPageBreak/>
@@ -245,7 +245,7 @@
         </w:rPr>
       </w:pPr>
       <w:r>
-        <w:t>Los resultados obtenidos muestran un MTTD promedio de 0,009 segundos y un MTTR promedio de 0,054 segundos, para un tiempo total end-to-end de 0,063 segundos sobre 50 órdenes medidas. El costo marginal de procesar una orden en el pipeline resulta así unas 780 veces menor que el del proceso manual, cronometrado por el propio equipo sobre diez órdenes en 49,13 segundos por orden (IC 95 %: 43,3 s a 55,0 s); el factor compara costos marginales de procesamiento y no latencias percibidas por el cliente, y debe leerse como una cota superior por provenir el término automatizado de un entorno de laboratorio. El TMR promedio del chatbot fue de 1,47 segundos sobre un corpus de 150 interacciones y de 3,07 segundos sobre 45 interacciones del canal Telegram real, con disponibilidad continua, y la precisión de clasificación alcanzó el 92,7 % (IC 95 % de Wilson: 87,3 % a 95,9 %). Estos valores permiten confirmar la hipótesis de que la automatización reduce de manera sustancial los tiempos operativos del ciclo post-venta respecto del proceso manual de referencia.</w:t>
+        <w:t>Los resultados obtenidos muestran un MTTD promedio de 0,009 segundos y un MTTR promedio de 0,054 segundos, para un tiempo total end-to-end de 0,063 segundos sobre 50 órdenes medidas. El costo marginal de procesar una orden en el pipeline resulta así unas 780 veces menor que el del proceso manual, cronometrado por el propio equipo sobre diez órdenes en 49,13 segundos por orden (IC 95 %: 43,30 s a 54,95 s; IC 95 % del factor por el teorema de Fieller: 686× a 875×). Ambas series están completamente separadas y el contraste es concluyente (U de Mann-Whitney = 0, p = 2,7 × 10⁻¹¹; t de Welch = 19,05, gl = 9,0, p = 1,4 × 10⁻⁸); el factor compara costos marginales de procesamiento y no latencias percibidas por el cliente, y debe leerse como una cota superior por provenir el término automatizado de un entorno de laboratorio. El TMR promedio del chatbot fue de 1,47 segundos sobre un corpus de 150 interacciones y de 3,07 segundos sobre 45 interacciones del canal Telegram real, con disponibilidad continua, y la precisión de clasificación alcanzó el 92,7 % (IC 95 % de Wilson: 87,3 % a 95,9 %). Estos valores permiten confirmar la hipótesis de que la automatización reduce de manera sustancial los tiempos operativos del ciclo post-venta respecto del proceso manual de referencia.</w:t>
       </w:r>
     </w:p>
     <w:p>
@@ -268,7 +268,7 @@
         <w:pStyle w:val="Ttulo1"/>
         <w:pageBreakBefore/>
       </w:pPr>
-      <w:bookmarkStart w:id="3" w:name="_Toc238817372"/>
+      <w:bookmarkStart w:id="3" w:name="_Toc238831881"/>
       <w:r>
         <w:lastRenderedPageBreak/>
         <w:t>ABSTRACT</w:t>
@@ -353,7 +353,7 @@
           <w:r>
             <w:fldChar w:fldCharType="separate"/>
           </w:r>
-          <w:hyperlink w:anchor="_Toc238817370" w:history="1">
+          <w:hyperlink w:anchor="_Toc238831879" w:history="1">
             <w:r>
               <w:rPr>
                 <w:rStyle w:val="Hipervnculo"/>
@@ -380,7 +380,7 @@
                 <w:noProof/>
                 <w:webHidden/>
               </w:rPr>
-              <w:instrText xml:space="preserve"> PAGEREF _Toc238817370 \h </w:instrText>
+              <w:instrText xml:space="preserve"> PAGEREF _Toc238831879 \h </w:instrText>
             </w:r>
             <w:r>
               <w:rPr>
@@ -424,7 +424,7 @@
               <w14:ligatures w14:val="standardContextual"/>
             </w:rPr>
           </w:pPr>
-          <w:hyperlink w:anchor="_Toc238817371" w:history="1">
+          <w:hyperlink w:anchor="_Toc238831880" w:history="1">
             <w:r>
               <w:rPr>
                 <w:rStyle w:val="Hipervnculo"/>
@@ -451,7 +451,7 @@
                 <w:noProof/>
                 <w:webHidden/>
               </w:rPr>
-              <w:instrText xml:space="preserve"> PAGEREF _Toc238817371 \h </w:instrText>
+              <w:instrText xml:space="preserve"> PAGEREF _Toc238831880 \h </w:instrText>
             </w:r>
             <w:r>
               <w:rPr>
@@ -495,7 +495,7 @@
               <w14:ligatures w14:val="standardContextual"/>
             </w:rPr>
           </w:pPr>
-          <w:hyperlink w:anchor="_Toc238817372" w:history="1">
+          <w:hyperlink w:anchor="_Toc238831881" w:history="1">
             <w:r>
               <w:rPr>
                 <w:rStyle w:val="Hipervnculo"/>
@@ -522,7 +522,7 @@
                 <w:noProof/>
                 <w:webHidden/>
               </w:rPr>
-              <w:instrText xml:space="preserve"> PAGEREF _Toc238817372 \h </w:instrText>
+              <w:instrText xml:space="preserve"> PAGEREF _Toc238831881 \h </w:instrText>
             </w:r>
             <w:r>
               <w:rPr>
@@ -566,7 +566,7 @@
               <w14:ligatures w14:val="standardContextual"/>
             </w:rPr>
           </w:pPr>
-          <w:hyperlink w:anchor="_Toc238817373" w:history="1">
+          <w:hyperlink w:anchor="_Toc238831882" w:history="1">
             <w:r>
               <w:rPr>
                 <w:rStyle w:val="Hipervnculo"/>
@@ -593,7 +593,7 @@
                 <w:noProof/>
                 <w:webHidden/>
               </w:rPr>
-              <w:instrText xml:space="preserve"> PAGEREF _Toc238817373 \h </w:instrText>
+              <w:instrText xml:space="preserve"> PAGEREF _Toc238831882 \h </w:instrText>
             </w:r>
             <w:r>
               <w:rPr>
@@ -637,7 +637,7 @@
               <w14:ligatures w14:val="standardContextual"/>
             </w:rPr>
           </w:pPr>
-          <w:hyperlink w:anchor="_Toc238817374" w:history="1">
+          <w:hyperlink w:anchor="_Toc238831883" w:history="1">
             <w:r>
               <w:rPr>
                 <w:rStyle w:val="Hipervnculo"/>
@@ -664,7 +664,7 @@
                 <w:noProof/>
                 <w:webHidden/>
               </w:rPr>
-              <w:instrText xml:space="preserve"> PAGEREF _Toc238817374 \h </w:instrText>
+              <w:instrText xml:space="preserve"> PAGEREF _Toc238831883 \h </w:instrText>
             </w:r>
             <w:r>
               <w:rPr>
@@ -708,7 +708,7 @@
               <w14:ligatures w14:val="standardContextual"/>
             </w:rPr>
           </w:pPr>
-          <w:hyperlink w:anchor="_Toc238817375" w:history="1">
+          <w:hyperlink w:anchor="_Toc238831884" w:history="1">
             <w:r>
               <w:rPr>
                 <w:rStyle w:val="Hipervnculo"/>
@@ -735,7 +735,7 @@
                 <w:noProof/>
                 <w:webHidden/>
               </w:rPr>
-              <w:instrText xml:space="preserve"> PAGEREF _Toc238817375 \h </w:instrText>
+              <w:instrText xml:space="preserve"> PAGEREF _Toc238831884 \h </w:instrText>
             </w:r>
             <w:r>
               <w:rPr>
@@ -779,7 +779,7 @@
               <w14:ligatures w14:val="standardContextual"/>
             </w:rPr>
           </w:pPr>
-          <w:hyperlink w:anchor="_Toc238817376" w:history="1">
+          <w:hyperlink w:anchor="_Toc238831885" w:history="1">
             <w:r>
               <w:rPr>
                 <w:rStyle w:val="Hipervnculo"/>
@@ -806,7 +806,7 @@
                 <w:noProof/>
                 <w:webHidden/>
               </w:rPr>
-              <w:instrText xml:space="preserve"> PAGEREF _Toc238817376 \h </w:instrText>
+              <w:instrText xml:space="preserve"> PAGEREF _Toc238831885 \h </w:instrText>
             </w:r>
             <w:r>
               <w:rPr>
@@ -850,7 +850,7 @@
               <w14:ligatures w14:val="standardContextual"/>
             </w:rPr>
           </w:pPr>
-          <w:hyperlink w:anchor="_Toc238817377" w:history="1">
+          <w:hyperlink w:anchor="_Toc238831886" w:history="1">
             <w:r>
               <w:rPr>
                 <w:rStyle w:val="Hipervnculo"/>
@@ -877,7 +877,7 @@
                 <w:noProof/>
                 <w:webHidden/>
               </w:rPr>
-              <w:instrText xml:space="preserve"> PAGEREF _Toc238817377 \h </w:instrText>
+              <w:instrText xml:space="preserve"> PAGEREF _Toc238831886 \h </w:instrText>
             </w:r>
             <w:r>
               <w:rPr>
@@ -921,7 +921,7 @@
               <w14:ligatures w14:val="standardContextual"/>
             </w:rPr>
           </w:pPr>
-          <w:hyperlink w:anchor="_Toc238817378" w:history="1">
+          <w:hyperlink w:anchor="_Toc238831887" w:history="1">
             <w:r>
               <w:rPr>
                 <w:rStyle w:val="Hipervnculo"/>
@@ -948,7 +948,7 @@
                 <w:noProof/>
                 <w:webHidden/>
               </w:rPr>
-              <w:instrText xml:space="preserve"> PAGEREF _Toc238817378 \h </w:instrText>
+              <w:instrText xml:space="preserve"> PAGEREF _Toc238831887 \h </w:instrText>
             </w:r>
             <w:r>
               <w:rPr>
@@ -992,7 +992,7 @@
               <w14:ligatures w14:val="standardContextual"/>
             </w:rPr>
           </w:pPr>
-          <w:hyperlink w:anchor="_Toc238817379" w:history="1">
+          <w:hyperlink w:anchor="_Toc238831888" w:history="1">
             <w:r>
               <w:rPr>
                 <w:rStyle w:val="Hipervnculo"/>
@@ -1019,7 +1019,7 @@
                 <w:noProof/>
                 <w:webHidden/>
               </w:rPr>
-              <w:instrText xml:space="preserve"> PAGEREF _Toc238817379 \h </w:instrText>
+              <w:instrText xml:space="preserve"> PAGEREF _Toc238831888 \h </w:instrText>
             </w:r>
             <w:r>
               <w:rPr>
@@ -1063,7 +1063,7 @@
               <w14:ligatures w14:val="standardContextual"/>
             </w:rPr>
           </w:pPr>
-          <w:hyperlink w:anchor="_Toc238817380" w:history="1">
+          <w:hyperlink w:anchor="_Toc238831889" w:history="1">
             <w:r>
               <w:rPr>
                 <w:rStyle w:val="Hipervnculo"/>
@@ -1090,7 +1090,7 @@
                 <w:noProof/>
                 <w:webHidden/>
               </w:rPr>
-              <w:instrText xml:space="preserve"> PAGEREF _Toc238817380 \h </w:instrText>
+              <w:instrText xml:space="preserve"> PAGEREF _Toc238831889 \h </w:instrText>
             </w:r>
             <w:r>
               <w:rPr>
@@ -1134,7 +1134,7 @@
               <w14:ligatures w14:val="standardContextual"/>
             </w:rPr>
           </w:pPr>
-          <w:hyperlink w:anchor="_Toc238817381" w:history="1">
+          <w:hyperlink w:anchor="_Toc238831890" w:history="1">
             <w:r>
               <w:rPr>
                 <w:rStyle w:val="Hipervnculo"/>
@@ -1161,7 +1161,7 @@
                 <w:noProof/>
                 <w:webHidden/>
               </w:rPr>
-              <w:instrText xml:space="preserve"> PAGEREF _Toc238817381 \h </w:instrText>
+              <w:instrText xml:space="preserve"> PAGEREF _Toc238831890 \h </w:instrText>
             </w:r>
             <w:r>
               <w:rPr>
@@ -1205,7 +1205,7 @@
               <w14:ligatures w14:val="standardContextual"/>
             </w:rPr>
           </w:pPr>
-          <w:hyperlink w:anchor="_Toc238817382" w:history="1">
+          <w:hyperlink w:anchor="_Toc238831891" w:history="1">
             <w:r>
               <w:rPr>
                 <w:rStyle w:val="Hipervnculo"/>
@@ -1232,7 +1232,7 @@
                 <w:noProof/>
                 <w:webHidden/>
               </w:rPr>
-              <w:instrText xml:space="preserve"> PAGEREF _Toc238817382 \h </w:instrText>
+              <w:instrText xml:space="preserve"> PAGEREF _Toc238831891 \h </w:instrText>
             </w:r>
             <w:r>
               <w:rPr>
@@ -1276,7 +1276,7 @@
               <w14:ligatures w14:val="standardContextual"/>
             </w:rPr>
           </w:pPr>
-          <w:hyperlink w:anchor="_Toc238817383" w:history="1">
+          <w:hyperlink w:anchor="_Toc238831892" w:history="1">
             <w:r>
               <w:rPr>
                 <w:rStyle w:val="Hipervnculo"/>
@@ -1303,7 +1303,7 @@
                 <w:noProof/>
                 <w:webHidden/>
               </w:rPr>
-              <w:instrText xml:space="preserve"> PAGEREF _Toc238817383 \h </w:instrText>
+              <w:instrText xml:space="preserve"> PAGEREF _Toc238831892 \h </w:instrText>
             </w:r>
             <w:r>
               <w:rPr>
@@ -1347,7 +1347,7 @@
               <w14:ligatures w14:val="standardContextual"/>
             </w:rPr>
           </w:pPr>
-          <w:hyperlink w:anchor="_Toc238817384" w:history="1">
+          <w:hyperlink w:anchor="_Toc238831893" w:history="1">
             <w:r>
               <w:rPr>
                 <w:rStyle w:val="Hipervnculo"/>
@@ -1374,7 +1374,7 @@
                 <w:noProof/>
                 <w:webHidden/>
               </w:rPr>
-              <w:instrText xml:space="preserve"> PAGEREF _Toc238817384 \h </w:instrText>
+              <w:instrText xml:space="preserve"> PAGEREF _Toc238831893 \h </w:instrText>
             </w:r>
             <w:r>
               <w:rPr>
@@ -1418,7 +1418,7 @@
               <w14:ligatures w14:val="standardContextual"/>
             </w:rPr>
           </w:pPr>
-          <w:hyperlink w:anchor="_Toc238817385" w:history="1">
+          <w:hyperlink w:anchor="_Toc238831894" w:history="1">
             <w:r>
               <w:rPr>
                 <w:rStyle w:val="Hipervnculo"/>
@@ -1445,7 +1445,7 @@
                 <w:noProof/>
                 <w:webHidden/>
               </w:rPr>
-              <w:instrText xml:space="preserve"> PAGEREF _Toc238817385 \h </w:instrText>
+              <w:instrText xml:space="preserve"> PAGEREF _Toc238831894 \h </w:instrText>
             </w:r>
             <w:r>
               <w:rPr>
@@ -1489,7 +1489,7 @@
               <w14:ligatures w14:val="standardContextual"/>
             </w:rPr>
           </w:pPr>
-          <w:hyperlink w:anchor="_Toc238817386" w:history="1">
+          <w:hyperlink w:anchor="_Toc238831895" w:history="1">
             <w:r>
               <w:rPr>
                 <w:rStyle w:val="Hipervnculo"/>
@@ -1516,7 +1516,7 @@
                 <w:noProof/>
                 <w:webHidden/>
               </w:rPr>
-              <w:instrText xml:space="preserve"> PAGEREF _Toc238817386 \h </w:instrText>
+              <w:instrText xml:space="preserve"> PAGEREF _Toc238831895 \h </w:instrText>
             </w:r>
             <w:r>
               <w:rPr>
@@ -1560,7 +1560,7 @@
               <w14:ligatures w14:val="standardContextual"/>
             </w:rPr>
           </w:pPr>
-          <w:hyperlink w:anchor="_Toc238817387" w:history="1">
+          <w:hyperlink w:anchor="_Toc238831896" w:history="1">
             <w:r>
               <w:rPr>
                 <w:rStyle w:val="Hipervnculo"/>
@@ -1587,7 +1587,7 @@
                 <w:noProof/>
                 <w:webHidden/>
               </w:rPr>
-              <w:instrText xml:space="preserve"> PAGEREF _Toc238817387 \h </w:instrText>
+              <w:instrText xml:space="preserve"> PAGEREF _Toc238831896 \h </w:instrText>
             </w:r>
             <w:r>
               <w:rPr>
@@ -1631,7 +1631,7 @@
               <w14:ligatures w14:val="standardContextual"/>
             </w:rPr>
           </w:pPr>
-          <w:hyperlink w:anchor="_Toc238817388" w:history="1">
+          <w:hyperlink w:anchor="_Toc238831897" w:history="1">
             <w:r>
               <w:rPr>
                 <w:rStyle w:val="Hipervnculo"/>
@@ -1658,7 +1658,7 @@
                 <w:noProof/>
                 <w:webHidden/>
               </w:rPr>
-              <w:instrText xml:space="preserve"> PAGEREF _Toc238817388 \h </w:instrText>
+              <w:instrText xml:space="preserve"> PAGEREF _Toc238831897 \h </w:instrText>
             </w:r>
             <w:r>
               <w:rPr>
@@ -1702,7 +1702,7 @@
               <w14:ligatures w14:val="standardContextual"/>
             </w:rPr>
           </w:pPr>
-          <w:hyperlink w:anchor="_Toc238817389" w:history="1">
+          <w:hyperlink w:anchor="_Toc238831898" w:history="1">
             <w:r>
               <w:rPr>
                 <w:rStyle w:val="Hipervnculo"/>
@@ -1729,7 +1729,7 @@
                 <w:noProof/>
                 <w:webHidden/>
               </w:rPr>
-              <w:instrText xml:space="preserve"> PAGEREF _Toc238817389 \h </w:instrText>
+              <w:instrText xml:space="preserve"> PAGEREF _Toc238831898 \h </w:instrText>
             </w:r>
             <w:r>
               <w:rPr>
@@ -1773,7 +1773,7 @@
               <w14:ligatures w14:val="standardContextual"/>
             </w:rPr>
           </w:pPr>
-          <w:hyperlink w:anchor="_Toc238817390" w:history="1">
+          <w:hyperlink w:anchor="_Toc238831899" w:history="1">
             <w:r>
               <w:rPr>
                 <w:rStyle w:val="Hipervnculo"/>
@@ -1800,7 +1800,7 @@
                 <w:noProof/>
                 <w:webHidden/>
               </w:rPr>
-              <w:instrText xml:space="preserve"> PAGEREF _Toc238817390 \h </w:instrText>
+              <w:instrText xml:space="preserve"> PAGEREF _Toc238831899 \h </w:instrText>
             </w:r>
             <w:r>
               <w:rPr>
@@ -1844,7 +1844,7 @@
               <w14:ligatures w14:val="standardContextual"/>
             </w:rPr>
           </w:pPr>
-          <w:hyperlink w:anchor="_Toc238817391" w:history="1">
+          <w:hyperlink w:anchor="_Toc238831900" w:history="1">
             <w:r>
               <w:rPr>
                 <w:rStyle w:val="Hipervnculo"/>
@@ -1871,7 +1871,7 @@
                 <w:noProof/>
                 <w:webHidden/>
               </w:rPr>
-              <w:instrText xml:space="preserve"> PAGEREF _Toc238817391 \h </w:instrText>
+              <w:instrText xml:space="preserve"> PAGEREF _Toc238831900 \h </w:instrText>
             </w:r>
             <w:r>
               <w:rPr>
@@ -1915,7 +1915,7 @@
               <w14:ligatures w14:val="standardContextual"/>
             </w:rPr>
           </w:pPr>
-          <w:hyperlink w:anchor="_Toc238817392" w:history="1">
+          <w:hyperlink w:anchor="_Toc238831901" w:history="1">
             <w:r>
               <w:rPr>
                 <w:rStyle w:val="Hipervnculo"/>
@@ -1942,7 +1942,7 @@
                 <w:noProof/>
                 <w:webHidden/>
               </w:rPr>
-              <w:instrText xml:space="preserve"> PAGEREF _Toc238817392 \h </w:instrText>
+              <w:instrText xml:space="preserve"> PAGEREF _Toc238831901 \h </w:instrText>
             </w:r>
             <w:r>
               <w:rPr>
@@ -1986,7 +1986,7 @@
               <w14:ligatures w14:val="standardContextual"/>
             </w:rPr>
           </w:pPr>
-          <w:hyperlink w:anchor="_Toc238817393" w:history="1">
+          <w:hyperlink w:anchor="_Toc238831902" w:history="1">
             <w:r>
               <w:rPr>
                 <w:rStyle w:val="Hipervnculo"/>
@@ -2013,7 +2013,7 @@
                 <w:noProof/>
                 <w:webHidden/>
               </w:rPr>
-              <w:instrText xml:space="preserve"> PAGEREF _Toc238817393 \h </w:instrText>
+              <w:instrText xml:space="preserve"> PAGEREF _Toc238831902 \h </w:instrText>
             </w:r>
             <w:r>
               <w:rPr>
@@ -2057,7 +2057,7 @@
               <w14:ligatures w14:val="standardContextual"/>
             </w:rPr>
           </w:pPr>
-          <w:hyperlink w:anchor="_Toc238817394" w:history="1">
+          <w:hyperlink w:anchor="_Toc238831903" w:history="1">
             <w:r>
               <w:rPr>
                 <w:rStyle w:val="Hipervnculo"/>
@@ -2084,7 +2084,7 @@
                 <w:noProof/>
                 <w:webHidden/>
               </w:rPr>
-              <w:instrText xml:space="preserve"> PAGEREF _Toc238817394 \h </w:instrText>
+              <w:instrText xml:space="preserve"> PAGEREF _Toc238831903 \h </w:instrText>
             </w:r>
             <w:r>
               <w:rPr>
@@ -2128,7 +2128,7 @@
               <w14:ligatures w14:val="standardContextual"/>
             </w:rPr>
           </w:pPr>
-          <w:hyperlink w:anchor="_Toc238817395" w:history="1">
+          <w:hyperlink w:anchor="_Toc238831904" w:history="1">
             <w:r>
               <w:rPr>
                 <w:rStyle w:val="Hipervnculo"/>
@@ -2155,7 +2155,7 @@
                 <w:noProof/>
                 <w:webHidden/>
               </w:rPr>
-              <w:instrText xml:space="preserve"> PAGEREF _Toc238817395 \h </w:instrText>
+              <w:instrText xml:space="preserve"> PAGEREF _Toc238831904 \h </w:instrText>
             </w:r>
             <w:r>
               <w:rPr>
@@ -2199,7 +2199,7 @@
               <w14:ligatures w14:val="standardContextual"/>
             </w:rPr>
           </w:pPr>
-          <w:hyperlink w:anchor="_Toc238817396" w:history="1">
+          <w:hyperlink w:anchor="_Toc238831905" w:history="1">
             <w:r>
               <w:rPr>
                 <w:rStyle w:val="Hipervnculo"/>
@@ -2226,7 +2226,7 @@
                 <w:noProof/>
                 <w:webHidden/>
               </w:rPr>
-              <w:instrText xml:space="preserve"> PAGEREF _Toc238817396 \h </w:instrText>
+              <w:instrText xml:space="preserve"> PAGEREF _Toc238831905 \h </w:instrText>
             </w:r>
             <w:r>
               <w:rPr>
@@ -2270,7 +2270,7 @@
               <w14:ligatures w14:val="standardContextual"/>
             </w:rPr>
           </w:pPr>
-          <w:hyperlink w:anchor="_Toc238817397" w:history="1">
+          <w:hyperlink w:anchor="_Toc238831906" w:history="1">
             <w:r>
               <w:rPr>
                 <w:rStyle w:val="Hipervnculo"/>
@@ -2297,7 +2297,7 @@
                 <w:noProof/>
                 <w:webHidden/>
               </w:rPr>
-              <w:instrText xml:space="preserve"> PAGEREF _Toc238817397 \h </w:instrText>
+              <w:instrText xml:space="preserve"> PAGEREF _Toc238831906 \h </w:instrText>
             </w:r>
             <w:r>
               <w:rPr>
@@ -2341,7 +2341,7 @@
               <w14:ligatures w14:val="standardContextual"/>
             </w:rPr>
           </w:pPr>
-          <w:hyperlink w:anchor="_Toc238817398" w:history="1">
+          <w:hyperlink w:anchor="_Toc238831907" w:history="1">
             <w:r>
               <w:rPr>
                 <w:rStyle w:val="Hipervnculo"/>
@@ -2368,7 +2368,7 @@
                 <w:noProof/>
                 <w:webHidden/>
               </w:rPr>
-              <w:instrText xml:space="preserve"> PAGEREF _Toc238817398 \h </w:instrText>
+              <w:instrText xml:space="preserve"> PAGEREF _Toc238831907 \h </w:instrText>
             </w:r>
             <w:r>
               <w:rPr>
@@ -2412,7 +2412,7 @@
               <w14:ligatures w14:val="standardContextual"/>
             </w:rPr>
           </w:pPr>
-          <w:hyperlink w:anchor="_Toc238817399" w:history="1">
+          <w:hyperlink w:anchor="_Toc238831908" w:history="1">
             <w:r>
               <w:rPr>
                 <w:rStyle w:val="Hipervnculo"/>
@@ -2439,7 +2439,7 @@
                 <w:noProof/>
                 <w:webHidden/>
               </w:rPr>
-              <w:instrText xml:space="preserve"> PAGEREF _Toc238817399 \h </w:instrText>
+              <w:instrText xml:space="preserve"> PAGEREF _Toc238831908 \h </w:instrText>
             </w:r>
             <w:r>
               <w:rPr>
@@ -2483,7 +2483,7 @@
               <w14:ligatures w14:val="standardContextual"/>
             </w:rPr>
           </w:pPr>
-          <w:hyperlink w:anchor="_Toc238817400" w:history="1">
+          <w:hyperlink w:anchor="_Toc238831909" w:history="1">
             <w:r>
               <w:rPr>
                 <w:rStyle w:val="Hipervnculo"/>
@@ -2510,7 +2510,7 @@
                 <w:noProof/>
                 <w:webHidden/>
               </w:rPr>
-              <w:instrText xml:space="preserve"> PAGEREF _Toc238817400 \h </w:instrText>
+              <w:instrText xml:space="preserve"> PAGEREF _Toc238831909 \h </w:instrText>
             </w:r>
             <w:r>
               <w:rPr>
@@ -2554,7 +2554,7 @@
               <w14:ligatures w14:val="standardContextual"/>
             </w:rPr>
           </w:pPr>
-          <w:hyperlink w:anchor="_Toc238817401" w:history="1">
+          <w:hyperlink w:anchor="_Toc238831910" w:history="1">
             <w:r>
               <w:rPr>
                 <w:rStyle w:val="Hipervnculo"/>
@@ -2581,7 +2581,7 @@
                 <w:noProof/>
                 <w:webHidden/>
               </w:rPr>
-              <w:instrText xml:space="preserve"> PAGEREF _Toc238817401 \h </w:instrText>
+              <w:instrText xml:space="preserve"> PAGEREF _Toc238831910 \h </w:instrText>
             </w:r>
             <w:r>
               <w:rPr>
@@ -2625,7 +2625,7 @@
               <w14:ligatures w14:val="standardContextual"/>
             </w:rPr>
           </w:pPr>
-          <w:hyperlink w:anchor="_Toc238817402" w:history="1">
+          <w:hyperlink w:anchor="_Toc238831911" w:history="1">
             <w:r>
               <w:rPr>
                 <w:rStyle w:val="Hipervnculo"/>
@@ -2652,7 +2652,7 @@
                 <w:noProof/>
                 <w:webHidden/>
               </w:rPr>
-              <w:instrText xml:space="preserve"> PAGEREF _Toc238817402 \h </w:instrText>
+              <w:instrText xml:space="preserve"> PAGEREF _Toc238831911 \h </w:instrText>
             </w:r>
             <w:r>
               <w:rPr>
@@ -2696,7 +2696,7 @@
               <w14:ligatures w14:val="standardContextual"/>
             </w:rPr>
           </w:pPr>
-          <w:hyperlink w:anchor="_Toc238817403" w:history="1">
+          <w:hyperlink w:anchor="_Toc238831912" w:history="1">
             <w:r>
               <w:rPr>
                 <w:rStyle w:val="Hipervnculo"/>
@@ -2723,7 +2723,7 @@
                 <w:noProof/>
                 <w:webHidden/>
               </w:rPr>
-              <w:instrText xml:space="preserve"> PAGEREF _Toc238817403 \h </w:instrText>
+              <w:instrText xml:space="preserve"> PAGEREF _Toc238831912 \h </w:instrText>
             </w:r>
             <w:r>
               <w:rPr>
@@ -2767,7 +2767,7 @@
               <w14:ligatures w14:val="standardContextual"/>
             </w:rPr>
           </w:pPr>
-          <w:hyperlink w:anchor="_Toc238817404" w:history="1">
+          <w:hyperlink w:anchor="_Toc238831913" w:history="1">
             <w:r>
               <w:rPr>
                 <w:rStyle w:val="Hipervnculo"/>
@@ -2794,7 +2794,7 @@
                 <w:noProof/>
                 <w:webHidden/>
               </w:rPr>
-              <w:instrText xml:space="preserve"> PAGEREF _Toc238817404 \h </w:instrText>
+              <w:instrText xml:space="preserve"> PAGEREF _Toc238831913 \h </w:instrText>
             </w:r>
             <w:r>
               <w:rPr>
@@ -2838,7 +2838,7 @@
               <w14:ligatures w14:val="standardContextual"/>
             </w:rPr>
           </w:pPr>
-          <w:hyperlink w:anchor="_Toc238817405" w:history="1">
+          <w:hyperlink w:anchor="_Toc238831914" w:history="1">
             <w:r>
               <w:rPr>
                 <w:rStyle w:val="Hipervnculo"/>
@@ -2865,7 +2865,7 @@
                 <w:noProof/>
                 <w:webHidden/>
               </w:rPr>
-              <w:instrText xml:space="preserve"> PAGEREF _Toc238817405 \h </w:instrText>
+              <w:instrText xml:space="preserve"> PAGEREF _Toc238831914 \h </w:instrText>
             </w:r>
             <w:r>
               <w:rPr>
@@ -2909,7 +2909,7 @@
               <w14:ligatures w14:val="standardContextual"/>
             </w:rPr>
           </w:pPr>
-          <w:hyperlink w:anchor="_Toc238817406" w:history="1">
+          <w:hyperlink w:anchor="_Toc238831915" w:history="1">
             <w:r>
               <w:rPr>
                 <w:rStyle w:val="Hipervnculo"/>
@@ -2936,7 +2936,7 @@
                 <w:noProof/>
                 <w:webHidden/>
               </w:rPr>
-              <w:instrText xml:space="preserve"> PAGEREF _Toc238817406 \h </w:instrText>
+              <w:instrText xml:space="preserve"> PAGEREF _Toc238831915 \h </w:instrText>
             </w:r>
             <w:r>
               <w:rPr>
@@ -2980,7 +2980,7 @@
               <w14:ligatures w14:val="standardContextual"/>
             </w:rPr>
           </w:pPr>
-          <w:hyperlink w:anchor="_Toc238817407" w:history="1">
+          <w:hyperlink w:anchor="_Toc238831916" w:history="1">
             <w:r>
               <w:rPr>
                 <w:rStyle w:val="Hipervnculo"/>
@@ -3007,7 +3007,7 @@
                 <w:noProof/>
                 <w:webHidden/>
               </w:rPr>
-              <w:instrText xml:space="preserve"> PAGEREF _Toc238817407 \h </w:instrText>
+              <w:instrText xml:space="preserve"> PAGEREF _Toc238831916 \h </w:instrText>
             </w:r>
             <w:r>
               <w:rPr>
@@ -3051,7 +3051,7 @@
               <w14:ligatures w14:val="standardContextual"/>
             </w:rPr>
           </w:pPr>
-          <w:hyperlink w:anchor="_Toc238817408" w:history="1">
+          <w:hyperlink w:anchor="_Toc238831917" w:history="1">
             <w:r>
               <w:rPr>
                 <w:rStyle w:val="Hipervnculo"/>
@@ -3078,7 +3078,7 @@
                 <w:noProof/>
                 <w:webHidden/>
               </w:rPr>
-              <w:instrText xml:space="preserve"> PAGEREF _Toc238817408 \h </w:instrText>
+              <w:instrText xml:space="preserve"> PAGEREF _Toc238831917 \h </w:instrText>
             </w:r>
             <w:r>
               <w:rPr>
@@ -3122,7 +3122,7 @@
               <w14:ligatures w14:val="standardContextual"/>
             </w:rPr>
           </w:pPr>
-          <w:hyperlink w:anchor="_Toc238817409" w:history="1">
+          <w:hyperlink w:anchor="_Toc238831918" w:history="1">
             <w:r>
               <w:rPr>
                 <w:rStyle w:val="Hipervnculo"/>
@@ -3149,7 +3149,7 @@
                 <w:noProof/>
                 <w:webHidden/>
               </w:rPr>
-              <w:instrText xml:space="preserve"> PAGEREF _Toc238817409 \h </w:instrText>
+              <w:instrText xml:space="preserve"> PAGEREF _Toc238831918 \h </w:instrText>
             </w:r>
             <w:r>
               <w:rPr>
@@ -3193,7 +3193,7 @@
               <w14:ligatures w14:val="standardContextual"/>
             </w:rPr>
           </w:pPr>
-          <w:hyperlink w:anchor="_Toc238817410" w:history="1">
+          <w:hyperlink w:anchor="_Toc238831919" w:history="1">
             <w:r>
               <w:rPr>
                 <w:rStyle w:val="Hipervnculo"/>
@@ -3220,7 +3220,7 @@
                 <w:noProof/>
                 <w:webHidden/>
               </w:rPr>
-              <w:instrText xml:space="preserve"> PAGEREF _Toc238817410 \h </w:instrText>
+              <w:instrText xml:space="preserve"> PAGEREF _Toc238831919 \h </w:instrText>
             </w:r>
             <w:r>
               <w:rPr>
@@ -3264,7 +3264,7 @@
               <w14:ligatures w14:val="standardContextual"/>
             </w:rPr>
           </w:pPr>
-          <w:hyperlink w:anchor="_Toc238817411" w:history="1">
+          <w:hyperlink w:anchor="_Toc238831920" w:history="1">
             <w:r>
               <w:rPr>
                 <w:rStyle w:val="Hipervnculo"/>
@@ -3291,7 +3291,7 @@
                 <w:noProof/>
                 <w:webHidden/>
               </w:rPr>
-              <w:instrText xml:space="preserve"> PAGEREF _Toc238817411 \h </w:instrText>
+              <w:instrText xml:space="preserve"> PAGEREF _Toc238831920 \h </w:instrText>
             </w:r>
             <w:r>
               <w:rPr>
@@ -3335,7 +3335,7 @@
               <w14:ligatures w14:val="standardContextual"/>
             </w:rPr>
           </w:pPr>
-          <w:hyperlink w:anchor="_Toc238817412" w:history="1">
+          <w:hyperlink w:anchor="_Toc238831921" w:history="1">
             <w:r>
               <w:rPr>
                 <w:rStyle w:val="Hipervnculo"/>
@@ -3362,7 +3362,7 @@
                 <w:noProof/>
                 <w:webHidden/>
               </w:rPr>
-              <w:instrText xml:space="preserve"> PAGEREF _Toc238817412 \h </w:instrText>
+              <w:instrText xml:space="preserve"> PAGEREF _Toc238831921 \h </w:instrText>
             </w:r>
             <w:r>
               <w:rPr>
@@ -3406,7 +3406,7 @@
               <w14:ligatures w14:val="standardContextual"/>
             </w:rPr>
           </w:pPr>
-          <w:hyperlink w:anchor="_Toc238817413" w:history="1">
+          <w:hyperlink w:anchor="_Toc238831922" w:history="1">
             <w:r>
               <w:rPr>
                 <w:rStyle w:val="Hipervnculo"/>
@@ -3433,7 +3433,7 @@
                 <w:noProof/>
                 <w:webHidden/>
               </w:rPr>
-              <w:instrText xml:space="preserve"> PAGEREF _Toc238817413 \h </w:instrText>
+              <w:instrText xml:space="preserve"> PAGEREF _Toc238831922 \h </w:instrText>
             </w:r>
             <w:r>
               <w:rPr>
@@ -3477,7 +3477,7 @@
               <w14:ligatures w14:val="standardContextual"/>
             </w:rPr>
           </w:pPr>
-          <w:hyperlink w:anchor="_Toc238817414" w:history="1">
+          <w:hyperlink w:anchor="_Toc238831923" w:history="1">
             <w:r>
               <w:rPr>
                 <w:rStyle w:val="Hipervnculo"/>
@@ -3504,7 +3504,7 @@
                 <w:noProof/>
                 <w:webHidden/>
               </w:rPr>
-              <w:instrText xml:space="preserve"> PAGEREF _Toc238817414 \h </w:instrText>
+              <w:instrText xml:space="preserve"> PAGEREF _Toc238831923 \h </w:instrText>
             </w:r>
             <w:r>
               <w:rPr>
@@ -3548,7 +3548,7 @@
               <w14:ligatures w14:val="standardContextual"/>
             </w:rPr>
           </w:pPr>
-          <w:hyperlink w:anchor="_Toc238817415" w:history="1">
+          <w:hyperlink w:anchor="_Toc238831924" w:history="1">
             <w:r>
               <w:rPr>
                 <w:rStyle w:val="Hipervnculo"/>
@@ -3575,7 +3575,7 @@
                 <w:noProof/>
                 <w:webHidden/>
               </w:rPr>
-              <w:instrText xml:space="preserve"> PAGEREF _Toc238817415 \h </w:instrText>
+              <w:instrText xml:space="preserve"> PAGEREF _Toc238831924 \h </w:instrText>
             </w:r>
             <w:r>
               <w:rPr>
@@ -3619,7 +3619,7 @@
               <w14:ligatures w14:val="standardContextual"/>
             </w:rPr>
           </w:pPr>
-          <w:hyperlink w:anchor="_Toc238817416" w:history="1">
+          <w:hyperlink w:anchor="_Toc238831925" w:history="1">
             <w:r>
               <w:rPr>
                 <w:rStyle w:val="Hipervnculo"/>
@@ -3646,7 +3646,7 @@
                 <w:noProof/>
                 <w:webHidden/>
               </w:rPr>
-              <w:instrText xml:space="preserve"> PAGEREF _Toc238817416 \h </w:instrText>
+              <w:instrText xml:space="preserve"> PAGEREF _Toc238831925 \h </w:instrText>
             </w:r>
             <w:r>
               <w:rPr>
@@ -3690,7 +3690,7 @@
               <w14:ligatures w14:val="standardContextual"/>
             </w:rPr>
           </w:pPr>
-          <w:hyperlink w:anchor="_Toc238817417" w:history="1">
+          <w:hyperlink w:anchor="_Toc238831926" w:history="1">
             <w:r>
               <w:rPr>
                 <w:rStyle w:val="Hipervnculo"/>
@@ -3717,7 +3717,7 @@
                 <w:noProof/>
                 <w:webHidden/>
               </w:rPr>
-              <w:instrText xml:space="preserve"> PAGEREF _Toc238817417 \h </w:instrText>
+              <w:instrText xml:space="preserve"> PAGEREF _Toc238831926 \h </w:instrText>
             </w:r>
             <w:r>
               <w:rPr>
@@ -3761,7 +3761,7 @@
               <w14:ligatures w14:val="standardContextual"/>
             </w:rPr>
           </w:pPr>
-          <w:hyperlink w:anchor="_Toc238817418" w:history="1">
+          <w:hyperlink w:anchor="_Toc238831927" w:history="1">
             <w:r>
               <w:rPr>
                 <w:rStyle w:val="Hipervnculo"/>
@@ -3788,7 +3788,7 @@
                 <w:noProof/>
                 <w:webHidden/>
               </w:rPr>
-              <w:instrText xml:space="preserve"> PAGEREF _Toc238817418 \h </w:instrText>
+              <w:instrText xml:space="preserve"> PAGEREF _Toc238831927 \h </w:instrText>
             </w:r>
             <w:r>
               <w:rPr>
@@ -3832,7 +3832,7 @@
               <w14:ligatures w14:val="standardContextual"/>
             </w:rPr>
           </w:pPr>
-          <w:hyperlink w:anchor="_Toc238817419" w:history="1">
+          <w:hyperlink w:anchor="_Toc238831928" w:history="1">
             <w:r>
               <w:rPr>
                 <w:rStyle w:val="Hipervnculo"/>
@@ -3859,7 +3859,7 @@
                 <w:noProof/>
                 <w:webHidden/>
               </w:rPr>
-              <w:instrText xml:space="preserve"> PAGEREF _Toc238817419 \h </w:instrText>
+              <w:instrText xml:space="preserve"> PAGEREF _Toc238831928 \h </w:instrText>
             </w:r>
             <w:r>
               <w:rPr>
@@ -3903,7 +3903,7 @@
               <w14:ligatures w14:val="standardContextual"/>
             </w:rPr>
           </w:pPr>
-          <w:hyperlink w:anchor="_Toc238817420" w:history="1">
+          <w:hyperlink w:anchor="_Toc238831929" w:history="1">
             <w:r>
               <w:rPr>
                 <w:rStyle w:val="Hipervnculo"/>
@@ -3930,7 +3930,7 @@
                 <w:noProof/>
                 <w:webHidden/>
               </w:rPr>
-              <w:instrText xml:space="preserve"> PAGEREF _Toc238817420 \h </w:instrText>
+              <w:instrText xml:space="preserve"> PAGEREF _Toc238831929 \h </w:instrText>
             </w:r>
             <w:r>
               <w:rPr>
@@ -3974,7 +3974,7 @@
               <w14:ligatures w14:val="standardContextual"/>
             </w:rPr>
           </w:pPr>
-          <w:hyperlink w:anchor="_Toc238817421" w:history="1">
+          <w:hyperlink w:anchor="_Toc238831930" w:history="1">
             <w:r>
               <w:rPr>
                 <w:rStyle w:val="Hipervnculo"/>
@@ -4001,7 +4001,7 @@
                 <w:noProof/>
                 <w:webHidden/>
               </w:rPr>
-              <w:instrText xml:space="preserve"> PAGEREF _Toc238817421 \h </w:instrText>
+              <w:instrText xml:space="preserve"> PAGEREF _Toc238831930 \h </w:instrText>
             </w:r>
             <w:r>
               <w:rPr>
@@ -4045,7 +4045,7 @@
               <w14:ligatures w14:val="standardContextual"/>
             </w:rPr>
           </w:pPr>
-          <w:hyperlink w:anchor="_Toc238817422" w:history="1">
+          <w:hyperlink w:anchor="_Toc238831931" w:history="1">
             <w:r>
               <w:rPr>
                 <w:rStyle w:val="Hipervnculo"/>
@@ -4072,7 +4072,7 @@
                 <w:noProof/>
                 <w:webHidden/>
               </w:rPr>
-              <w:instrText xml:space="preserve"> PAGEREF _Toc238817422 \h </w:instrText>
+              <w:instrText xml:space="preserve"> PAGEREF _Toc238831931 \h </w:instrText>
             </w:r>
             <w:r>
               <w:rPr>
@@ -4092,7 +4092,7 @@
                 <w:noProof/>
                 <w:webHidden/>
               </w:rPr>
-              <w:t>35</w:t>
+              <w:t>36</w:t>
             </w:r>
             <w:r>
               <w:rPr>
@@ -4116,7 +4116,7 @@
               <w14:ligatures w14:val="standardContextual"/>
             </w:rPr>
           </w:pPr>
-          <w:hyperlink w:anchor="_Toc238817423" w:history="1">
+          <w:hyperlink w:anchor="_Toc238831932" w:history="1">
             <w:r>
               <w:rPr>
                 <w:rStyle w:val="Hipervnculo"/>
@@ -4143,7 +4143,7 @@
                 <w:noProof/>
                 <w:webHidden/>
               </w:rPr>
-              <w:instrText xml:space="preserve"> PAGEREF _Toc238817423 \h </w:instrText>
+              <w:instrText xml:space="preserve"> PAGEREF _Toc238831932 \h </w:instrText>
             </w:r>
             <w:r>
               <w:rPr>
@@ -4163,7 +4163,7 @@
                 <w:noProof/>
                 <w:webHidden/>
               </w:rPr>
-              <w:t>37</w:t>
+              <w:t>38</w:t>
             </w:r>
             <w:r>
               <w:rPr>
@@ -4187,7 +4187,7 @@
               <w14:ligatures w14:val="standardContextual"/>
             </w:rPr>
           </w:pPr>
-          <w:hyperlink w:anchor="_Toc238817424" w:history="1">
+          <w:hyperlink w:anchor="_Toc238831933" w:history="1">
             <w:r>
               <w:rPr>
                 <w:rStyle w:val="Hipervnculo"/>
@@ -4214,7 +4214,7 @@
                 <w:noProof/>
                 <w:webHidden/>
               </w:rPr>
-              <w:instrText xml:space="preserve"> PAGEREF _Toc238817424 \h </w:instrText>
+              <w:instrText xml:space="preserve"> PAGEREF _Toc238831933 \h </w:instrText>
             </w:r>
             <w:r>
               <w:rPr>
@@ -4258,7 +4258,7 @@
               <w14:ligatures w14:val="standardContextual"/>
             </w:rPr>
           </w:pPr>
-          <w:hyperlink w:anchor="_Toc238817425" w:history="1">
+          <w:hyperlink w:anchor="_Toc238831934" w:history="1">
             <w:r>
               <w:rPr>
                 <w:rStyle w:val="Hipervnculo"/>
@@ -4285,7 +4285,7 @@
                 <w:noProof/>
                 <w:webHidden/>
               </w:rPr>
-              <w:instrText xml:space="preserve"> PAGEREF _Toc238817425 \h </w:instrText>
+              <w:instrText xml:space="preserve"> PAGEREF _Toc238831934 \h </w:instrText>
             </w:r>
             <w:r>
               <w:rPr>
@@ -4329,7 +4329,7 @@
               <w14:ligatures w14:val="standardContextual"/>
             </w:rPr>
           </w:pPr>
-          <w:hyperlink w:anchor="_Toc238817426" w:history="1">
+          <w:hyperlink w:anchor="_Toc238831935" w:history="1">
             <w:r>
               <w:rPr>
                 <w:rStyle w:val="Hipervnculo"/>
@@ -4356,7 +4356,7 @@
                 <w:noProof/>
                 <w:webHidden/>
               </w:rPr>
-              <w:instrText xml:space="preserve"> PAGEREF _Toc238817426 \h </w:instrText>
+              <w:instrText xml:space="preserve"> PAGEREF _Toc238831935 \h </w:instrText>
             </w:r>
             <w:r>
               <w:rPr>
@@ -4400,7 +4400,7 @@
               <w14:ligatures w14:val="standardContextual"/>
             </w:rPr>
           </w:pPr>
-          <w:hyperlink w:anchor="_Toc238817427" w:history="1">
+          <w:hyperlink w:anchor="_Toc238831936" w:history="1">
             <w:r>
               <w:rPr>
                 <w:rStyle w:val="Hipervnculo"/>
@@ -4427,7 +4427,7 @@
                 <w:noProof/>
                 <w:webHidden/>
               </w:rPr>
-              <w:instrText xml:space="preserve"> PAGEREF _Toc238817427 \h </w:instrText>
+              <w:instrText xml:space="preserve"> PAGEREF _Toc238831936 \h </w:instrText>
             </w:r>
             <w:r>
               <w:rPr>
@@ -4471,7 +4471,7 @@
               <w14:ligatures w14:val="standardContextual"/>
             </w:rPr>
           </w:pPr>
-          <w:hyperlink w:anchor="_Toc238817428" w:history="1">
+          <w:hyperlink w:anchor="_Toc238831937" w:history="1">
             <w:r>
               <w:rPr>
                 <w:rStyle w:val="Hipervnculo"/>
@@ -4498,7 +4498,7 @@
                 <w:noProof/>
                 <w:webHidden/>
               </w:rPr>
-              <w:instrText xml:space="preserve"> PAGEREF _Toc238817428 \h </w:instrText>
+              <w:instrText xml:space="preserve"> PAGEREF _Toc238831937 \h </w:instrText>
             </w:r>
             <w:r>
               <w:rPr>
@@ -4518,7 +4518,7 @@
                 <w:noProof/>
                 <w:webHidden/>
               </w:rPr>
-              <w:t>39</w:t>
+              <w:t>40</w:t>
             </w:r>
             <w:r>
               <w:rPr>
@@ -4542,7 +4542,7 @@
               <w14:ligatures w14:val="standardContextual"/>
             </w:rPr>
           </w:pPr>
-          <w:hyperlink w:anchor="_Toc238817429" w:history="1">
+          <w:hyperlink w:anchor="_Toc238831938" w:history="1">
             <w:r>
               <w:rPr>
                 <w:rStyle w:val="Hipervnculo"/>
@@ -4569,7 +4569,7 @@
                 <w:noProof/>
                 <w:webHidden/>
               </w:rPr>
-              <w:instrText xml:space="preserve"> PAGEREF _Toc238817429 \h </w:instrText>
+              <w:instrText xml:space="preserve"> PAGEREF _Toc238831938 \h </w:instrText>
             </w:r>
             <w:r>
               <w:rPr>
@@ -4589,7 +4589,7 @@
                 <w:noProof/>
                 <w:webHidden/>
               </w:rPr>
-              <w:t>39</w:t>
+              <w:t>40</w:t>
             </w:r>
             <w:r>
               <w:rPr>
@@ -4613,7 +4613,7 @@
               <w14:ligatures w14:val="standardContextual"/>
             </w:rPr>
           </w:pPr>
-          <w:hyperlink w:anchor="_Toc238817430" w:history="1">
+          <w:hyperlink w:anchor="_Toc238831939" w:history="1">
             <w:r>
               <w:rPr>
                 <w:rStyle w:val="Hipervnculo"/>
@@ -4640,7 +4640,7 @@
                 <w:noProof/>
                 <w:webHidden/>
               </w:rPr>
-              <w:instrText xml:space="preserve"> PAGEREF _Toc238817430 \h </w:instrText>
+              <w:instrText xml:space="preserve"> PAGEREF _Toc238831939 \h </w:instrText>
             </w:r>
             <w:r>
               <w:rPr>
@@ -4660,7 +4660,7 @@
                 <w:noProof/>
                 <w:webHidden/>
               </w:rPr>
-              <w:t>39</w:t>
+              <w:t>40</w:t>
             </w:r>
             <w:r>
               <w:rPr>
@@ -4684,7 +4684,7 @@
               <w14:ligatures w14:val="standardContextual"/>
             </w:rPr>
           </w:pPr>
-          <w:hyperlink w:anchor="_Toc238817431" w:history="1">
+          <w:hyperlink w:anchor="_Toc238831940" w:history="1">
             <w:r>
               <w:rPr>
                 <w:rStyle w:val="Hipervnculo"/>
@@ -4711,7 +4711,7 @@
                 <w:noProof/>
                 <w:webHidden/>
               </w:rPr>
-              <w:instrText xml:space="preserve"> PAGEREF _Toc238817431 \h </w:instrText>
+              <w:instrText xml:space="preserve"> PAGEREF _Toc238831940 \h </w:instrText>
             </w:r>
             <w:r>
               <w:rPr>
@@ -4731,7 +4731,7 @@
                 <w:noProof/>
                 <w:webHidden/>
               </w:rPr>
-              <w:t>40</w:t>
+              <w:t>41</w:t>
             </w:r>
             <w:r>
               <w:rPr>
@@ -4755,7 +4755,7 @@
               <w14:ligatures w14:val="standardContextual"/>
             </w:rPr>
           </w:pPr>
-          <w:hyperlink w:anchor="_Toc238817432" w:history="1">
+          <w:hyperlink w:anchor="_Toc238831941" w:history="1">
             <w:r>
               <w:rPr>
                 <w:rStyle w:val="Hipervnculo"/>
@@ -4782,7 +4782,7 @@
                 <w:noProof/>
                 <w:webHidden/>
               </w:rPr>
-              <w:instrText xml:space="preserve"> PAGEREF _Toc238817432 \h </w:instrText>
+              <w:instrText xml:space="preserve"> PAGEREF _Toc238831941 \h </w:instrText>
             </w:r>
             <w:r>
               <w:rPr>
@@ -4802,7 +4802,7 @@
                 <w:noProof/>
                 <w:webHidden/>
               </w:rPr>
-              <w:t>40</w:t>
+              <w:t>41</w:t>
             </w:r>
             <w:r>
               <w:rPr>
@@ -4826,7 +4826,7 @@
               <w14:ligatures w14:val="standardContextual"/>
             </w:rPr>
           </w:pPr>
-          <w:hyperlink w:anchor="_Toc238817433" w:history="1">
+          <w:hyperlink w:anchor="_Toc238831942" w:history="1">
             <w:r>
               <w:rPr>
                 <w:rStyle w:val="Hipervnculo"/>
@@ -4853,7 +4853,7 @@
                 <w:noProof/>
                 <w:webHidden/>
               </w:rPr>
-              <w:instrText xml:space="preserve"> PAGEREF _Toc238817433 \h </w:instrText>
+              <w:instrText xml:space="preserve"> PAGEREF _Toc238831942 \h </w:instrText>
             </w:r>
             <w:r>
               <w:rPr>
@@ -4873,7 +4873,7 @@
                 <w:noProof/>
                 <w:webHidden/>
               </w:rPr>
-              <w:t>42</w:t>
+              <w:t>43</w:t>
             </w:r>
             <w:r>
               <w:rPr>
@@ -4897,7 +4897,7 @@
               <w14:ligatures w14:val="standardContextual"/>
             </w:rPr>
           </w:pPr>
-          <w:hyperlink w:anchor="_Toc238817434" w:history="1">
+          <w:hyperlink w:anchor="_Toc238831943" w:history="1">
             <w:r>
               <w:rPr>
                 <w:rStyle w:val="Hipervnculo"/>
@@ -4924,7 +4924,7 @@
                 <w:noProof/>
                 <w:webHidden/>
               </w:rPr>
-              <w:instrText xml:space="preserve"> PAGEREF _Toc238817434 \h </w:instrText>
+              <w:instrText xml:space="preserve"> PAGEREF _Toc238831943 \h </w:instrText>
             </w:r>
             <w:r>
               <w:rPr>
@@ -4944,7 +4944,7 @@
                 <w:noProof/>
                 <w:webHidden/>
               </w:rPr>
-              <w:t>42</w:t>
+              <w:t>43</w:t>
             </w:r>
             <w:r>
               <w:rPr>
@@ -4968,7 +4968,7 @@
               <w14:ligatures w14:val="standardContextual"/>
             </w:rPr>
           </w:pPr>
-          <w:hyperlink w:anchor="_Toc238817435" w:history="1">
+          <w:hyperlink w:anchor="_Toc238831944" w:history="1">
             <w:r>
               <w:rPr>
                 <w:rStyle w:val="Hipervnculo"/>
@@ -4995,7 +4995,7 @@
                 <w:noProof/>
                 <w:webHidden/>
               </w:rPr>
-              <w:instrText xml:space="preserve"> PAGEREF _Toc238817435 \h </w:instrText>
+              <w:instrText xml:space="preserve"> PAGEREF _Toc238831944 \h </w:instrText>
             </w:r>
             <w:r>
               <w:rPr>
@@ -5015,7 +5015,7 @@
                 <w:noProof/>
                 <w:webHidden/>
               </w:rPr>
-              <w:t>43</w:t>
+              <w:t>44</w:t>
             </w:r>
             <w:r>
               <w:rPr>
@@ -5039,7 +5039,7 @@
               <w14:ligatures w14:val="standardContextual"/>
             </w:rPr>
           </w:pPr>
-          <w:hyperlink w:anchor="_Toc238817436" w:history="1">
+          <w:hyperlink w:anchor="_Toc238831945" w:history="1">
             <w:r>
               <w:rPr>
                 <w:rStyle w:val="Hipervnculo"/>
@@ -5066,7 +5066,7 @@
                 <w:noProof/>
                 <w:webHidden/>
               </w:rPr>
-              <w:instrText xml:space="preserve"> PAGEREF _Toc238817436 \h </w:instrText>
+              <w:instrText xml:space="preserve"> PAGEREF _Toc238831945 \h </w:instrText>
             </w:r>
             <w:r>
               <w:rPr>
@@ -5086,7 +5086,7 @@
                 <w:noProof/>
                 <w:webHidden/>
               </w:rPr>
-              <w:t>44</w:t>
+              <w:t>45</w:t>
             </w:r>
             <w:r>
               <w:rPr>
@@ -5110,7 +5110,7 @@
               <w14:ligatures w14:val="standardContextual"/>
             </w:rPr>
           </w:pPr>
-          <w:hyperlink w:anchor="_Toc238817437" w:history="1">
+          <w:hyperlink w:anchor="_Toc238831946" w:history="1">
             <w:r>
               <w:rPr>
                 <w:rStyle w:val="Hipervnculo"/>
@@ -5137,7 +5137,7 @@
                 <w:noProof/>
                 <w:webHidden/>
               </w:rPr>
-              <w:instrText xml:space="preserve"> PAGEREF _Toc238817437 \h </w:instrText>
+              <w:instrText xml:space="preserve"> PAGEREF _Toc238831946 \h </w:instrText>
             </w:r>
             <w:r>
               <w:rPr>
@@ -5157,7 +5157,7 @@
                 <w:noProof/>
                 <w:webHidden/>
               </w:rPr>
-              <w:t>44</w:t>
+              <w:t>45</w:t>
             </w:r>
             <w:r>
               <w:rPr>
@@ -5181,7 +5181,7 @@
               <w14:ligatures w14:val="standardContextual"/>
             </w:rPr>
           </w:pPr>
-          <w:hyperlink w:anchor="_Toc238817438" w:history="1">
+          <w:hyperlink w:anchor="_Toc238831947" w:history="1">
             <w:r>
               <w:rPr>
                 <w:rStyle w:val="Hipervnculo"/>
@@ -5208,7 +5208,7 @@
                 <w:noProof/>
                 <w:webHidden/>
               </w:rPr>
-              <w:instrText xml:space="preserve"> PAGEREF _Toc238817438 \h </w:instrText>
+              <w:instrText xml:space="preserve"> PAGEREF _Toc238831947 \h </w:instrText>
             </w:r>
             <w:r>
               <w:rPr>
@@ -5228,7 +5228,7 @@
                 <w:noProof/>
                 <w:webHidden/>
               </w:rPr>
-              <w:t>46</w:t>
+              <w:t>47</w:t>
             </w:r>
             <w:r>
               <w:rPr>
@@ -5252,7 +5252,7 @@
               <w14:ligatures w14:val="standardContextual"/>
             </w:rPr>
           </w:pPr>
-          <w:hyperlink w:anchor="_Toc238817439" w:history="1">
+          <w:hyperlink w:anchor="_Toc238831948" w:history="1">
             <w:r>
               <w:rPr>
                 <w:rStyle w:val="Hipervnculo"/>
@@ -5279,7 +5279,7 @@
                 <w:noProof/>
                 <w:webHidden/>
               </w:rPr>
-              <w:instrText xml:space="preserve"> PAGEREF _Toc238817439 \h </w:instrText>
+              <w:instrText xml:space="preserve"> PAGEREF _Toc238831948 \h </w:instrText>
             </w:r>
             <w:r>
               <w:rPr>
@@ -5299,7 +5299,7 @@
                 <w:noProof/>
                 <w:webHidden/>
               </w:rPr>
-              <w:t>47</w:t>
+              <w:t>48</w:t>
             </w:r>
             <w:r>
               <w:rPr>
@@ -5323,7 +5323,7 @@
               <w14:ligatures w14:val="standardContextual"/>
             </w:rPr>
           </w:pPr>
-          <w:hyperlink w:anchor="_Toc238817440" w:history="1">
+          <w:hyperlink w:anchor="_Toc238831949" w:history="1">
             <w:r>
               <w:rPr>
                 <w:rStyle w:val="Hipervnculo"/>
@@ -5350,7 +5350,7 @@
                 <w:noProof/>
                 <w:webHidden/>
               </w:rPr>
-              <w:instrText xml:space="preserve"> PAGEREF _Toc238817440 \h </w:instrText>
+              <w:instrText xml:space="preserve"> PAGEREF _Toc238831949 \h </w:instrText>
             </w:r>
             <w:r>
               <w:rPr>
@@ -5370,7 +5370,7 @@
                 <w:noProof/>
                 <w:webHidden/>
               </w:rPr>
-              <w:t>48</w:t>
+              <w:t>49</w:t>
             </w:r>
             <w:r>
               <w:rPr>
@@ -5394,7 +5394,7 @@
               <w14:ligatures w14:val="standardContextual"/>
             </w:rPr>
           </w:pPr>
-          <w:hyperlink w:anchor="_Toc238817441" w:history="1">
+          <w:hyperlink w:anchor="_Toc238831950" w:history="1">
             <w:r>
               <w:rPr>
                 <w:rStyle w:val="Hipervnculo"/>
@@ -5421,7 +5421,7 @@
                 <w:noProof/>
                 <w:webHidden/>
               </w:rPr>
-              <w:instrText xml:space="preserve"> PAGEREF _Toc238817441 \h </w:instrText>
+              <w:instrText xml:space="preserve"> PAGEREF _Toc238831950 \h </w:instrText>
             </w:r>
             <w:r>
               <w:rPr>
@@ -5441,7 +5441,7 @@
                 <w:noProof/>
                 <w:webHidden/>
               </w:rPr>
-              <w:t>48</w:t>
+              <w:t>49</w:t>
             </w:r>
             <w:r>
               <w:rPr>
@@ -5465,7 +5465,7 @@
               <w14:ligatures w14:val="standardContextual"/>
             </w:rPr>
           </w:pPr>
-          <w:hyperlink w:anchor="_Toc238817442" w:history="1">
+          <w:hyperlink w:anchor="_Toc238831951" w:history="1">
             <w:r>
               <w:rPr>
                 <w:rStyle w:val="Hipervnculo"/>
@@ -5492,7 +5492,7 @@
                 <w:noProof/>
                 <w:webHidden/>
               </w:rPr>
-              <w:instrText xml:space="preserve"> PAGEREF _Toc238817442 \h </w:instrText>
+              <w:instrText xml:space="preserve"> PAGEREF _Toc238831951 \h </w:instrText>
             </w:r>
             <w:r>
               <w:rPr>
@@ -5512,7 +5512,7 @@
                 <w:noProof/>
                 <w:webHidden/>
               </w:rPr>
-              <w:t>49</w:t>
+              <w:t>50</w:t>
             </w:r>
             <w:r>
               <w:rPr>
@@ -5536,7 +5536,7 @@
               <w14:ligatures w14:val="standardContextual"/>
             </w:rPr>
           </w:pPr>
-          <w:hyperlink w:anchor="_Toc238817443" w:history="1">
+          <w:hyperlink w:anchor="_Toc238831952" w:history="1">
             <w:r>
               <w:rPr>
                 <w:rStyle w:val="Hipervnculo"/>
@@ -5563,7 +5563,7 @@
                 <w:noProof/>
                 <w:webHidden/>
               </w:rPr>
-              <w:instrText xml:space="preserve"> PAGEREF _Toc238817443 \h </w:instrText>
+              <w:instrText xml:space="preserve"> PAGEREF _Toc238831952 \h </w:instrText>
             </w:r>
             <w:r>
               <w:rPr>
@@ -5583,7 +5583,7 @@
                 <w:noProof/>
                 <w:webHidden/>
               </w:rPr>
-              <w:t>50</w:t>
+              <w:t>51</w:t>
             </w:r>
             <w:r>
               <w:rPr>
@@ -5607,7 +5607,7 @@
               <w14:ligatures w14:val="standardContextual"/>
             </w:rPr>
           </w:pPr>
-          <w:hyperlink w:anchor="_Toc238817444" w:history="1">
+          <w:hyperlink w:anchor="_Toc238831953" w:history="1">
             <w:r>
               <w:rPr>
                 <w:rStyle w:val="Hipervnculo"/>
@@ -5634,7 +5634,7 @@
                 <w:noProof/>
                 <w:webHidden/>
               </w:rPr>
-              <w:instrText xml:space="preserve"> PAGEREF _Toc238817444 \h </w:instrText>
+              <w:instrText xml:space="preserve"> PAGEREF _Toc238831953 \h </w:instrText>
             </w:r>
             <w:r>
               <w:rPr>
@@ -5654,7 +5654,7 @@
                 <w:noProof/>
                 <w:webHidden/>
               </w:rPr>
-              <w:t>52</w:t>
+              <w:t>53</w:t>
             </w:r>
             <w:r>
               <w:rPr>
@@ -5678,7 +5678,7 @@
               <w14:ligatures w14:val="standardContextual"/>
             </w:rPr>
           </w:pPr>
-          <w:hyperlink w:anchor="_Toc238817445" w:history="1">
+          <w:hyperlink w:anchor="_Toc238831954" w:history="1">
             <w:r>
               <w:rPr>
                 <w:rStyle w:val="Hipervnculo"/>
@@ -5705,7 +5705,7 @@
                 <w:noProof/>
                 <w:webHidden/>
               </w:rPr>
-              <w:instrText xml:space="preserve"> PAGEREF _Toc238817445 \h </w:instrText>
+              <w:instrText xml:space="preserve"> PAGEREF _Toc238831954 \h </w:instrText>
             </w:r>
             <w:r>
               <w:rPr>
@@ -5725,7 +5725,7 @@
                 <w:noProof/>
                 <w:webHidden/>
               </w:rPr>
-              <w:t>52</w:t>
+              <w:t>53</w:t>
             </w:r>
             <w:r>
               <w:rPr>
@@ -5749,7 +5749,7 @@
               <w14:ligatures w14:val="standardContextual"/>
             </w:rPr>
           </w:pPr>
-          <w:hyperlink w:anchor="_Toc238817446" w:history="1">
+          <w:hyperlink w:anchor="_Toc238831955" w:history="1">
             <w:r>
               <w:rPr>
                 <w:rStyle w:val="Hipervnculo"/>
@@ -5776,7 +5776,7 @@
                 <w:noProof/>
                 <w:webHidden/>
               </w:rPr>
-              <w:instrText xml:space="preserve"> PAGEREF _Toc238817446 \h </w:instrText>
+              <w:instrText xml:space="preserve"> PAGEREF _Toc238831955 \h </w:instrText>
             </w:r>
             <w:r>
               <w:rPr>
@@ -5796,7 +5796,7 @@
                 <w:noProof/>
                 <w:webHidden/>
               </w:rPr>
-              <w:t>52</w:t>
+              <w:t>53</w:t>
             </w:r>
             <w:r>
               <w:rPr>
@@ -5820,7 +5820,7 @@
               <w14:ligatures w14:val="standardContextual"/>
             </w:rPr>
           </w:pPr>
-          <w:hyperlink w:anchor="_Toc238817447" w:history="1">
+          <w:hyperlink w:anchor="_Toc238831956" w:history="1">
             <w:r>
               <w:rPr>
                 <w:rStyle w:val="Hipervnculo"/>
@@ -5847,7 +5847,7 @@
                 <w:noProof/>
                 <w:webHidden/>
               </w:rPr>
-              <w:instrText xml:space="preserve"> PAGEREF _Toc238817447 \h </w:instrText>
+              <w:instrText xml:space="preserve"> PAGEREF _Toc238831956 \h </w:instrText>
             </w:r>
             <w:r>
               <w:rPr>
@@ -5867,7 +5867,7 @@
                 <w:noProof/>
                 <w:webHidden/>
               </w:rPr>
-              <w:t>53</w:t>
+              <w:t>54</w:t>
             </w:r>
             <w:r>
               <w:rPr>
@@ -5891,7 +5891,7 @@
               <w14:ligatures w14:val="standardContextual"/>
             </w:rPr>
           </w:pPr>
-          <w:hyperlink w:anchor="_Toc238817448" w:history="1">
+          <w:hyperlink w:anchor="_Toc238831957" w:history="1">
             <w:r>
               <w:rPr>
                 <w:rStyle w:val="Hipervnculo"/>
@@ -5918,7 +5918,7 @@
                 <w:noProof/>
                 <w:webHidden/>
               </w:rPr>
-              <w:instrText xml:space="preserve"> PAGEREF _Toc238817448 \h </w:instrText>
+              <w:instrText xml:space="preserve"> PAGEREF _Toc238831957 \h </w:instrText>
             </w:r>
             <w:r>
               <w:rPr>
@@ -5938,7 +5938,7 @@
                 <w:noProof/>
                 <w:webHidden/>
               </w:rPr>
-              <w:t>54</w:t>
+              <w:t>55</w:t>
             </w:r>
             <w:r>
               <w:rPr>
@@ -5962,7 +5962,7 @@
               <w14:ligatures w14:val="standardContextual"/>
             </w:rPr>
           </w:pPr>
-          <w:hyperlink w:anchor="_Toc238817449" w:history="1">
+          <w:hyperlink w:anchor="_Toc238831958" w:history="1">
             <w:r>
               <w:rPr>
                 <w:rStyle w:val="Hipervnculo"/>
@@ -5989,7 +5989,7 @@
                 <w:noProof/>
                 <w:webHidden/>
               </w:rPr>
-              <w:instrText xml:space="preserve"> PAGEREF _Toc238817449 \h </w:instrText>
+              <w:instrText xml:space="preserve"> PAGEREF _Toc238831958 \h </w:instrText>
             </w:r>
             <w:r>
               <w:rPr>
@@ -6009,7 +6009,7 @@
                 <w:noProof/>
                 <w:webHidden/>
               </w:rPr>
-              <w:t>55</w:t>
+              <w:t>56</w:t>
             </w:r>
             <w:r>
               <w:rPr>
@@ -6033,7 +6033,7 @@
               <w14:ligatures w14:val="standardContextual"/>
             </w:rPr>
           </w:pPr>
-          <w:hyperlink w:anchor="_Toc238817450" w:history="1">
+          <w:hyperlink w:anchor="_Toc238831959" w:history="1">
             <w:r>
               <w:rPr>
                 <w:rStyle w:val="Hipervnculo"/>
@@ -6060,7 +6060,7 @@
                 <w:noProof/>
                 <w:webHidden/>
               </w:rPr>
-              <w:instrText xml:space="preserve"> PAGEREF _Toc238817450 \h </w:instrText>
+              <w:instrText xml:space="preserve"> PAGEREF _Toc238831959 \h </w:instrText>
             </w:r>
             <w:r>
               <w:rPr>
@@ -6080,7 +6080,7 @@
                 <w:noProof/>
                 <w:webHidden/>
               </w:rPr>
-              <w:t>56</w:t>
+              <w:t>57</w:t>
             </w:r>
             <w:r>
               <w:rPr>
@@ -6104,7 +6104,7 @@
               <w14:ligatures w14:val="standardContextual"/>
             </w:rPr>
           </w:pPr>
-          <w:hyperlink w:anchor="_Toc238817451" w:history="1">
+          <w:hyperlink w:anchor="_Toc238831960" w:history="1">
             <w:r>
               <w:rPr>
                 <w:rStyle w:val="Hipervnculo"/>
@@ -6131,7 +6131,7 @@
                 <w:noProof/>
                 <w:webHidden/>
               </w:rPr>
-              <w:instrText xml:space="preserve"> PAGEREF _Toc238817451 \h </w:instrText>
+              <w:instrText xml:space="preserve"> PAGEREF _Toc238831960 \h </w:instrText>
             </w:r>
             <w:r>
               <w:rPr>
@@ -6151,7 +6151,7 @@
                 <w:noProof/>
                 <w:webHidden/>
               </w:rPr>
-              <w:t>58</w:t>
+              <w:t>59</w:t>
             </w:r>
             <w:r>
               <w:rPr>
@@ -6175,7 +6175,7 @@
               <w14:ligatures w14:val="standardContextual"/>
             </w:rPr>
           </w:pPr>
-          <w:hyperlink w:anchor="_Toc238817452" w:history="1">
+          <w:hyperlink w:anchor="_Toc238831961" w:history="1">
             <w:r>
               <w:rPr>
                 <w:rStyle w:val="Hipervnculo"/>
@@ -6202,7 +6202,7 @@
                 <w:noProof/>
                 <w:webHidden/>
               </w:rPr>
-              <w:instrText xml:space="preserve"> PAGEREF _Toc238817452 \h </w:instrText>
+              <w:instrText xml:space="preserve"> PAGEREF _Toc238831961 \h </w:instrText>
             </w:r>
             <w:r>
               <w:rPr>
@@ -6222,7 +6222,7 @@
                 <w:noProof/>
                 <w:webHidden/>
               </w:rPr>
-              <w:t>58</w:t>
+              <w:t>59</w:t>
             </w:r>
             <w:r>
               <w:rPr>
@@ -6246,7 +6246,7 @@
               <w14:ligatures w14:val="standardContextual"/>
             </w:rPr>
           </w:pPr>
-          <w:hyperlink w:anchor="_Toc238817453" w:history="1">
+          <w:hyperlink w:anchor="_Toc238831962" w:history="1">
             <w:r>
               <w:rPr>
                 <w:rStyle w:val="Hipervnculo"/>
@@ -6273,7 +6273,7 @@
                 <w:noProof/>
                 <w:webHidden/>
               </w:rPr>
-              <w:instrText xml:space="preserve"> PAGEREF _Toc238817453 \h </w:instrText>
+              <w:instrText xml:space="preserve"> PAGEREF _Toc238831962 \h </w:instrText>
             </w:r>
             <w:r>
               <w:rPr>
@@ -6293,7 +6293,7 @@
                 <w:noProof/>
                 <w:webHidden/>
               </w:rPr>
-              <w:t>58</w:t>
+              <w:t>59</w:t>
             </w:r>
             <w:r>
               <w:rPr>
@@ -6317,7 +6317,7 @@
               <w14:ligatures w14:val="standardContextual"/>
             </w:rPr>
           </w:pPr>
-          <w:hyperlink w:anchor="_Toc238817454" w:history="1">
+          <w:hyperlink w:anchor="_Toc238831963" w:history="1">
             <w:r>
               <w:rPr>
                 <w:rStyle w:val="Hipervnculo"/>
@@ -6344,7 +6344,7 @@
                 <w:noProof/>
                 <w:webHidden/>
               </w:rPr>
-              <w:instrText xml:space="preserve"> PAGEREF _Toc238817454 \h </w:instrText>
+              <w:instrText xml:space="preserve"> PAGEREF _Toc238831963 \h </w:instrText>
             </w:r>
             <w:r>
               <w:rPr>
@@ -6364,7 +6364,7 @@
                 <w:noProof/>
                 <w:webHidden/>
               </w:rPr>
-              <w:t>58</w:t>
+              <w:t>59</w:t>
             </w:r>
             <w:r>
               <w:rPr>
@@ -6388,7 +6388,7 @@
               <w14:ligatures w14:val="standardContextual"/>
             </w:rPr>
           </w:pPr>
-          <w:hyperlink w:anchor="_Toc238817455" w:history="1">
+          <w:hyperlink w:anchor="_Toc238831964" w:history="1">
             <w:r>
               <w:rPr>
                 <w:rStyle w:val="Hipervnculo"/>
@@ -6415,7 +6415,7 @@
                 <w:noProof/>
                 <w:webHidden/>
               </w:rPr>
-              <w:instrText xml:space="preserve"> PAGEREF _Toc238817455 \h </w:instrText>
+              <w:instrText xml:space="preserve"> PAGEREF _Toc238831964 \h </w:instrText>
             </w:r>
             <w:r>
               <w:rPr>
@@ -6435,7 +6435,7 @@
                 <w:noProof/>
                 <w:webHidden/>
               </w:rPr>
-              <w:t>59</w:t>
+              <w:t>60</w:t>
             </w:r>
             <w:r>
               <w:rPr>
@@ -6459,7 +6459,7 @@
               <w14:ligatures w14:val="standardContextual"/>
             </w:rPr>
           </w:pPr>
-          <w:hyperlink w:anchor="_Toc238817456" w:history="1">
+          <w:hyperlink w:anchor="_Toc238831965" w:history="1">
             <w:r>
               <w:rPr>
                 <w:rStyle w:val="Hipervnculo"/>
@@ -6486,7 +6486,7 @@
                 <w:noProof/>
                 <w:webHidden/>
               </w:rPr>
-              <w:instrText xml:space="preserve"> PAGEREF _Toc238817456 \h </w:instrText>
+              <w:instrText xml:space="preserve"> PAGEREF _Toc238831965 \h </w:instrText>
             </w:r>
             <w:r>
               <w:rPr>
@@ -6506,7 +6506,7 @@
                 <w:noProof/>
                 <w:webHidden/>
               </w:rPr>
-              <w:t>60</w:t>
+              <w:t>61</w:t>
             </w:r>
             <w:r>
               <w:rPr>
@@ -6530,7 +6530,7 @@
               <w14:ligatures w14:val="standardContextual"/>
             </w:rPr>
           </w:pPr>
-          <w:hyperlink w:anchor="_Toc238817457" w:history="1">
+          <w:hyperlink w:anchor="_Toc238831966" w:history="1">
             <w:r>
               <w:rPr>
                 <w:rStyle w:val="Hipervnculo"/>
@@ -6557,7 +6557,7 @@
                 <w:noProof/>
                 <w:webHidden/>
               </w:rPr>
-              <w:instrText xml:space="preserve"> PAGEREF _Toc238817457 \h </w:instrText>
+              <w:instrText xml:space="preserve"> PAGEREF _Toc238831966 \h </w:instrText>
             </w:r>
             <w:r>
               <w:rPr>
@@ -6577,7 +6577,7 @@
                 <w:noProof/>
                 <w:webHidden/>
               </w:rPr>
-              <w:t>62</w:t>
+              <w:t>63</w:t>
             </w:r>
             <w:r>
               <w:rPr>
@@ -6601,7 +6601,7 @@
               <w14:ligatures w14:val="standardContextual"/>
             </w:rPr>
           </w:pPr>
-          <w:hyperlink w:anchor="_Toc238817458" w:history="1">
+          <w:hyperlink w:anchor="_Toc238831967" w:history="1">
             <w:r>
               <w:rPr>
                 <w:rStyle w:val="Hipervnculo"/>
@@ -6628,7 +6628,7 @@
                 <w:noProof/>
                 <w:webHidden/>
               </w:rPr>
-              <w:instrText xml:space="preserve"> PAGEREF _Toc238817458 \h </w:instrText>
+              <w:instrText xml:space="preserve"> PAGEREF _Toc238831967 \h </w:instrText>
             </w:r>
             <w:r>
               <w:rPr>
@@ -6648,7 +6648,7 @@
                 <w:noProof/>
                 <w:webHidden/>
               </w:rPr>
-              <w:t>62</w:t>
+              <w:t>63</w:t>
             </w:r>
             <w:r>
               <w:rPr>
@@ -6672,7 +6672,7 @@
               <w14:ligatures w14:val="standardContextual"/>
             </w:rPr>
           </w:pPr>
-          <w:hyperlink w:anchor="_Toc238817459" w:history="1">
+          <w:hyperlink w:anchor="_Toc238831968" w:history="1">
             <w:r>
               <w:rPr>
                 <w:rStyle w:val="Hipervnculo"/>
@@ -6699,7 +6699,7 @@
                 <w:noProof/>
                 <w:webHidden/>
               </w:rPr>
-              <w:instrText xml:space="preserve"> PAGEREF _Toc238817459 \h </w:instrText>
+              <w:instrText xml:space="preserve"> PAGEREF _Toc238831968 \h </w:instrText>
             </w:r>
             <w:r>
               <w:rPr>
@@ -6719,7 +6719,7 @@
                 <w:noProof/>
                 <w:webHidden/>
               </w:rPr>
-              <w:t>63</w:t>
+              <w:t>64</w:t>
             </w:r>
             <w:r>
               <w:rPr>
@@ -6743,7 +6743,7 @@
               <w14:ligatures w14:val="standardContextual"/>
             </w:rPr>
           </w:pPr>
-          <w:hyperlink w:anchor="_Toc238817460" w:history="1">
+          <w:hyperlink w:anchor="_Toc238831969" w:history="1">
             <w:r>
               <w:rPr>
                 <w:rStyle w:val="Hipervnculo"/>
@@ -6770,7 +6770,7 @@
                 <w:noProof/>
                 <w:webHidden/>
               </w:rPr>
-              <w:instrText xml:space="preserve"> PAGEREF _Toc238817460 \h </w:instrText>
+              <w:instrText xml:space="preserve"> PAGEREF _Toc238831969 \h </w:instrText>
             </w:r>
             <w:r>
               <w:rPr>
@@ -6790,7 +6790,7 @@
                 <w:noProof/>
                 <w:webHidden/>
               </w:rPr>
-              <w:t>66</w:t>
+              <w:t>67</w:t>
             </w:r>
             <w:r>
               <w:rPr>
@@ -6814,7 +6814,7 @@
               <w14:ligatures w14:val="standardContextual"/>
             </w:rPr>
           </w:pPr>
-          <w:hyperlink w:anchor="_Toc238817461" w:history="1">
+          <w:hyperlink w:anchor="_Toc238831970" w:history="1">
             <w:r>
               <w:rPr>
                 <w:rStyle w:val="Hipervnculo"/>
@@ -6841,7 +6841,7 @@
                 <w:noProof/>
                 <w:webHidden/>
               </w:rPr>
-              <w:instrText xml:space="preserve"> PAGEREF _Toc238817461 \h </w:instrText>
+              <w:instrText xml:space="preserve"> PAGEREF _Toc238831970 \h </w:instrText>
             </w:r>
             <w:r>
               <w:rPr>
@@ -6861,7 +6861,7 @@
                 <w:noProof/>
                 <w:webHidden/>
               </w:rPr>
-              <w:t>67</w:t>
+              <w:t>68</w:t>
             </w:r>
             <w:r>
               <w:rPr>
@@ -6885,7 +6885,7 @@
               <w14:ligatures w14:val="standardContextual"/>
             </w:rPr>
           </w:pPr>
-          <w:hyperlink w:anchor="_Toc238817462" w:history="1">
+          <w:hyperlink w:anchor="_Toc238831971" w:history="1">
             <w:r>
               <w:rPr>
                 <w:rStyle w:val="Hipervnculo"/>
@@ -6912,7 +6912,7 @@
                 <w:noProof/>
                 <w:webHidden/>
               </w:rPr>
-              <w:instrText xml:space="preserve"> PAGEREF _Toc238817462 \h </w:instrText>
+              <w:instrText xml:space="preserve"> PAGEREF _Toc238831971 \h </w:instrText>
             </w:r>
             <w:r>
               <w:rPr>
@@ -6932,7 +6932,7 @@
                 <w:noProof/>
                 <w:webHidden/>
               </w:rPr>
-              <w:t>68</w:t>
+              <w:t>69</w:t>
             </w:r>
             <w:r>
               <w:rPr>
@@ -6956,7 +6956,7 @@
               <w14:ligatures w14:val="standardContextual"/>
             </w:rPr>
           </w:pPr>
-          <w:hyperlink w:anchor="_Toc238817463" w:history="1">
+          <w:hyperlink w:anchor="_Toc238831972" w:history="1">
             <w:r>
               <w:rPr>
                 <w:rStyle w:val="Hipervnculo"/>
@@ -6983,7 +6983,7 @@
                 <w:noProof/>
                 <w:webHidden/>
               </w:rPr>
-              <w:instrText xml:space="preserve"> PAGEREF _Toc238817463 \h </w:instrText>
+              <w:instrText xml:space="preserve"> PAGEREF _Toc238831972 \h </w:instrText>
             </w:r>
             <w:r>
               <w:rPr>
@@ -7003,7 +7003,7 @@
                 <w:noProof/>
                 <w:webHidden/>
               </w:rPr>
-              <w:t>70</w:t>
+              <w:t>71</w:t>
             </w:r>
             <w:r>
               <w:rPr>
@@ -7027,7 +7027,7 @@
               <w14:ligatures w14:val="standardContextual"/>
             </w:rPr>
           </w:pPr>
-          <w:hyperlink w:anchor="_Toc238817464" w:history="1">
+          <w:hyperlink w:anchor="_Toc238831973" w:history="1">
             <w:r>
               <w:rPr>
                 <w:rStyle w:val="Hipervnculo"/>
@@ -7054,7 +7054,7 @@
                 <w:noProof/>
                 <w:webHidden/>
               </w:rPr>
-              <w:instrText xml:space="preserve"> PAGEREF _Toc238817464 \h </w:instrText>
+              <w:instrText xml:space="preserve"> PAGEREF _Toc238831973 \h </w:instrText>
             </w:r>
             <w:r>
               <w:rPr>
@@ -7074,7 +7074,7 @@
                 <w:noProof/>
                 <w:webHidden/>
               </w:rPr>
-              <w:t>70</w:t>
+              <w:t>71</w:t>
             </w:r>
             <w:r>
               <w:rPr>
@@ -7098,7 +7098,7 @@
               <w14:ligatures w14:val="standardContextual"/>
             </w:rPr>
           </w:pPr>
-          <w:hyperlink w:anchor="_Toc238817465" w:history="1">
+          <w:hyperlink w:anchor="_Toc238831974" w:history="1">
             <w:r>
               <w:rPr>
                 <w:rStyle w:val="Hipervnculo"/>
@@ -7125,7 +7125,7 @@
                 <w:noProof/>
                 <w:webHidden/>
               </w:rPr>
-              <w:instrText xml:space="preserve"> PAGEREF _Toc238817465 \h </w:instrText>
+              <w:instrText xml:space="preserve"> PAGEREF _Toc238831974 \h </w:instrText>
             </w:r>
             <w:r>
               <w:rPr>
@@ -7145,7 +7145,7 @@
                 <w:noProof/>
                 <w:webHidden/>
               </w:rPr>
-              <w:t>70</w:t>
+              <w:t>71</w:t>
             </w:r>
             <w:r>
               <w:rPr>
@@ -7169,7 +7169,7 @@
               <w14:ligatures w14:val="standardContextual"/>
             </w:rPr>
           </w:pPr>
-          <w:hyperlink w:anchor="_Toc238817466" w:history="1">
+          <w:hyperlink w:anchor="_Toc238831975" w:history="1">
             <w:r>
               <w:rPr>
                 <w:rStyle w:val="Hipervnculo"/>
@@ -7196,7 +7196,7 @@
                 <w:noProof/>
                 <w:webHidden/>
               </w:rPr>
-              <w:instrText xml:space="preserve"> PAGEREF _Toc238817466 \h </w:instrText>
+              <w:instrText xml:space="preserve"> PAGEREF _Toc238831975 \h </w:instrText>
             </w:r>
             <w:r>
               <w:rPr>
@@ -7216,7 +7216,7 @@
                 <w:noProof/>
                 <w:webHidden/>
               </w:rPr>
-              <w:t>72</w:t>
+              <w:t>73</w:t>
             </w:r>
             <w:r>
               <w:rPr>
@@ -7240,7 +7240,7 @@
               <w14:ligatures w14:val="standardContextual"/>
             </w:rPr>
           </w:pPr>
-          <w:hyperlink w:anchor="_Toc238817467" w:history="1">
+          <w:hyperlink w:anchor="_Toc238831976" w:history="1">
             <w:r>
               <w:rPr>
                 <w:rStyle w:val="Hipervnculo"/>
@@ -7267,7 +7267,7 @@
                 <w:noProof/>
                 <w:webHidden/>
               </w:rPr>
-              <w:instrText xml:space="preserve"> PAGEREF _Toc238817467 \h </w:instrText>
+              <w:instrText xml:space="preserve"> PAGEREF _Toc238831976 \h </w:instrText>
             </w:r>
             <w:r>
               <w:rPr>
@@ -7287,7 +7287,7 @@
                 <w:noProof/>
                 <w:webHidden/>
               </w:rPr>
-              <w:t>73</w:t>
+              <w:t>74</w:t>
             </w:r>
             <w:r>
               <w:rPr>
@@ -7311,7 +7311,7 @@
               <w14:ligatures w14:val="standardContextual"/>
             </w:rPr>
           </w:pPr>
-          <w:hyperlink w:anchor="_Toc238817468" w:history="1">
+          <w:hyperlink w:anchor="_Toc238831977" w:history="1">
             <w:r>
               <w:rPr>
                 <w:rStyle w:val="Hipervnculo"/>
@@ -7338,7 +7338,7 @@
                 <w:noProof/>
                 <w:webHidden/>
               </w:rPr>
-              <w:instrText xml:space="preserve"> PAGEREF _Toc238817468 \h </w:instrText>
+              <w:instrText xml:space="preserve"> PAGEREF _Toc238831977 \h </w:instrText>
             </w:r>
             <w:r>
               <w:rPr>
@@ -7358,7 +7358,7 @@
                 <w:noProof/>
                 <w:webHidden/>
               </w:rPr>
-              <w:t>75</w:t>
+              <w:t>76</w:t>
             </w:r>
             <w:r>
               <w:rPr>
@@ -7382,7 +7382,7 @@
               <w14:ligatures w14:val="standardContextual"/>
             </w:rPr>
           </w:pPr>
-          <w:hyperlink w:anchor="_Toc238817469" w:history="1">
+          <w:hyperlink w:anchor="_Toc238831978" w:history="1">
             <w:r>
               <w:rPr>
                 <w:rStyle w:val="Hipervnculo"/>
@@ -7409,7 +7409,7 @@
                 <w:noProof/>
                 <w:webHidden/>
               </w:rPr>
-              <w:instrText xml:space="preserve"> PAGEREF _Toc238817469 \h </w:instrText>
+              <w:instrText xml:space="preserve"> PAGEREF _Toc238831978 \h </w:instrText>
             </w:r>
             <w:r>
               <w:rPr>
@@ -7429,7 +7429,7 @@
                 <w:noProof/>
                 <w:webHidden/>
               </w:rPr>
-              <w:t>75</w:t>
+              <w:t>76</w:t>
             </w:r>
             <w:r>
               <w:rPr>
@@ -7453,7 +7453,7 @@
               <w14:ligatures w14:val="standardContextual"/>
             </w:rPr>
           </w:pPr>
-          <w:hyperlink w:anchor="_Toc238817470" w:history="1">
+          <w:hyperlink w:anchor="_Toc238831979" w:history="1">
             <w:r>
               <w:rPr>
                 <w:rStyle w:val="Hipervnculo"/>
@@ -7480,7 +7480,7 @@
                 <w:noProof/>
                 <w:webHidden/>
               </w:rPr>
-              <w:instrText xml:space="preserve"> PAGEREF _Toc238817470 \h </w:instrText>
+              <w:instrText xml:space="preserve"> PAGEREF _Toc238831979 \h </w:instrText>
             </w:r>
             <w:r>
               <w:rPr>
@@ -7500,7 +7500,7 @@
                 <w:noProof/>
                 <w:webHidden/>
               </w:rPr>
-              <w:t>76</w:t>
+              <w:t>78</w:t>
             </w:r>
             <w:r>
               <w:rPr>
@@ -7524,7 +7524,7 @@
               <w14:ligatures w14:val="standardContextual"/>
             </w:rPr>
           </w:pPr>
-          <w:hyperlink w:anchor="_Toc238817471" w:history="1">
+          <w:hyperlink w:anchor="_Toc238831980" w:history="1">
             <w:r>
               <w:rPr>
                 <w:rStyle w:val="Hipervnculo"/>
@@ -7551,7 +7551,7 @@
                 <w:noProof/>
                 <w:webHidden/>
               </w:rPr>
-              <w:instrText xml:space="preserve"> PAGEREF _Toc238817471 \h </w:instrText>
+              <w:instrText xml:space="preserve"> PAGEREF _Toc238831980 \h </w:instrText>
             </w:r>
             <w:r>
               <w:rPr>
@@ -7571,7 +7571,7 @@
                 <w:noProof/>
                 <w:webHidden/>
               </w:rPr>
-              <w:t>78</w:t>
+              <w:t>79</w:t>
             </w:r>
             <w:r>
               <w:rPr>
@@ -7595,7 +7595,7 @@
               <w14:ligatures w14:val="standardContextual"/>
             </w:rPr>
           </w:pPr>
-          <w:hyperlink w:anchor="_Toc238817472" w:history="1">
+          <w:hyperlink w:anchor="_Toc238831981" w:history="1">
             <w:r>
               <w:rPr>
                 <w:rStyle w:val="Hipervnculo"/>
@@ -7622,7 +7622,7 @@
                 <w:noProof/>
                 <w:webHidden/>
               </w:rPr>
-              <w:instrText xml:space="preserve"> PAGEREF _Toc238817472 \h </w:instrText>
+              <w:instrText xml:space="preserve"> PAGEREF _Toc238831981 \h </w:instrText>
             </w:r>
             <w:r>
               <w:rPr>
@@ -7642,7 +7642,7 @@
                 <w:noProof/>
                 <w:webHidden/>
               </w:rPr>
-              <w:t>82</w:t>
+              <w:t>83</w:t>
             </w:r>
             <w:r>
               <w:rPr>
@@ -7666,7 +7666,7 @@
               <w14:ligatures w14:val="standardContextual"/>
             </w:rPr>
           </w:pPr>
-          <w:hyperlink w:anchor="_Toc238817473" w:history="1">
+          <w:hyperlink w:anchor="_Toc238831982" w:history="1">
             <w:r>
               <w:rPr>
                 <w:rStyle w:val="Hipervnculo"/>
@@ -7693,7 +7693,7 @@
                 <w:noProof/>
                 <w:webHidden/>
               </w:rPr>
-              <w:instrText xml:space="preserve"> PAGEREF _Toc238817473 \h </w:instrText>
+              <w:instrText xml:space="preserve"> PAGEREF _Toc238831982 \h </w:instrText>
             </w:r>
             <w:r>
               <w:rPr>
@@ -7713,7 +7713,7 @@
                 <w:noProof/>
                 <w:webHidden/>
               </w:rPr>
-              <w:t>82</w:t>
+              <w:t>83</w:t>
             </w:r>
             <w:r>
               <w:rPr>
@@ -7737,7 +7737,7 @@
               <w14:ligatures w14:val="standardContextual"/>
             </w:rPr>
           </w:pPr>
-          <w:hyperlink w:anchor="_Toc238817474" w:history="1">
+          <w:hyperlink w:anchor="_Toc238831983" w:history="1">
             <w:r>
               <w:rPr>
                 <w:rStyle w:val="Hipervnculo"/>
@@ -7764,7 +7764,7 @@
                 <w:noProof/>
                 <w:webHidden/>
               </w:rPr>
-              <w:instrText xml:space="preserve"> PAGEREF _Toc238817474 \h </w:instrText>
+              <w:instrText xml:space="preserve"> PAGEREF _Toc238831983 \h </w:instrText>
             </w:r>
             <w:r>
               <w:rPr>
@@ -7784,7 +7784,7 @@
                 <w:noProof/>
                 <w:webHidden/>
               </w:rPr>
-              <w:t>88</w:t>
+              <w:t>89</w:t>
             </w:r>
             <w:r>
               <w:rPr>
@@ -7808,7 +7808,7 @@
               <w14:ligatures w14:val="standardContextual"/>
             </w:rPr>
           </w:pPr>
-          <w:hyperlink w:anchor="_Toc238817475" w:history="1">
+          <w:hyperlink w:anchor="_Toc238831984" w:history="1">
             <w:r>
               <w:rPr>
                 <w:rStyle w:val="Hipervnculo"/>
@@ -7835,7 +7835,7 @@
                 <w:noProof/>
                 <w:webHidden/>
               </w:rPr>
-              <w:instrText xml:space="preserve"> PAGEREF _Toc238817475 \h </w:instrText>
+              <w:instrText xml:space="preserve"> PAGEREF _Toc238831984 \h </w:instrText>
             </w:r>
             <w:r>
               <w:rPr>
@@ -7855,7 +7855,7 @@
                 <w:noProof/>
                 <w:webHidden/>
               </w:rPr>
-              <w:t>89</w:t>
+              <w:t>90</w:t>
             </w:r>
             <w:r>
               <w:rPr>
@@ -7879,7 +7879,7 @@
               <w14:ligatures w14:val="standardContextual"/>
             </w:rPr>
           </w:pPr>
-          <w:hyperlink w:anchor="_Toc238817476" w:history="1">
+          <w:hyperlink w:anchor="_Toc238831985" w:history="1">
             <w:r>
               <w:rPr>
                 <w:rStyle w:val="Hipervnculo"/>
@@ -7906,7 +7906,7 @@
                 <w:noProof/>
                 <w:webHidden/>
               </w:rPr>
-              <w:instrText xml:space="preserve"> PAGEREF _Toc238817476 \h </w:instrText>
+              <w:instrText xml:space="preserve"> PAGEREF _Toc238831985 \h </w:instrText>
             </w:r>
             <w:r>
               <w:rPr>
@@ -7926,7 +7926,7 @@
                 <w:noProof/>
                 <w:webHidden/>
               </w:rPr>
-              <w:t>90</w:t>
+              <w:t>91</w:t>
             </w:r>
             <w:r>
               <w:rPr>
@@ -7950,7 +7950,7 @@
               <w14:ligatures w14:val="standardContextual"/>
             </w:rPr>
           </w:pPr>
-          <w:hyperlink w:anchor="_Toc238817477" w:history="1">
+          <w:hyperlink w:anchor="_Toc238831986" w:history="1">
             <w:r>
               <w:rPr>
                 <w:rStyle w:val="Hipervnculo"/>
@@ -7977,7 +7977,7 @@
                 <w:noProof/>
                 <w:webHidden/>
               </w:rPr>
-              <w:instrText xml:space="preserve"> PAGEREF _Toc238817477 \h </w:instrText>
+              <w:instrText xml:space="preserve"> PAGEREF _Toc238831986 \h </w:instrText>
             </w:r>
             <w:r>
               <w:rPr>
@@ -7997,7 +7997,7 @@
                 <w:noProof/>
                 <w:webHidden/>
               </w:rPr>
-              <w:t>93</w:t>
+              <w:t>94</w:t>
             </w:r>
             <w:r>
               <w:rPr>
@@ -8021,7 +8021,7 @@
               <w14:ligatures w14:val="standardContextual"/>
             </w:rPr>
           </w:pPr>
-          <w:hyperlink w:anchor="_Toc238817478" w:history="1">
+          <w:hyperlink w:anchor="_Toc238831987" w:history="1">
             <w:r>
               <w:rPr>
                 <w:rStyle w:val="Hipervnculo"/>
@@ -8048,7 +8048,7 @@
                 <w:noProof/>
                 <w:webHidden/>
               </w:rPr>
-              <w:instrText xml:space="preserve"> PAGEREF _Toc238817478 \h </w:instrText>
+              <w:instrText xml:space="preserve"> PAGEREF _Toc238831987 \h </w:instrText>
             </w:r>
             <w:r>
               <w:rPr>
@@ -8068,7 +8068,7 @@
                 <w:noProof/>
                 <w:webHidden/>
               </w:rPr>
-              <w:t>94</w:t>
+              <w:t>95</w:t>
             </w:r>
             <w:r>
               <w:rPr>
@@ -8092,7 +8092,7 @@
               <w14:ligatures w14:val="standardContextual"/>
             </w:rPr>
           </w:pPr>
-          <w:hyperlink w:anchor="_Toc238817479" w:history="1">
+          <w:hyperlink w:anchor="_Toc238831988" w:history="1">
             <w:r>
               <w:rPr>
                 <w:rStyle w:val="Hipervnculo"/>
@@ -8119,7 +8119,7 @@
                 <w:noProof/>
                 <w:webHidden/>
               </w:rPr>
-              <w:instrText xml:space="preserve"> PAGEREF _Toc238817479 \h </w:instrText>
+              <w:instrText xml:space="preserve"> PAGEREF _Toc238831988 \h </w:instrText>
             </w:r>
             <w:r>
               <w:rPr>
@@ -8139,7 +8139,7 @@
                 <w:noProof/>
                 <w:webHidden/>
               </w:rPr>
-              <w:t>95</w:t>
+              <w:t>96</w:t>
             </w:r>
             <w:r>
               <w:rPr>
@@ -8163,7 +8163,7 @@
               <w14:ligatures w14:val="standardContextual"/>
             </w:rPr>
           </w:pPr>
-          <w:hyperlink w:anchor="_Toc238817480" w:history="1">
+          <w:hyperlink w:anchor="_Toc238831989" w:history="1">
             <w:r>
               <w:rPr>
                 <w:rStyle w:val="Hipervnculo"/>
@@ -8190,7 +8190,7 @@
                 <w:noProof/>
                 <w:webHidden/>
               </w:rPr>
-              <w:instrText xml:space="preserve"> PAGEREF _Toc238817480 \h </w:instrText>
+              <w:instrText xml:space="preserve"> PAGEREF _Toc238831989 \h </w:instrText>
             </w:r>
             <w:r>
               <w:rPr>
@@ -8210,7 +8210,7 @@
                 <w:noProof/>
                 <w:webHidden/>
               </w:rPr>
-              <w:t>96</w:t>
+              <w:t>97</w:t>
             </w:r>
             <w:r>
               <w:rPr>
@@ -8234,7 +8234,7 @@
               <w14:ligatures w14:val="standardContextual"/>
             </w:rPr>
           </w:pPr>
-          <w:hyperlink w:anchor="_Toc238817481" w:history="1">
+          <w:hyperlink w:anchor="_Toc238831990" w:history="1">
             <w:r>
               <w:rPr>
                 <w:rStyle w:val="Hipervnculo"/>
@@ -8261,7 +8261,7 @@
                 <w:noProof/>
                 <w:webHidden/>
               </w:rPr>
-              <w:instrText xml:space="preserve"> PAGEREF _Toc238817481 \h </w:instrText>
+              <w:instrText xml:space="preserve"> PAGEREF _Toc238831990 \h </w:instrText>
             </w:r>
             <w:r>
               <w:rPr>
@@ -8281,7 +8281,7 @@
                 <w:noProof/>
                 <w:webHidden/>
               </w:rPr>
-              <w:t>97</w:t>
+              <w:t>98</w:t>
             </w:r>
             <w:r>
               <w:rPr>
@@ -8305,7 +8305,7 @@
               <w14:ligatures w14:val="standardContextual"/>
             </w:rPr>
           </w:pPr>
-          <w:hyperlink w:anchor="_Toc238817482" w:history="1">
+          <w:hyperlink w:anchor="_Toc238831991" w:history="1">
             <w:r>
               <w:rPr>
                 <w:rStyle w:val="Hipervnculo"/>
@@ -8332,7 +8332,7 @@
                 <w:noProof/>
                 <w:webHidden/>
               </w:rPr>
-              <w:instrText xml:space="preserve"> PAGEREF _Toc238817482 \h </w:instrText>
+              <w:instrText xml:space="preserve"> PAGEREF _Toc238831991 \h </w:instrText>
             </w:r>
             <w:r>
               <w:rPr>
@@ -8352,7 +8352,7 @@
                 <w:noProof/>
                 <w:webHidden/>
               </w:rPr>
-              <w:t>99</w:t>
+              <w:t>100</w:t>
             </w:r>
             <w:r>
               <w:rPr>
@@ -8389,7 +8389,7 @@
         <w:pStyle w:val="Ttulo2"/>
       </w:pPr>
       <w:bookmarkStart w:id="4" w:name="listado-de-figuras"/>
-      <w:bookmarkStart w:id="5" w:name="_Toc238817373"/>
+      <w:bookmarkStart w:id="5" w:name="_Toc238831882"/>
       <w:r>
         <w:t>Listado de Figuras</w:t>
       </w:r>
@@ -8892,7 +8892,7 @@
         <w:pStyle w:val="Ttulo2"/>
       </w:pPr>
       <w:bookmarkStart w:id="6" w:name="listado-de-tablas-principales"/>
-      <w:bookmarkStart w:id="7" w:name="_Toc238817374"/>
+      <w:bookmarkStart w:id="7" w:name="_Toc238831883"/>
       <w:bookmarkEnd w:id="4"/>
       <w:r>
         <w:t>Listado de Tablas principales</w:t>
@@ -9972,7 +9972,7 @@
       <w:pPr>
         <w:pStyle w:val="Ttulo2"/>
       </w:pPr>
-      <w:bookmarkStart w:id="8" w:name="_Toc238817375"/>
+      <w:bookmarkStart w:id="8" w:name="_Toc238831884"/>
       <w:r>
         <w:t>Glosario de siglas y acrónimos</w:t>
       </w:r>
@@ -10819,7 +10819,7 @@
         <w:pageBreakBefore/>
       </w:pPr>
       <w:bookmarkStart w:id="9" w:name="capítulo-1-introducción"/>
-      <w:bookmarkStart w:id="10" w:name="_Toc238817376"/>
+      <w:bookmarkStart w:id="10" w:name="_Toc238831885"/>
       <w:bookmarkEnd w:id="6"/>
       <w:r>
         <w:lastRenderedPageBreak/>
@@ -10832,7 +10832,7 @@
         <w:pStyle w:val="Ttulo2"/>
       </w:pPr>
       <w:bookmarkStart w:id="11" w:name="contexto-del-problema"/>
-      <w:bookmarkStart w:id="12" w:name="_Toc238817377"/>
+      <w:bookmarkStart w:id="12" w:name="_Toc238831886"/>
       <w:r>
         <w:t>1.1 Contexto del problema</w:t>
       </w:r>
@@ -10859,7 +10859,7 @@
         <w:pStyle w:val="Ttulo2"/>
       </w:pPr>
       <w:bookmarkStart w:id="13" w:name="planteamiento-del-problema"/>
-      <w:bookmarkStart w:id="14" w:name="_Toc238817378"/>
+      <w:bookmarkStart w:id="14" w:name="_Toc238831887"/>
       <w:bookmarkEnd w:id="11"/>
       <w:r>
         <w:t>1.2 Planteamiento del problema</w:t>
@@ -10934,7 +10934,7 @@
         <w:pStyle w:val="Ttulo2"/>
       </w:pPr>
       <w:bookmarkStart w:id="15" w:name="justificación"/>
-      <w:bookmarkStart w:id="16" w:name="_Toc238817379"/>
+      <w:bookmarkStart w:id="16" w:name="_Toc238831888"/>
       <w:bookmarkEnd w:id="13"/>
       <w:r>
         <w:t>1.3 Justificación</w:t>
@@ -10999,7 +10999,7 @@
         <w:pStyle w:val="Ttulo2"/>
       </w:pPr>
       <w:bookmarkStart w:id="17" w:name="pregunta-de-investigación-e-hipótesis"/>
-      <w:bookmarkStart w:id="18" w:name="_Toc238817380"/>
+      <w:bookmarkStart w:id="18" w:name="_Toc238831889"/>
       <w:bookmarkEnd w:id="15"/>
       <w:r>
         <w:t>1.4 Pregunta de Investigación e Hipótesis</w:t>
@@ -11011,7 +11011,7 @@
         <w:pStyle w:val="Ttulo3"/>
       </w:pPr>
       <w:bookmarkStart w:id="19" w:name="pregunta-de-investigación"/>
-      <w:bookmarkStart w:id="20" w:name="_Toc238817381"/>
+      <w:bookmarkStart w:id="20" w:name="_Toc238831890"/>
       <w:r>
         <w:t>1.4.1 Pregunta de investigación</w:t>
       </w:r>
@@ -11030,7 +11030,7 @@
         <w:pStyle w:val="Ttulo3"/>
       </w:pPr>
       <w:bookmarkStart w:id="21" w:name="hipótesis"/>
-      <w:bookmarkStart w:id="22" w:name="_Toc238817382"/>
+      <w:bookmarkStart w:id="22" w:name="_Toc238831891"/>
       <w:bookmarkEnd w:id="19"/>
       <w:r>
         <w:t>1.4.2 Hipótesis</w:t>
@@ -11086,7 +11086,7 @@
         <w:pStyle w:val="Ttulo2"/>
       </w:pPr>
       <w:bookmarkStart w:id="23" w:name="objetivos"/>
-      <w:bookmarkStart w:id="24" w:name="_Toc238817383"/>
+      <w:bookmarkStart w:id="24" w:name="_Toc238831892"/>
       <w:bookmarkEnd w:id="17"/>
       <w:bookmarkEnd w:id="21"/>
       <w:r>
@@ -11099,7 +11099,7 @@
         <w:pStyle w:val="Ttulo3"/>
       </w:pPr>
       <w:bookmarkStart w:id="25" w:name="objetivo-general"/>
-      <w:bookmarkStart w:id="26" w:name="_Toc238817384"/>
+      <w:bookmarkStart w:id="26" w:name="_Toc238831893"/>
       <w:r>
         <w:t>1.5.1 Objetivo General</w:t>
       </w:r>
@@ -11118,7 +11118,7 @@
         <w:pStyle w:val="Ttulo3"/>
       </w:pPr>
       <w:bookmarkStart w:id="27" w:name="objetivos-específicos"/>
-      <w:bookmarkStart w:id="28" w:name="_Toc238817385"/>
+      <w:bookmarkStart w:id="28" w:name="_Toc238831894"/>
       <w:bookmarkEnd w:id="25"/>
       <w:r>
         <w:t>1.5.2 Objetivos Específicos</w:t>
@@ -11186,7 +11186,7 @@
         <w:pStyle w:val="Ttulo2"/>
       </w:pPr>
       <w:bookmarkStart w:id="29" w:name="alcance-y-limitaciones"/>
-      <w:bookmarkStart w:id="30" w:name="_Toc238817386"/>
+      <w:bookmarkStart w:id="30" w:name="_Toc238831895"/>
       <w:bookmarkEnd w:id="23"/>
       <w:bookmarkEnd w:id="27"/>
       <w:r>
@@ -11199,7 +11199,7 @@
         <w:pStyle w:val="Ttulo3"/>
       </w:pPr>
       <w:bookmarkStart w:id="31" w:name="alcance"/>
-      <w:bookmarkStart w:id="32" w:name="_Toc238817387"/>
+      <w:bookmarkStart w:id="32" w:name="_Toc238831896"/>
       <w:r>
         <w:t>1.6.1 Alcance</w:t>
       </w:r>
@@ -11262,7 +11262,7 @@
         <w:pStyle w:val="Ttulo3"/>
       </w:pPr>
       <w:bookmarkStart w:id="33" w:name="limitaciones"/>
-      <w:bookmarkStart w:id="34" w:name="_Toc238817388"/>
+      <w:bookmarkStart w:id="34" w:name="_Toc238831897"/>
       <w:bookmarkEnd w:id="31"/>
       <w:r>
         <w:t>1.6.2 Limitaciones</w:t>
@@ -11355,7 +11355,7 @@
         <w:pageBreakBefore/>
       </w:pPr>
       <w:bookmarkStart w:id="35" w:name="capítulo-2-marco-teórico"/>
-      <w:bookmarkStart w:id="36" w:name="_Toc238817389"/>
+      <w:bookmarkStart w:id="36" w:name="_Toc238831898"/>
       <w:bookmarkEnd w:id="9"/>
       <w:bookmarkEnd w:id="29"/>
       <w:bookmarkEnd w:id="33"/>
@@ -11370,7 +11370,7 @@
         <w:pStyle w:val="Ttulo2"/>
       </w:pPr>
       <w:bookmarkStart w:id="37" w:name="automatización-de-procesos-de-negocio"/>
-      <w:bookmarkStart w:id="38" w:name="_Toc238817390"/>
+      <w:bookmarkStart w:id="38" w:name="_Toc238831899"/>
       <w:r>
         <w:t>2.1 Automatización de procesos de negocio</w:t>
       </w:r>
@@ -11381,7 +11381,7 @@
         <w:pStyle w:val="Ttulo3"/>
       </w:pPr>
       <w:bookmarkStart w:id="39" w:name="definición-y-antecedentes"/>
-      <w:bookmarkStart w:id="40" w:name="_Toc238817391"/>
+      <w:bookmarkStart w:id="40" w:name="_Toc238831900"/>
       <w:r>
         <w:t>2.1.1 Definición y antecedentes</w:t>
       </w:r>
@@ -11438,7 +11438,7 @@
         <w:pStyle w:val="Ttulo3"/>
       </w:pPr>
       <w:bookmarkStart w:id="41" w:name="Xa3bb2ec28836d6b7a031f74afbd63d99d71d386"/>
-      <w:bookmarkStart w:id="42" w:name="_Toc238817392"/>
+      <w:bookmarkStart w:id="42" w:name="_Toc238831901"/>
       <w:bookmarkEnd w:id="39"/>
       <w:r>
         <w:t>2.1.2 Herramientas de orquestación de flujos: n8n</w:t>
@@ -11530,7 +11530,7 @@
         <w:pStyle w:val="Ttulo3"/>
       </w:pPr>
       <w:bookmarkStart w:id="43" w:name="X93fec73e5d108b013b278e4257b59246c0b4c80"/>
-      <w:bookmarkStart w:id="44" w:name="_Toc238817393"/>
+      <w:bookmarkStart w:id="44" w:name="_Toc238831902"/>
       <w:bookmarkEnd w:id="41"/>
       <w:r>
         <w:t>2.1.3 Métricas MTTD y MTTR en operaciones de e-commerce</w:t>
@@ -11644,7 +11644,7 @@
         <w:pStyle w:val="Ttulo2"/>
       </w:pPr>
       <w:bookmarkStart w:id="45" w:name="Xb9df29f5b4396af5e3e5cddfe0cff79ab4ee89d"/>
-      <w:bookmarkStart w:id="46" w:name="_Toc238817394"/>
+      <w:bookmarkStart w:id="46" w:name="_Toc238831903"/>
       <w:bookmarkEnd w:id="37"/>
       <w:bookmarkEnd w:id="43"/>
       <w:r>
@@ -11658,7 +11658,7 @@
         <w:pStyle w:val="Ttulo3"/>
       </w:pPr>
       <w:bookmarkStart w:id="47" w:name="X66ea073947c30cd45a099a94c7f07bfa1f9ff91"/>
-      <w:bookmarkStart w:id="48" w:name="_Toc238817395"/>
+      <w:bookmarkStart w:id="48" w:name="_Toc238831904"/>
       <w:r>
         <w:t>2.2.1 Evolución de los chatbots: de reglas a LLMs</w:t>
       </w:r>
@@ -11725,7 +11725,7 @@
         <w:pStyle w:val="Ttulo3"/>
       </w:pPr>
       <w:bookmarkStart w:id="49" w:name="gpt-4o-mini-y-prompt-engineering"/>
-      <w:bookmarkStart w:id="50" w:name="_Toc238817396"/>
+      <w:bookmarkStart w:id="50" w:name="_Toc238831905"/>
       <w:bookmarkEnd w:id="47"/>
       <w:r>
         <w:t>2.2.2 GPT-4o-mini y prompt engineering</w:t>
@@ -11753,7 +11753,7 @@
         <w:pStyle w:val="Ttulo3"/>
       </w:pPr>
       <w:bookmarkStart w:id="51" w:name="precisión-en-clasificación-de-intents"/>
-      <w:bookmarkStart w:id="52" w:name="_Toc238817397"/>
+      <w:bookmarkStart w:id="52" w:name="_Toc238831906"/>
       <w:bookmarkEnd w:id="49"/>
       <w:r>
         <w:lastRenderedPageBreak/>
@@ -11774,7 +11774,7 @@
         <w:pStyle w:val="Ttulo2"/>
       </w:pPr>
       <w:bookmarkStart w:id="53" w:name="comunicación-omnicanal-en-e-commerce"/>
-      <w:bookmarkStart w:id="54" w:name="_Toc238817398"/>
+      <w:bookmarkStart w:id="54" w:name="_Toc238831907"/>
       <w:bookmarkEnd w:id="45"/>
       <w:bookmarkEnd w:id="51"/>
       <w:r>
@@ -11787,7 +11787,7 @@
         <w:pStyle w:val="Ttulo3"/>
       </w:pPr>
       <w:bookmarkStart w:id="55" w:name="concepto-y-relevancia-estratégica"/>
-      <w:bookmarkStart w:id="56" w:name="_Toc238817399"/>
+      <w:bookmarkStart w:id="56" w:name="_Toc238831908"/>
       <w:r>
         <w:t>2.3.1 Multicanalidad y omnicanalidad: delimitación conceptual</w:t>
       </w:r>
@@ -11818,7 +11818,7 @@
         <w:pStyle w:val="Ttulo3"/>
       </w:pPr>
       <w:bookmarkStart w:id="57" w:name="X452ed088a5bd0b432cae0c8b943186b8d077f51"/>
-      <w:bookmarkStart w:id="58" w:name="_Toc238817400"/>
+      <w:bookmarkStart w:id="58" w:name="_Toc238831909"/>
       <w:bookmarkEnd w:id="55"/>
       <w:r>
         <w:t>2.3.2 TMR como métrica de efectividad</w:t>
@@ -11841,7 +11841,7 @@
         <w:pStyle w:val="Ttulo2"/>
       </w:pPr>
       <w:bookmarkStart w:id="59" w:name="Xaa4f6589df2a0f19e1737147622416c2cf6ca47"/>
-      <w:bookmarkStart w:id="60" w:name="_Toc238817401"/>
+      <w:bookmarkStart w:id="60" w:name="_Toc238831910"/>
       <w:bookmarkEnd w:id="53"/>
       <w:bookmarkEnd w:id="57"/>
       <w:r>
@@ -11862,7 +11862,7 @@
         <w:pStyle w:val="Ttulo3"/>
       </w:pPr>
       <w:bookmarkStart w:id="61" w:name="contenedores-docker-y-reproducibilidad"/>
-      <w:bookmarkStart w:id="62" w:name="_Toc238817402"/>
+      <w:bookmarkStart w:id="62" w:name="_Toc238831911"/>
       <w:r>
         <w:t>2.4.1 Contenedores Docker y reproducibilidad</w:t>
       </w:r>
@@ -11895,7 +11895,7 @@
         <w:pStyle w:val="Ttulo3"/>
       </w:pPr>
       <w:bookmarkStart w:id="63" w:name="X007ab7e732545dc11532fc0843ddc84b58ac216"/>
-      <w:bookmarkStart w:id="64" w:name="_Toc238817403"/>
+      <w:bookmarkStart w:id="64" w:name="_Toc238831912"/>
       <w:bookmarkEnd w:id="61"/>
       <w:r>
         <w:t>2.4.2 PostgreSQL como base de datos de métricas</w:t>
@@ -11915,7 +11915,7 @@
         <w:pStyle w:val="Ttulo3"/>
       </w:pPr>
       <w:bookmarkStart w:id="65" w:name="grafana-para-observabilidad-operativa"/>
-      <w:bookmarkStart w:id="66" w:name="_Toc238817404"/>
+      <w:bookmarkStart w:id="66" w:name="_Toc238831913"/>
       <w:bookmarkEnd w:id="63"/>
       <w:r>
         <w:t>2.4.3 Grafana para observabilidad operativa</w:t>
@@ -11934,7 +11934,7 @@
       <w:pPr>
         <w:pStyle w:val="Ttulo2"/>
       </w:pPr>
-      <w:bookmarkStart w:id="67" w:name="_Toc238817405"/>
+      <w:bookmarkStart w:id="67" w:name="_Toc238831914"/>
       <w:r>
         <w:t>2.5 Estado del arte</w:t>
       </w:r>
@@ -11969,7 +11969,7 @@
       <w:pPr>
         <w:pStyle w:val="Ttulo3"/>
       </w:pPr>
-      <w:bookmarkStart w:id="68" w:name="_Toc238817406"/>
+      <w:bookmarkStart w:id="68" w:name="_Toc238831915"/>
       <w:r>
         <w:t>2.5.1 Chatbots en la atención al cliente de comercio electrónico</w:t>
       </w:r>
@@ -11987,7 +11987,7 @@
       <w:pPr>
         <w:pStyle w:val="Ttulo3"/>
       </w:pPr>
-      <w:bookmarkStart w:id="69" w:name="_Toc238817407"/>
+      <w:bookmarkStart w:id="69" w:name="_Toc238831916"/>
       <w:r>
         <w:t>2.5.2 Clasificación de intenciones con modelos de lenguaje</w:t>
       </w:r>
@@ -12013,7 +12013,7 @@
       <w:pPr>
         <w:pStyle w:val="Ttulo3"/>
       </w:pPr>
-      <w:bookmarkStart w:id="70" w:name="_Toc238817408"/>
+      <w:bookmarkStart w:id="70" w:name="_Toc238831917"/>
       <w:r>
         <w:lastRenderedPageBreak/>
         <w:t>2.5.3 Automatización de procesos en pequeñas y medianas empresas</w:t>
@@ -12032,7 +12032,7 @@
       <w:pPr>
         <w:pStyle w:val="Ttulo3"/>
       </w:pPr>
-      <w:bookmarkStart w:id="71" w:name="_Toc238817409"/>
+      <w:bookmarkStart w:id="71" w:name="_Toc238831918"/>
       <w:r>
         <w:t>2.5.4 Antecedentes latinoamericanos y del caso argentino</w:t>
       </w:r>
@@ -12094,7 +12094,7 @@
       <w:pPr>
         <w:pStyle w:val="Ttulo3"/>
       </w:pPr>
-      <w:bookmarkStart w:id="72" w:name="_Toc238817410"/>
+      <w:bookmarkStart w:id="72" w:name="_Toc238831919"/>
       <w:r>
         <w:lastRenderedPageBreak/>
         <w:t>2.5.5 Vacío identificado y contribución de este trabajo</w:t>
@@ -12928,7 +12928,7 @@
       <w:pPr>
         <w:pStyle w:val="Ttulo2"/>
       </w:pPr>
-      <w:bookmarkStart w:id="73" w:name="_Toc238817411"/>
+      <w:bookmarkStart w:id="73" w:name="_Toc238831920"/>
       <w:r>
         <w:t>2.6 Tratamiento de datos personales y marco legal aplicable</w:t>
       </w:r>
@@ -12987,7 +12987,7 @@
         <w:pStyle w:val="Ttulo1"/>
         <w:pageBreakBefore/>
       </w:pPr>
-      <w:bookmarkStart w:id="74" w:name="_Toc238817412"/>
+      <w:bookmarkStart w:id="74" w:name="_Toc238831921"/>
       <w:r>
         <w:lastRenderedPageBreak/>
         <w:t>CAPÍTULO 3: MARCO METODOLÓGICO</w:t>
@@ -12999,7 +12999,7 @@
         <w:pStyle w:val="Ttulo2"/>
       </w:pPr>
       <w:bookmarkStart w:id="75" w:name="tipo-de-investigación"/>
-      <w:bookmarkStart w:id="76" w:name="_Toc238817413"/>
+      <w:bookmarkStart w:id="76" w:name="_Toc238831922"/>
       <w:bookmarkEnd w:id="59"/>
       <w:bookmarkEnd w:id="65"/>
       <w:r>
@@ -13030,7 +13030,7 @@
         <w:pStyle w:val="Ttulo2"/>
       </w:pPr>
       <w:bookmarkStart w:id="77" w:name="X0355707529d70f1ae0722686f2854633167fb30"/>
-      <w:bookmarkStart w:id="78" w:name="_Toc238817414"/>
+      <w:bookmarkStart w:id="78" w:name="_Toc238831923"/>
       <w:bookmarkEnd w:id="75"/>
       <w:r>
         <w:t>3.2 Enfoque y diseño: estudio de caso instrumental</w:t>
@@ -13116,7 +13116,7 @@
         <w:pStyle w:val="Ttulo2"/>
       </w:pPr>
       <w:bookmarkStart w:id="79" w:name="metodología-de-desarrollo"/>
-      <w:bookmarkStart w:id="80" w:name="_Toc238817415"/>
+      <w:bookmarkStart w:id="80" w:name="_Toc238831924"/>
       <w:bookmarkEnd w:id="77"/>
       <w:r>
         <w:t>3.3 Metodología de desarrollo</w:t>
@@ -13463,7 +13463,7 @@
         <w:pStyle w:val="Ttulo2"/>
       </w:pPr>
       <w:bookmarkStart w:id="81" w:name="herramientas-y-tecnologías"/>
-      <w:bookmarkStart w:id="82" w:name="_Toc238817416"/>
+      <w:bookmarkStart w:id="82" w:name="_Toc238831925"/>
       <w:bookmarkEnd w:id="79"/>
       <w:r>
         <w:t>3.4 Herramientas y tecnologías</w:t>
@@ -13874,7 +13874,7 @@
         <w:pStyle w:val="Ttulo2"/>
       </w:pPr>
       <w:bookmarkStart w:id="83" w:name="X52da99ba2c916cd8fb112137829dd7bab0539ad"/>
-      <w:bookmarkStart w:id="84" w:name="_Toc238817417"/>
+      <w:bookmarkStart w:id="84" w:name="_Toc238831926"/>
       <w:bookmarkEnd w:id="81"/>
       <w:r>
         <w:t>3.5 Técnicas de recolección y análisis de datos</w:t>
@@ -13886,7 +13886,7 @@
         <w:pStyle w:val="Ttulo3"/>
       </w:pPr>
       <w:bookmarkStart w:id="85" w:name="recolección-automatizada-de-métricas"/>
-      <w:bookmarkStart w:id="86" w:name="_Toc238817418"/>
+      <w:bookmarkStart w:id="86" w:name="_Toc238831927"/>
       <w:r>
         <w:t>3.5.1 Recolección automatizada de métricas</w:t>
       </w:r>
@@ -14197,7 +14197,7 @@
         <w:pStyle w:val="Ttulo3"/>
       </w:pPr>
       <w:bookmarkStart w:id="87" w:name="justificación-del-tamaño-de-muestra"/>
-      <w:bookmarkStart w:id="88" w:name="_Toc238817419"/>
+      <w:bookmarkStart w:id="88" w:name="_Toc238831928"/>
       <w:bookmarkEnd w:id="85"/>
       <w:r>
         <w:t>3.5.2 Justificación del tamaño de muestra</w:t>
@@ -14229,7 +14229,7 @@
         <w:pStyle w:val="Ttulo3"/>
       </w:pPr>
       <w:bookmarkStart w:id="89" w:name="criterio-de-evaluación-de-precisión"/>
-      <w:bookmarkStart w:id="90" w:name="_Toc238817420"/>
+      <w:bookmarkStart w:id="90" w:name="_Toc238831929"/>
       <w:bookmarkEnd w:id="87"/>
       <w:r>
         <w:t>3.5.3 Criterio de evaluación de la exactitud</w:t>
@@ -14323,7 +14323,7 @@
         <w:pStyle w:val="Ttulo3"/>
       </w:pPr>
       <w:bookmarkStart w:id="91" w:name="análisis-estadístico"/>
-      <w:bookmarkStart w:id="92" w:name="_Toc238817421"/>
+      <w:bookmarkStart w:id="92" w:name="_Toc238831930"/>
       <w:bookmarkEnd w:id="89"/>
       <w:r>
         <w:t>3.5.4 Análisis estadístico</w:t>
@@ -14340,9 +14340,21 @@
     </w:p>
     <w:p>
       <w:pPr>
+        <w:pStyle w:val="Textoindependiente"/>
+      </w:pPr>
+      <w:r>
+        <w:t>Para el contraste de H1 —que compara la serie de tiempos del pipeline contra la del procesamiento manual— se adopta como prueba principal la U de Mann-Whitney, elegida por lo que acaba de declararse sobre la distribución: al no asumirse normalidad, la prueba de rangos es la que corresponde. Se la acompaña de la t de Welch, que no supone igualdad de varianzas, a título de comprobación complementaria, y del tamaño del efecto en ambas escalas —correlación rango-</w:t>
+      </w:r>
+      <w:r>
+        <w:lastRenderedPageBreak/>
+        <w:t>biserial y d de Cohen—, porque con muestras de este tamaño el valor p por sí solo dice poco. El nivel de significación se fija en 0,05 y todos los contrastes son bilaterales. El intervalo de confianza del factor de mejora, que es un cociente de dos medias, se calcula por el teorema de Fieller y no por propagación simplificada de la incertidumbre del numerador. Se anticipa aquí el límite que el Capítulo 5 retoma: una prueba de contraste establece si la diferencia observada es atribuible al azar del muestreo, pero no convierte el diseño en experimental, porque no hay asignación al azar a condiciones ni grupo de control.</w:t>
+      </w:r>
+    </w:p>
+    <w:p>
+      <w:pPr>
         <w:pStyle w:val="Ttulo3"/>
       </w:pPr>
-      <w:bookmarkStart w:id="93" w:name="_Toc238817422"/>
+      <w:bookmarkStart w:id="93" w:name="_Toc238831931"/>
       <w:r>
         <w:t>3.5.5 Medición del baseline de atención manual</w:t>
       </w:r>
@@ -14353,11 +14365,32 @@
         <w:pStyle w:val="FirstParagraph"/>
       </w:pPr>
       <w:r>
-        <w:t xml:space="preserve">La pregunta de investigación y el objetivo general están formulados en términos comparativos: se busca establecer en qué medida la automatización reduce los tiempos operativos respecto del proceso manual. Ese término de comparación exige una medición propia y no una estimación tomada de la experiencia informal del </w:t>
-      </w:r>
+        <w:t>La pregunta de investigación y el objetivo general están formulados en términos comparativos: se busca establecer en qué medida la automatización reduce los tiempos operativos respecto del proceso manual. Ese término de comparación exige una medición propia y no una estimación tomada de la experiencia informal del equipo. Por ese motivo se diseñó un experimento específico, destinado exclusivamente a cronometrar el procesamiento manual de una orden bajo condiciones equivalentes a las del pipeline automatizado.</w:t>
+      </w:r>
+    </w:p>
+    <w:p>
+      <w:pPr>
+        <w:pStyle w:val="Textoindependiente"/>
+      </w:pPr>
+      <w:r>
+        <w:t>Tarea cronometrada. Un operador procesa una orden completa contra la misma base de datos y el mismo catálogo que utiliza el Flujo 1, sin asistencia del sistema automatizado. La tarea se descompone en tres fases que se miden por separado: T1, lectura de los datos de la orden y consulta del stock disponible del producto mediante una sentencia SQL; T2, descuento del stock y actualización del estado de la orden a confirmada, o bien marcado como sin stock cuando corresponde; y T3, redacción de la notificación al cliente completando los campos variables de una plantilla fija. El tiempo total por orden es la suma de las tres fases. El desglose importa tanto como el total, porque permite identificar dónde se concentra efectivamente el esfuerzo manual.</w:t>
+      </w:r>
+    </w:p>
+    <w:p>
+      <w:pPr>
+        <w:pStyle w:val="Textoindependiente"/>
+      </w:pPr>
+      <w:r>
+        <w:t>Decisiones de diseño y su sentido. Dos decisiones condicionan el valor obtenido y se declaran de manera explícita, porque ambas se resolvieron eligiendo deliberadamente el escenario que menos favorece a la hipótesis. La primera concierne a la redacción del correo: se optó por una plantilla fija a completar y no por la redacción desde cero, ya que la primera representa a una PyME con un proceso mínimo establecido, que es el caso realista. Esta elección reduce el tiempo del baseline y, en consecuencia, reduce el factor de mejora que el trabajo podrá reportar. La segunda concierne al alcance del cronómetro, que cubre únicamente el procesamiento: desde que el operador toma conocimiento de la orden hasta que termina de redactar la notificación. La latencia de detección, es decir cada cuánto un operador revisa efectivamente la bandeja de entrada, no se incluye dentro del valor medido, porque no resulta observable sin convertirla en un parámetro elegido por los autores; se trata por separado y como supuesto declarado en la Sección 5.1.4. La regla que ordena todo el procedimiento es que lo medido y lo supuesto no se combinan nunca dentro de una misma cifra.</w:t>
+      </w:r>
+    </w:p>
+    <w:p>
+      <w:pPr>
+        <w:pStyle w:val="Textoindependiente"/>
+      </w:pPr>
       <w:r>
         <w:lastRenderedPageBreak/>
-        <w:t>equipo. Por ese motivo se diseñó un experimento específico, destinado exclusivamente a cronometrar el procesamiento manual de una orden bajo condiciones equivalentes a las del pipeline automatizado.</w:t>
+        <w:t>Muestra e instrumento. Se procesaron doce órdenes. De las diez que resultaron válidas, siete correspondieron a la rama con stock disponible y tres a la rama sin stock —una proporción de 70 % y 30 % que reproduce la distribución observada en la corrida automatizada (35 y 15 sobre 50)—; de las dos descartadas por interrupción del operador, una (ORD-E4-002) pertenecía a la rama sin stock y la otra (ORD-E4-001) se interrumpió antes de que su rama quedara consignada. Las dos ramas demandan trabajo manual distinto y la muestra debe reflejar ambas. La composición completa, orden por orden y con su marca de descarte, se transcribe en la Tabla I.1 del Anexo I. Las órdenes se crearon en la base con un identificador de procedencia propio, distinto del que llevan las órdenes medidas del pipeline, de modo que sus marcas temporales a escala humana no contaminen el cálculo de MTTD y MTTR; todas las consultas de resultados del Capítulo 5 filtran por ese identificador. La medición se realizó con un cronómetro por fases desarrollado para este fin, que registra cada transición y exporta los tiempos a un archivo separado por comas sin intervención manual sobre los valores.</w:t>
       </w:r>
     </w:p>
     <w:p>
@@ -14365,7 +14398,7 @@
         <w:pStyle w:val="Textoindependiente"/>
       </w:pPr>
       <w:r>
-        <w:t>Tarea cronometrada. Un operador procesa una orden completa contra la misma base de datos y el mismo catálogo que utiliza el Flujo 1, sin asistencia del sistema automatizado. La tarea se descompone en tres fases que se miden por separado: T1, lectura de los datos de la orden y consulta del stock disponible del producto mediante una sentencia SQL; T2, descuento del stock y actualización del estado de la orden a confirmada, o bien marcado como sin stock cuando corresponde; y T3, redacción de la notificación al cliente completando los campos variables de una plantilla fija. El tiempo total por orden es la suma de las tres fases. El desglose importa tanto como el total, porque permite identificar dónde se concentra efectivamente el esfuerzo manual.</w:t>
+        <w:t>Reglas fijadas antes de comenzar. Se estableció por anticipado que el operador trabajaría a ritmo normal, sin preparar consultas de antemano, y que toda orden durante cuya ejecución se produjera una interrupción sería descartada y consignada como tal. Dos de las doce órdenes se descartaron por aplicación de esa regla; quedan registradas en el archivo de resultados con su marca de descarte y no se eliminaron del archivo. El resultado primario se calcula sobre las diez órdenes restantes.</w:t>
       </w:r>
     </w:p>
     <w:p>
@@ -14373,7 +14406,7 @@
         <w:pStyle w:val="Textoindependiente"/>
       </w:pPr>
       <w:r>
-        <w:t>Decisiones de diseño y su sentido. Dos decisiones condicionan el valor obtenido y se declaran de manera explícita, porque ambas se resolvieron eligiendo deliberadamente el escenario que menos favorece a la hipótesis. La primera concierne a la redacción del correo: se optó por una plantilla fija a completar y no por la redacción desde cero, ya que la primera representa a una PyME con un proceso mínimo establecido, que es el caso realista. Esta elección reduce el tiempo del baseline y, en consecuencia, reduce el factor de mejora que el trabajo podrá reportar. La segunda concierne al alcance del cronómetro, que cubre únicamente el procesamiento: desde que el operador toma conocimiento de la orden hasta que termina de redactar la notificación. La latencia de detección, es decir cada cuánto un operador revisa efectivamente la bandeja de entrada, no se incluye dentro del valor medido, porque no resulta observable sin convertirla en un parámetro elegido por los autores; se trata por separado y como supuesto declarado en la Sección 5.1.4. La regla que ordena todo el procedimiento es que lo medido y lo supuesto no se combinan nunca dentro de una misma cifra.</w:t>
+        <w:t>Criterio de análisis. Se reportan media, mediana, desvío estándar, mínimo y máximo del tiempo total y de cada fase. Dado el tamaño reducido de la muestra, el intervalo de confianza de la media se calcula mediante la distribución t de Student con nueve grados de libertad y no por aproximación normal, que subestimaría su amplitud. Se controla además el efecto de aprendizaje mediante el coeficiente de correlación de Pearson entre el orden de ejecución y el tiempo empleado, cuyo resultado se reporta junto con los descriptivos en la Sección 5.1.4. Los tiempos crudos, las etiquetas de descarte y el texto de las notificaciones redactadas se transcriben en el Anexo I.</w:t>
       </w:r>
     </w:p>
     <w:p>
@@ -14381,43 +14414,19 @@
         <w:pStyle w:val="Textoindependiente"/>
       </w:pPr>
       <w:r>
-        <w:t xml:space="preserve">Muestra e instrumento. Se procesaron doce órdenes. De las diez que resultaron válidas, siete correspondieron a la rama con stock disponible y tres a la rama sin stock —una proporción de 70 % y 30 % que reproduce la distribución observada en la corrida automatizada (35 y 15 sobre 50)—; de las dos descartadas por interrupción del operador, una (ORD-E4-002) pertenecía a la rama sin stock y la otra (ORD-E4-001) se interrumpió antes de que su rama quedara consignada. Las dos ramas demandan trabajo manual distinto y la muestra debe reflejar ambas. La composición completa, orden por orden y con su marca de descarte, se transcribe en la Tabla I.1 del Anexo I. Las órdenes se crearon en la base con un identificador de procedencia propio, distinto del que llevan las órdenes medidas del pipeline, de modo que sus marcas temporales a escala humana no contaminen el cálculo de MTTD y MTTR; todas las consultas de resultados del Capítulo 5 filtran por ese identificador. La medición se realizó con un cronómetro por fases desarrollado para este fin, que registra cada </w:t>
+        <w:t>Qué magnitud mide el valor obtenido. Esta precisión es determinante para la comparación del Capítulo 5 y por eso se declara aquí. El cronómetro registra el tiempo de trabajo efectivo que el operador dedica a una orden, es decir el costo marginal de procesar una orden adicional. No mide la latencia que percibe el cliente, que en un proceso manual depende de cuántas órdenes haya por delante en la cola y no de la velocidad del operador. Ambas magnitudes son legítimas y responden a preguntas distintas: la primera describe la capacidad de proceso, la segunda la experiencia de espera.</w:t>
+      </w:r>
+    </w:p>
+    <w:p>
+      <w:pPr>
+        <w:pStyle w:val="Textoindependiente"/>
+      </w:pPr>
+      <w:r>
+        <w:t xml:space="preserve">Las doce órdenes se insertaron en la base mediante una única sentencia de preparación, de modo que todas comparten la misma marca de recepción. En consecuencia, la diferencia entre notified_at y received_at que queda registrada para </w:t>
       </w:r>
       <w:r>
         <w:lastRenderedPageBreak/>
-        <w:t>transición y exporta los tiempos a un archivo separado por comas sin intervención manual sobre los valores.</w:t>
-      </w:r>
-    </w:p>
-    <w:p>
-      <w:pPr>
-        <w:pStyle w:val="Textoindependiente"/>
-      </w:pPr>
-      <w:r>
-        <w:t>Reglas fijadas antes de comenzar. Se estableció por anticipado que el operador trabajaría a ritmo normal, sin preparar consultas de antemano, y que toda orden durante cuya ejecución se produjera una interrupción sería descartada y consignada como tal. Dos de las doce órdenes se descartaron por aplicación de esa regla; quedan registradas en el archivo de resultados con su marca de descarte y no se eliminaron del archivo. El resultado primario se calcula sobre las diez órdenes restantes.</w:t>
-      </w:r>
-    </w:p>
-    <w:p>
-      <w:pPr>
-        <w:pStyle w:val="Textoindependiente"/>
-      </w:pPr>
-      <w:r>
-        <w:t>Criterio de análisis. Se reportan media, mediana, desvío estándar, mínimo y máximo del tiempo total y de cada fase. Dado el tamaño reducido de la muestra, el intervalo de confianza de la media se calcula mediante la distribución t de Student con nueve grados de libertad y no por aproximación normal, que subestimaría su amplitud. Se controla además el efecto de aprendizaje mediante el coeficiente de correlación de Pearson entre el orden de ejecución y el tiempo empleado, cuyo resultado se reporta junto con los descriptivos en la Sección 5.1.4. Los tiempos crudos, las etiquetas de descarte y el texto de las notificaciones redactadas se transcriben en el Anexo I.</w:t>
-      </w:r>
-    </w:p>
-    <w:p>
-      <w:pPr>
-        <w:pStyle w:val="Textoindependiente"/>
-      </w:pPr>
-      <w:r>
-        <w:t>Qué magnitud mide el valor obtenido. Esta precisión es determinante para la comparación del Capítulo 5 y por eso se declara aquí. El cronómetro registra el tiempo de trabajo efectivo que el operador dedica a una orden, es decir el costo marginal de procesar una orden adicional. No mide la latencia que percibe el cliente, que en un proceso manual depende de cuántas órdenes haya por delante en la cola y no de la velocidad del operador. Ambas magnitudes son legítimas y responden a preguntas distintas: la primera describe la capacidad de proceso, la segunda la experiencia de espera.</w:t>
-      </w:r>
-    </w:p>
-    <w:p>
-      <w:pPr>
-        <w:pStyle w:val="Textoindependiente"/>
-      </w:pPr>
-      <w:r>
-        <w:t>Las doce órdenes se insertaron en la base mediante una única sentencia de preparación, de modo que todas comparten la misma marca de recepción. En consecuencia, la diferencia entre notified_at y received_at que queda registrada para cada una no es su latencia individual sino su tiempo de permanencia en la cola, que crece de manera monótona a medida que el operador avanza. Ese registro se conserva y se reporta en la Sección 5.1.4 porque describe un fenómeno real —el encolamiento—, pero no es el valor que se contrasta contra el pipeline automatizado. El término de comparación es el tiempo marginal cronometrado.</w:t>
+        <w:t>cada una no es su latencia individual sino su tiempo de permanencia en la cola, que crece de manera monótona a medida que el operador avanza. Ese registro se conserva y se reporta en la Sección 5.1.4 porque describe un fenómeno real —el encolamiento—, pero no es el valor que se contrasta contra el pipeline automatizado. El término de comparación es el tiempo marginal cronometrado.</w:t>
       </w:r>
     </w:p>
     <w:p>
@@ -14425,7 +14434,7 @@
         <w:pStyle w:val="Ttulo2"/>
       </w:pPr>
       <w:bookmarkStart w:id="94" w:name="amenazas-a-la-validez"/>
-      <w:bookmarkStart w:id="95" w:name="_Toc238817423"/>
+      <w:bookmarkStart w:id="95" w:name="_Toc238831932"/>
       <w:bookmarkEnd w:id="83"/>
       <w:bookmarkEnd w:id="91"/>
       <w:r>
@@ -14446,9 +14455,8 @@
         <w:pStyle w:val="Ttulo3"/>
       </w:pPr>
       <w:bookmarkStart w:id="96" w:name="validez-de-constructo"/>
-      <w:bookmarkStart w:id="97" w:name="_Toc238817424"/>
-      <w:r>
-        <w:lastRenderedPageBreak/>
+      <w:bookmarkStart w:id="97" w:name="_Toc238831933"/>
+      <w:r>
         <w:t>3.6.1 Validez de constructo</w:t>
       </w:r>
       <w:bookmarkEnd w:id="97"/>
@@ -14488,7 +14496,7 @@
         <w:pStyle w:val="Ttulo3"/>
       </w:pPr>
       <w:bookmarkStart w:id="98" w:name="validez-interna"/>
-      <w:bookmarkStart w:id="99" w:name="_Toc238817425"/>
+      <w:bookmarkStart w:id="99" w:name="_Toc238831934"/>
       <w:bookmarkEnd w:id="96"/>
       <w:r>
         <w:t>3.6.2 Validez interna</w:t>
@@ -14530,7 +14538,7 @@
         <w:pStyle w:val="Ttulo3"/>
       </w:pPr>
       <w:bookmarkStart w:id="100" w:name="validez-externa"/>
-      <w:bookmarkStart w:id="101" w:name="_Toc238817426"/>
+      <w:bookmarkStart w:id="101" w:name="_Toc238831935"/>
       <w:bookmarkEnd w:id="98"/>
       <w:r>
         <w:t>3.6.3 Validez externa</w:t>
@@ -14572,7 +14580,7 @@
         <w:pStyle w:val="Ttulo3"/>
       </w:pPr>
       <w:bookmarkStart w:id="102" w:name="confiabilidad"/>
-      <w:bookmarkStart w:id="103" w:name="_Toc238817427"/>
+      <w:bookmarkStart w:id="103" w:name="_Toc238831936"/>
       <w:bookmarkEnd w:id="100"/>
       <w:r>
         <w:t>3.6.4 Confiabilidad</w:t>
@@ -14603,6 +14611,7 @@
           <w:i/>
           <w:iCs/>
         </w:rPr>
+        <w:lastRenderedPageBreak/>
         <w:t>Mitigación: Todas las pruebas se realizaron en una ventana de tiempo acotada para minimizar la variabilidad temporal del servicio externo. Los tiempos se reportan como promedios aritméticos acompañados de su desvío estándar, criterio uniforme con el establecido en la Sección 3.5.4; la mediana se informa además de forma complementaria en los casos en que la distribución resulta asimétrica.</w:t>
       </w:r>
     </w:p>
@@ -14612,7 +14621,7 @@
         <w:pageBreakBefore/>
       </w:pPr>
       <w:bookmarkStart w:id="104" w:name="capítulo-4-desarrollo-del-estudio"/>
-      <w:bookmarkStart w:id="105" w:name="_Toc238817428"/>
+      <w:bookmarkStart w:id="105" w:name="_Toc238831937"/>
       <w:bookmarkEnd w:id="35"/>
       <w:bookmarkEnd w:id="94"/>
       <w:bookmarkEnd w:id="102"/>
@@ -14627,7 +14636,7 @@
         <w:pStyle w:val="Ttulo2"/>
       </w:pPr>
       <w:bookmarkStart w:id="106" w:name="arquitectura-del-sistema"/>
-      <w:bookmarkStart w:id="107" w:name="_Toc238817429"/>
+      <w:bookmarkStart w:id="107" w:name="_Toc238831938"/>
       <w:r>
         <w:t>4.1 Arquitectura del sistema</w:t>
       </w:r>
@@ -14656,7 +14665,7 @@
         <w:pStyle w:val="Ttulo3"/>
       </w:pPr>
       <w:bookmarkStart w:id="108" w:name="servicios-docker"/>
-      <w:bookmarkStart w:id="109" w:name="_Toc238817430"/>
+      <w:bookmarkStart w:id="109" w:name="_Toc238831939"/>
       <w:r>
         <w:rPr>
           <w:noProof/>
@@ -15152,7 +15161,7 @@
         <w:pStyle w:val="Ttulo2"/>
       </w:pPr>
       <w:bookmarkStart w:id="110" w:name="base-de-datos"/>
-      <w:bookmarkStart w:id="111" w:name="_Toc238817431"/>
+      <w:bookmarkStart w:id="111" w:name="_Toc238831940"/>
       <w:bookmarkEnd w:id="106"/>
       <w:bookmarkEnd w:id="108"/>
       <w:r>
@@ -15165,7 +15174,7 @@
         <w:pStyle w:val="Ttulo3"/>
       </w:pPr>
       <w:bookmarkStart w:id="112" w:name="tablas-principales"/>
-      <w:bookmarkStart w:id="113" w:name="_Toc238817432"/>
+      <w:bookmarkStart w:id="113" w:name="_Toc238831941"/>
       <w:r>
         <w:t>4.2.1 Tablas principales</w:t>
       </w:r>
@@ -15625,7 +15634,7 @@
         <w:pStyle w:val="Ttulo3"/>
       </w:pPr>
       <w:bookmarkStart w:id="114" w:name="diagrama-entidad-relación"/>
-      <w:bookmarkStart w:id="115" w:name="_Toc238817433"/>
+      <w:bookmarkStart w:id="115" w:name="_Toc238831942"/>
       <w:bookmarkEnd w:id="112"/>
       <w:r>
         <w:lastRenderedPageBreak/>
@@ -15705,7 +15714,7 @@
       <w:pPr>
         <w:pStyle w:val="Ttulo3"/>
       </w:pPr>
-      <w:bookmarkStart w:id="117" w:name="_Toc238817434"/>
+      <w:bookmarkStart w:id="117" w:name="_Toc238831943"/>
       <w:r>
         <w:t>4.2.3 Vistas de métricas</w:t>
       </w:r>
@@ -16068,7 +16077,7 @@
         <w:pStyle w:val="Ttulo3"/>
       </w:pPr>
       <w:bookmarkStart w:id="118" w:name="datos-seed"/>
-      <w:bookmarkStart w:id="119" w:name="_Toc238817435"/>
+      <w:bookmarkStart w:id="119" w:name="_Toc238831944"/>
       <w:bookmarkEnd w:id="116"/>
       <w:r>
         <w:t>4.2.4 Datos seed</w:t>
@@ -17817,7 +17826,7 @@
         <w:pStyle w:val="Ttulo2"/>
       </w:pPr>
       <w:bookmarkStart w:id="120" w:name="X8f908531a063890214e0ba14e55f9da9a2ecacb"/>
-      <w:bookmarkStart w:id="121" w:name="_Toc238817436"/>
+      <w:bookmarkStart w:id="121" w:name="_Toc238831945"/>
       <w:bookmarkEnd w:id="110"/>
       <w:bookmarkEnd w:id="118"/>
       <w:r>
@@ -17874,7 +17883,7 @@
         <w:pStyle w:val="Ttulo3"/>
       </w:pPr>
       <w:bookmarkStart w:id="122" w:name="nodos-del-workflow"/>
-      <w:bookmarkStart w:id="123" w:name="_Toc238817437"/>
+      <w:bookmarkStart w:id="123" w:name="_Toc238831946"/>
       <w:r>
         <w:t>4.3.1 Nodos del workflow</w:t>
       </w:r>
@@ -18732,7 +18741,7 @@
         <w:pStyle w:val="Ttulo3"/>
       </w:pPr>
       <w:bookmarkStart w:id="124" w:name="diagrama-del-flujo"/>
-      <w:bookmarkStart w:id="125" w:name="_Toc238817438"/>
+      <w:bookmarkStart w:id="125" w:name="_Toc238831947"/>
       <w:bookmarkEnd w:id="122"/>
       <w:r>
         <w:lastRenderedPageBreak/>
@@ -18840,7 +18849,7 @@
         </w:rPr>
         <w:lastRenderedPageBreak/>
         <w:drawing>
-          <wp:inline distT="0" distB="0" distL="0" distR="0" wp14:anchorId="3F3231F3" wp14:editId="29E27B56">
+          <wp:inline distT="0" distB="0" distL="0" distR="0" wp14:anchorId="3F3231F3" wp14:editId="6D6C045B">
             <wp:extent cx="5612130" cy="1259205"/>
             <wp:effectExtent l="0" t="0" r="0" b="0"/>
             <wp:docPr id="4" name="Imagen 4"/>
@@ -18902,7 +18911,7 @@
         <w:pStyle w:val="Ttulo3"/>
       </w:pPr>
       <w:bookmarkStart w:id="126" w:name="métricas-mttd-y-mttr"/>
-      <w:bookmarkStart w:id="127" w:name="_Toc238817439"/>
+      <w:bookmarkStart w:id="127" w:name="_Toc238831948"/>
       <w:bookmarkEnd w:id="124"/>
       <w:r>
         <w:t>4.3.3 Métricas MTTD y MTTR</w:t>
@@ -19008,7 +19017,7 @@
         <w:pStyle w:val="Ttulo3"/>
       </w:pPr>
       <w:bookmarkStart w:id="128" w:name="flujo-de-estados-de-una-orden"/>
-      <w:bookmarkStart w:id="129" w:name="_Toc238817440"/>
+      <w:bookmarkStart w:id="129" w:name="_Toc238831949"/>
       <w:bookmarkEnd w:id="126"/>
       <w:r>
         <w:lastRenderedPageBreak/>
@@ -19427,7 +19436,7 @@
         <w:pStyle w:val="Ttulo2"/>
       </w:pPr>
       <w:bookmarkStart w:id="130" w:name="flujo-2-chatbot-omnicanal-con-ia"/>
-      <w:bookmarkStart w:id="131" w:name="_Toc238817441"/>
+      <w:bookmarkStart w:id="131" w:name="_Toc238831950"/>
       <w:bookmarkEnd w:id="120"/>
       <w:bookmarkEnd w:id="128"/>
       <w:r>
@@ -19452,7 +19461,7 @@
         <w:pStyle w:val="Ttulo3"/>
       </w:pPr>
       <w:bookmarkStart w:id="132" w:name="nodos-del-workflow-1"/>
-      <w:bookmarkStart w:id="133" w:name="_Toc238817442"/>
+      <w:bookmarkStart w:id="133" w:name="_Toc238831951"/>
       <w:r>
         <w:t>4.4.1 Nodos del workflow</w:t>
       </w:r>
@@ -20512,7 +20521,7 @@
         <w:pStyle w:val="Ttulo3"/>
       </w:pPr>
       <w:bookmarkStart w:id="134" w:name="diagrama-del-flujo-1"/>
-      <w:bookmarkStart w:id="135" w:name="_Toc238817443"/>
+      <w:bookmarkStart w:id="135" w:name="_Toc238831952"/>
       <w:bookmarkEnd w:id="132"/>
       <w:r>
         <w:t>4.4.2 Diagrama del flujo</w:t>
@@ -20538,7 +20547,7 @@
         </w:rPr>
         <w:lastRenderedPageBreak/>
         <w:drawing>
-          <wp:inline distT="0" distB="0" distL="0" distR="0" wp14:anchorId="06A788F4" wp14:editId="680F3148">
+          <wp:inline distT="0" distB="0" distL="0" distR="0" wp14:anchorId="06A788F4" wp14:editId="7AAD8248">
             <wp:extent cx="5597525" cy="5062467"/>
             <wp:effectExtent l="0" t="0" r="0" b="0"/>
             <wp:docPr id="7" name="Imagen 7"/>
@@ -20677,7 +20686,7 @@
         <w:pStyle w:val="Ttulo3"/>
       </w:pPr>
       <w:bookmarkStart w:id="136" w:name="prompt-de-ia"/>
-      <w:bookmarkStart w:id="137" w:name="_Toc238817444"/>
+      <w:bookmarkStart w:id="137" w:name="_Toc238831953"/>
       <w:bookmarkEnd w:id="134"/>
       <w:r>
         <w:lastRenderedPageBreak/>
@@ -20706,7 +20715,7 @@
         <w:pStyle w:val="Ttulo3"/>
       </w:pPr>
       <w:bookmarkStart w:id="138" w:name="métrica-tmr"/>
-      <w:bookmarkStart w:id="139" w:name="_Toc238817445"/>
+      <w:bookmarkStart w:id="139" w:name="_Toc238831954"/>
       <w:bookmarkEnd w:id="136"/>
       <w:r>
         <w:t>4.4.4 Métrica TMR</w:t>
@@ -20759,7 +20768,7 @@
       <w:pPr>
         <w:pStyle w:val="Ttulo2"/>
       </w:pPr>
-      <w:bookmarkStart w:id="140" w:name="_Toc238817446"/>
+      <w:bookmarkStart w:id="140" w:name="_Toc238831955"/>
       <w:bookmarkEnd w:id="130"/>
       <w:bookmarkEnd w:id="138"/>
       <w:r>
@@ -20779,7 +20788,7 @@
       <w:pPr>
         <w:pStyle w:val="Ttulo3"/>
       </w:pPr>
-      <w:bookmarkStart w:id="141" w:name="_Toc238817447"/>
+      <w:bookmarkStart w:id="141" w:name="_Toc238831956"/>
       <w:r>
         <w:lastRenderedPageBreak/>
         <w:t>4.5.1 Paneles de los dashboards</w:t>
@@ -21769,7 +21778,7 @@
       <w:pPr>
         <w:pStyle w:val="Ttulo2"/>
       </w:pPr>
-      <w:bookmarkStart w:id="142" w:name="_Toc238817448"/>
+      <w:bookmarkStart w:id="142" w:name="_Toc238831957"/>
       <w:r>
         <w:t>4.6 Testing</w:t>
       </w:r>
@@ -21792,7 +21801,7 @@
         <w:pStyle w:val="Ttulo3"/>
       </w:pPr>
       <w:bookmarkStart w:id="143" w:name="pruebas-funcionales"/>
-      <w:bookmarkStart w:id="144" w:name="_Toc238817449"/>
+      <w:bookmarkStart w:id="144" w:name="_Toc238831958"/>
       <w:r>
         <w:t>4.6.1 Pruebas funcionales</w:t>
       </w:r>
@@ -22717,7 +22726,7 @@
         <w:pStyle w:val="Ttulo3"/>
       </w:pPr>
       <w:bookmarkStart w:id="145" w:name="prueba-de-carga"/>
-      <w:bookmarkStart w:id="146" w:name="_Toc238817450"/>
+      <w:bookmarkStart w:id="146" w:name="_Toc238831959"/>
       <w:bookmarkEnd w:id="143"/>
       <w:r>
         <w:t>4.6.2 Pruebas de carga y de concurrencia</w:t>
@@ -22783,7 +22792,7 @@
         </w:rPr>
         <w:lastRenderedPageBreak/>
         <w:drawing>
-          <wp:inline distT="0" distB="0" distL="0" distR="0" wp14:anchorId="798B255F" wp14:editId="2382B2B9">
+          <wp:inline distT="0" distB="0" distL="0" distR="0" wp14:anchorId="798B255F" wp14:editId="6AE552FC">
             <wp:extent cx="5612130" cy="2806065"/>
             <wp:effectExtent l="0" t="0" r="0" b="0"/>
             <wp:docPr id="3" name="Imagen 3"/>
@@ -22845,7 +22854,7 @@
         <w:pStyle w:val="Ttulo1"/>
         <w:pageBreakBefore/>
       </w:pPr>
-      <w:bookmarkStart w:id="147" w:name="_Toc238817451"/>
+      <w:bookmarkStart w:id="147" w:name="_Toc238831960"/>
       <w:r>
         <w:lastRenderedPageBreak/>
         <w:t>CAPÍTULO 5: RESULTADOS Y ANÁLISIS</w:t>
@@ -22856,7 +22865,7 @@
       <w:pPr>
         <w:pStyle w:val="Ttulo2"/>
       </w:pPr>
-      <w:bookmarkStart w:id="148" w:name="_Toc238817452"/>
+      <w:bookmarkStart w:id="148" w:name="_Toc238831961"/>
       <w:bookmarkEnd w:id="145"/>
       <w:r>
         <w:t>5.1 Resultados del Flujo 1 — Pipeline de Órdenes</w:t>
@@ -22868,7 +22877,7 @@
         <w:pStyle w:val="Ttulo3"/>
       </w:pPr>
       <w:bookmarkStart w:id="149" w:name="pruebas-funcionales-1"/>
-      <w:bookmarkStart w:id="150" w:name="_Toc238817453"/>
+      <w:bookmarkStart w:id="150" w:name="_Toc238831962"/>
       <w:r>
         <w:t>5.1.1 Pruebas funcionales</w:t>
       </w:r>
@@ -23189,7 +23198,7 @@
         <w:pStyle w:val="Ttulo3"/>
       </w:pPr>
       <w:bookmarkStart w:id="151" w:name="métricas-de-tiempo"/>
-      <w:bookmarkStart w:id="152" w:name="_Toc238817454"/>
+      <w:bookmarkStart w:id="152" w:name="_Toc238831963"/>
       <w:bookmarkEnd w:id="149"/>
       <w:r>
         <w:t>5.1.2 Métricas de tiempo</w:t>
@@ -23366,7 +23375,7 @@
       <w:pPr>
         <w:pStyle w:val="Ttulo3"/>
       </w:pPr>
-      <w:bookmarkStart w:id="153" w:name="_Toc238817455"/>
+      <w:bookmarkStart w:id="153" w:name="_Toc238831964"/>
       <w:bookmarkEnd w:id="151"/>
       <w:r>
         <w:t>5.1.3 Pruebas de carga y de concurrencia</w:t>
@@ -23816,7 +23825,7 @@
       <w:pPr>
         <w:pStyle w:val="Ttulo3"/>
       </w:pPr>
-      <w:bookmarkStart w:id="154" w:name="_Toc238817456"/>
+      <w:bookmarkStart w:id="154" w:name="_Toc238831965"/>
       <w:r>
         <w:t>5.1.4 Baseline de atención manual</w:t>
       </w:r>
@@ -24274,7 +24283,7 @@
       <w:pPr>
         <w:pStyle w:val="Ttulo2"/>
       </w:pPr>
-      <w:bookmarkStart w:id="155" w:name="_Toc238817457"/>
+      <w:bookmarkStart w:id="155" w:name="_Toc238831966"/>
       <w:r>
         <w:t>5.2 Resultados del Flujo 2 — Chatbot (canal simulado formato WhatsApp y canal Telegram real)</w:t>
       </w:r>
@@ -24285,7 +24294,7 @@
         <w:pStyle w:val="Ttulo3"/>
       </w:pPr>
       <w:bookmarkStart w:id="156" w:name="tiempos-de-respuesta-tmr"/>
-      <w:bookmarkStart w:id="157" w:name="_Toc238817458"/>
+      <w:bookmarkStart w:id="157" w:name="_Toc238831967"/>
       <w:r>
         <w:t>5.2.1 Tiempos de respuesta (TMR)</w:t>
       </w:r>
@@ -24411,7 +24420,7 @@
               <w:pStyle w:val="Compact"/>
             </w:pPr>
             <w:r>
-              <w:t>Resolución automática</w:t>
+              <w:t>No escalada</w:t>
             </w:r>
           </w:p>
         </w:tc>
@@ -25339,7 +25348,7 @@
         <w:pStyle w:val="Ttulo3"/>
       </w:pPr>
       <w:bookmarkStart w:id="158" w:name="precisión-de-clasificación-de-intents"/>
-      <w:bookmarkStart w:id="159" w:name="_Toc238817459"/>
+      <w:bookmarkStart w:id="159" w:name="_Toc238831968"/>
       <w:bookmarkEnd w:id="156"/>
       <w:r>
         <w:t>5.2.2 Precisión de clasificación de intents</w:t>
@@ -26683,7 +26692,7 @@
         <w:pStyle w:val="Ttulo2"/>
       </w:pPr>
       <w:bookmarkStart w:id="160" w:name="contrastación-de-hipótesis"/>
-      <w:bookmarkStart w:id="161" w:name="_Toc238817460"/>
+      <w:bookmarkStart w:id="161" w:name="_Toc238831969"/>
       <w:bookmarkEnd w:id="158"/>
       <w:r>
         <w:lastRenderedPageBreak/>
@@ -27026,7 +27035,7 @@
         <w:pStyle w:val="Ttulo2"/>
       </w:pPr>
       <w:bookmarkStart w:id="162" w:name="análisis-comparativo-y-discusión"/>
-      <w:bookmarkStart w:id="163" w:name="_Toc238817461"/>
+      <w:bookmarkStart w:id="163" w:name="_Toc238831970"/>
       <w:bookmarkEnd w:id="160"/>
       <w:r>
         <w:t>5.4 Análisis comparativo y discusión</w:t>
@@ -27058,7 +27067,7 @@
         <w:pStyle w:val="Ttulo3"/>
       </w:pPr>
       <w:bookmarkStart w:id="164" w:name="limitaciones-observadas"/>
-      <w:bookmarkStart w:id="165" w:name="_Toc238817462"/>
+      <w:bookmarkStart w:id="165" w:name="_Toc238831971"/>
       <w:r>
         <w:t>5.4.1 Limitaciones observadas</w:t>
       </w:r>
@@ -27160,7 +27169,7 @@
           <w:b/>
           <w:bCs/>
         </w:rPr>
-        <w:t>(d) Ausencia de contraste inferencial contra un grupo de control: los intervalos de confianza que este trabajo reporta —Wilson al 95 % para el accuracy de clasificación, y t de Student para el baseline manual y para las latencias del pipeline— describen la precisión de las estimaciones propias, pero no constituyen una prueba de hipótesis en sentido inferencial estricto. El trabajo no ejecuta un contraste formal contra un grupo de control asignado al azar, y el baseline manual de la Sección 3.5.5 se midió sobre un único operador, lo que impide estimar la variabilidad entre operadores y descartar el efecto del evaluador. Una comparación inferencial en sentido pleno exigiría varios operadores independientes y un diseño experimental que excede el alcance declarado de este trabajo.</w:t>
+        <w:t>(d) Ausencia de grupo de control y de diseño experimental comparativo: el contraste de H1 se ejecutó y se reporta al cierre de la Sección 5.3 —U de Mann-Whitney sobre las dos series y t de Welch sobre sus descriptivos—, de modo que la diferencia observada no es atribuible al azar del muestreo. Lo que ese contraste no resuelve es de otro orden y conviene separarlo en tres puntos. Primero, el baseline manual se midió sobre un único operador: la prueba compara dos series de tiempos, no dos poblaciones de operadores, y por lo tanto no permite estimar la variabilidad entre personas ni descartar el efecto del evaluador. Segundo, no hubo asignación al azar a condiciones ni grupo de control; las dos series provienen de dos procedimientos distintos aplicados a una tarea equivalente, no de un experimento controlado, de modo que la atribución causal de la diferencia a la automatización descansa en el diseño del caso y no en la aleatorización. Tercero, y como se precisa en la propia Sección 5.3, la significación estadística confirma que la diferencia existe pero no resuelve la asimetría de constructo entre ambos términos: cada instrumento cubre un alcance distinto. Una comparación inferencial en sentido pleno exigiría varios operadores independientes y un diseño experimental que excede el alcance declarado de este trabajo, y queda planteada como línea futura en el Capítulo 7.</w:t>
       </w:r>
     </w:p>
     <w:p>
@@ -27169,7 +27178,7 @@
         <w:pageBreakBefore/>
       </w:pPr>
       <w:bookmarkStart w:id="166" w:name="capítulo-6-conclusiones"/>
-      <w:bookmarkStart w:id="167" w:name="_Toc238817463"/>
+      <w:bookmarkStart w:id="167" w:name="_Toc238831972"/>
       <w:bookmarkEnd w:id="104"/>
       <w:bookmarkEnd w:id="162"/>
       <w:bookmarkEnd w:id="164"/>
@@ -27184,7 +27193,7 @@
         <w:pStyle w:val="Ttulo2"/>
       </w:pPr>
       <w:bookmarkStart w:id="168" w:name="respuesta-a-la-pregunta-de-investigación"/>
-      <w:bookmarkStart w:id="169" w:name="_Toc238817464"/>
+      <w:bookmarkStart w:id="169" w:name="_Toc238831973"/>
       <w:r>
         <w:t>6.1 Respuesta a la pregunta de investigación</w:t>
       </w:r>
@@ -27218,7 +27227,7 @@
         <w:pStyle w:val="Ttulo2"/>
       </w:pPr>
       <w:bookmarkStart w:id="170" w:name="cumplimiento-de-objetivos-específicos"/>
-      <w:bookmarkStart w:id="171" w:name="_Toc238817465"/>
+      <w:bookmarkStart w:id="171" w:name="_Toc238831974"/>
       <w:bookmarkEnd w:id="168"/>
       <w:r>
         <w:t>6.2 Cumplimiento de objetivos específicos</w:t>
@@ -27610,7 +27619,7 @@
         <w:pStyle w:val="Textoindependiente"/>
       </w:pPr>
       <w:r>
-        <w:t>Los cinco objetivos específicos fueron cumplidos. OE3 y OE4 se cumplieron por encima de lo comprometido —7 tablas y 6 vistas frente a las 5 y 5 previstas, y 13 paneles frente a los 7 enunciados—, en tanto que OE2 se cumplió sobre dos canales efectivamente implementados y medidos, quedando el canal de correo como diseño documentado en el Capítulo 7.</w:t>
+        <w:t>Los cinco objetivos específicos fueron cumplidos, con dos precisiones sobre el alcance de ese cumplimiento. OE3 y OE4 se formularon en términos cualitativos en la Sección 1.5.2 —las tablas, vistas de métricas e índices necesarios para instrumentar el ciclo, y los dashboards para visualizar MTTD, MTTR y TMR— y el sistema desplegado los satisface: siete tablas, seis vistas y doce índices sostienen el cálculo de las tres métricas sin cómputo externo, y trece paneles repartidos en dos tableros las visualizan en tiempo real. No se los contrasta contra una cifra comprometida de antemano porque los objetivos no la fijaron. OE1 se cumple en régimen secuencial: bajo concurrencia el pipeline conserva la integridad transaccional pero pierde el 40,8 % de las órdenes, según se consigna en su propia celda y se analiza en la Sección 5.1.3. OE2 se cumplió sobre los dos canales efectivamente implementados y medidos, quedando el canal de correo como diseño documentado en el Capítulo 7.</w:t>
       </w:r>
     </w:p>
     <w:p>
@@ -27618,7 +27627,7 @@
         <w:pStyle w:val="Ttulo2"/>
       </w:pPr>
       <w:bookmarkStart w:id="172" w:name="conclusiones-sustantivas"/>
-      <w:bookmarkStart w:id="173" w:name="_Toc238817466"/>
+      <w:bookmarkStart w:id="173" w:name="_Toc238831975"/>
       <w:bookmarkEnd w:id="170"/>
       <w:r>
         <w:t>6.3 Conclusiones sustantivas</w:t>
@@ -27671,6 +27680,7 @@
           <w:b/>
           <w:bCs/>
         </w:rPr>
+        <w:lastRenderedPageBreak/>
         <w:t>Sobre la arquitectura Docker Compose: la infraestructura basada en cuatro contenedores está diseñada para ser reproducible. El entorno se levanta con un único comando (docker compose up -d), las imágenes están fijadas por versión explícita, los datos persisten entre reinicios mediante volúmenes nombrados, y el esquema, los flujos y los scripts de medición están versionados en el repositorio. Corresponde aclarar, no obstante, que no se realizó un ensayo de reproducción con un evaluador externo: el tiempo efectivo de puesta en marcha por un tercero no fue medido y por lo tanto no se afirma.</w:t>
       </w:r>
     </w:p>
@@ -27683,43 +27693,42 @@
           <w:b/>
           <w:bCs/>
         </w:rPr>
+        <w:t>Sobre las métricas MTTD/MTTR/TMR:</w:t>
+      </w:r>
+      <w:r>
+        <w:t xml:space="preserve"> la adaptación de estas métricas del dominio ITIL al ciclo post-venta de e-commerce resultó operativamente válida: los timestamps registrados automáticamente en PostgreSQL permiten calcular y visualizar las métricas sin intervención manual, y los valores obtenidos son coherentes con el comportamiento esperado del sistema.</w:t>
+      </w:r>
+    </w:p>
+    <w:p>
+      <w:pPr>
+        <w:pStyle w:val="Textoindependiente"/>
+      </w:pPr>
+      <w:r>
+        <w:t>Sobre el retorno al marco teórico: las tres nociones que el Capítulo 2 puso a trabajar admiten una lectura a la luz de lo medido. La primera es la escala de madurez de proceso de van der Aalst (2016), donde la automatización es un nivel intermedio entre la documentación y la gobernanza: el sistema construido alcanza el nivel de automatización —el ciclo se ejecuta sin intervención humana y queda instrumentado— pero no el de gobernanza, porque no incorpora control de admisión, política de reintentos ni gestión del caso de excepción, y la prueba de concurrencia lo mostró con precisión: 40,8 % de las órdenes quedaron sin procesar sin que ningún mecanismo lo advirtiera. La segunda es la dimensión de capacidad de respuesta (responsiveness) del modelo SERVQUAL (Zeithaml et al., 1990), que el TMR operacionaliza: los 1,47 s del canal simulado y los 3,07 s de Telegram saturan esa dimensión, pero SERVQUAL mide cinco y este trabajo instrumentó una sola. La fiabilidad y la empatía —que dependen de que la respuesta sea correcta y pertinente, no de que sea rápida— quedaron fuera de la medición, y es exactamente allí donde se ubica el riesgo declarado en la Sección 5.2.1 sobre el contenido de las respuestas de tipo FAQ. La tercera es la transferibilidad de MTTD y MTTR discutida en la Sección 2.1.3: la transferencia se sostuvo a nivel estructural, como se anticipó, pero la medición confirmó también su límite semántico. Un MTTD de 0,009 segundos no informa sobre detección de nada, porque no hay falla que detectar en un flujo nominal; informa sobre la distancia entre dos escrituras. Métricas propias del dominio comercial —order cycle time, order fulfillment lead time— describirían el mismo intervalo sin arrastrar una promesa que el fenómeno no tiene.</w:t>
+      </w:r>
+    </w:p>
+    <w:p>
+      <w:pPr>
+        <w:pStyle w:val="Ttulo2"/>
+      </w:pPr>
+      <w:bookmarkStart w:id="174" w:name="limitaciones-del-estudio"/>
+      <w:bookmarkStart w:id="175" w:name="_Toc238831976"/>
+      <w:bookmarkEnd w:id="172"/>
+      <w:r>
+        <w:t>6.4 Limitaciones del estudio</w:t>
+      </w:r>
+      <w:bookmarkEnd w:id="175"/>
+    </w:p>
+    <w:p>
+      <w:pPr>
+        <w:pStyle w:val="FirstParagraph"/>
+      </w:pPr>
+      <w:r>
+        <w:t xml:space="preserve">Las limitaciones del trabajo se documentan en detalle en la Sección 5.4.1 y en el análisis de amenazas a la validez del Capítulo 3. Se enuncian aquí, para que el lector que llega a las conclusiones las encuentre y no deba reconstruirlas: (i) el entorno es de laboratorio local y los datos son simulados, de modo que el término automatizado de toda comparación proviene de condiciones más favorables que las de un </w:t>
+      </w:r>
+      <w:r>
         <w:lastRenderedPageBreak/>
-        <w:t>Sobre las métricas MTTD/MTTR/TMR:</w:t>
-      </w:r>
-      <w:r>
-        <w:t xml:space="preserve"> la adaptación de estas métricas del dominio ITIL al ciclo post-venta de e-commerce resultó operativamente válida: los timestamps registrados automáticamente en PostgreSQL permiten calcular y visualizar las métricas sin intervención manual, y los valores obtenidos son coherentes con el comportamiento esperado del sistema.</w:t>
-      </w:r>
-    </w:p>
-    <w:p>
-      <w:pPr>
-        <w:pStyle w:val="Textoindependiente"/>
-      </w:pPr>
-      <w:r>
-        <w:t>Sobre el retorno al marco teórico: las tres nociones que el Capítulo 2 puso a trabajar admiten una lectura a la luz de lo medido. La primera es la escala de madurez de proceso de van der Aalst (2016), donde la automatización es un nivel intermedio entre la documentación y la gobernanza: el sistema construido alcanza el nivel de automatización —el ciclo se ejecuta sin intervención humana y queda instrumentado— pero no el de gobernanza, porque no incorpora control de admisión, política de reintentos ni gestión del caso de excepción, y la prueba de concurrencia lo mostró con precisión: 40,8 % de las órdenes quedaron sin procesar sin que ningún mecanismo lo advirtiera. La segunda es la dimensión de capacidad de respuesta (responsiveness) del modelo SERVQUAL (Zeithaml et al., 1990), que el TMR operacionaliza: los 1,47 s del canal simulado y los 3,07 s de Telegram saturan esa dimensión, pero SERVQUAL mide cinco y este trabajo instrumentó una sola. La fiabilidad y la empatía —que dependen de que la respuesta sea correcta y pertinente, no de que sea rápida— quedaron fuera de la medición, y es exactamente allí donde se ubica el riesgo declarado en la Sección 5.2.1 sobre el contenido de las respuestas de tipo FAQ. La tercera es la transferibilidad de MTTD y MTTR discutida en la Sección 2.1.3: la transferencia se sostuvo a nivel estructural, como se anticipó, pero la medición confirmó también su límite semántico. Un MTTD de 0,009 segundos no informa sobre detección de nada, porque no hay falla que detectar en un flujo nominal; informa sobre la distancia entre dos escrituras. Métricas propias del dominio comercial —order cycle time, order fulfillment lead time— describirían el mismo intervalo sin arrastrar una promesa que el fenómeno no tiene.</w:t>
-      </w:r>
-    </w:p>
-    <w:p>
-      <w:pPr>
-        <w:pStyle w:val="Ttulo2"/>
-      </w:pPr>
-      <w:bookmarkStart w:id="174" w:name="limitaciones-del-estudio"/>
-      <w:bookmarkStart w:id="175" w:name="_Toc238817467"/>
-      <w:bookmarkEnd w:id="172"/>
-      <w:r>
-        <w:t>6.4 Limitaciones del estudio</w:t>
-      </w:r>
-      <w:bookmarkEnd w:id="175"/>
-    </w:p>
-    <w:p>
-      <w:pPr>
-        <w:pStyle w:val="FirstParagraph"/>
-      </w:pPr>
-      <w:r>
-        <w:t xml:space="preserve">Las limitaciones del trabajo se documentan en detalle en la Sección 5.4.1 y en el análisis de amenazas a la validez del Capítulo 3. Se enuncian aquí, para que el lector que llega a las conclusiones las encuentre y no deba reconstruirlas: (i) el entorno es de laboratorio local y los datos son simulados, de modo que el término automatizado de toda comparación proviene de condiciones más favorables que las de un despliegue productivo; (ii) el baseline manual se midió sobre un único operador que ya conocía el procedimiento, lo que acota su representatividad aun cuando la decisión reduzca el factor reportado; (iii) el contraste entre ambas series se ejecutó sobre poblaciones que miden costo marginal de procesamiento y no latencia percibida, asimetría de constructo que la significación estadística no resuelve; (iv) el corpus de evaluación del clasificador es de 150 mensajes sobre cuatro categorías, construido por el propio equipo, y su distribución responde a un supuesto de diseño y no a tráfico observado; (v) no se evaluó la corrección del contenido de las respuestas entregadas al cliente, omisión que resulta material en las consultas de tipo FAQ </w:t>
-      </w:r>
-      <w:r>
-        <w:lastRenderedPageBreak/>
-        <w:t>porque el contexto de la base de conocimiento no llega al prompt; (vi) bajo concurrencia el sistema pierde el 40,8 % de las órdenes sin perder integridad, de modo que las cifras de desempeño valen para régimen secuencial; y (vii) el Flujo 2 depende de un proveedor externo de inferencia, lo que introduce a la vez un punto único de falla y la transferencia internacional de datos analizada en la Sección 2.6. Estas limitaciones no invalidan las conclusiones dentro del alcance declarado (prototipo funcional en entorno controlado), pero deben tenerse en cuenta al extrapolar los resultados a entornos de producción reales.</w:t>
+        <w:t>despliegue productivo; (ii) el baseline manual se midió sobre un único operador que ya conocía el procedimiento, lo que acota su representatividad aun cuando la decisión reduzca el factor reportado; (iii) el contraste entre ambas series se ejecutó sobre poblaciones que miden costo marginal de procesamiento y no latencia percibida, asimetría de constructo que la significación estadística no resuelve; (iv) el corpus de evaluación del clasificador es de 150 mensajes sobre cuatro categorías, construido por el propio equipo, y su distribución responde a un supuesto de diseño y no a tráfico observado; (v) no se evaluó la corrección del contenido de las respuestas entregadas al cliente, omisión que resulta material en las consultas de tipo FAQ porque el contexto de la base de conocimiento no llega al prompt; (vi) bajo concurrencia el sistema pierde el 40,8 % de las órdenes sin perder integridad, de modo que las cifras de desempeño valen para régimen secuencial; y (vii) el Flujo 2 depende de un proveedor externo de inferencia, lo que introduce a la vez un punto único de falla y la transferencia internacional de datos analizada en la Sección 2.6. Estas limitaciones no invalidan las conclusiones dentro del alcance declarado (prototipo funcional en entorno controlado), pero deben tenerse en cuenta al extrapolar los resultados a entornos de producción reales.</w:t>
       </w:r>
     </w:p>
     <w:p>
@@ -27735,7 +27744,7 @@
         <w:pageBreakBefore/>
       </w:pPr>
       <w:bookmarkStart w:id="176" w:name="capítulo-7-recomendaciones"/>
-      <w:bookmarkStart w:id="177" w:name="_Toc238817468"/>
+      <w:bookmarkStart w:id="177" w:name="_Toc238831977"/>
       <w:bookmarkEnd w:id="166"/>
       <w:bookmarkEnd w:id="174"/>
       <w:r>
@@ -27749,7 +27758,7 @@
         <w:pStyle w:val="Ttulo2"/>
       </w:pPr>
       <w:bookmarkStart w:id="178" w:name="recomendaciones-para-producción"/>
-      <w:bookmarkStart w:id="179" w:name="_Toc238817469"/>
+      <w:bookmarkStart w:id="179" w:name="_Toc238831978"/>
       <w:r>
         <w:t>7.1 Recomendaciones para producción</w:t>
       </w:r>
@@ -28040,12 +28049,25 @@
     </w:p>
     <w:p>
       <w:pPr>
+        <w:pStyle w:val="Compact"/>
+        <w:numPr>
+          <w:ilvl w:val="0"/>
+          <w:numId w:val="15"/>
+        </w:numPr>
+      </w:pPr>
+      <w:r>
+        <w:t>Capturar la marca de recepción en la capa HTTP: hoy received_at la escribe el nodo Registrar Orden, ya dentro del pipeline, de modo que el MTTD mide el intervalo entre dos escrituras sobre la base local y no el que media entre el arribo del pedido y su detección (Sección 4.3.3). Tomar la marca en el punto de entrada —desde el propio webhook, antes de la primera escritura— corrige la operacionalización sin alterar la definición de la métrica, y permite además separar la latencia de red de la de procesamiento. Es una corrección instrumental de bajo costo que vuelve al MTTD comparable con el de un despliegue real.</w:t>
+      </w:r>
+    </w:p>
+    <w:p>
+      <w:pPr>
         <w:pStyle w:val="Ttulo2"/>
       </w:pPr>
       <w:bookmarkStart w:id="180" w:name="líneas-futuras"/>
-      <w:bookmarkStart w:id="181" w:name="_Toc238817470"/>
+      <w:bookmarkStart w:id="181" w:name="_Toc238831979"/>
       <w:bookmarkEnd w:id="178"/>
       <w:r>
+        <w:lastRenderedPageBreak/>
         <w:t>7.2 Líneas futuras</w:t>
       </w:r>
       <w:bookmarkEnd w:id="181"/>
@@ -28095,7 +28117,6 @@
         </w:numPr>
       </w:pPr>
       <w:r>
-        <w:lastRenderedPageBreak/>
         <w:t>Extensión del pipeline a envíos y logística: notificaciones automáticas de despacho y tracking en tiempo real.</w:t>
       </w:r>
     </w:p>
@@ -28108,7 +28129,7 @@
         </w:numPr>
       </w:pPr>
       <w:r>
-        <w:t>Medición del baseline manual con un diseño de mayor alcance: replicar el protocolo de la Sección 3.5.5 sobre varios operadores independientes y sin entrenamiento previo, lo que habilitaría un contraste inferencial contra grupo de control y convertiría el factor de mejora en un resultado con validez estadística plena.</w:t>
+        <w:t>Medición del baseline manual con un diseño de mayor alcance: replicar el protocolo de la Sección 3.5.5 sobre varios operadores independientes y sin entrenamiento previo. El contraste de H1 ya está ejecutado (Sección 5.3), de modo que lo que ese diseño agregaría no es la prueba sino precisamente aquello que la prueba no puede dar: una estimación de la variabilidad entre operadores, la posibilidad de un grupo de control asignado al azar y, con ello, la atribución de la diferencia al procedimiento y no al caso particular medido.</w:t>
       </w:r>
     </w:p>
     <w:p>
@@ -28160,7 +28181,7 @@
         <w:pageBreakBefore/>
       </w:pPr>
       <w:bookmarkStart w:id="182" w:name="capítulo-8-referencias-bibliográficas"/>
-      <w:bookmarkStart w:id="183" w:name="_Toc238817471"/>
+      <w:bookmarkStart w:id="183" w:name="_Toc238831980"/>
       <w:bookmarkEnd w:id="176"/>
       <w:bookmarkEnd w:id="180"/>
       <w:r>
@@ -28873,7 +28894,7 @@
         <w:pStyle w:val="Ttulo1"/>
         <w:pageBreakBefore/>
       </w:pPr>
-      <w:bookmarkStart w:id="184" w:name="_Toc238817472"/>
+      <w:bookmarkStart w:id="184" w:name="_Toc238831981"/>
       <w:bookmarkEnd w:id="182"/>
       <w:r>
         <w:lastRenderedPageBreak/>
@@ -28886,7 +28907,7 @@
         <w:pStyle w:val="Ttulo2"/>
       </w:pPr>
       <w:bookmarkStart w:id="185" w:name="X3cb621f708d527c85a75099c9d8ab934f4bf355"/>
-      <w:bookmarkStart w:id="186" w:name="_Toc238817473"/>
+      <w:bookmarkStart w:id="186" w:name="_Toc238831982"/>
       <w:r>
         <w:t>Anexo A: Resumen del Schema de Base de Datos</w:t>
       </w:r>
@@ -30346,7 +30367,7 @@
         <w:pStyle w:val="Ttulo2"/>
       </w:pPr>
       <w:bookmarkStart w:id="187" w:name="anexo-b-configuración-docker-compose"/>
-      <w:bookmarkStart w:id="188" w:name="_Toc238817474"/>
+      <w:bookmarkStart w:id="188" w:name="_Toc238831983"/>
       <w:bookmarkEnd w:id="185"/>
       <w:r>
         <w:t>Anexo B: Configuración Docker Compose</w:t>
@@ -30767,7 +30788,7 @@
         <w:pStyle w:val="Ttulo2"/>
       </w:pPr>
       <w:bookmarkStart w:id="189" w:name="anexo-c-catálogo-de-productos-seed"/>
-      <w:bookmarkStart w:id="190" w:name="_Toc238817475"/>
+      <w:bookmarkStart w:id="190" w:name="_Toc238831984"/>
       <w:bookmarkEnd w:id="187"/>
       <w:r>
         <w:t>Anexo C: Catálogo de Productos Seed</w:t>
@@ -32476,7 +32497,7 @@
         <w:pStyle w:val="Ttulo2"/>
       </w:pPr>
       <w:bookmarkStart w:id="191" w:name="anexo-d-faq-predefinidas"/>
-      <w:bookmarkStart w:id="192" w:name="_Toc238817476"/>
+      <w:bookmarkStart w:id="192" w:name="_Toc238831985"/>
       <w:bookmarkEnd w:id="189"/>
       <w:r>
         <w:t>Anexo D: FAQ predefinidas (base de conocimiento completa)</w:t>
@@ -33503,7 +33524,7 @@
         <w:pStyle w:val="Ttulo2"/>
       </w:pPr>
       <w:bookmarkStart w:id="193" w:name="anexo-e-comandos-de-testing"/>
-      <w:bookmarkStart w:id="194" w:name="_Toc238817477"/>
+      <w:bookmarkStart w:id="194" w:name="_Toc238831986"/>
       <w:bookmarkEnd w:id="191"/>
       <w:r>
         <w:t>Anexo E: Comandos de Testing</w:t>
@@ -33908,7 +33929,7 @@
         <w:pStyle w:val="Ttulo2"/>
       </w:pPr>
       <w:bookmarkStart w:id="195" w:name="X53963ddcb95164cb3d8d65df754d1b36e2a4f92"/>
-      <w:bookmarkStart w:id="196" w:name="_Toc238817478"/>
+      <w:bookmarkStart w:id="196" w:name="_Toc238831987"/>
       <w:bookmarkEnd w:id="193"/>
       <w:r>
         <w:t>Anexo F: Lista de Figuras — Implementación de Desarrollo (SIMPLE)</w:t>
@@ -34181,7 +34202,7 @@
       <w:pPr>
         <w:pStyle w:val="Ttulo2"/>
       </w:pPr>
-      <w:bookmarkStart w:id="197" w:name="_Toc238817479"/>
+      <w:bookmarkStart w:id="197" w:name="_Toc238831988"/>
       <w:bookmarkEnd w:id="195"/>
       <w:r>
         <w:t>Anexo G: Propuesta de Arquitectura de Producción</w:t>
@@ -34407,7 +34428,7 @@
       <w:pPr>
         <w:pStyle w:val="Ttulo2"/>
       </w:pPr>
-      <w:bookmarkStart w:id="200" w:name="_Toc238817480"/>
+      <w:bookmarkStart w:id="200" w:name="_Toc238831989"/>
       <w:r>
         <w:lastRenderedPageBreak/>
         <w:t>Anexo H: Prompt de sistema del clasificador de intenciones</w:t>
@@ -34543,7 +34564,7 @@
       <w:pPr>
         <w:pStyle w:val="Ttulo2"/>
       </w:pPr>
-      <w:bookmarkStart w:id="201" w:name="_Toc238817481"/>
+      <w:bookmarkStart w:id="201" w:name="_Toc238831990"/>
       <w:r>
         <w:lastRenderedPageBreak/>
         <w:t>Anexo I: Baseline de atención manual — tiempos cronometrados</w:t>
@@ -36655,7 +36676,7 @@
       <w:pPr>
         <w:pStyle w:val="Ttulo2"/>
       </w:pPr>
-      <w:bookmarkStart w:id="202" w:name="_Toc238817482"/>
+      <w:bookmarkStart w:id="202" w:name="_Toc238831991"/>
       <w:r>
         <w:lastRenderedPageBreak/>
         <w:t>Anexo J: Corpus de evaluación y procedimiento de cálculo estadístico</w:t>

--- a/docs/TESIS_FINAL_UTN_v6.docx
+++ b/docs/TESIS_FINAL_UTN_v6.docx
@@ -144,7 +144,7 @@
         <w:pStyle w:val="Ttulo1"/>
         <w:pageBreakBefore/>
       </w:pPr>
-      <w:bookmarkStart w:id="1" w:name="_Toc238831879"/>
+      <w:bookmarkStart w:id="1" w:name="_Toc239757601"/>
       <w:r>
         <w:lastRenderedPageBreak/>
         <w:t>DECLARACIÓN DE ORIGINALIDAD</w:t>
@@ -203,7 +203,7 @@
         <w:pStyle w:val="Ttulo1"/>
         <w:pageBreakBefore/>
       </w:pPr>
-      <w:bookmarkStart w:id="2" w:name="_Toc238831880"/>
+      <w:bookmarkStart w:id="2" w:name="_Toc239757602"/>
       <w:bookmarkEnd w:id="0"/>
       <w:r>
         <w:lastRenderedPageBreak/>
@@ -245,7 +245,7 @@
         </w:rPr>
       </w:pPr>
       <w:r>
-        <w:t>Los resultados obtenidos muestran un MTTD promedio de 0,009 segundos y un MTTR promedio de 0,054 segundos, para un tiempo total end-to-end de 0,063 segundos sobre 50 órdenes medidas. El costo marginal de procesar una orden en el pipeline resulta así unas 780 veces menor que el del proceso manual, cronometrado por el propio equipo sobre diez órdenes en 49,13 segundos por orden (IC 95 %: 43,30 s a 54,95 s; IC 95 % del factor por el teorema de Fieller: 686× a 875×). Ambas series están completamente separadas y el contraste es concluyente (U de Mann-Whitney = 0, p = 2,7 × 10⁻¹¹; t de Welch = 19,05, gl = 9,0, p = 1,4 × 10⁻⁸); el factor compara costos marginales de procesamiento y no latencias percibidas por el cliente, y debe leerse como una cota superior por provenir el término automatizado de un entorno de laboratorio. El TMR promedio del chatbot fue de 1,47 segundos sobre un corpus de 150 interacciones y de 3,07 segundos sobre 45 interacciones del canal Telegram real, con disponibilidad continua, y la precisión de clasificación alcanzó el 92,7 % (IC 95 % de Wilson: 87,3 % a 95,9 %). Estos valores permiten confirmar la hipótesis de que la automatización reduce de manera sustancial los tiempos operativos del ciclo post-venta respecto del proceso manual de referencia.</w:t>
+        <w:t>Los resultados obtenidos muestran un MTTD promedio de 0,009 segundos y un MTTR promedio de 0,054 segundos, para un tiempo total end-to-end de 0,063 segundos sobre 50 órdenes medidas. El costo marginal de procesar una orden en el pipeline resulta así unas 780 veces menor que el del proceso manual, cronometrado por el propio equipo sobre diez órdenes en 49,13 segundos por orden (IC 95 %: 43,30 s a 54,95 s; IC 95 % del factor por el teorema de Fieller: 686× a 875×). Ambas series están completamente separadas y el contraste es concluyente (U de Mann-Whitney = 0, p = 2,7 × 10⁻¹¹; t de Welch = 19,05, gl = 9,0, p = 1,4 × 10⁻⁸); el factor compara costos marginales de procesamiento y no latencias percibidas por el cliente, y debe leerse como una cota superior por provenir el término automatizado de un entorno de laboratorio. El TMR promedio del chatbot fue de 1,47 segundos sobre un corpus de 150 interacciones y de 3,07 segundos sobre 45 interacciones del canal Telegram real, y la precisión de clasificación alcanzó el 92,7 % (IC 95 % de Wilson: 87,3 % a 95,9 %). Estos valores permiten confirmar la hipótesis de que la automatización reduce de manera sustancial los tiempos operativos del ciclo post-venta respecto del proceso manual de referencia.</w:t>
       </w:r>
     </w:p>
     <w:p>
@@ -268,7 +268,7 @@
         <w:pStyle w:val="Ttulo1"/>
         <w:pageBreakBefore/>
       </w:pPr>
-      <w:bookmarkStart w:id="3" w:name="_Toc238831881"/>
+      <w:bookmarkStart w:id="3" w:name="_Toc239757603"/>
       <w:r>
         <w:lastRenderedPageBreak/>
         <w:t>ABSTRACT</w:t>
@@ -296,7 +296,7 @@
         <w:pStyle w:val="Textoindependiente"/>
       </w:pPr>
       <w:r>
-        <w:t>The results show a mean MTTD of 0.009 seconds and a mean MTTR of 0.054 seconds, for a total end-to-end time of 0.063 seconds over 50 measured orders. The marginal cost of processing one order in the pipeline is therefore about 780 times lower than that of the manual process, timed by the authors over ten orders at 49.13 seconds per order (95 % CI: 43.30 s to 54.95 s; Fieller 95 % CI of the ratio: 686× to 875×). The two series are completely separated, and the contrast is conclusive (Mann-Whitney U = 0, p = 2.7 × 10⁻¹¹; Welch t = 19.05, df = 9.0, p = 1.4 × 10⁻⁸). The factor compares marginal processing costs and not customer-perceived latencies, and must be read as an upper bound, since the automated term comes from a laboratory environment. The chatbot achieved a mean response time of 1.47 seconds over a corpus of 150 interactions and 3.07 seconds over 45 interactions on the real Telegram channel, with continuous availability, and an intent classification accuracy of 92.7 % (Wilson 95 % CI: 87.3 % to 95.9 %) in a zero-shot regime. These values confirm the hypothesis that automation substantially reduces the operational times of the post-sale cycle with respect to the manual reference process.</w:t>
+        <w:t>The results show a mean MTTD of 0.009 seconds and a mean MTTR of 0.054 seconds, for a total end-to-end time of 0.063 seconds over 50 measured orders. The marginal cost of processing one order in the pipeline is therefore about 780 times lower than that of the manual process, timed by the authors over ten orders at 49.13 seconds per order (95 % CI: 43.30 s to 54.95 s; Fieller 95 % CI of the ratio: 686× to 875×). The two series are completely separated, and the contrast is conclusive (Mann-Whitney U = 0, p = 2.7 × 10⁻¹¹; Welch t = 19.05, df = 9.0, p = 1.4 × 10⁻⁸). The factor compares marginal processing costs and not customer-perceived latencies, and must be read as an upper bound, since the automated term comes from a laboratory environment. The chatbot achieved a mean response time of 1.47 seconds over a corpus of 150 interactions and 3.07 seconds over 45 interactions on the real Telegram channel, and an intent classification accuracy of 92.7 % (Wilson 95 % CI: 87.3 % to 95.9 %) in a zero-shot regime. These values confirm the hypothesis that automation substantially reduces the operational times of the post-sale cycle with respect to the manual reference process.</w:t>
       </w:r>
     </w:p>
     <w:p>
@@ -353,7 +353,7 @@
           <w:r>
             <w:fldChar w:fldCharType="separate"/>
           </w:r>
-          <w:hyperlink w:anchor="_Toc238831879" w:history="1">
+          <w:hyperlink w:anchor="_Toc239757601" w:history="1">
             <w:r>
               <w:rPr>
                 <w:rStyle w:val="Hipervnculo"/>
@@ -380,7 +380,7 @@
                 <w:noProof/>
                 <w:webHidden/>
               </w:rPr>
-              <w:instrText xml:space="preserve"> PAGEREF _Toc238831879 \h </w:instrText>
+              <w:instrText xml:space="preserve"> PAGEREF _Toc239757601 \h </w:instrText>
             </w:r>
             <w:r>
               <w:rPr>
@@ -424,7 +424,7 @@
               <w14:ligatures w14:val="standardContextual"/>
             </w:rPr>
           </w:pPr>
-          <w:hyperlink w:anchor="_Toc238831880" w:history="1">
+          <w:hyperlink w:anchor="_Toc239757602" w:history="1">
             <w:r>
               <w:rPr>
                 <w:rStyle w:val="Hipervnculo"/>
@@ -451,7 +451,7 @@
                 <w:noProof/>
                 <w:webHidden/>
               </w:rPr>
-              <w:instrText xml:space="preserve"> PAGEREF _Toc238831880 \h </w:instrText>
+              <w:instrText xml:space="preserve"> PAGEREF _Toc239757602 \h </w:instrText>
             </w:r>
             <w:r>
               <w:rPr>
@@ -495,7 +495,7 @@
               <w14:ligatures w14:val="standardContextual"/>
             </w:rPr>
           </w:pPr>
-          <w:hyperlink w:anchor="_Toc238831881" w:history="1">
+          <w:hyperlink w:anchor="_Toc239757603" w:history="1">
             <w:r>
               <w:rPr>
                 <w:rStyle w:val="Hipervnculo"/>
@@ -522,7 +522,7 @@
                 <w:noProof/>
                 <w:webHidden/>
               </w:rPr>
-              <w:instrText xml:space="preserve"> PAGEREF _Toc238831881 \h </w:instrText>
+              <w:instrText xml:space="preserve"> PAGEREF _Toc239757603 \h </w:instrText>
             </w:r>
             <w:r>
               <w:rPr>
@@ -566,7 +566,7 @@
               <w14:ligatures w14:val="standardContextual"/>
             </w:rPr>
           </w:pPr>
-          <w:hyperlink w:anchor="_Toc238831882" w:history="1">
+          <w:hyperlink w:anchor="_Toc239757604" w:history="1">
             <w:r>
               <w:rPr>
                 <w:rStyle w:val="Hipervnculo"/>
@@ -593,7 +593,7 @@
                 <w:noProof/>
                 <w:webHidden/>
               </w:rPr>
-              <w:instrText xml:space="preserve"> PAGEREF _Toc238831882 \h </w:instrText>
+              <w:instrText xml:space="preserve"> PAGEREF _Toc239757604 \h </w:instrText>
             </w:r>
             <w:r>
               <w:rPr>
@@ -637,7 +637,7 @@
               <w14:ligatures w14:val="standardContextual"/>
             </w:rPr>
           </w:pPr>
-          <w:hyperlink w:anchor="_Toc238831883" w:history="1">
+          <w:hyperlink w:anchor="_Toc239757605" w:history="1">
             <w:r>
               <w:rPr>
                 <w:rStyle w:val="Hipervnculo"/>
@@ -664,7 +664,7 @@
                 <w:noProof/>
                 <w:webHidden/>
               </w:rPr>
-              <w:instrText xml:space="preserve"> PAGEREF _Toc238831883 \h </w:instrText>
+              <w:instrText xml:space="preserve"> PAGEREF _Toc239757605 \h </w:instrText>
             </w:r>
             <w:r>
               <w:rPr>
@@ -684,7 +684,7 @@
                 <w:noProof/>
                 <w:webHidden/>
               </w:rPr>
-              <w:t>9</w:t>
+              <w:t>10</w:t>
             </w:r>
             <w:r>
               <w:rPr>
@@ -708,7 +708,7 @@
               <w14:ligatures w14:val="standardContextual"/>
             </w:rPr>
           </w:pPr>
-          <w:hyperlink w:anchor="_Toc238831884" w:history="1">
+          <w:hyperlink w:anchor="_Toc239757606" w:history="1">
             <w:r>
               <w:rPr>
                 <w:rStyle w:val="Hipervnculo"/>
@@ -735,7 +735,7 @@
                 <w:noProof/>
                 <w:webHidden/>
               </w:rPr>
-              <w:instrText xml:space="preserve"> PAGEREF _Toc238831884 \h </w:instrText>
+              <w:instrText xml:space="preserve"> PAGEREF _Toc239757606 \h </w:instrText>
             </w:r>
             <w:r>
               <w:rPr>
@@ -755,7 +755,7 @@
                 <w:noProof/>
                 <w:webHidden/>
               </w:rPr>
-              <w:t>10</w:t>
+              <w:t>11</w:t>
             </w:r>
             <w:r>
               <w:rPr>
@@ -779,7 +779,7 @@
               <w14:ligatures w14:val="standardContextual"/>
             </w:rPr>
           </w:pPr>
-          <w:hyperlink w:anchor="_Toc238831885" w:history="1">
+          <w:hyperlink w:anchor="_Toc239757607" w:history="1">
             <w:r>
               <w:rPr>
                 <w:rStyle w:val="Hipervnculo"/>
@@ -806,7 +806,7 @@
                 <w:noProof/>
                 <w:webHidden/>
               </w:rPr>
-              <w:instrText xml:space="preserve"> PAGEREF _Toc238831885 \h </w:instrText>
+              <w:instrText xml:space="preserve"> PAGEREF _Toc239757607 \h </w:instrText>
             </w:r>
             <w:r>
               <w:rPr>
@@ -826,7 +826,7 @@
                 <w:noProof/>
                 <w:webHidden/>
               </w:rPr>
-              <w:t>13</w:t>
+              <w:t>14</w:t>
             </w:r>
             <w:r>
               <w:rPr>
@@ -850,7 +850,7 @@
               <w14:ligatures w14:val="standardContextual"/>
             </w:rPr>
           </w:pPr>
-          <w:hyperlink w:anchor="_Toc238831886" w:history="1">
+          <w:hyperlink w:anchor="_Toc239757608" w:history="1">
             <w:r>
               <w:rPr>
                 <w:rStyle w:val="Hipervnculo"/>
@@ -877,7 +877,7 @@
                 <w:noProof/>
                 <w:webHidden/>
               </w:rPr>
-              <w:instrText xml:space="preserve"> PAGEREF _Toc238831886 \h </w:instrText>
+              <w:instrText xml:space="preserve"> PAGEREF _Toc239757608 \h </w:instrText>
             </w:r>
             <w:r>
               <w:rPr>
@@ -897,7 +897,7 @@
                 <w:noProof/>
                 <w:webHidden/>
               </w:rPr>
-              <w:t>13</w:t>
+              <w:t>14</w:t>
             </w:r>
             <w:r>
               <w:rPr>
@@ -921,7 +921,7 @@
               <w14:ligatures w14:val="standardContextual"/>
             </w:rPr>
           </w:pPr>
-          <w:hyperlink w:anchor="_Toc238831887" w:history="1">
+          <w:hyperlink w:anchor="_Toc239757609" w:history="1">
             <w:r>
               <w:rPr>
                 <w:rStyle w:val="Hipervnculo"/>
@@ -948,7 +948,7 @@
                 <w:noProof/>
                 <w:webHidden/>
               </w:rPr>
-              <w:instrText xml:space="preserve"> PAGEREF _Toc238831887 \h </w:instrText>
+              <w:instrText xml:space="preserve"> PAGEREF _Toc239757609 \h </w:instrText>
             </w:r>
             <w:r>
               <w:rPr>
@@ -968,7 +968,7 @@
                 <w:noProof/>
                 <w:webHidden/>
               </w:rPr>
-              <w:t>13</w:t>
+              <w:t>14</w:t>
             </w:r>
             <w:r>
               <w:rPr>
@@ -992,7 +992,7 @@
               <w14:ligatures w14:val="standardContextual"/>
             </w:rPr>
           </w:pPr>
-          <w:hyperlink w:anchor="_Toc238831888" w:history="1">
+          <w:hyperlink w:anchor="_Toc239757610" w:history="1">
             <w:r>
               <w:rPr>
                 <w:rStyle w:val="Hipervnculo"/>
@@ -1019,7 +1019,7 @@
                 <w:noProof/>
                 <w:webHidden/>
               </w:rPr>
-              <w:instrText xml:space="preserve"> PAGEREF _Toc238831888 \h </w:instrText>
+              <w:instrText xml:space="preserve"> PAGEREF _Toc239757610 \h </w:instrText>
             </w:r>
             <w:r>
               <w:rPr>
@@ -1039,7 +1039,7 @@
                 <w:noProof/>
                 <w:webHidden/>
               </w:rPr>
-              <w:t>14</w:t>
+              <w:t>15</w:t>
             </w:r>
             <w:r>
               <w:rPr>
@@ -1063,7 +1063,7 @@
               <w14:ligatures w14:val="standardContextual"/>
             </w:rPr>
           </w:pPr>
-          <w:hyperlink w:anchor="_Toc238831889" w:history="1">
+          <w:hyperlink w:anchor="_Toc239757611" w:history="1">
             <w:r>
               <w:rPr>
                 <w:rStyle w:val="Hipervnculo"/>
@@ -1090,7 +1090,7 @@
                 <w:noProof/>
                 <w:webHidden/>
               </w:rPr>
-              <w:instrText xml:space="preserve"> PAGEREF _Toc238831889 \h </w:instrText>
+              <w:instrText xml:space="preserve"> PAGEREF _Toc239757611 \h </w:instrText>
             </w:r>
             <w:r>
               <w:rPr>
@@ -1110,7 +1110,7 @@
                 <w:noProof/>
                 <w:webHidden/>
               </w:rPr>
-              <w:t>14</w:t>
+              <w:t>15</w:t>
             </w:r>
             <w:r>
               <w:rPr>
@@ -1134,7 +1134,7 @@
               <w14:ligatures w14:val="standardContextual"/>
             </w:rPr>
           </w:pPr>
-          <w:hyperlink w:anchor="_Toc238831890" w:history="1">
+          <w:hyperlink w:anchor="_Toc239757612" w:history="1">
             <w:r>
               <w:rPr>
                 <w:rStyle w:val="Hipervnculo"/>
@@ -1161,7 +1161,7 @@
                 <w:noProof/>
                 <w:webHidden/>
               </w:rPr>
-              <w:instrText xml:space="preserve"> PAGEREF _Toc238831890 \h </w:instrText>
+              <w:instrText xml:space="preserve"> PAGEREF _Toc239757612 \h </w:instrText>
             </w:r>
             <w:r>
               <w:rPr>
@@ -1181,7 +1181,7 @@
                 <w:noProof/>
                 <w:webHidden/>
               </w:rPr>
-              <w:t>14</w:t>
+              <w:t>15</w:t>
             </w:r>
             <w:r>
               <w:rPr>
@@ -1205,7 +1205,7 @@
               <w14:ligatures w14:val="standardContextual"/>
             </w:rPr>
           </w:pPr>
-          <w:hyperlink w:anchor="_Toc238831891" w:history="1">
+          <w:hyperlink w:anchor="_Toc239757613" w:history="1">
             <w:r>
               <w:rPr>
                 <w:rStyle w:val="Hipervnculo"/>
@@ -1232,7 +1232,7 @@
                 <w:noProof/>
                 <w:webHidden/>
               </w:rPr>
-              <w:instrText xml:space="preserve"> PAGEREF _Toc238831891 \h </w:instrText>
+              <w:instrText xml:space="preserve"> PAGEREF _Toc239757613 \h </w:instrText>
             </w:r>
             <w:r>
               <w:rPr>
@@ -1252,7 +1252,7 @@
                 <w:noProof/>
                 <w:webHidden/>
               </w:rPr>
-              <w:t>14</w:t>
+              <w:t>15</w:t>
             </w:r>
             <w:r>
               <w:rPr>
@@ -1276,7 +1276,7 @@
               <w14:ligatures w14:val="standardContextual"/>
             </w:rPr>
           </w:pPr>
-          <w:hyperlink w:anchor="_Toc238831892" w:history="1">
+          <w:hyperlink w:anchor="_Toc239757614" w:history="1">
             <w:r>
               <w:rPr>
                 <w:rStyle w:val="Hipervnculo"/>
@@ -1303,7 +1303,7 @@
                 <w:noProof/>
                 <w:webHidden/>
               </w:rPr>
-              <w:instrText xml:space="preserve"> PAGEREF _Toc238831892 \h </w:instrText>
+              <w:instrText xml:space="preserve"> PAGEREF _Toc239757614 \h </w:instrText>
             </w:r>
             <w:r>
               <w:rPr>
@@ -1323,7 +1323,7 @@
                 <w:noProof/>
                 <w:webHidden/>
               </w:rPr>
-              <w:t>15</w:t>
+              <w:t>16</w:t>
             </w:r>
             <w:r>
               <w:rPr>
@@ -1347,7 +1347,7 @@
               <w14:ligatures w14:val="standardContextual"/>
             </w:rPr>
           </w:pPr>
-          <w:hyperlink w:anchor="_Toc238831893" w:history="1">
+          <w:hyperlink w:anchor="_Toc239757615" w:history="1">
             <w:r>
               <w:rPr>
                 <w:rStyle w:val="Hipervnculo"/>
@@ -1374,7 +1374,7 @@
                 <w:noProof/>
                 <w:webHidden/>
               </w:rPr>
-              <w:instrText xml:space="preserve"> PAGEREF _Toc238831893 \h </w:instrText>
+              <w:instrText xml:space="preserve"> PAGEREF _Toc239757615 \h </w:instrText>
             </w:r>
             <w:r>
               <w:rPr>
@@ -1394,7 +1394,7 @@
                 <w:noProof/>
                 <w:webHidden/>
               </w:rPr>
-              <w:t>15</w:t>
+              <w:t>16</w:t>
             </w:r>
             <w:r>
               <w:rPr>
@@ -1418,7 +1418,7 @@
               <w14:ligatures w14:val="standardContextual"/>
             </w:rPr>
           </w:pPr>
-          <w:hyperlink w:anchor="_Toc238831894" w:history="1">
+          <w:hyperlink w:anchor="_Toc239757616" w:history="1">
             <w:r>
               <w:rPr>
                 <w:rStyle w:val="Hipervnculo"/>
@@ -1445,7 +1445,7 @@
                 <w:noProof/>
                 <w:webHidden/>
               </w:rPr>
-              <w:instrText xml:space="preserve"> PAGEREF _Toc238831894 \h </w:instrText>
+              <w:instrText xml:space="preserve"> PAGEREF _Toc239757616 \h </w:instrText>
             </w:r>
             <w:r>
               <w:rPr>
@@ -1465,7 +1465,7 @@
                 <w:noProof/>
                 <w:webHidden/>
               </w:rPr>
-              <w:t>15</w:t>
+              <w:t>16</w:t>
             </w:r>
             <w:r>
               <w:rPr>
@@ -1489,7 +1489,7 @@
               <w14:ligatures w14:val="standardContextual"/>
             </w:rPr>
           </w:pPr>
-          <w:hyperlink w:anchor="_Toc238831895" w:history="1">
+          <w:hyperlink w:anchor="_Toc239757617" w:history="1">
             <w:r>
               <w:rPr>
                 <w:rStyle w:val="Hipervnculo"/>
@@ -1516,7 +1516,7 @@
                 <w:noProof/>
                 <w:webHidden/>
               </w:rPr>
-              <w:instrText xml:space="preserve"> PAGEREF _Toc238831895 \h </w:instrText>
+              <w:instrText xml:space="preserve"> PAGEREF _Toc239757617 \h </w:instrText>
             </w:r>
             <w:r>
               <w:rPr>
@@ -1536,7 +1536,7 @@
                 <w:noProof/>
                 <w:webHidden/>
               </w:rPr>
-              <w:t>16</w:t>
+              <w:t>17</w:t>
             </w:r>
             <w:r>
               <w:rPr>
@@ -1560,7 +1560,7 @@
               <w14:ligatures w14:val="standardContextual"/>
             </w:rPr>
           </w:pPr>
-          <w:hyperlink w:anchor="_Toc238831896" w:history="1">
+          <w:hyperlink w:anchor="_Toc239757618" w:history="1">
             <w:r>
               <w:rPr>
                 <w:rStyle w:val="Hipervnculo"/>
@@ -1587,7 +1587,7 @@
                 <w:noProof/>
                 <w:webHidden/>
               </w:rPr>
-              <w:instrText xml:space="preserve"> PAGEREF _Toc238831896 \h </w:instrText>
+              <w:instrText xml:space="preserve"> PAGEREF _Toc239757618 \h </w:instrText>
             </w:r>
             <w:r>
               <w:rPr>
@@ -1607,7 +1607,7 @@
                 <w:noProof/>
                 <w:webHidden/>
               </w:rPr>
-              <w:t>16</w:t>
+              <w:t>17</w:t>
             </w:r>
             <w:r>
               <w:rPr>
@@ -1631,7 +1631,7 @@
               <w14:ligatures w14:val="standardContextual"/>
             </w:rPr>
           </w:pPr>
-          <w:hyperlink w:anchor="_Toc238831897" w:history="1">
+          <w:hyperlink w:anchor="_Toc239757619" w:history="1">
             <w:r>
               <w:rPr>
                 <w:rStyle w:val="Hipervnculo"/>
@@ -1658,7 +1658,7 @@
                 <w:noProof/>
                 <w:webHidden/>
               </w:rPr>
-              <w:instrText xml:space="preserve"> PAGEREF _Toc238831897 \h </w:instrText>
+              <w:instrText xml:space="preserve"> PAGEREF _Toc239757619 \h </w:instrText>
             </w:r>
             <w:r>
               <w:rPr>
@@ -1678,7 +1678,7 @@
                 <w:noProof/>
                 <w:webHidden/>
               </w:rPr>
-              <w:t>16</w:t>
+              <w:t>17</w:t>
             </w:r>
             <w:r>
               <w:rPr>
@@ -1702,7 +1702,7 @@
               <w14:ligatures w14:val="standardContextual"/>
             </w:rPr>
           </w:pPr>
-          <w:hyperlink w:anchor="_Toc238831898" w:history="1">
+          <w:hyperlink w:anchor="_Toc239757620" w:history="1">
             <w:r>
               <w:rPr>
                 <w:rStyle w:val="Hipervnculo"/>
@@ -1729,7 +1729,7 @@
                 <w:noProof/>
                 <w:webHidden/>
               </w:rPr>
-              <w:instrText xml:space="preserve"> PAGEREF _Toc238831898 \h </w:instrText>
+              <w:instrText xml:space="preserve"> PAGEREF _Toc239757620 \h </w:instrText>
             </w:r>
             <w:r>
               <w:rPr>
@@ -1749,7 +1749,7 @@
                 <w:noProof/>
                 <w:webHidden/>
               </w:rPr>
-              <w:t>17</w:t>
+              <w:t>18</w:t>
             </w:r>
             <w:r>
               <w:rPr>
@@ -1773,7 +1773,7 @@
               <w14:ligatures w14:val="standardContextual"/>
             </w:rPr>
           </w:pPr>
-          <w:hyperlink w:anchor="_Toc238831899" w:history="1">
+          <w:hyperlink w:anchor="_Toc239757621" w:history="1">
             <w:r>
               <w:rPr>
                 <w:rStyle w:val="Hipervnculo"/>
@@ -1800,7 +1800,7 @@
                 <w:noProof/>
                 <w:webHidden/>
               </w:rPr>
-              <w:instrText xml:space="preserve"> PAGEREF _Toc238831899 \h </w:instrText>
+              <w:instrText xml:space="preserve"> PAGEREF _Toc239757621 \h </w:instrText>
             </w:r>
             <w:r>
               <w:rPr>
@@ -1820,7 +1820,7 @@
                 <w:noProof/>
                 <w:webHidden/>
               </w:rPr>
-              <w:t>17</w:t>
+              <w:t>18</w:t>
             </w:r>
             <w:r>
               <w:rPr>
@@ -1844,7 +1844,7 @@
               <w14:ligatures w14:val="standardContextual"/>
             </w:rPr>
           </w:pPr>
-          <w:hyperlink w:anchor="_Toc238831900" w:history="1">
+          <w:hyperlink w:anchor="_Toc239757622" w:history="1">
             <w:r>
               <w:rPr>
                 <w:rStyle w:val="Hipervnculo"/>
@@ -1871,7 +1871,7 @@
                 <w:noProof/>
                 <w:webHidden/>
               </w:rPr>
-              <w:instrText xml:space="preserve"> PAGEREF _Toc238831900 \h </w:instrText>
+              <w:instrText xml:space="preserve"> PAGEREF _Toc239757622 \h </w:instrText>
             </w:r>
             <w:r>
               <w:rPr>
@@ -1891,7 +1891,7 @@
                 <w:noProof/>
                 <w:webHidden/>
               </w:rPr>
-              <w:t>17</w:t>
+              <w:t>18</w:t>
             </w:r>
             <w:r>
               <w:rPr>
@@ -1915,7 +1915,7 @@
               <w14:ligatures w14:val="standardContextual"/>
             </w:rPr>
           </w:pPr>
-          <w:hyperlink w:anchor="_Toc238831901" w:history="1">
+          <w:hyperlink w:anchor="_Toc239757623" w:history="1">
             <w:r>
               <w:rPr>
                 <w:rStyle w:val="Hipervnculo"/>
@@ -1942,7 +1942,7 @@
                 <w:noProof/>
                 <w:webHidden/>
               </w:rPr>
-              <w:instrText xml:space="preserve"> PAGEREF _Toc238831901 \h </w:instrText>
+              <w:instrText xml:space="preserve"> PAGEREF _Toc239757623 \h </w:instrText>
             </w:r>
             <w:r>
               <w:rPr>
@@ -1962,7 +1962,7 @@
                 <w:noProof/>
                 <w:webHidden/>
               </w:rPr>
-              <w:t>17</w:t>
+              <w:t>18</w:t>
             </w:r>
             <w:r>
               <w:rPr>
@@ -1986,7 +1986,7 @@
               <w14:ligatures w14:val="standardContextual"/>
             </w:rPr>
           </w:pPr>
-          <w:hyperlink w:anchor="_Toc238831902" w:history="1">
+          <w:hyperlink w:anchor="_Toc239757624" w:history="1">
             <w:r>
               <w:rPr>
                 <w:rStyle w:val="Hipervnculo"/>
@@ -2013,7 +2013,7 @@
                 <w:noProof/>
                 <w:webHidden/>
               </w:rPr>
-              <w:instrText xml:space="preserve"> PAGEREF _Toc238831902 \h </w:instrText>
+              <w:instrText xml:space="preserve"> PAGEREF _Toc239757624 \h </w:instrText>
             </w:r>
             <w:r>
               <w:rPr>
@@ -2033,7 +2033,7 @@
                 <w:noProof/>
                 <w:webHidden/>
               </w:rPr>
-              <w:t>18</w:t>
+              <w:t>19</w:t>
             </w:r>
             <w:r>
               <w:rPr>
@@ -2057,7 +2057,7 @@
               <w14:ligatures w14:val="standardContextual"/>
             </w:rPr>
           </w:pPr>
-          <w:hyperlink w:anchor="_Toc238831903" w:history="1">
+          <w:hyperlink w:anchor="_Toc239757625" w:history="1">
             <w:r>
               <w:rPr>
                 <w:rStyle w:val="Hipervnculo"/>
@@ -2084,7 +2084,7 @@
                 <w:noProof/>
                 <w:webHidden/>
               </w:rPr>
-              <w:instrText xml:space="preserve"> PAGEREF _Toc238831903 \h </w:instrText>
+              <w:instrText xml:space="preserve"> PAGEREF _Toc239757625 \h </w:instrText>
             </w:r>
             <w:r>
               <w:rPr>
@@ -2104,7 +2104,7 @@
                 <w:noProof/>
                 <w:webHidden/>
               </w:rPr>
-              <w:t>19</w:t>
+              <w:t>20</w:t>
             </w:r>
             <w:r>
               <w:rPr>
@@ -2128,7 +2128,7 @@
               <w14:ligatures w14:val="standardContextual"/>
             </w:rPr>
           </w:pPr>
-          <w:hyperlink w:anchor="_Toc238831904" w:history="1">
+          <w:hyperlink w:anchor="_Toc239757626" w:history="1">
             <w:r>
               <w:rPr>
                 <w:rStyle w:val="Hipervnculo"/>
@@ -2155,7 +2155,7 @@
                 <w:noProof/>
                 <w:webHidden/>
               </w:rPr>
-              <w:instrText xml:space="preserve"> PAGEREF _Toc238831904 \h </w:instrText>
+              <w:instrText xml:space="preserve"> PAGEREF _Toc239757626 \h </w:instrText>
             </w:r>
             <w:r>
               <w:rPr>
@@ -2175,7 +2175,7 @@
                 <w:noProof/>
                 <w:webHidden/>
               </w:rPr>
-              <w:t>19</w:t>
+              <w:t>20</w:t>
             </w:r>
             <w:r>
               <w:rPr>
@@ -2199,7 +2199,7 @@
               <w14:ligatures w14:val="standardContextual"/>
             </w:rPr>
           </w:pPr>
-          <w:hyperlink w:anchor="_Toc238831905" w:history="1">
+          <w:hyperlink w:anchor="_Toc239757627" w:history="1">
             <w:r>
               <w:rPr>
                 <w:rStyle w:val="Hipervnculo"/>
@@ -2226,7 +2226,7 @@
                 <w:noProof/>
                 <w:webHidden/>
               </w:rPr>
-              <w:instrText xml:space="preserve"> PAGEREF _Toc238831905 \h </w:instrText>
+              <w:instrText xml:space="preserve"> PAGEREF _Toc239757627 \h </w:instrText>
             </w:r>
             <w:r>
               <w:rPr>
@@ -2246,7 +2246,7 @@
                 <w:noProof/>
                 <w:webHidden/>
               </w:rPr>
-              <w:t>19</w:t>
+              <w:t>20</w:t>
             </w:r>
             <w:r>
               <w:rPr>
@@ -2270,7 +2270,7 @@
               <w14:ligatures w14:val="standardContextual"/>
             </w:rPr>
           </w:pPr>
-          <w:hyperlink w:anchor="_Toc238831906" w:history="1">
+          <w:hyperlink w:anchor="_Toc239757628" w:history="1">
             <w:r>
               <w:rPr>
                 <w:rStyle w:val="Hipervnculo"/>
@@ -2297,7 +2297,7 @@
                 <w:noProof/>
                 <w:webHidden/>
               </w:rPr>
-              <w:instrText xml:space="preserve"> PAGEREF _Toc238831906 \h </w:instrText>
+              <w:instrText xml:space="preserve"> PAGEREF _Toc239757628 \h </w:instrText>
             </w:r>
             <w:r>
               <w:rPr>
@@ -2317,7 +2317,7 @@
                 <w:noProof/>
                 <w:webHidden/>
               </w:rPr>
-              <w:t>20</w:t>
+              <w:t>21</w:t>
             </w:r>
             <w:r>
               <w:rPr>
@@ -2341,7 +2341,7 @@
               <w14:ligatures w14:val="standardContextual"/>
             </w:rPr>
           </w:pPr>
-          <w:hyperlink w:anchor="_Toc238831907" w:history="1">
+          <w:hyperlink w:anchor="_Toc239757629" w:history="1">
             <w:r>
               <w:rPr>
                 <w:rStyle w:val="Hipervnculo"/>
@@ -2368,7 +2368,7 @@
                 <w:noProof/>
                 <w:webHidden/>
               </w:rPr>
-              <w:instrText xml:space="preserve"> PAGEREF _Toc238831907 \h </w:instrText>
+              <w:instrText xml:space="preserve"> PAGEREF _Toc239757629 \h </w:instrText>
             </w:r>
             <w:r>
               <w:rPr>
@@ -2388,7 +2388,7 @@
                 <w:noProof/>
                 <w:webHidden/>
               </w:rPr>
-              <w:t>20</w:t>
+              <w:t>21</w:t>
             </w:r>
             <w:r>
               <w:rPr>
@@ -2412,7 +2412,7 @@
               <w14:ligatures w14:val="standardContextual"/>
             </w:rPr>
           </w:pPr>
-          <w:hyperlink w:anchor="_Toc238831908" w:history="1">
+          <w:hyperlink w:anchor="_Toc239757630" w:history="1">
             <w:r>
               <w:rPr>
                 <w:rStyle w:val="Hipervnculo"/>
@@ -2439,7 +2439,7 @@
                 <w:noProof/>
                 <w:webHidden/>
               </w:rPr>
-              <w:instrText xml:space="preserve"> PAGEREF _Toc238831908 \h </w:instrText>
+              <w:instrText xml:space="preserve"> PAGEREF _Toc239757630 \h </w:instrText>
             </w:r>
             <w:r>
               <w:rPr>
@@ -2459,7 +2459,7 @@
                 <w:noProof/>
                 <w:webHidden/>
               </w:rPr>
-              <w:t>20</w:t>
+              <w:t>21</w:t>
             </w:r>
             <w:r>
               <w:rPr>
@@ -2483,7 +2483,7 @@
               <w14:ligatures w14:val="standardContextual"/>
             </w:rPr>
           </w:pPr>
-          <w:hyperlink w:anchor="_Toc238831909" w:history="1">
+          <w:hyperlink w:anchor="_Toc239757631" w:history="1">
             <w:r>
               <w:rPr>
                 <w:rStyle w:val="Hipervnculo"/>
@@ -2510,7 +2510,7 @@
                 <w:noProof/>
                 <w:webHidden/>
               </w:rPr>
-              <w:instrText xml:space="preserve"> PAGEREF _Toc238831909 \h </w:instrText>
+              <w:instrText xml:space="preserve"> PAGEREF _Toc239757631 \h </w:instrText>
             </w:r>
             <w:r>
               <w:rPr>
@@ -2530,7 +2530,7 @@
                 <w:noProof/>
                 <w:webHidden/>
               </w:rPr>
-              <w:t>21</w:t>
+              <w:t>22</w:t>
             </w:r>
             <w:r>
               <w:rPr>
@@ -2554,7 +2554,7 @@
               <w14:ligatures w14:val="standardContextual"/>
             </w:rPr>
           </w:pPr>
-          <w:hyperlink w:anchor="_Toc238831910" w:history="1">
+          <w:hyperlink w:anchor="_Toc239757632" w:history="1">
             <w:r>
               <w:rPr>
                 <w:rStyle w:val="Hipervnculo"/>
@@ -2581,7 +2581,7 @@
                 <w:noProof/>
                 <w:webHidden/>
               </w:rPr>
-              <w:instrText xml:space="preserve"> PAGEREF _Toc238831910 \h </w:instrText>
+              <w:instrText xml:space="preserve"> PAGEREF _Toc239757632 \h </w:instrText>
             </w:r>
             <w:r>
               <w:rPr>
@@ -2601,7 +2601,7 @@
                 <w:noProof/>
                 <w:webHidden/>
               </w:rPr>
-              <w:t>21</w:t>
+              <w:t>22</w:t>
             </w:r>
             <w:r>
               <w:rPr>
@@ -2625,7 +2625,7 @@
               <w14:ligatures w14:val="standardContextual"/>
             </w:rPr>
           </w:pPr>
-          <w:hyperlink w:anchor="_Toc238831911" w:history="1">
+          <w:hyperlink w:anchor="_Toc239757633" w:history="1">
             <w:r>
               <w:rPr>
                 <w:rStyle w:val="Hipervnculo"/>
@@ -2652,7 +2652,7 @@
                 <w:noProof/>
                 <w:webHidden/>
               </w:rPr>
-              <w:instrText xml:space="preserve"> PAGEREF _Toc238831911 \h </w:instrText>
+              <w:instrText xml:space="preserve"> PAGEREF _Toc239757633 \h </w:instrText>
             </w:r>
             <w:r>
               <w:rPr>
@@ -2672,7 +2672,7 @@
                 <w:noProof/>
                 <w:webHidden/>
               </w:rPr>
-              <w:t>21</w:t>
+              <w:t>22</w:t>
             </w:r>
             <w:r>
               <w:rPr>
@@ -2696,7 +2696,7 @@
               <w14:ligatures w14:val="standardContextual"/>
             </w:rPr>
           </w:pPr>
-          <w:hyperlink w:anchor="_Toc238831912" w:history="1">
+          <w:hyperlink w:anchor="_Toc239757634" w:history="1">
             <w:r>
               <w:rPr>
                 <w:rStyle w:val="Hipervnculo"/>
@@ -2723,7 +2723,7 @@
                 <w:noProof/>
                 <w:webHidden/>
               </w:rPr>
-              <w:instrText xml:space="preserve"> PAGEREF _Toc238831912 \h </w:instrText>
+              <w:instrText xml:space="preserve"> PAGEREF _Toc239757634 \h </w:instrText>
             </w:r>
             <w:r>
               <w:rPr>
@@ -2743,7 +2743,7 @@
                 <w:noProof/>
                 <w:webHidden/>
               </w:rPr>
-              <w:t>22</w:t>
+              <w:t>23</w:t>
             </w:r>
             <w:r>
               <w:rPr>
@@ -2767,7 +2767,7 @@
               <w14:ligatures w14:val="standardContextual"/>
             </w:rPr>
           </w:pPr>
-          <w:hyperlink w:anchor="_Toc238831913" w:history="1">
+          <w:hyperlink w:anchor="_Toc239757635" w:history="1">
             <w:r>
               <w:rPr>
                 <w:rStyle w:val="Hipervnculo"/>
@@ -2794,7 +2794,7 @@
                 <w:noProof/>
                 <w:webHidden/>
               </w:rPr>
-              <w:instrText xml:space="preserve"> PAGEREF _Toc238831913 \h </w:instrText>
+              <w:instrText xml:space="preserve"> PAGEREF _Toc239757635 \h </w:instrText>
             </w:r>
             <w:r>
               <w:rPr>
@@ -2814,7 +2814,7 @@
                 <w:noProof/>
                 <w:webHidden/>
               </w:rPr>
-              <w:t>22</w:t>
+              <w:t>23</w:t>
             </w:r>
             <w:r>
               <w:rPr>
@@ -2838,7 +2838,7 @@
               <w14:ligatures w14:val="standardContextual"/>
             </w:rPr>
           </w:pPr>
-          <w:hyperlink w:anchor="_Toc238831914" w:history="1">
+          <w:hyperlink w:anchor="_Toc239757636" w:history="1">
             <w:r>
               <w:rPr>
                 <w:rStyle w:val="Hipervnculo"/>
@@ -2865,7 +2865,7 @@
                 <w:noProof/>
                 <w:webHidden/>
               </w:rPr>
-              <w:instrText xml:space="preserve"> PAGEREF _Toc238831914 \h </w:instrText>
+              <w:instrText xml:space="preserve"> PAGEREF _Toc239757636 \h </w:instrText>
             </w:r>
             <w:r>
               <w:rPr>
@@ -2885,7 +2885,7 @@
                 <w:noProof/>
                 <w:webHidden/>
               </w:rPr>
-              <w:t>22</w:t>
+              <w:t>23</w:t>
             </w:r>
             <w:r>
               <w:rPr>
@@ -2909,7 +2909,7 @@
               <w14:ligatures w14:val="standardContextual"/>
             </w:rPr>
           </w:pPr>
-          <w:hyperlink w:anchor="_Toc238831915" w:history="1">
+          <w:hyperlink w:anchor="_Toc239757637" w:history="1">
             <w:r>
               <w:rPr>
                 <w:rStyle w:val="Hipervnculo"/>
@@ -2936,7 +2936,7 @@
                 <w:noProof/>
                 <w:webHidden/>
               </w:rPr>
-              <w:instrText xml:space="preserve"> PAGEREF _Toc238831915 \h </w:instrText>
+              <w:instrText xml:space="preserve"> PAGEREF _Toc239757637 \h </w:instrText>
             </w:r>
             <w:r>
               <w:rPr>
@@ -2956,7 +2956,7 @@
                 <w:noProof/>
                 <w:webHidden/>
               </w:rPr>
-              <w:t>23</w:t>
+              <w:t>24</w:t>
             </w:r>
             <w:r>
               <w:rPr>
@@ -2980,7 +2980,7 @@
               <w14:ligatures w14:val="standardContextual"/>
             </w:rPr>
           </w:pPr>
-          <w:hyperlink w:anchor="_Toc238831916" w:history="1">
+          <w:hyperlink w:anchor="_Toc239757638" w:history="1">
             <w:r>
               <w:rPr>
                 <w:rStyle w:val="Hipervnculo"/>
@@ -3007,7 +3007,7 @@
                 <w:noProof/>
                 <w:webHidden/>
               </w:rPr>
-              <w:instrText xml:space="preserve"> PAGEREF _Toc238831916 \h </w:instrText>
+              <w:instrText xml:space="preserve"> PAGEREF _Toc239757638 \h </w:instrText>
             </w:r>
             <w:r>
               <w:rPr>
@@ -3027,7 +3027,7 @@
                 <w:noProof/>
                 <w:webHidden/>
               </w:rPr>
-              <w:t>23</w:t>
+              <w:t>24</w:t>
             </w:r>
             <w:r>
               <w:rPr>
@@ -3051,7 +3051,7 @@
               <w14:ligatures w14:val="standardContextual"/>
             </w:rPr>
           </w:pPr>
-          <w:hyperlink w:anchor="_Toc238831917" w:history="1">
+          <w:hyperlink w:anchor="_Toc239757639" w:history="1">
             <w:r>
               <w:rPr>
                 <w:rStyle w:val="Hipervnculo"/>
@@ -3078,7 +3078,7 @@
                 <w:noProof/>
                 <w:webHidden/>
               </w:rPr>
-              <w:instrText xml:space="preserve"> PAGEREF _Toc238831917 \h </w:instrText>
+              <w:instrText xml:space="preserve"> PAGEREF _Toc239757639 \h </w:instrText>
             </w:r>
             <w:r>
               <w:rPr>
@@ -3098,7 +3098,7 @@
                 <w:noProof/>
                 <w:webHidden/>
               </w:rPr>
-              <w:t>24</w:t>
+              <w:t>25</w:t>
             </w:r>
             <w:r>
               <w:rPr>
@@ -3122,7 +3122,7 @@
               <w14:ligatures w14:val="standardContextual"/>
             </w:rPr>
           </w:pPr>
-          <w:hyperlink w:anchor="_Toc238831918" w:history="1">
+          <w:hyperlink w:anchor="_Toc239757640" w:history="1">
             <w:r>
               <w:rPr>
                 <w:rStyle w:val="Hipervnculo"/>
@@ -3149,7 +3149,7 @@
                 <w:noProof/>
                 <w:webHidden/>
               </w:rPr>
-              <w:instrText xml:space="preserve"> PAGEREF _Toc238831918 \h </w:instrText>
+              <w:instrText xml:space="preserve"> PAGEREF _Toc239757640 \h </w:instrText>
             </w:r>
             <w:r>
               <w:rPr>
@@ -3169,7 +3169,7 @@
                 <w:noProof/>
                 <w:webHidden/>
               </w:rPr>
-              <w:t>24</w:t>
+              <w:t>25</w:t>
             </w:r>
             <w:r>
               <w:rPr>
@@ -3193,7 +3193,7 @@
               <w14:ligatures w14:val="standardContextual"/>
             </w:rPr>
           </w:pPr>
-          <w:hyperlink w:anchor="_Toc238831919" w:history="1">
+          <w:hyperlink w:anchor="_Toc239757641" w:history="1">
             <w:r>
               <w:rPr>
                 <w:rStyle w:val="Hipervnculo"/>
@@ -3220,7 +3220,7 @@
                 <w:noProof/>
                 <w:webHidden/>
               </w:rPr>
-              <w:instrText xml:space="preserve"> PAGEREF _Toc238831919 \h </w:instrText>
+              <w:instrText xml:space="preserve"> PAGEREF _Toc239757641 \h </w:instrText>
             </w:r>
             <w:r>
               <w:rPr>
@@ -3240,7 +3240,7 @@
                 <w:noProof/>
                 <w:webHidden/>
               </w:rPr>
-              <w:t>26</w:t>
+              <w:t>27</w:t>
             </w:r>
             <w:r>
               <w:rPr>
@@ -3264,7 +3264,7 @@
               <w14:ligatures w14:val="standardContextual"/>
             </w:rPr>
           </w:pPr>
-          <w:hyperlink w:anchor="_Toc238831920" w:history="1">
+          <w:hyperlink w:anchor="_Toc239757642" w:history="1">
             <w:r>
               <w:rPr>
                 <w:rStyle w:val="Hipervnculo"/>
@@ -3291,7 +3291,7 @@
                 <w:noProof/>
                 <w:webHidden/>
               </w:rPr>
-              <w:instrText xml:space="preserve"> PAGEREF _Toc238831920 \h </w:instrText>
+              <w:instrText xml:space="preserve"> PAGEREF _Toc239757642 \h </w:instrText>
             </w:r>
             <w:r>
               <w:rPr>
@@ -3311,7 +3311,7 @@
                 <w:noProof/>
                 <w:webHidden/>
               </w:rPr>
-              <w:t>27</w:t>
+              <w:t>28</w:t>
             </w:r>
             <w:r>
               <w:rPr>
@@ -3335,7 +3335,7 @@
               <w14:ligatures w14:val="standardContextual"/>
             </w:rPr>
           </w:pPr>
-          <w:hyperlink w:anchor="_Toc238831921" w:history="1">
+          <w:hyperlink w:anchor="_Toc239757643" w:history="1">
             <w:r>
               <w:rPr>
                 <w:rStyle w:val="Hipervnculo"/>
@@ -3362,7 +3362,7 @@
                 <w:noProof/>
                 <w:webHidden/>
               </w:rPr>
-              <w:instrText xml:space="preserve"> PAGEREF _Toc238831921 \h </w:instrText>
+              <w:instrText xml:space="preserve"> PAGEREF _Toc239757643 \h </w:instrText>
             </w:r>
             <w:r>
               <w:rPr>
@@ -3382,7 +3382,7 @@
                 <w:noProof/>
                 <w:webHidden/>
               </w:rPr>
-              <w:t>30</w:t>
+              <w:t>31</w:t>
             </w:r>
             <w:r>
               <w:rPr>
@@ -3406,7 +3406,7 @@
               <w14:ligatures w14:val="standardContextual"/>
             </w:rPr>
           </w:pPr>
-          <w:hyperlink w:anchor="_Toc238831922" w:history="1">
+          <w:hyperlink w:anchor="_Toc239757644" w:history="1">
             <w:r>
               <w:rPr>
                 <w:rStyle w:val="Hipervnculo"/>
@@ -3433,7 +3433,7 @@
                 <w:noProof/>
                 <w:webHidden/>
               </w:rPr>
-              <w:instrText xml:space="preserve"> PAGEREF _Toc238831922 \h </w:instrText>
+              <w:instrText xml:space="preserve"> PAGEREF _Toc239757644 \h </w:instrText>
             </w:r>
             <w:r>
               <w:rPr>
@@ -3453,7 +3453,7 @@
                 <w:noProof/>
                 <w:webHidden/>
               </w:rPr>
-              <w:t>30</w:t>
+              <w:t>31</w:t>
             </w:r>
             <w:r>
               <w:rPr>
@@ -3477,7 +3477,7 @@
               <w14:ligatures w14:val="standardContextual"/>
             </w:rPr>
           </w:pPr>
-          <w:hyperlink w:anchor="_Toc238831923" w:history="1">
+          <w:hyperlink w:anchor="_Toc239757645" w:history="1">
             <w:r>
               <w:rPr>
                 <w:rStyle w:val="Hipervnculo"/>
@@ -3504,7 +3504,7 @@
                 <w:noProof/>
                 <w:webHidden/>
               </w:rPr>
-              <w:instrText xml:space="preserve"> PAGEREF _Toc238831923 \h </w:instrText>
+              <w:instrText xml:space="preserve"> PAGEREF _Toc239757645 \h </w:instrText>
             </w:r>
             <w:r>
               <w:rPr>
@@ -3524,7 +3524,7 @@
                 <w:noProof/>
                 <w:webHidden/>
               </w:rPr>
-              <w:t>30</w:t>
+              <w:t>31</w:t>
             </w:r>
             <w:r>
               <w:rPr>
@@ -3548,7 +3548,7 @@
               <w14:ligatures w14:val="standardContextual"/>
             </w:rPr>
           </w:pPr>
-          <w:hyperlink w:anchor="_Toc238831924" w:history="1">
+          <w:hyperlink w:anchor="_Toc239757646" w:history="1">
             <w:r>
               <w:rPr>
                 <w:rStyle w:val="Hipervnculo"/>
@@ -3575,7 +3575,7 @@
                 <w:noProof/>
                 <w:webHidden/>
               </w:rPr>
-              <w:instrText xml:space="preserve"> PAGEREF _Toc238831924 \h </w:instrText>
+              <w:instrText xml:space="preserve"> PAGEREF _Toc239757646 \h </w:instrText>
             </w:r>
             <w:r>
               <w:rPr>
@@ -3595,7 +3595,7 @@
                 <w:noProof/>
                 <w:webHidden/>
               </w:rPr>
-              <w:t>31</w:t>
+              <w:t>32</w:t>
             </w:r>
             <w:r>
               <w:rPr>
@@ -3619,7 +3619,7 @@
               <w14:ligatures w14:val="standardContextual"/>
             </w:rPr>
           </w:pPr>
-          <w:hyperlink w:anchor="_Toc238831925" w:history="1">
+          <w:hyperlink w:anchor="_Toc239757647" w:history="1">
             <w:r>
               <w:rPr>
                 <w:rStyle w:val="Hipervnculo"/>
@@ -3646,7 +3646,7 @@
                 <w:noProof/>
                 <w:webHidden/>
               </w:rPr>
-              <w:instrText xml:space="preserve"> PAGEREF _Toc238831925 \h </w:instrText>
+              <w:instrText xml:space="preserve"> PAGEREF _Toc239757647 \h </w:instrText>
             </w:r>
             <w:r>
               <w:rPr>
@@ -3666,7 +3666,7 @@
                 <w:noProof/>
                 <w:webHidden/>
               </w:rPr>
-              <w:t>32</w:t>
+              <w:t>33</w:t>
             </w:r>
             <w:r>
               <w:rPr>
@@ -3690,7 +3690,7 @@
               <w14:ligatures w14:val="standardContextual"/>
             </w:rPr>
           </w:pPr>
-          <w:hyperlink w:anchor="_Toc238831926" w:history="1">
+          <w:hyperlink w:anchor="_Toc239757648" w:history="1">
             <w:r>
               <w:rPr>
                 <w:rStyle w:val="Hipervnculo"/>
@@ -3717,7 +3717,7 @@
                 <w:noProof/>
                 <w:webHidden/>
               </w:rPr>
-              <w:instrText xml:space="preserve"> PAGEREF _Toc238831926 \h </w:instrText>
+              <w:instrText xml:space="preserve"> PAGEREF _Toc239757648 \h </w:instrText>
             </w:r>
             <w:r>
               <w:rPr>
@@ -3737,7 +3737,7 @@
                 <w:noProof/>
                 <w:webHidden/>
               </w:rPr>
-              <w:t>33</w:t>
+              <w:t>34</w:t>
             </w:r>
             <w:r>
               <w:rPr>
@@ -3761,7 +3761,7 @@
               <w14:ligatures w14:val="standardContextual"/>
             </w:rPr>
           </w:pPr>
-          <w:hyperlink w:anchor="_Toc238831927" w:history="1">
+          <w:hyperlink w:anchor="_Toc239757649" w:history="1">
             <w:r>
               <w:rPr>
                 <w:rStyle w:val="Hipervnculo"/>
@@ -3788,7 +3788,7 @@
                 <w:noProof/>
                 <w:webHidden/>
               </w:rPr>
-              <w:instrText xml:space="preserve"> PAGEREF _Toc238831927 \h </w:instrText>
+              <w:instrText xml:space="preserve"> PAGEREF _Toc239757649 \h </w:instrText>
             </w:r>
             <w:r>
               <w:rPr>
@@ -3808,7 +3808,7 @@
                 <w:noProof/>
                 <w:webHidden/>
               </w:rPr>
-              <w:t>33</w:t>
+              <w:t>34</w:t>
             </w:r>
             <w:r>
               <w:rPr>
@@ -3832,7 +3832,7 @@
               <w14:ligatures w14:val="standardContextual"/>
             </w:rPr>
           </w:pPr>
-          <w:hyperlink w:anchor="_Toc238831928" w:history="1">
+          <w:hyperlink w:anchor="_Toc239757650" w:history="1">
             <w:r>
               <w:rPr>
                 <w:rStyle w:val="Hipervnculo"/>
@@ -3859,7 +3859,7 @@
                 <w:noProof/>
                 <w:webHidden/>
               </w:rPr>
-              <w:instrText xml:space="preserve"> PAGEREF _Toc238831928 \h </w:instrText>
+              <w:instrText xml:space="preserve"> PAGEREF _Toc239757650 \h </w:instrText>
             </w:r>
             <w:r>
               <w:rPr>
@@ -3879,7 +3879,7 @@
                 <w:noProof/>
                 <w:webHidden/>
               </w:rPr>
-              <w:t>33</w:t>
+              <w:t>34</w:t>
             </w:r>
             <w:r>
               <w:rPr>
@@ -3903,7 +3903,7 @@
               <w14:ligatures w14:val="standardContextual"/>
             </w:rPr>
           </w:pPr>
-          <w:hyperlink w:anchor="_Toc238831929" w:history="1">
+          <w:hyperlink w:anchor="_Toc239757651" w:history="1">
             <w:r>
               <w:rPr>
                 <w:rStyle w:val="Hipervnculo"/>
@@ -3930,7 +3930,7 @@
                 <w:noProof/>
                 <w:webHidden/>
               </w:rPr>
-              <w:instrText xml:space="preserve"> PAGEREF _Toc238831929 \h </w:instrText>
+              <w:instrText xml:space="preserve"> PAGEREF _Toc239757651 \h </w:instrText>
             </w:r>
             <w:r>
               <w:rPr>
@@ -3950,7 +3950,7 @@
                 <w:noProof/>
                 <w:webHidden/>
               </w:rPr>
-              <w:t>34</w:t>
+              <w:t>35</w:t>
             </w:r>
             <w:r>
               <w:rPr>
@@ -3974,7 +3974,7 @@
               <w14:ligatures w14:val="standardContextual"/>
             </w:rPr>
           </w:pPr>
-          <w:hyperlink w:anchor="_Toc238831930" w:history="1">
+          <w:hyperlink w:anchor="_Toc239757652" w:history="1">
             <w:r>
               <w:rPr>
                 <w:rStyle w:val="Hipervnculo"/>
@@ -4001,7 +4001,7 @@
                 <w:noProof/>
                 <w:webHidden/>
               </w:rPr>
-              <w:instrText xml:space="preserve"> PAGEREF _Toc238831930 \h </w:instrText>
+              <w:instrText xml:space="preserve"> PAGEREF _Toc239757652 \h </w:instrText>
             </w:r>
             <w:r>
               <w:rPr>
@@ -4021,7 +4021,7 @@
                 <w:noProof/>
                 <w:webHidden/>
               </w:rPr>
-              <w:t>35</w:t>
+              <w:t>36</w:t>
             </w:r>
             <w:r>
               <w:rPr>
@@ -4045,7 +4045,7 @@
               <w14:ligatures w14:val="standardContextual"/>
             </w:rPr>
           </w:pPr>
-          <w:hyperlink w:anchor="_Toc238831931" w:history="1">
+          <w:hyperlink w:anchor="_Toc239757653" w:history="1">
             <w:r>
               <w:rPr>
                 <w:rStyle w:val="Hipervnculo"/>
@@ -4072,7 +4072,7 @@
                 <w:noProof/>
                 <w:webHidden/>
               </w:rPr>
-              <w:instrText xml:space="preserve"> PAGEREF _Toc238831931 \h </w:instrText>
+              <w:instrText xml:space="preserve"> PAGEREF _Toc239757653 \h </w:instrText>
             </w:r>
             <w:r>
               <w:rPr>
@@ -4092,7 +4092,7 @@
                 <w:noProof/>
                 <w:webHidden/>
               </w:rPr>
-              <w:t>36</w:t>
+              <w:t>37</w:t>
             </w:r>
             <w:r>
               <w:rPr>
@@ -4116,7 +4116,7 @@
               <w14:ligatures w14:val="standardContextual"/>
             </w:rPr>
           </w:pPr>
-          <w:hyperlink w:anchor="_Toc238831932" w:history="1">
+          <w:hyperlink w:anchor="_Toc239757654" w:history="1">
             <w:r>
               <w:rPr>
                 <w:rStyle w:val="Hipervnculo"/>
@@ -4143,7 +4143,7 @@
                 <w:noProof/>
                 <w:webHidden/>
               </w:rPr>
-              <w:instrText xml:space="preserve"> PAGEREF _Toc238831932 \h </w:instrText>
+              <w:instrText xml:space="preserve"> PAGEREF _Toc239757654 \h </w:instrText>
             </w:r>
             <w:r>
               <w:rPr>
@@ -4163,7 +4163,7 @@
                 <w:noProof/>
                 <w:webHidden/>
               </w:rPr>
-              <w:t>38</w:t>
+              <w:t>39</w:t>
             </w:r>
             <w:r>
               <w:rPr>
@@ -4187,7 +4187,7 @@
               <w14:ligatures w14:val="standardContextual"/>
             </w:rPr>
           </w:pPr>
-          <w:hyperlink w:anchor="_Toc238831933" w:history="1">
+          <w:hyperlink w:anchor="_Toc239757655" w:history="1">
             <w:r>
               <w:rPr>
                 <w:rStyle w:val="Hipervnculo"/>
@@ -4214,7 +4214,7 @@
                 <w:noProof/>
                 <w:webHidden/>
               </w:rPr>
-              <w:instrText xml:space="preserve"> PAGEREF _Toc238831933 \h </w:instrText>
+              <w:instrText xml:space="preserve"> PAGEREF _Toc239757655 \h </w:instrText>
             </w:r>
             <w:r>
               <w:rPr>
@@ -4234,7 +4234,7 @@
                 <w:noProof/>
                 <w:webHidden/>
               </w:rPr>
-              <w:t>38</w:t>
+              <w:t>39</w:t>
             </w:r>
             <w:r>
               <w:rPr>
@@ -4258,7 +4258,7 @@
               <w14:ligatures w14:val="standardContextual"/>
             </w:rPr>
           </w:pPr>
-          <w:hyperlink w:anchor="_Toc238831934" w:history="1">
+          <w:hyperlink w:anchor="_Toc239757656" w:history="1">
             <w:r>
               <w:rPr>
                 <w:rStyle w:val="Hipervnculo"/>
@@ -4285,7 +4285,7 @@
                 <w:noProof/>
                 <w:webHidden/>
               </w:rPr>
-              <w:instrText xml:space="preserve"> PAGEREF _Toc238831934 \h </w:instrText>
+              <w:instrText xml:space="preserve"> PAGEREF _Toc239757656 \h </w:instrText>
             </w:r>
             <w:r>
               <w:rPr>
@@ -4305,7 +4305,7 @@
                 <w:noProof/>
                 <w:webHidden/>
               </w:rPr>
-              <w:t>38</w:t>
+              <w:t>39</w:t>
             </w:r>
             <w:r>
               <w:rPr>
@@ -4329,7 +4329,7 @@
               <w14:ligatures w14:val="standardContextual"/>
             </w:rPr>
           </w:pPr>
-          <w:hyperlink w:anchor="_Toc238831935" w:history="1">
+          <w:hyperlink w:anchor="_Toc239757657" w:history="1">
             <w:r>
               <w:rPr>
                 <w:rStyle w:val="Hipervnculo"/>
@@ -4356,7 +4356,7 @@
                 <w:noProof/>
                 <w:webHidden/>
               </w:rPr>
-              <w:instrText xml:space="preserve"> PAGEREF _Toc238831935 \h </w:instrText>
+              <w:instrText xml:space="preserve"> PAGEREF _Toc239757657 \h </w:instrText>
             </w:r>
             <w:r>
               <w:rPr>
@@ -4376,7 +4376,7 @@
                 <w:noProof/>
                 <w:webHidden/>
               </w:rPr>
-              <w:t>38</w:t>
+              <w:t>39</w:t>
             </w:r>
             <w:r>
               <w:rPr>
@@ -4400,7 +4400,7 @@
               <w14:ligatures w14:val="standardContextual"/>
             </w:rPr>
           </w:pPr>
-          <w:hyperlink w:anchor="_Toc238831936" w:history="1">
+          <w:hyperlink w:anchor="_Toc239757658" w:history="1">
             <w:r>
               <w:rPr>
                 <w:rStyle w:val="Hipervnculo"/>
@@ -4427,7 +4427,7 @@
                 <w:noProof/>
                 <w:webHidden/>
               </w:rPr>
-              <w:instrText xml:space="preserve"> PAGEREF _Toc238831936 \h </w:instrText>
+              <w:instrText xml:space="preserve"> PAGEREF _Toc239757658 \h </w:instrText>
             </w:r>
             <w:r>
               <w:rPr>
@@ -4447,7 +4447,7 @@
                 <w:noProof/>
                 <w:webHidden/>
               </w:rPr>
-              <w:t>38</w:t>
+              <w:t>39</w:t>
             </w:r>
             <w:r>
               <w:rPr>
@@ -4471,7 +4471,7 @@
               <w14:ligatures w14:val="standardContextual"/>
             </w:rPr>
           </w:pPr>
-          <w:hyperlink w:anchor="_Toc238831937" w:history="1">
+          <w:hyperlink w:anchor="_Toc239757659" w:history="1">
             <w:r>
               <w:rPr>
                 <w:rStyle w:val="Hipervnculo"/>
@@ -4498,7 +4498,7 @@
                 <w:noProof/>
                 <w:webHidden/>
               </w:rPr>
-              <w:instrText xml:space="preserve"> PAGEREF _Toc238831937 \h </w:instrText>
+              <w:instrText xml:space="preserve"> PAGEREF _Toc239757659 \h </w:instrText>
             </w:r>
             <w:r>
               <w:rPr>
@@ -4518,7 +4518,7 @@
                 <w:noProof/>
                 <w:webHidden/>
               </w:rPr>
-              <w:t>40</w:t>
+              <w:t>41</w:t>
             </w:r>
             <w:r>
               <w:rPr>
@@ -4542,7 +4542,7 @@
               <w14:ligatures w14:val="standardContextual"/>
             </w:rPr>
           </w:pPr>
-          <w:hyperlink w:anchor="_Toc238831938" w:history="1">
+          <w:hyperlink w:anchor="_Toc239757660" w:history="1">
             <w:r>
               <w:rPr>
                 <w:rStyle w:val="Hipervnculo"/>
@@ -4569,7 +4569,7 @@
                 <w:noProof/>
                 <w:webHidden/>
               </w:rPr>
-              <w:instrText xml:space="preserve"> PAGEREF _Toc238831938 \h </w:instrText>
+              <w:instrText xml:space="preserve"> PAGEREF _Toc239757660 \h </w:instrText>
             </w:r>
             <w:r>
               <w:rPr>
@@ -4589,7 +4589,7 @@
                 <w:noProof/>
                 <w:webHidden/>
               </w:rPr>
-              <w:t>40</w:t>
+              <w:t>41</w:t>
             </w:r>
             <w:r>
               <w:rPr>
@@ -4613,7 +4613,7 @@
               <w14:ligatures w14:val="standardContextual"/>
             </w:rPr>
           </w:pPr>
-          <w:hyperlink w:anchor="_Toc238831939" w:history="1">
+          <w:hyperlink w:anchor="_Toc239757661" w:history="1">
             <w:r>
               <w:rPr>
                 <w:rStyle w:val="Hipervnculo"/>
@@ -4640,7 +4640,7 @@
                 <w:noProof/>
                 <w:webHidden/>
               </w:rPr>
-              <w:instrText xml:space="preserve"> PAGEREF _Toc238831939 \h </w:instrText>
+              <w:instrText xml:space="preserve"> PAGEREF _Toc239757661 \h </w:instrText>
             </w:r>
             <w:r>
               <w:rPr>
@@ -4660,7 +4660,7 @@
                 <w:noProof/>
                 <w:webHidden/>
               </w:rPr>
-              <w:t>40</w:t>
+              <w:t>41</w:t>
             </w:r>
             <w:r>
               <w:rPr>
@@ -4684,7 +4684,7 @@
               <w14:ligatures w14:val="standardContextual"/>
             </w:rPr>
           </w:pPr>
-          <w:hyperlink w:anchor="_Toc238831940" w:history="1">
+          <w:hyperlink w:anchor="_Toc239757662" w:history="1">
             <w:r>
               <w:rPr>
                 <w:rStyle w:val="Hipervnculo"/>
@@ -4711,7 +4711,7 @@
                 <w:noProof/>
                 <w:webHidden/>
               </w:rPr>
-              <w:instrText xml:space="preserve"> PAGEREF _Toc238831940 \h </w:instrText>
+              <w:instrText xml:space="preserve"> PAGEREF _Toc239757662 \h </w:instrText>
             </w:r>
             <w:r>
               <w:rPr>
@@ -4731,7 +4731,7 @@
                 <w:noProof/>
                 <w:webHidden/>
               </w:rPr>
-              <w:t>41</w:t>
+              <w:t>42</w:t>
             </w:r>
             <w:r>
               <w:rPr>
@@ -4755,7 +4755,7 @@
               <w14:ligatures w14:val="standardContextual"/>
             </w:rPr>
           </w:pPr>
-          <w:hyperlink w:anchor="_Toc238831941" w:history="1">
+          <w:hyperlink w:anchor="_Toc239757663" w:history="1">
             <w:r>
               <w:rPr>
                 <w:rStyle w:val="Hipervnculo"/>
@@ -4782,7 +4782,7 @@
                 <w:noProof/>
                 <w:webHidden/>
               </w:rPr>
-              <w:instrText xml:space="preserve"> PAGEREF _Toc238831941 \h </w:instrText>
+              <w:instrText xml:space="preserve"> PAGEREF _Toc239757663 \h </w:instrText>
             </w:r>
             <w:r>
               <w:rPr>
@@ -4802,7 +4802,7 @@
                 <w:noProof/>
                 <w:webHidden/>
               </w:rPr>
-              <w:t>41</w:t>
+              <w:t>42</w:t>
             </w:r>
             <w:r>
               <w:rPr>
@@ -4826,7 +4826,7 @@
               <w14:ligatures w14:val="standardContextual"/>
             </w:rPr>
           </w:pPr>
-          <w:hyperlink w:anchor="_Toc238831942" w:history="1">
+          <w:hyperlink w:anchor="_Toc239757664" w:history="1">
             <w:r>
               <w:rPr>
                 <w:rStyle w:val="Hipervnculo"/>
@@ -4853,7 +4853,7 @@
                 <w:noProof/>
                 <w:webHidden/>
               </w:rPr>
-              <w:instrText xml:space="preserve"> PAGEREF _Toc238831942 \h </w:instrText>
+              <w:instrText xml:space="preserve"> PAGEREF _Toc239757664 \h </w:instrText>
             </w:r>
             <w:r>
               <w:rPr>
@@ -4873,7 +4873,7 @@
                 <w:noProof/>
                 <w:webHidden/>
               </w:rPr>
-              <w:t>43</w:t>
+              <w:t>44</w:t>
             </w:r>
             <w:r>
               <w:rPr>
@@ -4897,7 +4897,7 @@
               <w14:ligatures w14:val="standardContextual"/>
             </w:rPr>
           </w:pPr>
-          <w:hyperlink w:anchor="_Toc238831943" w:history="1">
+          <w:hyperlink w:anchor="_Toc239757665" w:history="1">
             <w:r>
               <w:rPr>
                 <w:rStyle w:val="Hipervnculo"/>
@@ -4924,7 +4924,7 @@
                 <w:noProof/>
                 <w:webHidden/>
               </w:rPr>
-              <w:instrText xml:space="preserve"> PAGEREF _Toc238831943 \h </w:instrText>
+              <w:instrText xml:space="preserve"> PAGEREF _Toc239757665 \h </w:instrText>
             </w:r>
             <w:r>
               <w:rPr>
@@ -4944,7 +4944,7 @@
                 <w:noProof/>
                 <w:webHidden/>
               </w:rPr>
-              <w:t>43</w:t>
+              <w:t>44</w:t>
             </w:r>
             <w:r>
               <w:rPr>
@@ -4968,7 +4968,7 @@
               <w14:ligatures w14:val="standardContextual"/>
             </w:rPr>
           </w:pPr>
-          <w:hyperlink w:anchor="_Toc238831944" w:history="1">
+          <w:hyperlink w:anchor="_Toc239757666" w:history="1">
             <w:r>
               <w:rPr>
                 <w:rStyle w:val="Hipervnculo"/>
@@ -4995,7 +4995,7 @@
                 <w:noProof/>
                 <w:webHidden/>
               </w:rPr>
-              <w:instrText xml:space="preserve"> PAGEREF _Toc238831944 \h </w:instrText>
+              <w:instrText xml:space="preserve"> PAGEREF _Toc239757666 \h </w:instrText>
             </w:r>
             <w:r>
               <w:rPr>
@@ -5015,7 +5015,7 @@
                 <w:noProof/>
                 <w:webHidden/>
               </w:rPr>
-              <w:t>44</w:t>
+              <w:t>45</w:t>
             </w:r>
             <w:r>
               <w:rPr>
@@ -5039,7 +5039,7 @@
               <w14:ligatures w14:val="standardContextual"/>
             </w:rPr>
           </w:pPr>
-          <w:hyperlink w:anchor="_Toc238831945" w:history="1">
+          <w:hyperlink w:anchor="_Toc239757667" w:history="1">
             <w:r>
               <w:rPr>
                 <w:rStyle w:val="Hipervnculo"/>
@@ -5066,7 +5066,7 @@
                 <w:noProof/>
                 <w:webHidden/>
               </w:rPr>
-              <w:instrText xml:space="preserve"> PAGEREF _Toc238831945 \h </w:instrText>
+              <w:instrText xml:space="preserve"> PAGEREF _Toc239757667 \h </w:instrText>
             </w:r>
             <w:r>
               <w:rPr>
@@ -5086,7 +5086,7 @@
                 <w:noProof/>
                 <w:webHidden/>
               </w:rPr>
-              <w:t>45</w:t>
+              <w:t>46</w:t>
             </w:r>
             <w:r>
               <w:rPr>
@@ -5110,7 +5110,7 @@
               <w14:ligatures w14:val="standardContextual"/>
             </w:rPr>
           </w:pPr>
-          <w:hyperlink w:anchor="_Toc238831946" w:history="1">
+          <w:hyperlink w:anchor="_Toc239757668" w:history="1">
             <w:r>
               <w:rPr>
                 <w:rStyle w:val="Hipervnculo"/>
@@ -5137,7 +5137,7 @@
                 <w:noProof/>
                 <w:webHidden/>
               </w:rPr>
-              <w:instrText xml:space="preserve"> PAGEREF _Toc238831946 \h </w:instrText>
+              <w:instrText xml:space="preserve"> PAGEREF _Toc239757668 \h </w:instrText>
             </w:r>
             <w:r>
               <w:rPr>
@@ -5157,7 +5157,7 @@
                 <w:noProof/>
                 <w:webHidden/>
               </w:rPr>
-              <w:t>45</w:t>
+              <w:t>46</w:t>
             </w:r>
             <w:r>
               <w:rPr>
@@ -5181,7 +5181,7 @@
               <w14:ligatures w14:val="standardContextual"/>
             </w:rPr>
           </w:pPr>
-          <w:hyperlink w:anchor="_Toc238831947" w:history="1">
+          <w:hyperlink w:anchor="_Toc239757669" w:history="1">
             <w:r>
               <w:rPr>
                 <w:rStyle w:val="Hipervnculo"/>
@@ -5208,7 +5208,7 @@
                 <w:noProof/>
                 <w:webHidden/>
               </w:rPr>
-              <w:instrText xml:space="preserve"> PAGEREF _Toc238831947 \h </w:instrText>
+              <w:instrText xml:space="preserve"> PAGEREF _Toc239757669 \h </w:instrText>
             </w:r>
             <w:r>
               <w:rPr>
@@ -5228,7 +5228,7 @@
                 <w:noProof/>
                 <w:webHidden/>
               </w:rPr>
-              <w:t>47</w:t>
+              <w:t>48</w:t>
             </w:r>
             <w:r>
               <w:rPr>
@@ -5252,7 +5252,7 @@
               <w14:ligatures w14:val="standardContextual"/>
             </w:rPr>
           </w:pPr>
-          <w:hyperlink w:anchor="_Toc238831948" w:history="1">
+          <w:hyperlink w:anchor="_Toc239757670" w:history="1">
             <w:r>
               <w:rPr>
                 <w:rStyle w:val="Hipervnculo"/>
@@ -5279,7 +5279,7 @@
                 <w:noProof/>
                 <w:webHidden/>
               </w:rPr>
-              <w:instrText xml:space="preserve"> PAGEREF _Toc238831948 \h </w:instrText>
+              <w:instrText xml:space="preserve"> PAGEREF _Toc239757670 \h </w:instrText>
             </w:r>
             <w:r>
               <w:rPr>
@@ -5299,7 +5299,7 @@
                 <w:noProof/>
                 <w:webHidden/>
               </w:rPr>
-              <w:t>48</w:t>
+              <w:t>49</w:t>
             </w:r>
             <w:r>
               <w:rPr>
@@ -5323,7 +5323,7 @@
               <w14:ligatures w14:val="standardContextual"/>
             </w:rPr>
           </w:pPr>
-          <w:hyperlink w:anchor="_Toc238831949" w:history="1">
+          <w:hyperlink w:anchor="_Toc239757671" w:history="1">
             <w:r>
               <w:rPr>
                 <w:rStyle w:val="Hipervnculo"/>
@@ -5350,7 +5350,7 @@
                 <w:noProof/>
                 <w:webHidden/>
               </w:rPr>
-              <w:instrText xml:space="preserve"> PAGEREF _Toc238831949 \h </w:instrText>
+              <w:instrText xml:space="preserve"> PAGEREF _Toc239757671 \h </w:instrText>
             </w:r>
             <w:r>
               <w:rPr>
@@ -5370,7 +5370,7 @@
                 <w:noProof/>
                 <w:webHidden/>
               </w:rPr>
-              <w:t>49</w:t>
+              <w:t>50</w:t>
             </w:r>
             <w:r>
               <w:rPr>
@@ -5394,7 +5394,7 @@
               <w14:ligatures w14:val="standardContextual"/>
             </w:rPr>
           </w:pPr>
-          <w:hyperlink w:anchor="_Toc238831950" w:history="1">
+          <w:hyperlink w:anchor="_Toc239757672" w:history="1">
             <w:r>
               <w:rPr>
                 <w:rStyle w:val="Hipervnculo"/>
@@ -5421,7 +5421,7 @@
                 <w:noProof/>
                 <w:webHidden/>
               </w:rPr>
-              <w:instrText xml:space="preserve"> PAGEREF _Toc238831950 \h </w:instrText>
+              <w:instrText xml:space="preserve"> PAGEREF _Toc239757672 \h </w:instrText>
             </w:r>
             <w:r>
               <w:rPr>
@@ -5441,7 +5441,7 @@
                 <w:noProof/>
                 <w:webHidden/>
               </w:rPr>
-              <w:t>49</w:t>
+              <w:t>50</w:t>
             </w:r>
             <w:r>
               <w:rPr>
@@ -5465,7 +5465,7 @@
               <w14:ligatures w14:val="standardContextual"/>
             </w:rPr>
           </w:pPr>
-          <w:hyperlink w:anchor="_Toc238831951" w:history="1">
+          <w:hyperlink w:anchor="_Toc239757673" w:history="1">
             <w:r>
               <w:rPr>
                 <w:rStyle w:val="Hipervnculo"/>
@@ -5492,7 +5492,7 @@
                 <w:noProof/>
                 <w:webHidden/>
               </w:rPr>
-              <w:instrText xml:space="preserve"> PAGEREF _Toc238831951 \h </w:instrText>
+              <w:instrText xml:space="preserve"> PAGEREF _Toc239757673 \h </w:instrText>
             </w:r>
             <w:r>
               <w:rPr>
@@ -5512,7 +5512,7 @@
                 <w:noProof/>
                 <w:webHidden/>
               </w:rPr>
-              <w:t>50</w:t>
+              <w:t>51</w:t>
             </w:r>
             <w:r>
               <w:rPr>
@@ -5536,7 +5536,7 @@
               <w14:ligatures w14:val="standardContextual"/>
             </w:rPr>
           </w:pPr>
-          <w:hyperlink w:anchor="_Toc238831952" w:history="1">
+          <w:hyperlink w:anchor="_Toc239757674" w:history="1">
             <w:r>
               <w:rPr>
                 <w:rStyle w:val="Hipervnculo"/>
@@ -5563,7 +5563,7 @@
                 <w:noProof/>
                 <w:webHidden/>
               </w:rPr>
-              <w:instrText xml:space="preserve"> PAGEREF _Toc238831952 \h </w:instrText>
+              <w:instrText xml:space="preserve"> PAGEREF _Toc239757674 \h </w:instrText>
             </w:r>
             <w:r>
               <w:rPr>
@@ -5583,7 +5583,7 @@
                 <w:noProof/>
                 <w:webHidden/>
               </w:rPr>
-              <w:t>51</w:t>
+              <w:t>52</w:t>
             </w:r>
             <w:r>
               <w:rPr>
@@ -5607,7 +5607,7 @@
               <w14:ligatures w14:val="standardContextual"/>
             </w:rPr>
           </w:pPr>
-          <w:hyperlink w:anchor="_Toc238831953" w:history="1">
+          <w:hyperlink w:anchor="_Toc239757675" w:history="1">
             <w:r>
               <w:rPr>
                 <w:rStyle w:val="Hipervnculo"/>
@@ -5634,7 +5634,7 @@
                 <w:noProof/>
                 <w:webHidden/>
               </w:rPr>
-              <w:instrText xml:space="preserve"> PAGEREF _Toc238831953 \h </w:instrText>
+              <w:instrText xml:space="preserve"> PAGEREF _Toc239757675 \h </w:instrText>
             </w:r>
             <w:r>
               <w:rPr>
@@ -5654,7 +5654,7 @@
                 <w:noProof/>
                 <w:webHidden/>
               </w:rPr>
-              <w:t>53</w:t>
+              <w:t>54</w:t>
             </w:r>
             <w:r>
               <w:rPr>
@@ -5678,7 +5678,7 @@
               <w14:ligatures w14:val="standardContextual"/>
             </w:rPr>
           </w:pPr>
-          <w:hyperlink w:anchor="_Toc238831954" w:history="1">
+          <w:hyperlink w:anchor="_Toc239757676" w:history="1">
             <w:r>
               <w:rPr>
                 <w:rStyle w:val="Hipervnculo"/>
@@ -5705,7 +5705,7 @@
                 <w:noProof/>
                 <w:webHidden/>
               </w:rPr>
-              <w:instrText xml:space="preserve"> PAGEREF _Toc238831954 \h </w:instrText>
+              <w:instrText xml:space="preserve"> PAGEREF _Toc239757676 \h </w:instrText>
             </w:r>
             <w:r>
               <w:rPr>
@@ -5725,7 +5725,7 @@
                 <w:noProof/>
                 <w:webHidden/>
               </w:rPr>
-              <w:t>53</w:t>
+              <w:t>54</w:t>
             </w:r>
             <w:r>
               <w:rPr>
@@ -5749,7 +5749,7 @@
               <w14:ligatures w14:val="standardContextual"/>
             </w:rPr>
           </w:pPr>
-          <w:hyperlink w:anchor="_Toc238831955" w:history="1">
+          <w:hyperlink w:anchor="_Toc239757677" w:history="1">
             <w:r>
               <w:rPr>
                 <w:rStyle w:val="Hipervnculo"/>
@@ -5776,7 +5776,7 @@
                 <w:noProof/>
                 <w:webHidden/>
               </w:rPr>
-              <w:instrText xml:space="preserve"> PAGEREF _Toc238831955 \h </w:instrText>
+              <w:instrText xml:space="preserve"> PAGEREF _Toc239757677 \h </w:instrText>
             </w:r>
             <w:r>
               <w:rPr>
@@ -5796,7 +5796,7 @@
                 <w:noProof/>
                 <w:webHidden/>
               </w:rPr>
-              <w:t>53</w:t>
+              <w:t>54</w:t>
             </w:r>
             <w:r>
               <w:rPr>
@@ -5820,7 +5820,7 @@
               <w14:ligatures w14:val="standardContextual"/>
             </w:rPr>
           </w:pPr>
-          <w:hyperlink w:anchor="_Toc238831956" w:history="1">
+          <w:hyperlink w:anchor="_Toc239757678" w:history="1">
             <w:r>
               <w:rPr>
                 <w:rStyle w:val="Hipervnculo"/>
@@ -5847,7 +5847,7 @@
                 <w:noProof/>
                 <w:webHidden/>
               </w:rPr>
-              <w:instrText xml:space="preserve"> PAGEREF _Toc238831956 \h </w:instrText>
+              <w:instrText xml:space="preserve"> PAGEREF _Toc239757678 \h </w:instrText>
             </w:r>
             <w:r>
               <w:rPr>
@@ -5867,7 +5867,7 @@
                 <w:noProof/>
                 <w:webHidden/>
               </w:rPr>
-              <w:t>54</w:t>
+              <w:t>55</w:t>
             </w:r>
             <w:r>
               <w:rPr>
@@ -5891,7 +5891,7 @@
               <w14:ligatures w14:val="standardContextual"/>
             </w:rPr>
           </w:pPr>
-          <w:hyperlink w:anchor="_Toc238831957" w:history="1">
+          <w:hyperlink w:anchor="_Toc239757679" w:history="1">
             <w:r>
               <w:rPr>
                 <w:rStyle w:val="Hipervnculo"/>
@@ -5918,7 +5918,7 @@
                 <w:noProof/>
                 <w:webHidden/>
               </w:rPr>
-              <w:instrText xml:space="preserve"> PAGEREF _Toc238831957 \h </w:instrText>
+              <w:instrText xml:space="preserve"> PAGEREF _Toc239757679 \h </w:instrText>
             </w:r>
             <w:r>
               <w:rPr>
@@ -5938,7 +5938,7 @@
                 <w:noProof/>
                 <w:webHidden/>
               </w:rPr>
-              <w:t>55</w:t>
+              <w:t>57</w:t>
             </w:r>
             <w:r>
               <w:rPr>
@@ -5962,7 +5962,7 @@
               <w14:ligatures w14:val="standardContextual"/>
             </w:rPr>
           </w:pPr>
-          <w:hyperlink w:anchor="_Toc238831958" w:history="1">
+          <w:hyperlink w:anchor="_Toc239757680" w:history="1">
             <w:r>
               <w:rPr>
                 <w:rStyle w:val="Hipervnculo"/>
@@ -5989,7 +5989,7 @@
                 <w:noProof/>
                 <w:webHidden/>
               </w:rPr>
-              <w:instrText xml:space="preserve"> PAGEREF _Toc238831958 \h </w:instrText>
+              <w:instrText xml:space="preserve"> PAGEREF _Toc239757680 \h </w:instrText>
             </w:r>
             <w:r>
               <w:rPr>
@@ -6009,7 +6009,7 @@
                 <w:noProof/>
                 <w:webHidden/>
               </w:rPr>
-              <w:t>56</w:t>
+              <w:t>58</w:t>
             </w:r>
             <w:r>
               <w:rPr>
@@ -6033,7 +6033,7 @@
               <w14:ligatures w14:val="standardContextual"/>
             </w:rPr>
           </w:pPr>
-          <w:hyperlink w:anchor="_Toc238831959" w:history="1">
+          <w:hyperlink w:anchor="_Toc239757681" w:history="1">
             <w:r>
               <w:rPr>
                 <w:rStyle w:val="Hipervnculo"/>
@@ -6060,7 +6060,7 @@
                 <w:noProof/>
                 <w:webHidden/>
               </w:rPr>
-              <w:instrText xml:space="preserve"> PAGEREF _Toc238831959 \h </w:instrText>
+              <w:instrText xml:space="preserve"> PAGEREF _Toc239757681 \h </w:instrText>
             </w:r>
             <w:r>
               <w:rPr>
@@ -6080,7 +6080,7 @@
                 <w:noProof/>
                 <w:webHidden/>
               </w:rPr>
-              <w:t>57</w:t>
+              <w:t>59</w:t>
             </w:r>
             <w:r>
               <w:rPr>
@@ -6104,7 +6104,7 @@
               <w14:ligatures w14:val="standardContextual"/>
             </w:rPr>
           </w:pPr>
-          <w:hyperlink w:anchor="_Toc238831960" w:history="1">
+          <w:hyperlink w:anchor="_Toc239757682" w:history="1">
             <w:r>
               <w:rPr>
                 <w:rStyle w:val="Hipervnculo"/>
@@ -6131,7 +6131,7 @@
                 <w:noProof/>
                 <w:webHidden/>
               </w:rPr>
-              <w:instrText xml:space="preserve"> PAGEREF _Toc238831960 \h </w:instrText>
+              <w:instrText xml:space="preserve"> PAGEREF _Toc239757682 \h </w:instrText>
             </w:r>
             <w:r>
               <w:rPr>
@@ -6151,7 +6151,7 @@
                 <w:noProof/>
                 <w:webHidden/>
               </w:rPr>
-              <w:t>59</w:t>
+              <w:t>61</w:t>
             </w:r>
             <w:r>
               <w:rPr>
@@ -6175,7 +6175,7 @@
               <w14:ligatures w14:val="standardContextual"/>
             </w:rPr>
           </w:pPr>
-          <w:hyperlink w:anchor="_Toc238831961" w:history="1">
+          <w:hyperlink w:anchor="_Toc239757683" w:history="1">
             <w:r>
               <w:rPr>
                 <w:rStyle w:val="Hipervnculo"/>
@@ -6202,7 +6202,7 @@
                 <w:noProof/>
                 <w:webHidden/>
               </w:rPr>
-              <w:instrText xml:space="preserve"> PAGEREF _Toc238831961 \h </w:instrText>
+              <w:instrText xml:space="preserve"> PAGEREF _Toc239757683 \h </w:instrText>
             </w:r>
             <w:r>
               <w:rPr>
@@ -6222,7 +6222,7 @@
                 <w:noProof/>
                 <w:webHidden/>
               </w:rPr>
-              <w:t>59</w:t>
+              <w:t>61</w:t>
             </w:r>
             <w:r>
               <w:rPr>
@@ -6246,7 +6246,7 @@
               <w14:ligatures w14:val="standardContextual"/>
             </w:rPr>
           </w:pPr>
-          <w:hyperlink w:anchor="_Toc238831962" w:history="1">
+          <w:hyperlink w:anchor="_Toc239757684" w:history="1">
             <w:r>
               <w:rPr>
                 <w:rStyle w:val="Hipervnculo"/>
@@ -6273,7 +6273,7 @@
                 <w:noProof/>
                 <w:webHidden/>
               </w:rPr>
-              <w:instrText xml:space="preserve"> PAGEREF _Toc238831962 \h </w:instrText>
+              <w:instrText xml:space="preserve"> PAGEREF _Toc239757684 \h </w:instrText>
             </w:r>
             <w:r>
               <w:rPr>
@@ -6293,7 +6293,7 @@
                 <w:noProof/>
                 <w:webHidden/>
               </w:rPr>
-              <w:t>59</w:t>
+              <w:t>61</w:t>
             </w:r>
             <w:r>
               <w:rPr>
@@ -6317,7 +6317,7 @@
               <w14:ligatures w14:val="standardContextual"/>
             </w:rPr>
           </w:pPr>
-          <w:hyperlink w:anchor="_Toc238831963" w:history="1">
+          <w:hyperlink w:anchor="_Toc239757685" w:history="1">
             <w:r>
               <w:rPr>
                 <w:rStyle w:val="Hipervnculo"/>
@@ -6344,7 +6344,7 @@
                 <w:noProof/>
                 <w:webHidden/>
               </w:rPr>
-              <w:instrText xml:space="preserve"> PAGEREF _Toc238831963 \h </w:instrText>
+              <w:instrText xml:space="preserve"> PAGEREF _Toc239757685 \h </w:instrText>
             </w:r>
             <w:r>
               <w:rPr>
@@ -6364,7 +6364,7 @@
                 <w:noProof/>
                 <w:webHidden/>
               </w:rPr>
-              <w:t>59</w:t>
+              <w:t>61</w:t>
             </w:r>
             <w:r>
               <w:rPr>
@@ -6388,7 +6388,7 @@
               <w14:ligatures w14:val="standardContextual"/>
             </w:rPr>
           </w:pPr>
-          <w:hyperlink w:anchor="_Toc238831964" w:history="1">
+          <w:hyperlink w:anchor="_Toc239757686" w:history="1">
             <w:r>
               <w:rPr>
                 <w:rStyle w:val="Hipervnculo"/>
@@ -6415,7 +6415,7 @@
                 <w:noProof/>
                 <w:webHidden/>
               </w:rPr>
-              <w:instrText xml:space="preserve"> PAGEREF _Toc238831964 \h </w:instrText>
+              <w:instrText xml:space="preserve"> PAGEREF _Toc239757686 \h </w:instrText>
             </w:r>
             <w:r>
               <w:rPr>
@@ -6435,7 +6435,7 @@
                 <w:noProof/>
                 <w:webHidden/>
               </w:rPr>
-              <w:t>60</w:t>
+              <w:t>62</w:t>
             </w:r>
             <w:r>
               <w:rPr>
@@ -6459,7 +6459,7 @@
               <w14:ligatures w14:val="standardContextual"/>
             </w:rPr>
           </w:pPr>
-          <w:hyperlink w:anchor="_Toc238831965" w:history="1">
+          <w:hyperlink w:anchor="_Toc239757687" w:history="1">
             <w:r>
               <w:rPr>
                 <w:rStyle w:val="Hipervnculo"/>
@@ -6486,7 +6486,7 @@
                 <w:noProof/>
                 <w:webHidden/>
               </w:rPr>
-              <w:instrText xml:space="preserve"> PAGEREF _Toc238831965 \h </w:instrText>
+              <w:instrText xml:space="preserve"> PAGEREF _Toc239757687 \h </w:instrText>
             </w:r>
             <w:r>
               <w:rPr>
@@ -6506,7 +6506,7 @@
                 <w:noProof/>
                 <w:webHidden/>
               </w:rPr>
-              <w:t>61</w:t>
+              <w:t>63</w:t>
             </w:r>
             <w:r>
               <w:rPr>
@@ -6530,7 +6530,7 @@
               <w14:ligatures w14:val="standardContextual"/>
             </w:rPr>
           </w:pPr>
-          <w:hyperlink w:anchor="_Toc238831966" w:history="1">
+          <w:hyperlink w:anchor="_Toc239757688" w:history="1">
             <w:r>
               <w:rPr>
                 <w:rStyle w:val="Hipervnculo"/>
@@ -6557,7 +6557,7 @@
                 <w:noProof/>
                 <w:webHidden/>
               </w:rPr>
-              <w:instrText xml:space="preserve"> PAGEREF _Toc238831966 \h </w:instrText>
+              <w:instrText xml:space="preserve"> PAGEREF _Toc239757688 \h </w:instrText>
             </w:r>
             <w:r>
               <w:rPr>
@@ -6577,7 +6577,7 @@
                 <w:noProof/>
                 <w:webHidden/>
               </w:rPr>
-              <w:t>63</w:t>
+              <w:t>65</w:t>
             </w:r>
             <w:r>
               <w:rPr>
@@ -6601,13 +6601,13 @@
               <w14:ligatures w14:val="standardContextual"/>
             </w:rPr>
           </w:pPr>
-          <w:hyperlink w:anchor="_Toc238831967" w:history="1">
+          <w:hyperlink w:anchor="_Toc239757689" w:history="1">
             <w:r>
               <w:rPr>
                 <w:rStyle w:val="Hipervnculo"/>
                 <w:noProof/>
               </w:rPr>
-              <w:t>5.2.1 Tiempos de respuesta (TMR)</w:t>
+              <w:t>5.2.1 Pruebas funcionales del chatbot</w:t>
             </w:r>
             <w:r>
               <w:rPr>
@@ -6628,7 +6628,7 @@
                 <w:noProof/>
                 <w:webHidden/>
               </w:rPr>
-              <w:instrText xml:space="preserve"> PAGEREF _Toc238831967 \h </w:instrText>
+              <w:instrText xml:space="preserve"> PAGEREF _Toc239757689 \h </w:instrText>
             </w:r>
             <w:r>
               <w:rPr>
@@ -6648,7 +6648,7 @@
                 <w:noProof/>
                 <w:webHidden/>
               </w:rPr>
-              <w:t>63</w:t>
+              <w:t>65</w:t>
             </w:r>
             <w:r>
               <w:rPr>
@@ -6672,13 +6672,13 @@
               <w14:ligatures w14:val="standardContextual"/>
             </w:rPr>
           </w:pPr>
-          <w:hyperlink w:anchor="_Toc238831968" w:history="1">
+          <w:hyperlink w:anchor="_Toc239757690" w:history="1">
             <w:r>
               <w:rPr>
                 <w:rStyle w:val="Hipervnculo"/>
                 <w:noProof/>
               </w:rPr>
-              <w:t>5.2.2 Precisión de clasificación de intents</w:t>
+              <w:t>5.2.2 Tiempos de respuesta (TMR)</w:t>
             </w:r>
             <w:r>
               <w:rPr>
@@ -6699,7 +6699,7 @@
                 <w:noProof/>
                 <w:webHidden/>
               </w:rPr>
-              <w:instrText xml:space="preserve"> PAGEREF _Toc238831968 \h </w:instrText>
+              <w:instrText xml:space="preserve"> PAGEREF _Toc239757690 \h </w:instrText>
             </w:r>
             <w:r>
               <w:rPr>
@@ -6719,7 +6719,78 @@
                 <w:noProof/>
                 <w:webHidden/>
               </w:rPr>
-              <w:t>64</w:t>
+              <w:t>66</w:t>
+            </w:r>
+            <w:r>
+              <w:rPr>
+                <w:noProof/>
+                <w:webHidden/>
+              </w:rPr>
+              <w:fldChar w:fldCharType="end"/>
+            </w:r>
+          </w:hyperlink>
+        </w:p>
+        <w:p>
+          <w:pPr>
+            <w:pStyle w:val="TDC3"/>
+            <w:tabs>
+              <w:tab w:val="right" w:leader="dot" w:pos="8828"/>
+            </w:tabs>
+            <w:rPr>
+              <w:noProof/>
+              <w:kern w:val="2"/>
+              <w:lang w:val="es-AR" w:eastAsia="es-AR"/>
+              <w14:ligatures w14:val="standardContextual"/>
+            </w:rPr>
+          </w:pPr>
+          <w:hyperlink w:anchor="_Toc239757691" w:history="1">
+            <w:r>
+              <w:rPr>
+                <w:rStyle w:val="Hipervnculo"/>
+                <w:noProof/>
+              </w:rPr>
+              <w:t>5.2.3 Precisión de clasificación de intents</w:t>
+            </w:r>
+            <w:r>
+              <w:rPr>
+                <w:noProof/>
+                <w:webHidden/>
+              </w:rPr>
+              <w:tab/>
+            </w:r>
+            <w:r>
+              <w:rPr>
+                <w:noProof/>
+                <w:webHidden/>
+              </w:rPr>
+              <w:fldChar w:fldCharType="begin"/>
+            </w:r>
+            <w:r>
+              <w:rPr>
+                <w:noProof/>
+                <w:webHidden/>
+              </w:rPr>
+              <w:instrText xml:space="preserve"> PAGEREF _Toc239757691 \h </w:instrText>
+            </w:r>
+            <w:r>
+              <w:rPr>
+                <w:noProof/>
+                <w:webHidden/>
+              </w:rPr>
+            </w:r>
+            <w:r>
+              <w:rPr>
+                <w:noProof/>
+                <w:webHidden/>
+              </w:rPr>
+              <w:fldChar w:fldCharType="separate"/>
+            </w:r>
+            <w:r>
+              <w:rPr>
+                <w:noProof/>
+                <w:webHidden/>
+              </w:rPr>
+              <w:t>67</w:t>
             </w:r>
             <w:r>
               <w:rPr>
@@ -6743,7 +6814,7 @@
               <w14:ligatures w14:val="standardContextual"/>
             </w:rPr>
           </w:pPr>
-          <w:hyperlink w:anchor="_Toc238831969" w:history="1">
+          <w:hyperlink w:anchor="_Toc239757692" w:history="1">
             <w:r>
               <w:rPr>
                 <w:rStyle w:val="Hipervnculo"/>
@@ -6770,7 +6841,7 @@
                 <w:noProof/>
                 <w:webHidden/>
               </w:rPr>
-              <w:instrText xml:space="preserve"> PAGEREF _Toc238831969 \h </w:instrText>
+              <w:instrText xml:space="preserve"> PAGEREF _Toc239757692 \h </w:instrText>
             </w:r>
             <w:r>
               <w:rPr>
@@ -6790,7 +6861,7 @@
                 <w:noProof/>
                 <w:webHidden/>
               </w:rPr>
-              <w:t>67</w:t>
+              <w:t>69</w:t>
             </w:r>
             <w:r>
               <w:rPr>
@@ -6814,7 +6885,7 @@
               <w14:ligatures w14:val="standardContextual"/>
             </w:rPr>
           </w:pPr>
-          <w:hyperlink w:anchor="_Toc238831970" w:history="1">
+          <w:hyperlink w:anchor="_Toc239757693" w:history="1">
             <w:r>
               <w:rPr>
                 <w:rStyle w:val="Hipervnculo"/>
@@ -6841,7 +6912,7 @@
                 <w:noProof/>
                 <w:webHidden/>
               </w:rPr>
-              <w:instrText xml:space="preserve"> PAGEREF _Toc238831970 \h </w:instrText>
+              <w:instrText xml:space="preserve"> PAGEREF _Toc239757693 \h </w:instrText>
             </w:r>
             <w:r>
               <w:rPr>
@@ -6861,7 +6932,7 @@
                 <w:noProof/>
                 <w:webHidden/>
               </w:rPr>
-              <w:t>68</w:t>
+              <w:t>71</w:t>
             </w:r>
             <w:r>
               <w:rPr>
@@ -6885,7 +6956,7 @@
               <w14:ligatures w14:val="standardContextual"/>
             </w:rPr>
           </w:pPr>
-          <w:hyperlink w:anchor="_Toc238831971" w:history="1">
+          <w:hyperlink w:anchor="_Toc239757694" w:history="1">
             <w:r>
               <w:rPr>
                 <w:rStyle w:val="Hipervnculo"/>
@@ -6912,7 +6983,7 @@
                 <w:noProof/>
                 <w:webHidden/>
               </w:rPr>
-              <w:instrText xml:space="preserve"> PAGEREF _Toc238831971 \h </w:instrText>
+              <w:instrText xml:space="preserve"> PAGEREF _Toc239757694 \h </w:instrText>
             </w:r>
             <w:r>
               <w:rPr>
@@ -6932,7 +7003,7 @@
                 <w:noProof/>
                 <w:webHidden/>
               </w:rPr>
-              <w:t>69</w:t>
+              <w:t>72</w:t>
             </w:r>
             <w:r>
               <w:rPr>
@@ -6956,7 +7027,7 @@
               <w14:ligatures w14:val="standardContextual"/>
             </w:rPr>
           </w:pPr>
-          <w:hyperlink w:anchor="_Toc238831972" w:history="1">
+          <w:hyperlink w:anchor="_Toc239757695" w:history="1">
             <w:r>
               <w:rPr>
                 <w:rStyle w:val="Hipervnculo"/>
@@ -6983,7 +7054,7 @@
                 <w:noProof/>
                 <w:webHidden/>
               </w:rPr>
-              <w:instrText xml:space="preserve"> PAGEREF _Toc238831972 \h </w:instrText>
+              <w:instrText xml:space="preserve"> PAGEREF _Toc239757695 \h </w:instrText>
             </w:r>
             <w:r>
               <w:rPr>
@@ -7003,7 +7074,7 @@
                 <w:noProof/>
                 <w:webHidden/>
               </w:rPr>
-              <w:t>71</w:t>
+              <w:t>74</w:t>
             </w:r>
             <w:r>
               <w:rPr>
@@ -7027,7 +7098,7 @@
               <w14:ligatures w14:val="standardContextual"/>
             </w:rPr>
           </w:pPr>
-          <w:hyperlink w:anchor="_Toc238831973" w:history="1">
+          <w:hyperlink w:anchor="_Toc239757696" w:history="1">
             <w:r>
               <w:rPr>
                 <w:rStyle w:val="Hipervnculo"/>
@@ -7054,7 +7125,7 @@
                 <w:noProof/>
                 <w:webHidden/>
               </w:rPr>
-              <w:instrText xml:space="preserve"> PAGEREF _Toc238831973 \h </w:instrText>
+              <w:instrText xml:space="preserve"> PAGEREF _Toc239757696 \h </w:instrText>
             </w:r>
             <w:r>
               <w:rPr>
@@ -7074,7 +7145,7 @@
                 <w:noProof/>
                 <w:webHidden/>
               </w:rPr>
-              <w:t>71</w:t>
+              <w:t>74</w:t>
             </w:r>
             <w:r>
               <w:rPr>
@@ -7098,7 +7169,7 @@
               <w14:ligatures w14:val="standardContextual"/>
             </w:rPr>
           </w:pPr>
-          <w:hyperlink w:anchor="_Toc238831974" w:history="1">
+          <w:hyperlink w:anchor="_Toc239757697" w:history="1">
             <w:r>
               <w:rPr>
                 <w:rStyle w:val="Hipervnculo"/>
@@ -7125,7 +7196,7 @@
                 <w:noProof/>
                 <w:webHidden/>
               </w:rPr>
-              <w:instrText xml:space="preserve"> PAGEREF _Toc238831974 \h </w:instrText>
+              <w:instrText xml:space="preserve"> PAGEREF _Toc239757697 \h </w:instrText>
             </w:r>
             <w:r>
               <w:rPr>
@@ -7145,7 +7216,7 @@
                 <w:noProof/>
                 <w:webHidden/>
               </w:rPr>
-              <w:t>71</w:t>
+              <w:t>74</w:t>
             </w:r>
             <w:r>
               <w:rPr>
@@ -7169,7 +7240,7 @@
               <w14:ligatures w14:val="standardContextual"/>
             </w:rPr>
           </w:pPr>
-          <w:hyperlink w:anchor="_Toc238831975" w:history="1">
+          <w:hyperlink w:anchor="_Toc239757698" w:history="1">
             <w:r>
               <w:rPr>
                 <w:rStyle w:val="Hipervnculo"/>
@@ -7196,7 +7267,7 @@
                 <w:noProof/>
                 <w:webHidden/>
               </w:rPr>
-              <w:instrText xml:space="preserve"> PAGEREF _Toc238831975 \h </w:instrText>
+              <w:instrText xml:space="preserve"> PAGEREF _Toc239757698 \h </w:instrText>
             </w:r>
             <w:r>
               <w:rPr>
@@ -7216,7 +7287,7 @@
                 <w:noProof/>
                 <w:webHidden/>
               </w:rPr>
-              <w:t>73</w:t>
+              <w:t>77</w:t>
             </w:r>
             <w:r>
               <w:rPr>
@@ -7240,7 +7311,7 @@
               <w14:ligatures w14:val="standardContextual"/>
             </w:rPr>
           </w:pPr>
-          <w:hyperlink w:anchor="_Toc238831976" w:history="1">
+          <w:hyperlink w:anchor="_Toc239757699" w:history="1">
             <w:r>
               <w:rPr>
                 <w:rStyle w:val="Hipervnculo"/>
@@ -7267,7 +7338,7 @@
                 <w:noProof/>
                 <w:webHidden/>
               </w:rPr>
-              <w:instrText xml:space="preserve"> PAGEREF _Toc238831976 \h </w:instrText>
+              <w:instrText xml:space="preserve"> PAGEREF _Toc239757699 \h </w:instrText>
             </w:r>
             <w:r>
               <w:rPr>
@@ -7287,7 +7358,7 @@
                 <w:noProof/>
                 <w:webHidden/>
               </w:rPr>
-              <w:t>74</w:t>
+              <w:t>78</w:t>
             </w:r>
             <w:r>
               <w:rPr>
@@ -7311,7 +7382,7 @@
               <w14:ligatures w14:val="standardContextual"/>
             </w:rPr>
           </w:pPr>
-          <w:hyperlink w:anchor="_Toc238831977" w:history="1">
+          <w:hyperlink w:anchor="_Toc239757700" w:history="1">
             <w:r>
               <w:rPr>
                 <w:rStyle w:val="Hipervnculo"/>
@@ -7338,7 +7409,7 @@
                 <w:noProof/>
                 <w:webHidden/>
               </w:rPr>
-              <w:instrText xml:space="preserve"> PAGEREF _Toc238831977 \h </w:instrText>
+              <w:instrText xml:space="preserve"> PAGEREF _Toc239757700 \h </w:instrText>
             </w:r>
             <w:r>
               <w:rPr>
@@ -7358,7 +7429,7 @@
                 <w:noProof/>
                 <w:webHidden/>
               </w:rPr>
-              <w:t>76</w:t>
+              <w:t>79</w:t>
             </w:r>
             <w:r>
               <w:rPr>
@@ -7382,7 +7453,7 @@
               <w14:ligatures w14:val="standardContextual"/>
             </w:rPr>
           </w:pPr>
-          <w:hyperlink w:anchor="_Toc238831978" w:history="1">
+          <w:hyperlink w:anchor="_Toc239757701" w:history="1">
             <w:r>
               <w:rPr>
                 <w:rStyle w:val="Hipervnculo"/>
@@ -7409,7 +7480,7 @@
                 <w:noProof/>
                 <w:webHidden/>
               </w:rPr>
-              <w:instrText xml:space="preserve"> PAGEREF _Toc238831978 \h </w:instrText>
+              <w:instrText xml:space="preserve"> PAGEREF _Toc239757701 \h </w:instrText>
             </w:r>
             <w:r>
               <w:rPr>
@@ -7429,7 +7500,7 @@
                 <w:noProof/>
                 <w:webHidden/>
               </w:rPr>
-              <w:t>76</w:t>
+              <w:t>79</w:t>
             </w:r>
             <w:r>
               <w:rPr>
@@ -7453,7 +7524,7 @@
               <w14:ligatures w14:val="standardContextual"/>
             </w:rPr>
           </w:pPr>
-          <w:hyperlink w:anchor="_Toc238831979" w:history="1">
+          <w:hyperlink w:anchor="_Toc239757702" w:history="1">
             <w:r>
               <w:rPr>
                 <w:rStyle w:val="Hipervnculo"/>
@@ -7480,7 +7551,7 @@
                 <w:noProof/>
                 <w:webHidden/>
               </w:rPr>
-              <w:instrText xml:space="preserve"> PAGEREF _Toc238831979 \h </w:instrText>
+              <w:instrText xml:space="preserve"> PAGEREF _Toc239757702 \h </w:instrText>
             </w:r>
             <w:r>
               <w:rPr>
@@ -7500,7 +7571,7 @@
                 <w:noProof/>
                 <w:webHidden/>
               </w:rPr>
-              <w:t>78</w:t>
+              <w:t>81</w:t>
             </w:r>
             <w:r>
               <w:rPr>
@@ -7524,7 +7595,7 @@
               <w14:ligatures w14:val="standardContextual"/>
             </w:rPr>
           </w:pPr>
-          <w:hyperlink w:anchor="_Toc238831980" w:history="1">
+          <w:hyperlink w:anchor="_Toc239757703" w:history="1">
             <w:r>
               <w:rPr>
                 <w:rStyle w:val="Hipervnculo"/>
@@ -7551,7 +7622,7 @@
                 <w:noProof/>
                 <w:webHidden/>
               </w:rPr>
-              <w:instrText xml:space="preserve"> PAGEREF _Toc238831980 \h </w:instrText>
+              <w:instrText xml:space="preserve"> PAGEREF _Toc239757703 \h </w:instrText>
             </w:r>
             <w:r>
               <w:rPr>
@@ -7571,7 +7642,7 @@
                 <w:noProof/>
                 <w:webHidden/>
               </w:rPr>
-              <w:t>79</w:t>
+              <w:t>83</w:t>
             </w:r>
             <w:r>
               <w:rPr>
@@ -7595,7 +7666,7 @@
               <w14:ligatures w14:val="standardContextual"/>
             </w:rPr>
           </w:pPr>
-          <w:hyperlink w:anchor="_Toc238831981" w:history="1">
+          <w:hyperlink w:anchor="_Toc239757704" w:history="1">
             <w:r>
               <w:rPr>
                 <w:rStyle w:val="Hipervnculo"/>
@@ -7622,7 +7693,7 @@
                 <w:noProof/>
                 <w:webHidden/>
               </w:rPr>
-              <w:instrText xml:space="preserve"> PAGEREF _Toc238831981 \h </w:instrText>
+              <w:instrText xml:space="preserve"> PAGEREF _Toc239757704 \h </w:instrText>
             </w:r>
             <w:r>
               <w:rPr>
@@ -7642,7 +7713,7 @@
                 <w:noProof/>
                 <w:webHidden/>
               </w:rPr>
-              <w:t>83</w:t>
+              <w:t>87</w:t>
             </w:r>
             <w:r>
               <w:rPr>
@@ -7666,7 +7737,7 @@
               <w14:ligatures w14:val="standardContextual"/>
             </w:rPr>
           </w:pPr>
-          <w:hyperlink w:anchor="_Toc238831982" w:history="1">
+          <w:hyperlink w:anchor="_Toc239757705" w:history="1">
             <w:r>
               <w:rPr>
                 <w:rStyle w:val="Hipervnculo"/>
@@ -7693,7 +7764,7 @@
                 <w:noProof/>
                 <w:webHidden/>
               </w:rPr>
-              <w:instrText xml:space="preserve"> PAGEREF _Toc238831982 \h </w:instrText>
+              <w:instrText xml:space="preserve"> PAGEREF _Toc239757705 \h </w:instrText>
             </w:r>
             <w:r>
               <w:rPr>
@@ -7713,7 +7784,7 @@
                 <w:noProof/>
                 <w:webHidden/>
               </w:rPr>
-              <w:t>83</w:t>
+              <w:t>87</w:t>
             </w:r>
             <w:r>
               <w:rPr>
@@ -7737,7 +7808,7 @@
               <w14:ligatures w14:val="standardContextual"/>
             </w:rPr>
           </w:pPr>
-          <w:hyperlink w:anchor="_Toc238831983" w:history="1">
+          <w:hyperlink w:anchor="_Toc239757706" w:history="1">
             <w:r>
               <w:rPr>
                 <w:rStyle w:val="Hipervnculo"/>
@@ -7764,7 +7835,7 @@
                 <w:noProof/>
                 <w:webHidden/>
               </w:rPr>
-              <w:instrText xml:space="preserve"> PAGEREF _Toc238831983 \h </w:instrText>
+              <w:instrText xml:space="preserve"> PAGEREF _Toc239757706 \h </w:instrText>
             </w:r>
             <w:r>
               <w:rPr>
@@ -7784,7 +7855,7 @@
                 <w:noProof/>
                 <w:webHidden/>
               </w:rPr>
-              <w:t>89</w:t>
+              <w:t>93</w:t>
             </w:r>
             <w:r>
               <w:rPr>
@@ -7808,7 +7879,7 @@
               <w14:ligatures w14:val="standardContextual"/>
             </w:rPr>
           </w:pPr>
-          <w:hyperlink w:anchor="_Toc238831984" w:history="1">
+          <w:hyperlink w:anchor="_Toc239757707" w:history="1">
             <w:r>
               <w:rPr>
                 <w:rStyle w:val="Hipervnculo"/>
@@ -7835,7 +7906,7 @@
                 <w:noProof/>
                 <w:webHidden/>
               </w:rPr>
-              <w:instrText xml:space="preserve"> PAGEREF _Toc238831984 \h </w:instrText>
+              <w:instrText xml:space="preserve"> PAGEREF _Toc239757707 \h </w:instrText>
             </w:r>
             <w:r>
               <w:rPr>
@@ -7855,7 +7926,7 @@
                 <w:noProof/>
                 <w:webHidden/>
               </w:rPr>
-              <w:t>90</w:t>
+              <w:t>94</w:t>
             </w:r>
             <w:r>
               <w:rPr>
@@ -7879,7 +7950,7 @@
               <w14:ligatures w14:val="standardContextual"/>
             </w:rPr>
           </w:pPr>
-          <w:hyperlink w:anchor="_Toc238831985" w:history="1">
+          <w:hyperlink w:anchor="_Toc239757708" w:history="1">
             <w:r>
               <w:rPr>
                 <w:rStyle w:val="Hipervnculo"/>
@@ -7906,7 +7977,7 @@
                 <w:noProof/>
                 <w:webHidden/>
               </w:rPr>
-              <w:instrText xml:space="preserve"> PAGEREF _Toc238831985 \h </w:instrText>
+              <w:instrText xml:space="preserve"> PAGEREF _Toc239757708 \h </w:instrText>
             </w:r>
             <w:r>
               <w:rPr>
@@ -7926,7 +7997,7 @@
                 <w:noProof/>
                 <w:webHidden/>
               </w:rPr>
-              <w:t>91</w:t>
+              <w:t>95</w:t>
             </w:r>
             <w:r>
               <w:rPr>
@@ -7950,7 +8021,7 @@
               <w14:ligatures w14:val="standardContextual"/>
             </w:rPr>
           </w:pPr>
-          <w:hyperlink w:anchor="_Toc238831986" w:history="1">
+          <w:hyperlink w:anchor="_Toc239757709" w:history="1">
             <w:r>
               <w:rPr>
                 <w:rStyle w:val="Hipervnculo"/>
@@ -7977,7 +8048,7 @@
                 <w:noProof/>
                 <w:webHidden/>
               </w:rPr>
-              <w:instrText xml:space="preserve"> PAGEREF _Toc238831986 \h </w:instrText>
+              <w:instrText xml:space="preserve"> PAGEREF _Toc239757709 \h </w:instrText>
             </w:r>
             <w:r>
               <w:rPr>
@@ -7997,7 +8068,7 @@
                 <w:noProof/>
                 <w:webHidden/>
               </w:rPr>
-              <w:t>94</w:t>
+              <w:t>98</w:t>
             </w:r>
             <w:r>
               <w:rPr>
@@ -8021,7 +8092,7 @@
               <w14:ligatures w14:val="standardContextual"/>
             </w:rPr>
           </w:pPr>
-          <w:hyperlink w:anchor="_Toc238831987" w:history="1">
+          <w:hyperlink w:anchor="_Toc239757710" w:history="1">
             <w:r>
               <w:rPr>
                 <w:rStyle w:val="Hipervnculo"/>
@@ -8048,7 +8119,7 @@
                 <w:noProof/>
                 <w:webHidden/>
               </w:rPr>
-              <w:instrText xml:space="preserve"> PAGEREF _Toc238831987 \h </w:instrText>
+              <w:instrText xml:space="preserve"> PAGEREF _Toc239757710 \h </w:instrText>
             </w:r>
             <w:r>
               <w:rPr>
@@ -8068,7 +8139,7 @@
                 <w:noProof/>
                 <w:webHidden/>
               </w:rPr>
-              <w:t>95</w:t>
+              <w:t>99</w:t>
             </w:r>
             <w:r>
               <w:rPr>
@@ -8092,7 +8163,7 @@
               <w14:ligatures w14:val="standardContextual"/>
             </w:rPr>
           </w:pPr>
-          <w:hyperlink w:anchor="_Toc238831988" w:history="1">
+          <w:hyperlink w:anchor="_Toc239757711" w:history="1">
             <w:r>
               <w:rPr>
                 <w:rStyle w:val="Hipervnculo"/>
@@ -8119,7 +8190,7 @@
                 <w:noProof/>
                 <w:webHidden/>
               </w:rPr>
-              <w:instrText xml:space="preserve"> PAGEREF _Toc238831988 \h </w:instrText>
+              <w:instrText xml:space="preserve"> PAGEREF _Toc239757711 \h </w:instrText>
             </w:r>
             <w:r>
               <w:rPr>
@@ -8139,7 +8210,7 @@
                 <w:noProof/>
                 <w:webHidden/>
               </w:rPr>
-              <w:t>96</w:t>
+              <w:t>100</w:t>
             </w:r>
             <w:r>
               <w:rPr>
@@ -8163,7 +8234,7 @@
               <w14:ligatures w14:val="standardContextual"/>
             </w:rPr>
           </w:pPr>
-          <w:hyperlink w:anchor="_Toc238831989" w:history="1">
+          <w:hyperlink w:anchor="_Toc239757712" w:history="1">
             <w:r>
               <w:rPr>
                 <w:rStyle w:val="Hipervnculo"/>
@@ -8190,7 +8261,7 @@
                 <w:noProof/>
                 <w:webHidden/>
               </w:rPr>
-              <w:instrText xml:space="preserve"> PAGEREF _Toc238831989 \h </w:instrText>
+              <w:instrText xml:space="preserve"> PAGEREF _Toc239757712 \h </w:instrText>
             </w:r>
             <w:r>
               <w:rPr>
@@ -8210,7 +8281,7 @@
                 <w:noProof/>
                 <w:webHidden/>
               </w:rPr>
-              <w:t>97</w:t>
+              <w:t>101</w:t>
             </w:r>
             <w:r>
               <w:rPr>
@@ -8234,7 +8305,7 @@
               <w14:ligatures w14:val="standardContextual"/>
             </w:rPr>
           </w:pPr>
-          <w:hyperlink w:anchor="_Toc238831990" w:history="1">
+          <w:hyperlink w:anchor="_Toc239757713" w:history="1">
             <w:r>
               <w:rPr>
                 <w:rStyle w:val="Hipervnculo"/>
@@ -8261,7 +8332,7 @@
                 <w:noProof/>
                 <w:webHidden/>
               </w:rPr>
-              <w:instrText xml:space="preserve"> PAGEREF _Toc238831990 \h </w:instrText>
+              <w:instrText xml:space="preserve"> PAGEREF _Toc239757713 \h </w:instrText>
             </w:r>
             <w:r>
               <w:rPr>
@@ -8281,7 +8352,7 @@
                 <w:noProof/>
                 <w:webHidden/>
               </w:rPr>
-              <w:t>98</w:t>
+              <w:t>102</w:t>
             </w:r>
             <w:r>
               <w:rPr>
@@ -8305,7 +8376,7 @@
               <w14:ligatures w14:val="standardContextual"/>
             </w:rPr>
           </w:pPr>
-          <w:hyperlink w:anchor="_Toc238831991" w:history="1">
+          <w:hyperlink w:anchor="_Toc239757714" w:history="1">
             <w:r>
               <w:rPr>
                 <w:rStyle w:val="Hipervnculo"/>
@@ -8332,7 +8403,7 @@
                 <w:noProof/>
                 <w:webHidden/>
               </w:rPr>
-              <w:instrText xml:space="preserve"> PAGEREF _Toc238831991 \h </w:instrText>
+              <w:instrText xml:space="preserve"> PAGEREF _Toc239757714 \h </w:instrText>
             </w:r>
             <w:r>
               <w:rPr>
@@ -8352,7 +8423,7 @@
                 <w:noProof/>
                 <w:webHidden/>
               </w:rPr>
-              <w:t>100</w:t>
+              <w:t>104</w:t>
             </w:r>
             <w:r>
               <w:rPr>
@@ -8389,7 +8460,7 @@
         <w:pStyle w:val="Ttulo2"/>
       </w:pPr>
       <w:bookmarkStart w:id="4" w:name="listado-de-figuras"/>
-      <w:bookmarkStart w:id="5" w:name="_Toc238831882"/>
+      <w:bookmarkStart w:id="5" w:name="_Toc239757604"/>
       <w:r>
         <w:t>Listado de Figuras</w:t>
       </w:r>
@@ -8399,6 +8470,14 @@
       <w:tblPr>
         <w:tblStyle w:val="Table"/>
         <w:tblW w:w="5000" w:type="pct"/>
+        <w:tblBorders>
+          <w:top w:val="single" w:sz="4" w:space="0" w:color="auto"/>
+          <w:left w:val="single" w:sz="4" w:space="0" w:color="auto"/>
+          <w:bottom w:val="single" w:sz="4" w:space="0" w:color="auto"/>
+          <w:right w:val="single" w:sz="4" w:space="0" w:color="auto"/>
+          <w:insideH w:val="single" w:sz="4" w:space="0" w:color="auto"/>
+          <w:insideV w:val="single" w:sz="4" w:space="0" w:color="auto"/>
+        </w:tblBorders>
         <w:tblLayout w:type="fixed"/>
         <w:tblLook w:val="0020" w:firstRow="1" w:lastRow="0" w:firstColumn="0" w:lastColumn="0" w:noHBand="0" w:noVBand="0"/>
       </w:tblPr>
@@ -8415,6 +8494,9 @@
         <w:tc>
           <w:tcPr>
             <w:tcW w:w="2112" w:type="dxa"/>
+            <w:tcBorders>
+              <w:bottom w:val="none" w:sz="0" w:space="0" w:color="auto"/>
+            </w:tcBorders>
           </w:tcPr>
           <w:p>
             <w:pPr>
@@ -8428,6 +8510,9 @@
         <w:tc>
           <w:tcPr>
             <w:tcW w:w="3432" w:type="dxa"/>
+            <w:tcBorders>
+              <w:bottom w:val="none" w:sz="0" w:space="0" w:color="auto"/>
+            </w:tcBorders>
           </w:tcPr>
           <w:p>
             <w:pPr>
@@ -8441,6 +8526,9 @@
         <w:tc>
           <w:tcPr>
             <w:tcW w:w="2376" w:type="dxa"/>
+            <w:tcBorders>
+              <w:bottom w:val="none" w:sz="0" w:space="0" w:color="auto"/>
+            </w:tcBorders>
           </w:tcPr>
           <w:p>
             <w:pPr>
@@ -8475,7 +8563,7 @@
               <w:pStyle w:val="Compact"/>
             </w:pPr>
             <w:r>
-              <w:t>Arquitectura del sistema. Cuatro servicios en contenedor sobre una red interna</w:t>
+              <w:t>Arquitectura del sistema. Cuatro servicios en contenedor sobre una red interna, con las dos dependencias externas de las que depende el Flujo 2: la API de OpenAI (GPT-4o-mini) y la API de Telegram.</w:t>
             </w:r>
           </w:p>
         </w:tc>
@@ -8516,7 +8604,7 @@
               <w:pStyle w:val="Compact"/>
             </w:pPr>
             <w:r>
-              <w:t>Diagrama entidad-relación de la base de datos ecommerce_tesis, con las siete t</w:t>
+              <w:t>Diagrama entidad-relación de la base de datos ecommerce_tesis, con las siete tablas, sus claves foráneas y la columna data_source que separa los registros medidos de los datos de carga inicial.</w:t>
             </w:r>
           </w:p>
         </w:tc>
@@ -8557,7 +8645,7 @@
               <w:pStyle w:val="Compact"/>
             </w:pPr>
             <w:r>
-              <w:t>Diagrama del Flujo 1 — Pipeline de procesamiento de órdenes. Elaboración propi</w:t>
+              <w:t>Diagrama del Flujo 1 — Pipeline de procesamiento de órdenes. Elaboración propia a partir del workflow implementado en n8n.</w:t>
             </w:r>
           </w:p>
         </w:tc>
@@ -8598,7 +8686,11 @@
               <w:pStyle w:val="Compact"/>
             </w:pPr>
             <w:r>
-              <w:t>Canvas del Flujo 1 en n8n, con los nodos interconectados desde el webhook de r</w:t>
+              <w:t xml:space="preserve">Canvas del Flujo 1 en n8n, con los nodos interconectados desde el </w:t>
+            </w:r>
+            <w:r>
+              <w:lastRenderedPageBreak/>
+              <w:t>webhook de recepción hasta la respuesta al cliente, incluyendo la rama de stock insuficiente.</w:t>
             </w:r>
           </w:p>
         </w:tc>
@@ -8611,6 +8703,7 @@
               <w:pStyle w:val="Compact"/>
             </w:pPr>
             <w:r>
+              <w:lastRenderedPageBreak/>
               <w:t>4.3.2</w:t>
             </w:r>
           </w:p>
@@ -8639,7 +8732,7 @@
               <w:pStyle w:val="Compact"/>
             </w:pPr>
             <w:r>
-              <w:t>Diagrama del Flujo 2 — Chatbot con clasificación de intenciones. Elaboración p</w:t>
+              <w:t>Diagrama del Flujo 2 — Chatbot con clasificación de intenciones. Elaboración propia a partir del workflow implementado en n8n.</w:t>
             </w:r>
           </w:p>
         </w:tc>
@@ -8680,7 +8773,7 @@
               <w:pStyle w:val="Compact"/>
             </w:pPr>
             <w:r>
-              <w:t>Canvas del Flujo 2 en n8n, mostrando los dos triggers activos (WhatsApp y Tele</w:t>
+              <w:t>Canvas del Flujo 2 en n8n, mostrando los dos triggers activos (WhatsApp y Telegram), el motor de decisión con GPT-4o-mini, el Switch Intent con las ramas por intent y el nodo Router Canal que envía la respuesta por el canal de origen.</w:t>
             </w:r>
           </w:p>
         </w:tc>
@@ -8708,7 +8801,6 @@
               <w:pStyle w:val="Compact"/>
             </w:pPr>
             <w:r>
-              <w:lastRenderedPageBreak/>
               <w:t>Figura 7</w:t>
             </w:r>
           </w:p>
@@ -8722,7 +8814,7 @@
               <w:pStyle w:val="Compact"/>
             </w:pPr>
             <w:r>
-              <w:t>Dashboard “Pipeline Post-Venta” en Grafana, alimentado desde las vistas de Pos</w:t>
+              <w:t>Dashboard “Pipeline Post-Venta” en Grafana, alimentado desde las vistas de PostgreSQL con los datos medidos del Flujo 1. Los paneles de indicadores y de distribución de estados se restringen a los registros medidos; los de «Órdenes totales» y «Órdenes procesadas por día» no lo hacen, de modo que el primer punto de la serie diaria corresponde a las órdenes de carga inicial y no a una corrida experimental (Sección 4.5).</w:t>
             </w:r>
           </w:p>
         </w:tc>
@@ -8763,7 +8855,7 @@
               <w:pStyle w:val="Compact"/>
             </w:pPr>
             <w:r>
-              <w:t>Bandeja de Mailpit con los correos generados por el Flujo 1 durante las prueba</w:t>
+              <w:t>Bandeja de Mailpit con los correos generados por el Flujo 1 durante las pruebas: confirmaciones de orden y avisos de stock insuficiente, sobre dominios reservados para documentación (@example.com).</w:t>
             </w:r>
           </w:p>
         </w:tc>
@@ -8804,7 +8896,7 @@
               <w:pStyle w:val="Compact"/>
             </w:pPr>
             <w:r>
-              <w:t>Dashboard “Chatbot Multicanal” en Grafana, con el TMR promedio, la precisión de</w:t>
+              <w:t>Dashboard “Chatbot Multicanal” en Grafana, con el TMR promedio, la precisión de clasificación y la distribución de intenciones sobre el corpus evaluado.</w:t>
             </w:r>
           </w:p>
         </w:tc>
@@ -8817,7 +8909,7 @@
               <w:pStyle w:val="Compact"/>
             </w:pPr>
             <w:r>
-              <w:t>5.2.2</w:t>
+              <w:t>5.2.3</w:t>
             </w:r>
           </w:p>
         </w:tc>
@@ -8839,7 +8931,11 @@
           </w:tcPr>
           <w:p>
             <w:r>
-              <w:t xml:space="preserve">Canvas del Flujo 1 en su variante de producción, con los nodos de integración </w:t>
+              <w:t xml:space="preserve">Canvas del Flujo 1 en su variante de producción, con los nodos de </w:t>
+            </w:r>
+            <w:r>
+              <w:lastRenderedPageBreak/>
+              <w:t>integración con plataformas de e-commerce reales.</w:t>
             </w:r>
           </w:p>
         </w:tc>
@@ -8849,6 +8945,7 @@
           </w:tcPr>
           <w:p>
             <w:r>
+              <w:lastRenderedPageBreak/>
               <w:t>7.1</w:t>
             </w:r>
           </w:p>
@@ -8871,7 +8968,7 @@
           </w:tcPr>
           <w:p>
             <w:r>
-              <w:t>Canvas del Flujo 2 en su variante de producción, con los triggers de Telegram,</w:t>
+              <w:t>Canvas del Flujo 2 en su variante de producción, con los triggers de Telegram, Gmail y WhatsApp Business Cloud API (WhatsApp LLC, 2025).</w:t>
             </w:r>
           </w:p>
         </w:tc>
@@ -8892,7 +8989,7 @@
         <w:pStyle w:val="Ttulo2"/>
       </w:pPr>
       <w:bookmarkStart w:id="6" w:name="listado-de-tablas-principales"/>
-      <w:bookmarkStart w:id="7" w:name="_Toc238831883"/>
+      <w:bookmarkStart w:id="7" w:name="_Toc239757605"/>
       <w:bookmarkEnd w:id="4"/>
       <w:r>
         <w:t>Listado de Tablas principales</w:t>
@@ -8903,6 +9000,14 @@
       <w:tblPr>
         <w:tblStyle w:val="Table"/>
         <w:tblW w:w="0" w:type="auto"/>
+        <w:tblBorders>
+          <w:top w:val="single" w:sz="4" w:space="0" w:color="auto"/>
+          <w:left w:val="single" w:sz="4" w:space="0" w:color="auto"/>
+          <w:bottom w:val="single" w:sz="4" w:space="0" w:color="auto"/>
+          <w:right w:val="single" w:sz="4" w:space="0" w:color="auto"/>
+          <w:insideH w:val="single" w:sz="4" w:space="0" w:color="auto"/>
+          <w:insideV w:val="single" w:sz="4" w:space="0" w:color="auto"/>
+        </w:tblBorders>
         <w:tblLook w:val="0020" w:firstRow="1" w:lastRow="0" w:firstColumn="0" w:lastColumn="0" w:noHBand="0" w:noVBand="0"/>
       </w:tblPr>
       <w:tblGrid>
@@ -8918,6 +9023,9 @@
         <w:tc>
           <w:tcPr>
             <w:tcW w:w="0" w:type="auto"/>
+            <w:tcBorders>
+              <w:bottom w:val="none" w:sz="0" w:space="0" w:color="auto"/>
+            </w:tcBorders>
           </w:tcPr>
           <w:p>
             <w:pPr>
@@ -8931,6 +9039,9 @@
         <w:tc>
           <w:tcPr>
             <w:tcW w:w="0" w:type="auto"/>
+            <w:tcBorders>
+              <w:bottom w:val="none" w:sz="0" w:space="0" w:color="auto"/>
+            </w:tcBorders>
           </w:tcPr>
           <w:p>
             <w:pPr>
@@ -8944,6 +9055,9 @@
         <w:tc>
           <w:tcPr>
             <w:tcW w:w="0" w:type="auto"/>
+            <w:tcBorders>
+              <w:bottom w:val="none" w:sz="0" w:space="0" w:color="auto"/>
+            </w:tcBorders>
           </w:tcPr>
           <w:p>
             <w:pPr>
@@ -8956,10 +9070,6 @@
         </w:tc>
       </w:tr>
       <w:tr>
-        <w:trPr>
-          <w:cnfStyle w:val="100000000000" w:firstRow="1" w:lastRow="0" w:firstColumn="0" w:lastColumn="0" w:oddVBand="0" w:evenVBand="0" w:oddHBand="0" w:evenHBand="0" w:firstRowFirstColumn="0" w:firstRowLastColumn="0" w:lastRowFirstColumn="0" w:lastRowLastColumn="0"/>
-          <w:tblHeader/>
-        </w:trPr>
         <w:tc>
           <w:tcPr>
             <w:tcW w:w="0" w:type="auto"/>
@@ -9613,7 +9723,9 @@
           </w:tcPr>
           <w:p>
             <w:r>
-              <w:lastRenderedPageBreak/>
+              <w:t xml:space="preserve"> </w:t>
+            </w:r>
+            <w:r>
               <w:t>Tabla 5.3</w:t>
             </w:r>
           </w:p>
@@ -9698,7 +9810,7 @@
           </w:tcPr>
           <w:p>
             <w:r>
-              <w:t>5.2.1</w:t>
+              <w:t>5.2.2</w:t>
             </w:r>
           </w:p>
         </w:tc>
@@ -9710,6 +9822,7 @@
           </w:tcPr>
           <w:p>
             <w:r>
+              <w:lastRenderedPageBreak/>
               <w:t>Tabla 5.6</w:t>
             </w:r>
           </w:p>
@@ -9730,7 +9843,7 @@
           </w:tcPr>
           <w:p>
             <w:r>
-              <w:t>5.2.1</w:t>
+              <w:t>5.2.2</w:t>
             </w:r>
           </w:p>
         </w:tc>
@@ -9762,7 +9875,7 @@
           </w:tcPr>
           <w:p>
             <w:r>
-              <w:t>5.2.2</w:t>
+              <w:t>5.2.3</w:t>
             </w:r>
           </w:p>
         </w:tc>
@@ -9794,7 +9907,7 @@
           </w:tcPr>
           <w:p>
             <w:r>
-              <w:t>5.2.2</w:t>
+              <w:t>5.2.3</w:t>
             </w:r>
           </w:p>
         </w:tc>
@@ -9826,7 +9939,7 @@
           </w:tcPr>
           <w:p>
             <w:r>
-              <w:t>5.2.2</w:t>
+              <w:t>5.2.3</w:t>
             </w:r>
           </w:p>
         </w:tc>
@@ -9972,7 +10085,7 @@
       <w:pPr>
         <w:pStyle w:val="Ttulo2"/>
       </w:pPr>
-      <w:bookmarkStart w:id="8" w:name="_Toc238831884"/>
+      <w:bookmarkStart w:id="8" w:name="_Toc239757606"/>
       <w:r>
         <w:t>Glosario de siglas y acrónimos</w:t>
       </w:r>
@@ -10082,7 +10195,6 @@
               <w:pStyle w:val="Textoindependiente"/>
             </w:pPr>
             <w:r>
-              <w:lastRenderedPageBreak/>
               <w:t>CACE</w:t>
             </w:r>
           </w:p>
@@ -10232,6 +10344,7 @@
               <w:pStyle w:val="Textoindependiente"/>
             </w:pPr>
             <w:r>
+              <w:lastRenderedPageBreak/>
               <w:t>FAQ</w:t>
             </w:r>
           </w:p>
@@ -10624,7 +10737,6 @@
               <w:pStyle w:val="Textoindependiente"/>
             </w:pPr>
             <w:r>
-              <w:lastRenderedPageBreak/>
               <w:t>SKU</w:t>
             </w:r>
           </w:p>
@@ -10765,6 +10877,7 @@
               <w:pStyle w:val="Textoindependiente"/>
             </w:pPr>
             <w:r>
+              <w:lastRenderedPageBreak/>
               <w:t>YAML</w:t>
             </w:r>
           </w:p>
@@ -10819,7 +10932,7 @@
         <w:pageBreakBefore/>
       </w:pPr>
       <w:bookmarkStart w:id="9" w:name="capítulo-1-introducción"/>
-      <w:bookmarkStart w:id="10" w:name="_Toc238831885"/>
+      <w:bookmarkStart w:id="10" w:name="_Toc239757607"/>
       <w:bookmarkEnd w:id="6"/>
       <w:r>
         <w:lastRenderedPageBreak/>
@@ -10832,7 +10945,7 @@
         <w:pStyle w:val="Ttulo2"/>
       </w:pPr>
       <w:bookmarkStart w:id="11" w:name="contexto-del-problema"/>
-      <w:bookmarkStart w:id="12" w:name="_Toc238831886"/>
+      <w:bookmarkStart w:id="12" w:name="_Toc239757608"/>
       <w:r>
         <w:t>1.1 Contexto del problema</w:t>
       </w:r>
@@ -10859,7 +10972,7 @@
         <w:pStyle w:val="Ttulo2"/>
       </w:pPr>
       <w:bookmarkStart w:id="13" w:name="planteamiento-del-problema"/>
-      <w:bookmarkStart w:id="14" w:name="_Toc238831887"/>
+      <w:bookmarkStart w:id="14" w:name="_Toc239757609"/>
       <w:bookmarkEnd w:id="11"/>
       <w:r>
         <w:t>1.2 Planteamiento del problema</w:t>
@@ -10934,7 +11047,7 @@
         <w:pStyle w:val="Ttulo2"/>
       </w:pPr>
       <w:bookmarkStart w:id="15" w:name="justificación"/>
-      <w:bookmarkStart w:id="16" w:name="_Toc238831888"/>
+      <w:bookmarkStart w:id="16" w:name="_Toc239757610"/>
       <w:bookmarkEnd w:id="13"/>
       <w:r>
         <w:t>1.3 Justificación</w:t>
@@ -10976,7 +11089,7 @@
         <w:t>Experiencia del cliente.</w:t>
       </w:r>
       <w:r>
-        <w:t xml:space="preserve"> Un pipeline automatizado garantiza confirmaciones inmediatas, notificaciones proactivas y respuestas 24/7 a través de un chatbot. El cliente recibe atención consistente sin depender de la disponibilidad de un operador. Diversos estudios señalan que los asistentes conversacionales basados en IA mejoran la calidad de servicio percibida en la atención al cliente (Misischia et al., 2022).</w:t>
+        <w:t xml:space="preserve"> Un pipeline automatizado permite confirmaciones inmediatas, notificaciones proactivas y respuestas sin dependencia del horario de un operador. El cliente recibe atención consistente sin depender de la disponibilidad de un operador. Diversos estudios señalan que los asistentes conversacionales basados en IA mejoran la calidad de servicio percibida en la atención al cliente (Misischia et al., 2022).</w:t>
       </w:r>
     </w:p>
     <w:p>
@@ -10999,7 +11112,7 @@
         <w:pStyle w:val="Ttulo2"/>
       </w:pPr>
       <w:bookmarkStart w:id="17" w:name="pregunta-de-investigación-e-hipótesis"/>
-      <w:bookmarkStart w:id="18" w:name="_Toc238831889"/>
+      <w:bookmarkStart w:id="18" w:name="_Toc239757611"/>
       <w:bookmarkEnd w:id="15"/>
       <w:r>
         <w:t>1.4 Pregunta de Investigación e Hipótesis</w:t>
@@ -11011,7 +11124,7 @@
         <w:pStyle w:val="Ttulo3"/>
       </w:pPr>
       <w:bookmarkStart w:id="19" w:name="pregunta-de-investigación"/>
-      <w:bookmarkStart w:id="20" w:name="_Toc238831890"/>
+      <w:bookmarkStart w:id="20" w:name="_Toc239757612"/>
       <w:r>
         <w:t>1.4.1 Pregunta de investigación</w:t>
       </w:r>
@@ -11030,7 +11143,7 @@
         <w:pStyle w:val="Ttulo3"/>
       </w:pPr>
       <w:bookmarkStart w:id="21" w:name="hipótesis"/>
-      <w:bookmarkStart w:id="22" w:name="_Toc238831891"/>
+      <w:bookmarkStart w:id="22" w:name="_Toc239757613"/>
       <w:bookmarkEnd w:id="19"/>
       <w:r>
         <w:t>1.4.2 Hipótesis</w:t>
@@ -11086,7 +11199,7 @@
         <w:pStyle w:val="Ttulo2"/>
       </w:pPr>
       <w:bookmarkStart w:id="23" w:name="objetivos"/>
-      <w:bookmarkStart w:id="24" w:name="_Toc238831892"/>
+      <w:bookmarkStart w:id="24" w:name="_Toc239757614"/>
       <w:bookmarkEnd w:id="17"/>
       <w:bookmarkEnd w:id="21"/>
       <w:r>
@@ -11099,7 +11212,7 @@
         <w:pStyle w:val="Ttulo3"/>
       </w:pPr>
       <w:bookmarkStart w:id="25" w:name="objetivo-general"/>
-      <w:bookmarkStart w:id="26" w:name="_Toc238831893"/>
+      <w:bookmarkStart w:id="26" w:name="_Toc239757615"/>
       <w:r>
         <w:t>1.5.1 Objetivo General</w:t>
       </w:r>
@@ -11118,7 +11231,7 @@
         <w:pStyle w:val="Ttulo3"/>
       </w:pPr>
       <w:bookmarkStart w:id="27" w:name="objetivos-específicos"/>
-      <w:bookmarkStart w:id="28" w:name="_Toc238831894"/>
+      <w:bookmarkStart w:id="28" w:name="_Toc239757616"/>
       <w:bookmarkEnd w:id="25"/>
       <w:r>
         <w:t>1.5.2 Objetivos Específicos</w:t>
@@ -11186,7 +11299,7 @@
         <w:pStyle w:val="Ttulo2"/>
       </w:pPr>
       <w:bookmarkStart w:id="29" w:name="alcance-y-limitaciones"/>
-      <w:bookmarkStart w:id="30" w:name="_Toc238831895"/>
+      <w:bookmarkStart w:id="30" w:name="_Toc239757617"/>
       <w:bookmarkEnd w:id="23"/>
       <w:bookmarkEnd w:id="27"/>
       <w:r>
@@ -11199,7 +11312,7 @@
         <w:pStyle w:val="Ttulo3"/>
       </w:pPr>
       <w:bookmarkStart w:id="31" w:name="alcance"/>
-      <w:bookmarkStart w:id="32" w:name="_Toc238831896"/>
+      <w:bookmarkStart w:id="32" w:name="_Toc239757618"/>
       <w:r>
         <w:t>1.6.1 Alcance</w:t>
       </w:r>
@@ -11262,7 +11375,7 @@
         <w:pStyle w:val="Ttulo3"/>
       </w:pPr>
       <w:bookmarkStart w:id="33" w:name="limitaciones"/>
-      <w:bookmarkStart w:id="34" w:name="_Toc238831897"/>
+      <w:bookmarkStart w:id="34" w:name="_Toc239757619"/>
       <w:bookmarkEnd w:id="31"/>
       <w:r>
         <w:t>1.6.2 Limitaciones</w:t>
@@ -11301,7 +11414,7 @@
           <w:b/>
           <w:bCs/>
         </w:rPr>
-        <w:t>WhatsApp Business API: requiere una cuenta verificada por Meta, verificación que no se completó dentro del alcance de este trabajo. En consecuencia el canal de WhatsApp no se ejecutó contra la API real ni contra su entorno sandbox: las pruebas del Flujo 2 sobre ese canal se realizaron entregando la respuesta a un capturador SMTP local, de modo que las latencias reportadas para él no incluyen componente alguno de la red de WhatsApp. La validación sobre un canal de mensajería real se resolvió mediante Telegram (Sección 5.2.1).</w:t>
+        <w:t>WhatsApp Business API: requiere una cuenta verificada por Meta, verificación que no se completó dentro del alcance de este trabajo. En consecuencia el canal de WhatsApp no se ejecutó contra la API real ni contra su entorno sandbox: las pruebas del Flujo 2 sobre ese canal se realizaron entregando la respuesta a un capturador SMTP local, de modo que las latencias reportadas para él no incluyen componente alguno de la red de WhatsApp. La validación sobre un canal de mensajería real se resolvió mediante Telegram (Sección 5.2.2).</w:t>
       </w:r>
     </w:p>
     <w:p>
@@ -11355,7 +11468,7 @@
         <w:pageBreakBefore/>
       </w:pPr>
       <w:bookmarkStart w:id="35" w:name="capítulo-2-marco-teórico"/>
-      <w:bookmarkStart w:id="36" w:name="_Toc238831898"/>
+      <w:bookmarkStart w:id="36" w:name="_Toc239757620"/>
       <w:bookmarkEnd w:id="9"/>
       <w:bookmarkEnd w:id="29"/>
       <w:bookmarkEnd w:id="33"/>
@@ -11370,7 +11483,7 @@
         <w:pStyle w:val="Ttulo2"/>
       </w:pPr>
       <w:bookmarkStart w:id="37" w:name="automatización-de-procesos-de-negocio"/>
-      <w:bookmarkStart w:id="38" w:name="_Toc238831899"/>
+      <w:bookmarkStart w:id="38" w:name="_Toc239757621"/>
       <w:r>
         <w:t>2.1 Automatización de procesos de negocio</w:t>
       </w:r>
@@ -11381,7 +11494,7 @@
         <w:pStyle w:val="Ttulo3"/>
       </w:pPr>
       <w:bookmarkStart w:id="39" w:name="definición-y-antecedentes"/>
-      <w:bookmarkStart w:id="40" w:name="_Toc238831900"/>
+      <w:bookmarkStart w:id="40" w:name="_Toc239757622"/>
       <w:r>
         <w:t>2.1.1 Definición y antecedentes</w:t>
       </w:r>
@@ -11438,7 +11551,7 @@
         <w:pStyle w:val="Ttulo3"/>
       </w:pPr>
       <w:bookmarkStart w:id="41" w:name="Xa3bb2ec28836d6b7a031f74afbd63d99d71d386"/>
-      <w:bookmarkStart w:id="42" w:name="_Toc238831901"/>
+      <w:bookmarkStart w:id="42" w:name="_Toc239757623"/>
       <w:bookmarkEnd w:id="39"/>
       <w:r>
         <w:t>2.1.2 Herramientas de orquestación de flujos: n8n</w:t>
@@ -11530,7 +11643,7 @@
         <w:pStyle w:val="Ttulo3"/>
       </w:pPr>
       <w:bookmarkStart w:id="43" w:name="X93fec73e5d108b013b278e4257b59246c0b4c80"/>
-      <w:bookmarkStart w:id="44" w:name="_Toc238831902"/>
+      <w:bookmarkStart w:id="44" w:name="_Toc239757624"/>
       <w:bookmarkEnd w:id="41"/>
       <w:r>
         <w:t>2.1.3 Métricas MTTD y MTTR en operaciones de e-commerce</w:t>
@@ -11644,7 +11757,7 @@
         <w:pStyle w:val="Ttulo2"/>
       </w:pPr>
       <w:bookmarkStart w:id="45" w:name="Xb9df29f5b4396af5e3e5cddfe0cff79ab4ee89d"/>
-      <w:bookmarkStart w:id="46" w:name="_Toc238831903"/>
+      <w:bookmarkStart w:id="46" w:name="_Toc239757625"/>
       <w:bookmarkEnd w:id="37"/>
       <w:bookmarkEnd w:id="43"/>
       <w:r>
@@ -11658,7 +11771,7 @@
         <w:pStyle w:val="Ttulo3"/>
       </w:pPr>
       <w:bookmarkStart w:id="47" w:name="X66ea073947c30cd45a099a94c7f07bfa1f9ff91"/>
-      <w:bookmarkStart w:id="48" w:name="_Toc238831904"/>
+      <w:bookmarkStart w:id="48" w:name="_Toc239757626"/>
       <w:r>
         <w:t>2.2.1 Evolución de los chatbots: de reglas a LLMs</w:t>
       </w:r>
@@ -11725,7 +11838,7 @@
         <w:pStyle w:val="Ttulo3"/>
       </w:pPr>
       <w:bookmarkStart w:id="49" w:name="gpt-4o-mini-y-prompt-engineering"/>
-      <w:bookmarkStart w:id="50" w:name="_Toc238831905"/>
+      <w:bookmarkStart w:id="50" w:name="_Toc239757627"/>
       <w:bookmarkEnd w:id="47"/>
       <w:r>
         <w:t>2.2.2 GPT-4o-mini y prompt engineering</w:t>
@@ -11753,7 +11866,7 @@
         <w:pStyle w:val="Ttulo3"/>
       </w:pPr>
       <w:bookmarkStart w:id="51" w:name="precisión-en-clasificación-de-intents"/>
-      <w:bookmarkStart w:id="52" w:name="_Toc238831906"/>
+      <w:bookmarkStart w:id="52" w:name="_Toc239757628"/>
       <w:bookmarkEnd w:id="49"/>
       <w:r>
         <w:lastRenderedPageBreak/>
@@ -11766,7 +11879,7 @@
         <w:pStyle w:val="FirstParagraph"/>
       </w:pPr>
       <w:r>
-        <w:t>La evaluación de la precisión de clasificación de intenciones en chatbots se realiza típicamente mediante métricas de clasificación estándar: accuracy, precision, recall y F1-score (Jurafsky &amp; Martin, 2024). En este trabajo se emplea accuracy como métrica principal por su interpretabilidad directa, y se la acompaña —siguiendo la práctica habitual cuando las clases no son estrictamente equiprobables— del desglose por clase de precisión, exhaustividad y F1, además de la matriz de confusión completa (véase §5.2.2). El conjunto de prueba no está perfectamente balanceado: la razón entre la clase más numerosa y la menos numerosa es de 1,92 a 1 (48 y 25 mensajes sobre un total de 150), un desbalance moderado que se reporta explícitamente para que el lector pueda ponderar el accuracy global a la luz del desempeño por clase. Se adopta un umbral mínimo del 85 % de accuracy como criterio de aceptación definido por el equipo. Ese valor no deriva de un estándar publicado, y conviene explicitar el razonamiento que lo sustenta. La literatura revisada en la Sección 2.5 muestra que la clasificación de intenciones sin ajuste fino alcanza desempeño útil: Parikh et al. (2023) documentan que el prompting zero-shot basado en descripciones de intención resulta efectivo, y Luo et al. (2023) obtienen desempeño competitivo con cantidades mínimas de datos. Esos trabajos evalúan sobre corpus normalizados con decenas de intenciones, mientras que el dominio de este trabajo se limita a cuatro categorías, lo que vuelve la tarea comparativamente más sencilla. Por esa razón se fija un umbral exigente para el nivel del prototipo, sin pretender que sea equiparable a los valores reportados sobre aquellos corpus.</w:t>
+        <w:t>La evaluación de la precisión de clasificación de intenciones en chatbots se realiza típicamente mediante métricas de clasificación estándar: accuracy, precision, recall y F1-score (Jurafsky &amp; Martin, 2024). En este trabajo se emplea accuracy como métrica principal por su interpretabilidad directa, y se la acompaña —siguiendo la práctica habitual cuando las clases no son estrictamente equiprobables— del desglose por clase de precisión, exhaustividad y F1, además de la matriz de confusión completa (véase §5.2.3). El conjunto de prueba no está perfectamente balanceado: la razón entre la clase más numerosa y la menos numerosa es de 1,92 a 1 (48 y 25 mensajes sobre un total de 150), un desbalance moderado que se reporta explícitamente para que el lector pueda ponderar el accuracy global a la luz del desempeño por clase. Se adopta un umbral mínimo del 85 % de accuracy como criterio de aceptación definido por el equipo. Ese valor no deriva de un estándar publicado, y conviene explicitar el razonamiento que lo sustenta. La literatura revisada en la Sección 2.5 muestra que la clasificación de intenciones sin ajuste fino alcanza desempeño útil: Parikh et al. (2023) documentan que el prompting zero-shot basado en descripciones de intención resulta efectivo, y Luo et al. (2023) obtienen desempeño competitivo con cantidades mínimas de datos. Esos trabajos evalúan sobre corpus normalizados con decenas de intenciones, mientras que el dominio de este trabajo se limita a cuatro categorías, lo que vuelve la tarea comparativamente más sencilla. Por esa razón se fija un umbral exigente para el nivel del prototipo, sin pretender que sea equiparable a los valores reportados sobre aquellos corpus.</w:t>
       </w:r>
     </w:p>
     <w:p>
@@ -11774,7 +11887,7 @@
         <w:pStyle w:val="Ttulo2"/>
       </w:pPr>
       <w:bookmarkStart w:id="53" w:name="comunicación-omnicanal-en-e-commerce"/>
-      <w:bookmarkStart w:id="54" w:name="_Toc238831907"/>
+      <w:bookmarkStart w:id="54" w:name="_Toc239757629"/>
       <w:bookmarkEnd w:id="45"/>
       <w:bookmarkEnd w:id="51"/>
       <w:r>
@@ -11787,7 +11900,7 @@
         <w:pStyle w:val="Ttulo3"/>
       </w:pPr>
       <w:bookmarkStart w:id="55" w:name="concepto-y-relevancia-estratégica"/>
-      <w:bookmarkStart w:id="56" w:name="_Toc238831908"/>
+      <w:bookmarkStart w:id="56" w:name="_Toc239757630"/>
       <w:r>
         <w:t>2.3.1 Multicanalidad y omnicanalidad: delimitación conceptual</w:t>
       </w:r>
@@ -11818,7 +11931,7 @@
         <w:pStyle w:val="Ttulo3"/>
       </w:pPr>
       <w:bookmarkStart w:id="57" w:name="X452ed088a5bd0b432cae0c8b943186b8d077f51"/>
-      <w:bookmarkStart w:id="58" w:name="_Toc238831909"/>
+      <w:bookmarkStart w:id="58" w:name="_Toc239757631"/>
       <w:bookmarkEnd w:id="55"/>
       <w:r>
         <w:t>2.3.2 TMR como métrica de efectividad</w:t>
@@ -11841,7 +11954,7 @@
         <w:pStyle w:val="Ttulo2"/>
       </w:pPr>
       <w:bookmarkStart w:id="59" w:name="Xaa4f6589df2a0f19e1737147622416c2cf6ca47"/>
-      <w:bookmarkStart w:id="60" w:name="_Toc238831910"/>
+      <w:bookmarkStart w:id="60" w:name="_Toc239757632"/>
       <w:bookmarkEnd w:id="53"/>
       <w:bookmarkEnd w:id="57"/>
       <w:r>
@@ -11862,7 +11975,7 @@
         <w:pStyle w:val="Ttulo3"/>
       </w:pPr>
       <w:bookmarkStart w:id="61" w:name="contenedores-docker-y-reproducibilidad"/>
-      <w:bookmarkStart w:id="62" w:name="_Toc238831911"/>
+      <w:bookmarkStart w:id="62" w:name="_Toc239757633"/>
       <w:r>
         <w:t>2.4.1 Contenedores Docker y reproducibilidad</w:t>
       </w:r>
@@ -11895,7 +12008,7 @@
         <w:pStyle w:val="Ttulo3"/>
       </w:pPr>
       <w:bookmarkStart w:id="63" w:name="X007ab7e732545dc11532fc0843ddc84b58ac216"/>
-      <w:bookmarkStart w:id="64" w:name="_Toc238831912"/>
+      <w:bookmarkStart w:id="64" w:name="_Toc239757634"/>
       <w:bookmarkEnd w:id="61"/>
       <w:r>
         <w:t>2.4.2 PostgreSQL como base de datos de métricas</w:t>
@@ -11915,7 +12028,7 @@
         <w:pStyle w:val="Ttulo3"/>
       </w:pPr>
       <w:bookmarkStart w:id="65" w:name="grafana-para-observabilidad-operativa"/>
-      <w:bookmarkStart w:id="66" w:name="_Toc238831913"/>
+      <w:bookmarkStart w:id="66" w:name="_Toc239757635"/>
       <w:bookmarkEnd w:id="63"/>
       <w:r>
         <w:t>2.4.3 Grafana para observabilidad operativa</w:t>
@@ -11934,7 +12047,7 @@
       <w:pPr>
         <w:pStyle w:val="Ttulo2"/>
       </w:pPr>
-      <w:bookmarkStart w:id="67" w:name="_Toc238831914"/>
+      <w:bookmarkStart w:id="67" w:name="_Toc239757636"/>
       <w:r>
         <w:t>2.5 Estado del arte</w:t>
       </w:r>
@@ -11969,7 +12082,7 @@
       <w:pPr>
         <w:pStyle w:val="Ttulo3"/>
       </w:pPr>
-      <w:bookmarkStart w:id="68" w:name="_Toc238831915"/>
+      <w:bookmarkStart w:id="68" w:name="_Toc239757637"/>
       <w:r>
         <w:t>2.5.1 Chatbots en la atención al cliente de comercio electrónico</w:t>
       </w:r>
@@ -11987,7 +12100,7 @@
       <w:pPr>
         <w:pStyle w:val="Ttulo3"/>
       </w:pPr>
-      <w:bookmarkStart w:id="69" w:name="_Toc238831916"/>
+      <w:bookmarkStart w:id="69" w:name="_Toc239757638"/>
       <w:r>
         <w:t>2.5.2 Clasificación de intenciones con modelos de lenguaje</w:t>
       </w:r>
@@ -12013,7 +12126,7 @@
       <w:pPr>
         <w:pStyle w:val="Ttulo3"/>
       </w:pPr>
-      <w:bookmarkStart w:id="70" w:name="_Toc238831917"/>
+      <w:bookmarkStart w:id="70" w:name="_Toc239757639"/>
       <w:r>
         <w:lastRenderedPageBreak/>
         <w:t>2.5.3 Automatización de procesos en pequeñas y medianas empresas</w:t>
@@ -12032,7 +12145,7 @@
       <w:pPr>
         <w:pStyle w:val="Ttulo3"/>
       </w:pPr>
-      <w:bookmarkStart w:id="71" w:name="_Toc238831918"/>
+      <w:bookmarkStart w:id="71" w:name="_Toc239757640"/>
       <w:r>
         <w:t>2.5.4 Antecedentes latinoamericanos y del caso argentino</w:t>
       </w:r>
@@ -12094,7 +12207,7 @@
       <w:pPr>
         <w:pStyle w:val="Ttulo3"/>
       </w:pPr>
-      <w:bookmarkStart w:id="72" w:name="_Toc238831919"/>
+      <w:bookmarkStart w:id="72" w:name="_Toc239757641"/>
       <w:r>
         <w:lastRenderedPageBreak/>
         <w:t>2.5.5 Vacío identificado y contribución de este trabajo</w:t>
@@ -12928,7 +13041,7 @@
       <w:pPr>
         <w:pStyle w:val="Ttulo2"/>
       </w:pPr>
-      <w:bookmarkStart w:id="73" w:name="_Toc238831920"/>
+      <w:bookmarkStart w:id="73" w:name="_Toc239757642"/>
       <w:r>
         <w:t>2.6 Tratamiento de datos personales y marco legal aplicable</w:t>
       </w:r>
@@ -12987,7 +13100,7 @@
         <w:pStyle w:val="Ttulo1"/>
         <w:pageBreakBefore/>
       </w:pPr>
-      <w:bookmarkStart w:id="74" w:name="_Toc238831921"/>
+      <w:bookmarkStart w:id="74" w:name="_Toc239757643"/>
       <w:r>
         <w:lastRenderedPageBreak/>
         <w:t>CAPÍTULO 3: MARCO METODOLÓGICO</w:t>
@@ -12999,7 +13112,7 @@
         <w:pStyle w:val="Ttulo2"/>
       </w:pPr>
       <w:bookmarkStart w:id="75" w:name="tipo-de-investigación"/>
-      <w:bookmarkStart w:id="76" w:name="_Toc238831922"/>
+      <w:bookmarkStart w:id="76" w:name="_Toc239757644"/>
       <w:bookmarkEnd w:id="59"/>
       <w:bookmarkEnd w:id="65"/>
       <w:r>
@@ -13030,7 +13143,7 @@
         <w:pStyle w:val="Ttulo2"/>
       </w:pPr>
       <w:bookmarkStart w:id="77" w:name="X0355707529d70f1ae0722686f2854633167fb30"/>
-      <w:bookmarkStart w:id="78" w:name="_Toc238831923"/>
+      <w:bookmarkStart w:id="78" w:name="_Toc239757645"/>
       <w:bookmarkEnd w:id="75"/>
       <w:r>
         <w:t>3.2 Enfoque y diseño: estudio de caso instrumental</w:t>
@@ -13088,7 +13201,7 @@
         <w:pStyle w:val="Textoindependiente"/>
       </w:pPr>
       <w:r>
-        <w:t>El e-commerce simulado incluye un catálogo de 20 productos electrónicos distribuidos en 11 categorías (Notebooks, Periféricos, Monitores, Audio, Almacenamiento, Tablets, Redes, Accesorios, Componentes, Mobiliario e Impresoras), un flujo completo de procesamiento de órdenes y un chatbot que atiende consultas por WhatsApp y Telegram.</w:t>
+        <w:t>El e-commerce simulado incluye un catálogo de 20 productos de tecnología y mobiliario distribuidos en 11 categorías (Notebooks, Periféricos, Monitores, Audio, Almacenamiento, Tablets, Redes, Accesorios, Componentes, Mobiliario e Impresoras), un flujo completo de procesamiento de órdenes y un chatbot que atiende consultas por WhatsApp y Telegram.</w:t>
       </w:r>
     </w:p>
     <w:p>
@@ -13096,7 +13209,7 @@
         <w:pStyle w:val="Textoindependiente"/>
       </w:pPr>
       <w:r>
-        <w:t xml:space="preserve">El diseño de medición es cuantitativo: MTTD, MTTR y TMR sobre marcas temporales registradas automáticamente, y exactitud de clasificación contra un conjunto de etiquetas de referencia. Corresponde declarar con precisión qué se evaluó y qué no, porque el alcance de lo medido condiciona la lectura de todo el Capítulo 5. No se evaluó la calidad del contenido de las respuestas que el chatbot entrega al cliente: no se definió una rúbrica de coherencia ni de corrección factual, no se seleccionó una muestra de respuestas para juzgar y no se reporta ningún resultado sobre esa dimensión. La omisión es consciente y su consecuencia se declara en las Secciones 5.2.1 y 6.4: el trabajo puede afirmar que el sistema clasifica la intención con determinada exactitud y que responde en determinado tiempo, pero no puede afirmar que la respuesta entregada sea correcta, y la afirmación es especialmente </w:t>
+        <w:t xml:space="preserve">El diseño de medición es cuantitativo: MTTD, MTTR y TMR sobre marcas temporales registradas automáticamente, y exactitud de clasificación contra un conjunto de etiquetas de referencia. Corresponde declarar con precisión qué se evaluó y qué no, porque el alcance de lo medido condiciona la lectura de todo el Capítulo 5. No se evaluó la calidad del contenido de las respuestas que el chatbot entrega al cliente: no se definió una rúbrica de coherencia ni de corrección factual, no se seleccionó una muestra de respuestas para juzgar y no se reporta ningún resultado sobre esa dimensión. La omisión es consciente y su consecuencia se declara en las Secciones 5.2.2 y 6.4: el trabajo puede afirmar que el sistema clasifica la intención con determinada exactitud y que responde en determinado tiempo, pero no puede afirmar que la respuesta entregada sea correcta, y la afirmación es especialmente </w:t>
       </w:r>
       <w:r>
         <w:lastRenderedPageBreak/>
@@ -13116,7 +13229,7 @@
         <w:pStyle w:val="Ttulo2"/>
       </w:pPr>
       <w:bookmarkStart w:id="79" w:name="metodología-de-desarrollo"/>
-      <w:bookmarkStart w:id="80" w:name="_Toc238831924"/>
+      <w:bookmarkStart w:id="80" w:name="_Toc239757646"/>
       <w:bookmarkEnd w:id="77"/>
       <w:r>
         <w:t>3.3 Metodología de desarrollo</w:t>
@@ -13463,7 +13576,7 @@
         <w:pStyle w:val="Ttulo2"/>
       </w:pPr>
       <w:bookmarkStart w:id="81" w:name="herramientas-y-tecnologías"/>
-      <w:bookmarkStart w:id="82" w:name="_Toc238831925"/>
+      <w:bookmarkStart w:id="82" w:name="_Toc239757647"/>
       <w:bookmarkEnd w:id="79"/>
       <w:r>
         <w:t>3.4 Herramientas y tecnologías</w:t>
@@ -13874,7 +13987,7 @@
         <w:pStyle w:val="Ttulo2"/>
       </w:pPr>
       <w:bookmarkStart w:id="83" w:name="X52da99ba2c916cd8fb112137829dd7bab0539ad"/>
-      <w:bookmarkStart w:id="84" w:name="_Toc238831926"/>
+      <w:bookmarkStart w:id="84" w:name="_Toc239757648"/>
       <w:bookmarkEnd w:id="81"/>
       <w:r>
         <w:t>3.5 Técnicas de recolección y análisis de datos</w:t>
@@ -13886,7 +13999,7 @@
         <w:pStyle w:val="Ttulo3"/>
       </w:pPr>
       <w:bookmarkStart w:id="85" w:name="recolección-automatizada-de-métricas"/>
-      <w:bookmarkStart w:id="86" w:name="_Toc238831927"/>
+      <w:bookmarkStart w:id="86" w:name="_Toc239757649"/>
       <w:r>
         <w:t>3.5.1 Recolección automatizada de métricas</w:t>
       </w:r>
@@ -14197,7 +14310,7 @@
         <w:pStyle w:val="Ttulo3"/>
       </w:pPr>
       <w:bookmarkStart w:id="87" w:name="justificación-del-tamaño-de-muestra"/>
-      <w:bookmarkStart w:id="88" w:name="_Toc238831928"/>
+      <w:bookmarkStart w:id="88" w:name="_Toc239757650"/>
       <w:bookmarkEnd w:id="85"/>
       <w:r>
         <w:t>3.5.2 Justificación del tamaño de muestra</w:t>
@@ -14229,7 +14342,7 @@
         <w:pStyle w:val="Ttulo3"/>
       </w:pPr>
       <w:bookmarkStart w:id="89" w:name="criterio-de-evaluación-de-precisión"/>
-      <w:bookmarkStart w:id="90" w:name="_Toc238831929"/>
+      <w:bookmarkStart w:id="90" w:name="_Toc239757651"/>
       <w:bookmarkEnd w:id="87"/>
       <w:r>
         <w:t>3.5.3 Criterio de evaluación de la exactitud</w:t>
@@ -14323,7 +14436,7 @@
         <w:pStyle w:val="Ttulo3"/>
       </w:pPr>
       <w:bookmarkStart w:id="91" w:name="análisis-estadístico"/>
-      <w:bookmarkStart w:id="92" w:name="_Toc238831930"/>
+      <w:bookmarkStart w:id="92" w:name="_Toc239757652"/>
       <w:bookmarkEnd w:id="89"/>
       <w:r>
         <w:t>3.5.4 Análisis estadístico</w:t>
@@ -14354,7 +14467,7 @@
       <w:pPr>
         <w:pStyle w:val="Ttulo3"/>
       </w:pPr>
-      <w:bookmarkStart w:id="93" w:name="_Toc238831931"/>
+      <w:bookmarkStart w:id="93" w:name="_Toc239757653"/>
       <w:r>
         <w:t>3.5.5 Medición del baseline de atención manual</w:t>
       </w:r>
@@ -14434,7 +14547,7 @@
         <w:pStyle w:val="Ttulo2"/>
       </w:pPr>
       <w:bookmarkStart w:id="94" w:name="amenazas-a-la-validez"/>
-      <w:bookmarkStart w:id="95" w:name="_Toc238831932"/>
+      <w:bookmarkStart w:id="95" w:name="_Toc239757654"/>
       <w:bookmarkEnd w:id="83"/>
       <w:bookmarkEnd w:id="91"/>
       <w:r>
@@ -14455,7 +14568,7 @@
         <w:pStyle w:val="Ttulo3"/>
       </w:pPr>
       <w:bookmarkStart w:id="96" w:name="validez-de-constructo"/>
-      <w:bookmarkStart w:id="97" w:name="_Toc238831933"/>
+      <w:bookmarkStart w:id="97" w:name="_Toc239757655"/>
       <w:r>
         <w:t>3.6.1 Validez de constructo</w:t>
       </w:r>
@@ -14496,7 +14609,7 @@
         <w:pStyle w:val="Ttulo3"/>
       </w:pPr>
       <w:bookmarkStart w:id="98" w:name="validez-interna"/>
-      <w:bookmarkStart w:id="99" w:name="_Toc238831934"/>
+      <w:bookmarkStart w:id="99" w:name="_Toc239757656"/>
       <w:bookmarkEnd w:id="96"/>
       <w:r>
         <w:t>3.6.2 Validez interna</w:t>
@@ -14538,7 +14651,7 @@
         <w:pStyle w:val="Ttulo3"/>
       </w:pPr>
       <w:bookmarkStart w:id="100" w:name="validez-externa"/>
-      <w:bookmarkStart w:id="101" w:name="_Toc238831935"/>
+      <w:bookmarkStart w:id="101" w:name="_Toc239757657"/>
       <w:bookmarkEnd w:id="98"/>
       <w:r>
         <w:t>3.6.3 Validez externa</w:t>
@@ -14580,7 +14693,7 @@
         <w:pStyle w:val="Ttulo3"/>
       </w:pPr>
       <w:bookmarkStart w:id="102" w:name="confiabilidad"/>
-      <w:bookmarkStart w:id="103" w:name="_Toc238831936"/>
+      <w:bookmarkStart w:id="103" w:name="_Toc239757658"/>
       <w:bookmarkEnd w:id="100"/>
       <w:r>
         <w:t>3.6.4 Confiabilidad</w:t>
@@ -14621,7 +14734,7 @@
         <w:pageBreakBefore/>
       </w:pPr>
       <w:bookmarkStart w:id="104" w:name="capítulo-4-desarrollo-del-estudio"/>
-      <w:bookmarkStart w:id="105" w:name="_Toc238831937"/>
+      <w:bookmarkStart w:id="105" w:name="_Toc239757659"/>
       <w:bookmarkEnd w:id="35"/>
       <w:bookmarkEnd w:id="94"/>
       <w:bookmarkEnd w:id="102"/>
@@ -14636,7 +14749,7 @@
         <w:pStyle w:val="Ttulo2"/>
       </w:pPr>
       <w:bookmarkStart w:id="106" w:name="arquitectura-del-sistema"/>
-      <w:bookmarkStart w:id="107" w:name="_Toc238831938"/>
+      <w:bookmarkStart w:id="107" w:name="_Toc239757660"/>
       <w:r>
         <w:t>4.1 Arquitectura del sistema</w:t>
       </w:r>
@@ -14665,7 +14778,7 @@
         <w:pStyle w:val="Ttulo3"/>
       </w:pPr>
       <w:bookmarkStart w:id="108" w:name="servicios-docker"/>
-      <w:bookmarkStart w:id="109" w:name="_Toc238831939"/>
+      <w:bookmarkStart w:id="109" w:name="_Toc239757661"/>
       <w:r>
         <w:rPr>
           <w:noProof/>
@@ -15161,7 +15274,7 @@
         <w:pStyle w:val="Ttulo2"/>
       </w:pPr>
       <w:bookmarkStart w:id="110" w:name="base-de-datos"/>
-      <w:bookmarkStart w:id="111" w:name="_Toc238831940"/>
+      <w:bookmarkStart w:id="111" w:name="_Toc239757662"/>
       <w:bookmarkEnd w:id="106"/>
       <w:bookmarkEnd w:id="108"/>
       <w:r>
@@ -15174,7 +15287,7 @@
         <w:pStyle w:val="Ttulo3"/>
       </w:pPr>
       <w:bookmarkStart w:id="112" w:name="tablas-principales"/>
-      <w:bookmarkStart w:id="113" w:name="_Toc238831941"/>
+      <w:bookmarkStart w:id="113" w:name="_Toc239757663"/>
       <w:r>
         <w:t>4.2.1 Tablas principales</w:t>
       </w:r>
@@ -15186,6 +15299,14 @@
       </w:pPr>
       <w:r>
         <w:t>La base de datos ecommerce_tesis contiene 7 tablas, 6 vistas de métricas y 12 índices de rendimiento sobre las columnas usadas en filtros y joins (ver Tabla 4.2):</w:t>
+      </w:r>
+    </w:p>
+    <w:p>
+      <w:pPr>
+        <w:pStyle w:val="Textoindependiente"/>
+      </w:pPr>
+      <w:r>
+        <w:t>Corresponde una salvedad sobre order_items, porque el esquema y el sistema implementado no coinciden en este punto. La tabla existe, tiene sus claves foráneas y sus índices, y normaliza correctamente la relación entre una orden y sus productos. Pero ninguno de los quince nodos del Flujo 1 (Tabla 4.5) inserta en ella: el pipeline implementado carga órdenes de un solo producto, y conserva a tal efecto los campos de producto y cantidad en la propia tabla de órdenes. El esquema resuelve por lo tanto el modelado de órdenes multiproducto, y el sistema todavía no lo ejercita. Se declara aquí y no solo en el comentario del script del Anexo A, porque es en el cuerpo del capítulo donde el lector lo busca.</w:t>
       </w:r>
     </w:p>
     <w:p>
@@ -15306,6 +15427,7 @@
               <w:rPr>
                 <w:rStyle w:val="VerbatimChar"/>
               </w:rPr>
+              <w:lastRenderedPageBreak/>
               <w:t>orders</w:t>
             </w:r>
           </w:p>
@@ -15382,11 +15504,7 @@
           </w:tcPr>
           <w:p>
             <w:r>
-              <w:t xml:space="preserve">Ítems de cada orden: permite N productos por </w:t>
-            </w:r>
-            <w:r>
-              <w:lastRenderedPageBreak/>
-              <w:t>orden</w:t>
+              <w:t>Ítems de cada orden: permite N productos por orden</w:t>
             </w:r>
           </w:p>
         </w:tc>
@@ -15398,7 +15516,6 @@
           </w:tcPr>
           <w:p>
             <w:r>
-              <w:lastRenderedPageBreak/>
               <w:t>stock_alerts</w:t>
             </w:r>
           </w:p>
@@ -15634,7 +15751,7 @@
         <w:pStyle w:val="Ttulo3"/>
       </w:pPr>
       <w:bookmarkStart w:id="114" w:name="diagrama-entidad-relación"/>
-      <w:bookmarkStart w:id="115" w:name="_Toc238831942"/>
+      <w:bookmarkStart w:id="115" w:name="_Toc239757664"/>
       <w:bookmarkEnd w:id="112"/>
       <w:r>
         <w:lastRenderedPageBreak/>
@@ -15714,7 +15831,7 @@
       <w:pPr>
         <w:pStyle w:val="Ttulo3"/>
       </w:pPr>
-      <w:bookmarkStart w:id="117" w:name="_Toc238831943"/>
+      <w:bookmarkStart w:id="117" w:name="_Toc239757665"/>
       <w:r>
         <w:t>4.2.3 Vistas de métricas</w:t>
       </w:r>
@@ -16077,7 +16194,7 @@
         <w:pStyle w:val="Ttulo3"/>
       </w:pPr>
       <w:bookmarkStart w:id="118" w:name="datos-seed"/>
-      <w:bookmarkStart w:id="119" w:name="_Toc238831944"/>
+      <w:bookmarkStart w:id="119" w:name="_Toc239757666"/>
       <w:bookmarkEnd w:id="116"/>
       <w:r>
         <w:t>4.2.4 Datos seed</w:t>
@@ -17826,7 +17943,7 @@
         <w:pStyle w:val="Ttulo2"/>
       </w:pPr>
       <w:bookmarkStart w:id="120" w:name="X8f908531a063890214e0ba14e55f9da9a2ecacb"/>
-      <w:bookmarkStart w:id="121" w:name="_Toc238831945"/>
+      <w:bookmarkStart w:id="121" w:name="_Toc239757667"/>
       <w:bookmarkEnd w:id="110"/>
       <w:bookmarkEnd w:id="118"/>
       <w:r>
@@ -17883,7 +18000,7 @@
         <w:pStyle w:val="Ttulo3"/>
       </w:pPr>
       <w:bookmarkStart w:id="122" w:name="nodos-del-workflow"/>
-      <w:bookmarkStart w:id="123" w:name="_Toc238831946"/>
+      <w:bookmarkStart w:id="123" w:name="_Toc239757668"/>
       <w:r>
         <w:t>4.3.1 Nodos del workflow</w:t>
       </w:r>
@@ -18741,7 +18858,7 @@
         <w:pStyle w:val="Ttulo3"/>
       </w:pPr>
       <w:bookmarkStart w:id="124" w:name="diagrama-del-flujo"/>
-      <w:bookmarkStart w:id="125" w:name="_Toc238831947"/>
+      <w:bookmarkStart w:id="125" w:name="_Toc239757669"/>
       <w:bookmarkEnd w:id="122"/>
       <w:r>
         <w:lastRenderedPageBreak/>
@@ -18849,7 +18966,7 @@
         </w:rPr>
         <w:lastRenderedPageBreak/>
         <w:drawing>
-          <wp:inline distT="0" distB="0" distL="0" distR="0" wp14:anchorId="3F3231F3" wp14:editId="6D6C045B">
+          <wp:inline distT="0" distB="0" distL="0" distR="0" wp14:anchorId="3F3231F3" wp14:editId="7AD759CF">
             <wp:extent cx="5612130" cy="1259205"/>
             <wp:effectExtent l="0" t="0" r="0" b="0"/>
             <wp:docPr id="4" name="Imagen 4"/>
@@ -18911,7 +19028,7 @@
         <w:pStyle w:val="Ttulo3"/>
       </w:pPr>
       <w:bookmarkStart w:id="126" w:name="métricas-mttd-y-mttr"/>
-      <w:bookmarkStart w:id="127" w:name="_Toc238831948"/>
+      <w:bookmarkStart w:id="127" w:name="_Toc239757670"/>
       <w:bookmarkEnd w:id="124"/>
       <w:r>
         <w:t>4.3.3 Métricas MTTD y MTTR</w:t>
@@ -19017,7 +19134,7 @@
         <w:pStyle w:val="Ttulo3"/>
       </w:pPr>
       <w:bookmarkStart w:id="128" w:name="flujo-de-estados-de-una-orden"/>
-      <w:bookmarkStart w:id="129" w:name="_Toc238831949"/>
+      <w:bookmarkStart w:id="129" w:name="_Toc239757671"/>
       <w:bookmarkEnd w:id="126"/>
       <w:r>
         <w:lastRenderedPageBreak/>
@@ -19436,7 +19553,7 @@
         <w:pStyle w:val="Ttulo2"/>
       </w:pPr>
       <w:bookmarkStart w:id="130" w:name="flujo-2-chatbot-omnicanal-con-ia"/>
-      <w:bookmarkStart w:id="131" w:name="_Toc238831950"/>
+      <w:bookmarkStart w:id="131" w:name="_Toc239757672"/>
       <w:bookmarkEnd w:id="120"/>
       <w:bookmarkEnd w:id="128"/>
       <w:r>
@@ -19461,7 +19578,7 @@
         <w:pStyle w:val="Ttulo3"/>
       </w:pPr>
       <w:bookmarkStart w:id="132" w:name="nodos-del-workflow-1"/>
-      <w:bookmarkStart w:id="133" w:name="_Toc238831951"/>
+      <w:bookmarkStart w:id="133" w:name="_Toc239757673"/>
       <w:r>
         <w:t>4.4.1 Nodos del workflow</w:t>
       </w:r>
@@ -20442,7 +20559,7 @@
               <w:pStyle w:val="Compact"/>
             </w:pPr>
             <w:r>
-              <w:t>Enviar Respuesta</w:t>
+              <w:t>Enviar Respuesta (canal simulado)</w:t>
             </w:r>
           </w:p>
         </w:tc>
@@ -20521,7 +20638,7 @@
         <w:pStyle w:val="Ttulo3"/>
       </w:pPr>
       <w:bookmarkStart w:id="134" w:name="diagrama-del-flujo-1"/>
-      <w:bookmarkStart w:id="135" w:name="_Toc238831952"/>
+      <w:bookmarkStart w:id="135" w:name="_Toc239757674"/>
       <w:bookmarkEnd w:id="132"/>
       <w:r>
         <w:t>4.4.2 Diagrama del flujo</w:t>
@@ -20547,7 +20664,7 @@
         </w:rPr>
         <w:lastRenderedPageBreak/>
         <w:drawing>
-          <wp:inline distT="0" distB="0" distL="0" distR="0" wp14:anchorId="06A788F4" wp14:editId="7AAD8248">
+          <wp:inline distT="0" distB="0" distL="0" distR="0" wp14:anchorId="06A788F4" wp14:editId="33A92403">
             <wp:extent cx="5597525" cy="5062467"/>
             <wp:effectExtent l="0" t="0" r="0" b="0"/>
             <wp:docPr id="7" name="Imagen 7"/>
@@ -20686,7 +20803,7 @@
         <w:pStyle w:val="Ttulo3"/>
       </w:pPr>
       <w:bookmarkStart w:id="136" w:name="prompt-de-ia"/>
-      <w:bookmarkStart w:id="137" w:name="_Toc238831953"/>
+      <w:bookmarkStart w:id="137" w:name="_Toc239757675"/>
       <w:bookmarkEnd w:id="134"/>
       <w:r>
         <w:lastRenderedPageBreak/>
@@ -20715,7 +20832,7 @@
         <w:pStyle w:val="Ttulo3"/>
       </w:pPr>
       <w:bookmarkStart w:id="138" w:name="métrica-tmr"/>
-      <w:bookmarkStart w:id="139" w:name="_Toc238831954"/>
+      <w:bookmarkStart w:id="139" w:name="_Toc239757676"/>
       <w:bookmarkEnd w:id="136"/>
       <w:r>
         <w:t>4.4.4 Métrica TMR</w:t>
@@ -20768,7 +20885,7 @@
       <w:pPr>
         <w:pStyle w:val="Ttulo2"/>
       </w:pPr>
-      <w:bookmarkStart w:id="140" w:name="_Toc238831955"/>
+      <w:bookmarkStart w:id="140" w:name="_Toc239757677"/>
       <w:bookmarkEnd w:id="130"/>
       <w:bookmarkEnd w:id="138"/>
       <w:r>
@@ -20781,16 +20898,19 @@
         <w:pStyle w:val="FirstParagraph"/>
       </w:pPr>
       <w:r>
-        <w:t>Se configuraron dos dashboards en Grafana con conexión directa a PostgreSQL, uno por cada flujo: “Pipeline Post-Venta — Overview” (6 paneles) y “Chatbot Multicanal — Métricas” (7 paneles). Los paneles se alimentan de las vistas de métricas y, en los casos en que se requiere una agregación específica del panel, de una consulta directa sobre las tablas base. Las consultas de todos los paneles se restringen a los registros medidos (data_source = 'measured'), de modo que los valores mostrados corresponden a las mediciones de los experimentos y no a los datos de carga inicial.</w:t>
+        <w:t xml:space="preserve">Se configuraron dos dashboards en Grafana con conexión directa a PostgreSQL, uno por cada flujo: “Pipeline Post-Venta — Overview” (6 paneles) y “Chatbot Multicanal — Métricas” (7 paneles). Los paneles se alimentan de las vistas de métricas y, en los casos en que se requiere una agregación específica del panel, de una consulta directa sobre las tablas base. El filtrado por procedencia no es uniforme entre paneles, y corresponde declarar qué panel aplica cuál criterio, porque de ello depende cómo se lee cada tablero. Diez de los trece paneles se restringen a los </w:t>
+      </w:r>
+      <w:r>
+        <w:lastRenderedPageBreak/>
+        <w:t>registros medidos (data_source = 'measured'): cuatro del tablero del Flujo 1 —los tres indicadores de tiempo y la distribución de estados— lo hacen mediante una cláusula explícita en la consulta del propio panel, y seis del tablero del Flujo 2 lo heredan de la vista v_chatbot_corpus, que además acota la población a la ventana temporal de la corrida evaluada. El panel de exactitud es un valor constante, según se declara en la Tabla 4.8. Los dos paneles restantes, ambos del tablero del Flujo 1, no aplican ese filtro: «Órdenes totales» consume la vista v_metrics_summary y «Órdenes procesadas por día» la vista v_daily_order_summary, y ninguna de las dos restringe por procedencia —sus definiciones, transcriptas en el Anexo A, agregan sobre la totalidad de la tabla de órdenes—. En consecuencia, esos dos paneles incluyen también las órdenes de carga inicial. La consecuencia sobre los resultados de este trabajo es nula, y conviene decir por qué: ninguna cifra del Capítulo 5 proviene de esas dos vistas. Las métricas reportadas se calculan sobre las corridas identificadas por su propio prefijo de número de orden, según se detalla en la Sección 3.5.1. Los dos paneles cumplen una función de contexto operativo y no de evidencia. Homogeneizar el filtro en las cuatro vistas que hoy no lo aplican queda planteado en el Capítulo 7.</w:t>
       </w:r>
     </w:p>
     <w:p>
       <w:pPr>
         <w:pStyle w:val="Ttulo3"/>
       </w:pPr>
-      <w:bookmarkStart w:id="141" w:name="_Toc238831956"/>
-      <w:r>
-        <w:lastRenderedPageBreak/>
+      <w:bookmarkStart w:id="141" w:name="_Toc239757678"/>
+      <w:r>
         <w:t>4.5.1 Paneles de los dashboards</w:t>
       </w:r>
       <w:bookmarkEnd w:id="141"/>
@@ -21265,7 +21385,11 @@
               <w:pStyle w:val="Compact"/>
             </w:pPr>
             <w:r>
-              <w:t>Órdenes procesadas por día</w:t>
+              <w:t>Órdenes procesada</w:t>
+            </w:r>
+            <w:r>
+              <w:lastRenderedPageBreak/>
+              <w:t>s por día</w:t>
             </w:r>
           </w:p>
         </w:tc>
@@ -21278,6 +21402,7 @@
               <w:pStyle w:val="Compact"/>
             </w:pPr>
             <w:r>
+              <w:lastRenderedPageBreak/>
               <w:t>Time series</w:t>
             </w:r>
           </w:p>
@@ -21481,11 +21606,7 @@
           </w:tcPr>
           <w:p>
             <w:r>
-              <w:t xml:space="preserve">Accuracy de clasificación del corpus. No se deriva de una consulta SQL: su cálculo requiere las etiquetas de referencia, que no residen en la base de datos operativa. El panel muestra el valor </w:t>
-            </w:r>
-            <w:r>
-              <w:lastRenderedPageBreak/>
-              <w:t>obtenido en el Anexo J.</w:t>
+              <w:t>Accuracy de clasificación del corpus. No se deriva de una consulta SQL: su cálculo requiere las etiquetas de referencia, que no residen en la base de datos operativa. El panel muestra el valor obtenido en el Anexo J.</w:t>
             </w:r>
           </w:p>
         </w:tc>
@@ -21497,7 +21618,6 @@
           </w:tcPr>
           <w:p>
             <w:r>
-              <w:lastRenderedPageBreak/>
               <w:t>10</w:t>
             </w:r>
           </w:p>
@@ -21716,6 +21836,7 @@
         <w:rPr>
           <w:noProof/>
         </w:rPr>
+        <w:lastRenderedPageBreak/>
         <w:drawing>
           <wp:inline distT="0" distB="0" distL="0" distR="0" wp14:anchorId="27F1D603" wp14:editId="03AC06BD">
             <wp:extent cx="5612130" cy="1706245"/>
@@ -21771,14 +21892,14 @@
         <w:pStyle w:val="Textoindependiente"/>
       </w:pPr>
       <w:r>
-        <w:t>Figura 7: Dashboard “Pipeline Post-Venta” en Grafana, alimentado desde las vistas de PostgreSQL con los datos medidos del Flujo 1.</w:t>
+        <w:t>Figura 7: Dashboard “Pipeline Post-Venta” en Grafana, alimentado desde las vistas de PostgreSQL con los datos medidos del Flujo 1. Los paneles de indicadores y de distribución de estados se restringen a los registros medidos; los de «Órdenes totales» y «Órdenes procesadas por día» no lo hacen, de modo que el primer punto de la serie diaria corresponde a las órdenes de carga inicial y no a una corrida experimental (Sección 4.5).</w:t>
       </w:r>
     </w:p>
     <w:p>
       <w:pPr>
         <w:pStyle w:val="Ttulo2"/>
       </w:pPr>
-      <w:bookmarkStart w:id="142" w:name="_Toc238831957"/>
+      <w:bookmarkStart w:id="142" w:name="_Toc239757679"/>
       <w:r>
         <w:t>4.6 Testing</w:t>
       </w:r>
@@ -21789,20 +21910,17 @@
         <w:pStyle w:val="Textoindependiente"/>
       </w:pPr>
       <w:r>
-        <w:t xml:space="preserve">Las pruebas se ejecutaron sobre una notebook con procesador Intel Core i5 de 11ª generación, 16 GB de RAM DDR4, almacenamiento SSD NVMe de 512 GB y sistema operativo Windows 11 con WSL2 (Ubuntu 22.04). Los cuatro contenedores Docker (n8n, PostgreSQL, Mailpit, Grafana) se levantaron con la configuración por defecto del archivo docker-compose.yml, sin asignación explícita de límites de CPU o memoria. La conectividad a la API de OpenAI se realizó sobre una conexión de fibra óptica de 100 Mbps simétricos. Estas condiciones del entorno deben tenerse en cuenta al interpretar los valores absolutos de MTTD, MTTR y TMR reportados en el Capítulo 5: los tiempos de procesamiento del Flujo 1 dependen del rendimiento del hardware local y del SGBD; el TMR del Flujo 2 está dominado por la latencia de la API externa y no por el entorno local. Esa latencia no se toma de una fuente externa sino que se estima a partir de las propias mediciones de este trabajo: el TMR observado se </w:t>
-      </w:r>
+        <w:t>Las pruebas se ejecutaron sobre una notebook con procesador Intel Core i5 de 11ª generación, 16 GB de RAM DDR4, almacenamiento SSD NVMe de 512 GB y sistema operativo Windows 11 con WSL2 (Ubuntu 22.04). Los cuatro contenedores Docker (n8n, PostgreSQL, Mailpit, Grafana) se levantaron con la configuración por defecto del archivo docker-compose.yml, sin asignación explícita de límites de CPU o memoria. La conectividad a la API de OpenAI se realizó sobre una conexión de fibra óptica de 100 Mbps simétricos. Estas condiciones del entorno deben tenerse en cuenta al interpretar los valores absolutos de MTTD, MTTR y TMR reportados en el Capítulo 5: los tiempos de procesamiento del Flujo 1 dependen del rendimiento del hardware local y del SGBD; el TMR del Flujo 2 está dominado por la latencia de la API externa y no por el entorno local. El TMR observado se ubica entre 1,47 s sobre el canal con entrega local y 3,07 s sobre el canal Telegram real. Conviene precisar qué se puede y qué no se puede concluir de esa diferencia de 1,6 s. No es una acotación del componente atribuible a la red del canal, porque las dos series no son apareadas: provienen de conjuntos distintos —150 mensajes del corpus etiquetado y 45 interacciones de Telegram declaradas como muestra adicional y no como subconjunto— que difieren en composición de intenciones, en longitud de los mensajes y en momento de ejecución, y los tres factores inciden sobre el tiempo de inferencia. La diferencia se reporta por lo tanto como observación entre dos condiciones de medición, no como descomposición del tiempo. Aislar el componente de red exigiría enviar un mismo subconjunto de mensajes por ambos canales, lo que queda planteado en el Capítulo 7.</w:t>
+      </w:r>
+    </w:p>
+    <w:p>
+      <w:pPr>
+        <w:pStyle w:val="Ttulo3"/>
+      </w:pPr>
+      <w:bookmarkStart w:id="143" w:name="pruebas-funcionales"/>
+      <w:bookmarkStart w:id="144" w:name="_Toc239757680"/>
       <w:r>
         <w:lastRenderedPageBreak/>
-        <w:t>ubica entre 1,47 s sobre el canal con entrega local y 3,07 s sobre el canal Telegram real, y la diferencia entre ambos acota el componente atribuible a la red del canal.</w:t>
-      </w:r>
-    </w:p>
-    <w:p>
-      <w:pPr>
-        <w:pStyle w:val="Ttulo3"/>
-      </w:pPr>
-      <w:bookmarkStart w:id="143" w:name="pruebas-funcionales"/>
-      <w:bookmarkStart w:id="144" w:name="_Toc238831958"/>
-      <w:r>
         <w:t>4.6.1 Pruebas funcionales</w:t>
       </w:r>
       <w:bookmarkEnd w:id="144"/>
@@ -21843,11 +21961,10 @@
         <w:tblLook w:val="0020" w:firstRow="1" w:lastRow="0" w:firstColumn="0" w:lastColumn="0" w:noHBand="0" w:noVBand="0"/>
       </w:tblPr>
       <w:tblGrid>
-        <w:gridCol w:w="578"/>
-        <w:gridCol w:w="1541"/>
-        <w:gridCol w:w="1734"/>
-        <w:gridCol w:w="3660"/>
-        <w:gridCol w:w="1541"/>
+        <w:gridCol w:w="696"/>
+        <w:gridCol w:w="1858"/>
+        <w:gridCol w:w="2089"/>
+        <w:gridCol w:w="4411"/>
       </w:tblGrid>
       <w:tr>
         <w:tc>
@@ -21902,19 +22019,6 @@
             </w:r>
           </w:p>
         </w:tc>
-        <w:tc>
-          <w:tcPr>
-            <w:tcW w:w="1348" w:type="dxa"/>
-          </w:tcPr>
-          <w:p>
-            <w:pPr>
-              <w:pStyle w:val="Compact"/>
-            </w:pPr>
-            <w:r>
-              <w:t>Estado</w:t>
-            </w:r>
-          </w:p>
-        </w:tc>
       </w:tr>
       <w:tr>
         <w:tc>
@@ -21969,19 +22073,6 @@
             </w:r>
           </w:p>
         </w:tc>
-        <w:tc>
-          <w:tcPr>
-            <w:tcW w:w="1348" w:type="dxa"/>
-          </w:tcPr>
-          <w:p>
-            <w:pPr>
-              <w:pStyle w:val="Compact"/>
-            </w:pPr>
-            <w:r>
-              <w:t>✓</w:t>
-            </w:r>
-          </w:p>
-        </w:tc>
       </w:tr>
       <w:tr>
         <w:tc>
@@ -22045,19 +22136,6 @@
             </w:r>
           </w:p>
         </w:tc>
-        <w:tc>
-          <w:tcPr>
-            <w:tcW w:w="1348" w:type="dxa"/>
-          </w:tcPr>
-          <w:p>
-            <w:pPr>
-              <w:pStyle w:val="Compact"/>
-            </w:pPr>
-            <w:r>
-              <w:t>✓</w:t>
-            </w:r>
-          </w:p>
-        </w:tc>
       </w:tr>
       <w:tr>
         <w:tc>
@@ -22121,19 +22199,6 @@
             </w:r>
           </w:p>
         </w:tc>
-        <w:tc>
-          <w:tcPr>
-            <w:tcW w:w="1348" w:type="dxa"/>
-          </w:tcPr>
-          <w:p>
-            <w:pPr>
-              <w:pStyle w:val="Compact"/>
-            </w:pPr>
-            <w:r>
-              <w:t>✓</w:t>
-            </w:r>
-          </w:p>
-        </w:tc>
       </w:tr>
       <w:tr>
         <w:tc>
@@ -22188,19 +22253,6 @@
             </w:r>
           </w:p>
         </w:tc>
-        <w:tc>
-          <w:tcPr>
-            <w:tcW w:w="1348" w:type="dxa"/>
-          </w:tcPr>
-          <w:p>
-            <w:pPr>
-              <w:pStyle w:val="Compact"/>
-            </w:pPr>
-            <w:r>
-              <w:t>✓</w:t>
-            </w:r>
-          </w:p>
-        </w:tc>
       </w:tr>
       <w:tr>
         <w:tc>
@@ -22252,19 +22304,6 @@
             </w:pPr>
             <w:r>
               <w:t>Rechazo por restricción de unicidad</w:t>
-            </w:r>
-          </w:p>
-        </w:tc>
-        <w:tc>
-          <w:tcPr>
-            <w:tcW w:w="1348" w:type="dxa"/>
-          </w:tcPr>
-          <w:p>
-            <w:pPr>
-              <w:pStyle w:val="Compact"/>
-            </w:pPr>
-            <w:r>
-              <w:t>✓</w:t>
             </w:r>
           </w:p>
         </w:tc>
@@ -22298,11 +22337,10 @@
         <w:tblLook w:val="0020" w:firstRow="1" w:lastRow="0" w:firstColumn="0" w:lastColumn="0" w:noHBand="0" w:noVBand="0"/>
       </w:tblPr>
       <w:tblGrid>
-        <w:gridCol w:w="578"/>
-        <w:gridCol w:w="1541"/>
-        <w:gridCol w:w="1734"/>
-        <w:gridCol w:w="3660"/>
-        <w:gridCol w:w="1541"/>
+        <w:gridCol w:w="696"/>
+        <w:gridCol w:w="1858"/>
+        <w:gridCol w:w="2089"/>
+        <w:gridCol w:w="4411"/>
       </w:tblGrid>
       <w:tr>
         <w:tc>
@@ -22357,19 +22395,6 @@
             </w:r>
           </w:p>
         </w:tc>
-        <w:tc>
-          <w:tcPr>
-            <w:tcW w:w="1348" w:type="dxa"/>
-          </w:tcPr>
-          <w:p>
-            <w:pPr>
-              <w:pStyle w:val="Compact"/>
-            </w:pPr>
-            <w:r>
-              <w:t>Estado</w:t>
-            </w:r>
-          </w:p>
-        </w:tc>
       </w:tr>
       <w:tr>
         <w:tc>
@@ -22424,19 +22449,6 @@
             </w:r>
           </w:p>
         </w:tc>
-        <w:tc>
-          <w:tcPr>
-            <w:tcW w:w="1348" w:type="dxa"/>
-          </w:tcPr>
-          <w:p>
-            <w:pPr>
-              <w:pStyle w:val="Compact"/>
-            </w:pPr>
-            <w:r>
-              <w:t>✓</w:t>
-            </w:r>
-          </w:p>
-        </w:tc>
       </w:tr>
       <w:tr>
         <w:tc>
@@ -22500,19 +22512,6 @@
             </w:r>
           </w:p>
         </w:tc>
-        <w:tc>
-          <w:tcPr>
-            <w:tcW w:w="1348" w:type="dxa"/>
-          </w:tcPr>
-          <w:p>
-            <w:pPr>
-              <w:pStyle w:val="Compact"/>
-            </w:pPr>
-            <w:r>
-              <w:t>✓</w:t>
-            </w:r>
-          </w:p>
-        </w:tc>
       </w:tr>
       <w:tr>
         <w:tc>
@@ -22550,11 +22549,7 @@
               <w:pStyle w:val="Compact"/>
             </w:pPr>
             <w:r>
-              <w:t xml:space="preserve">“Quiero hacer un reclamo, el </w:t>
-            </w:r>
-            <w:r>
-              <w:lastRenderedPageBreak/>
-              <w:t>producto llegó roto”</w:t>
+              <w:t>“Quiero hacer un reclamo, el producto llegó roto”</w:t>
             </w:r>
           </w:p>
         </w:tc>
@@ -22567,21 +22562,7 @@
               <w:pStyle w:val="Compact"/>
             </w:pPr>
             <w:r>
-              <w:lastRenderedPageBreak/>
               <w:t>Ticket creado + intent=RECLAMO</w:t>
-            </w:r>
-          </w:p>
-        </w:tc>
-        <w:tc>
-          <w:tcPr>
-            <w:tcW w:w="1348" w:type="dxa"/>
-          </w:tcPr>
-          <w:p>
-            <w:pPr>
-              <w:pStyle w:val="Compact"/>
-            </w:pPr>
-            <w:r>
-              <w:t>✓</w:t>
             </w:r>
           </w:p>
         </w:tc>
@@ -22596,6 +22577,7 @@
               <w:pStyle w:val="Compact"/>
             </w:pPr>
             <w:r>
+              <w:lastRenderedPageBreak/>
               <w:t>C4</w:t>
             </w:r>
           </w:p>
@@ -22635,20 +22617,7 @@
               <w:pStyle w:val="Compact"/>
             </w:pPr>
             <w:r>
-              <w:t>Ticket + notificación admin + is_urgent=true</w:t>
-            </w:r>
-          </w:p>
-        </w:tc>
-        <w:tc>
-          <w:tcPr>
-            <w:tcW w:w="1348" w:type="dxa"/>
-          </w:tcPr>
-          <w:p>
-            <w:pPr>
-              <w:pStyle w:val="Compact"/>
-            </w:pPr>
-            <w:r>
-              <w:t>✓</w:t>
+              <w:t>Ticket creado + is_urgent=true + respuesta al cliente por el canal de origen</w:t>
             </w:r>
           </w:p>
         </w:tc>
@@ -22706,19 +22675,6 @@
             </w:r>
           </w:p>
         </w:tc>
-        <w:tc>
-          <w:tcPr>
-            <w:tcW w:w="1348" w:type="dxa"/>
-          </w:tcPr>
-          <w:p>
-            <w:pPr>
-              <w:pStyle w:val="Compact"/>
-            </w:pPr>
-            <w:r>
-              <w:t>✓</w:t>
-            </w:r>
-          </w:p>
-        </w:tc>
       </w:tr>
     </w:tbl>
     <w:p>
@@ -22726,7 +22682,7 @@
         <w:pStyle w:val="Ttulo3"/>
       </w:pPr>
       <w:bookmarkStart w:id="145" w:name="prueba-de-carga"/>
-      <w:bookmarkStart w:id="146" w:name="_Toc238831959"/>
+      <w:bookmarkStart w:id="146" w:name="_Toc239757681"/>
       <w:bookmarkEnd w:id="143"/>
       <w:r>
         <w:t>4.6.2 Pruebas de carga y de concurrencia</w:t>
@@ -22792,7 +22748,7 @@
         </w:rPr>
         <w:lastRenderedPageBreak/>
         <w:drawing>
-          <wp:inline distT="0" distB="0" distL="0" distR="0" wp14:anchorId="798B255F" wp14:editId="6AE552FC">
+          <wp:inline distT="0" distB="0" distL="0" distR="0" wp14:anchorId="798B255F" wp14:editId="5A92252D">
             <wp:extent cx="5612130" cy="2806065"/>
             <wp:effectExtent l="0" t="0" r="0" b="0"/>
             <wp:docPr id="3" name="Imagen 3"/>
@@ -22846,7 +22802,7 @@
         <w:pStyle w:val="Textoindependiente"/>
       </w:pPr>
       <w:r>
-        <w:t>Figura 8: Bandeja de Mailpit con los correos generados por el Flujo 1 durante las pruebas: confirmaciones de orden y avisos de stock insuficiente, sobre dominios reservados para documentación (@example.com).</w:t>
+        <w:t>Figura 8: Bandeja de Mailpit con los correos generados por el Flujo 1 durante una corrida de verificación de cinco órdenes (ORD-FIG4-001 a 005), preparada para exhibir ambas ramas de notificación y distinta de la corrida de carga de cincuenta órdenes: confirmaciones de orden y avisos de stock insuficiente, sobre dominios reservados para documentación (@example.com).</w:t>
       </w:r>
     </w:p>
     <w:p>
@@ -22854,7 +22810,7 @@
         <w:pStyle w:val="Ttulo1"/>
         <w:pageBreakBefore/>
       </w:pPr>
-      <w:bookmarkStart w:id="147" w:name="_Toc238831960"/>
+      <w:bookmarkStart w:id="147" w:name="_Toc239757682"/>
       <w:r>
         <w:lastRenderedPageBreak/>
         <w:t>CAPÍTULO 5: RESULTADOS Y ANÁLISIS</w:t>
@@ -22865,7 +22821,7 @@
       <w:pPr>
         <w:pStyle w:val="Ttulo2"/>
       </w:pPr>
-      <w:bookmarkStart w:id="148" w:name="_Toc238831961"/>
+      <w:bookmarkStart w:id="148" w:name="_Toc239757683"/>
       <w:bookmarkEnd w:id="145"/>
       <w:r>
         <w:t>5.1 Resultados del Flujo 1 — Pipeline de Órdenes</w:t>
@@ -22877,7 +22833,7 @@
         <w:pStyle w:val="Ttulo3"/>
       </w:pPr>
       <w:bookmarkStart w:id="149" w:name="pruebas-funcionales-1"/>
-      <w:bookmarkStart w:id="150" w:name="_Toc238831962"/>
+      <w:bookmarkStart w:id="150" w:name="_Toc239757684"/>
       <w:r>
         <w:t>5.1.1 Pruebas funcionales</w:t>
       </w:r>
@@ -23198,7 +23154,7 @@
         <w:pStyle w:val="Ttulo3"/>
       </w:pPr>
       <w:bookmarkStart w:id="151" w:name="métricas-de-tiempo"/>
-      <w:bookmarkStart w:id="152" w:name="_Toc238831963"/>
+      <w:bookmarkStart w:id="152" w:name="_Toc239757685"/>
       <w:bookmarkEnd w:id="149"/>
       <w:r>
         <w:t>5.1.2 Métricas de tiempo</w:t>
@@ -23375,7 +23331,7 @@
       <w:pPr>
         <w:pStyle w:val="Ttulo3"/>
       </w:pPr>
-      <w:bookmarkStart w:id="153" w:name="_Toc238831964"/>
+      <w:bookmarkStart w:id="153" w:name="_Toc239757686"/>
       <w:bookmarkEnd w:id="151"/>
       <w:r>
         <w:t>5.1.3 Pruebas de carga y de concurrencia</w:t>
@@ -23405,8 +23361,8 @@
         <w:tblLook w:val="0020" w:firstRow="1" w:lastRow="0" w:firstColumn="0" w:lastColumn="0" w:noHBand="0" w:noVBand="0"/>
       </w:tblPr>
       <w:tblGrid>
-        <w:gridCol w:w="4876"/>
-        <w:gridCol w:w="4178"/>
+        <w:gridCol w:w="3823"/>
+        <w:gridCol w:w="5231"/>
       </w:tblGrid>
       <w:tr>
         <w:tc>
@@ -23754,7 +23710,7 @@
               <w:pStyle w:val="Compact"/>
             </w:pPr>
             <w:r>
-              <w:t>E1.b — End-to-end medio bajo concurrencia</w:t>
+              <w:t>E1.b — MTTR medio bajo concurrencia</w:t>
             </w:r>
           </w:p>
         </w:tc>
@@ -23767,7 +23723,7 @@
               <w:pStyle w:val="Compact"/>
             </w:pPr>
             <w:r>
-              <w:t>0,192 s (±0,024 s; máx. 0,260 s)</w:t>
+              <w:t>0,100 s (derivado: end-to-end − MTTD; el desvío no es derivable de las cifras publicadas)</w:t>
             </w:r>
           </w:p>
         </w:tc>
@@ -23782,6 +23738,35 @@
               <w:pStyle w:val="Compact"/>
             </w:pPr>
             <w:r>
+              <w:t>E1.b — End-to-end medio bajo concurrencia</w:t>
+            </w:r>
+          </w:p>
+        </w:tc>
+        <w:tc>
+          <w:tcPr>
+            <w:tcW w:w="0" w:type="auto"/>
+          </w:tcPr>
+          <w:p>
+            <w:pPr>
+              <w:pStyle w:val="Compact"/>
+            </w:pPr>
+            <w:r>
+              <w:t>0,192 s (±0,024 s; máx. 0,260 s)</w:t>
+            </w:r>
+          </w:p>
+        </w:tc>
+      </w:tr>
+      <w:tr>
+        <w:tc>
+          <w:tcPr>
+            <w:tcW w:w="0" w:type="auto"/>
+          </w:tcPr>
+          <w:p>
+            <w:pPr>
+              <w:pStyle w:val="Compact"/>
+            </w:pPr>
+            <w:r>
+              <w:lastRenderedPageBreak/>
               <w:t>Total de órdenes con data_source = 'measured'</w:t>
             </w:r>
           </w:p>
@@ -23806,11 +23791,7 @@
         <w:pStyle w:val="Textoindependiente"/>
       </w:pPr>
       <w:r>
-        <w:t xml:space="preserve">La prueba de concurrencia (E1.b) arroja dos resultados que conviene reportar por separado, porque apuntan en direcciones distintas. El primero es concluyente y favorable: en las seis rondas ejecutadas, contra un stock inicial de 5 unidades y con 20 solicitudes simultáneas en cada una, el sistema confirmó exactamente 5 órdenes </w:t>
-      </w:r>
-      <w:r>
-        <w:lastRenderedPageBreak/>
-        <w:t>en todas y cada una de las rondas. No se registró sobreventa en ningún caso, ni quedó ningún producto con stock negativo. La restricción de integridad a nivel de esquema y el carácter transaccional de la sentencia de descuento resultaron suficientes para impedir la condición de carrera, que era exactamente la propiedad que el ensayo se proponía refutar.</w:t>
+        <w:t>La prueba de concurrencia (E1.b) arroja dos resultados que conviene reportar por separado, porque apuntan en direcciones distintas. El primero es concluyente y favorable: en las seis rondas ejecutadas, contra un stock inicial de 5 unidades y con 20 solicitudes simultáneas en cada una, el sistema confirmó exactamente 5 órdenes en todas y cada una de las rondas. No se registró sobreventa en ningún caso, ni quedó ningún producto con stock negativo. La restricción de integridad a nivel de esquema y el carácter transaccional de la sentencia de descuento resultaron suficientes para impedir la condición de carrera, que era exactamente la propiedad que el ensayo se proponía refutar.</w:t>
       </w:r>
     </w:p>
     <w:p>
@@ -23825,7 +23806,7 @@
       <w:pPr>
         <w:pStyle w:val="Ttulo3"/>
       </w:pPr>
-      <w:bookmarkStart w:id="154" w:name="_Toc238831965"/>
+      <w:bookmarkStart w:id="154" w:name="_Toc239757687"/>
       <w:r>
         <w:t>5.1.4 Baseline de atención manual</w:t>
       </w:r>
@@ -24157,7 +24138,11 @@
           </w:tcPr>
           <w:p>
             <w:r>
-              <w:t>Total por orden</w:t>
+              <w:t xml:space="preserve">Total por </w:t>
+            </w:r>
+            <w:r>
+              <w:lastRenderedPageBreak/>
+              <w:t>orden</w:t>
             </w:r>
           </w:p>
         </w:tc>
@@ -24167,6 +24152,7 @@
           </w:tcPr>
           <w:p>
             <w:r>
+              <w:lastRenderedPageBreak/>
               <w:t>10</w:t>
             </w:r>
           </w:p>
@@ -24228,11 +24214,43 @@
         <w:pStyle w:val="Textoindependiente"/>
       </w:pPr>
       <w:r>
-        <w:t xml:space="preserve">El tiempo marginal de procesamiento manual de una orden resultó de 49,13 s, con un intervalo de confianza al 95 % de [43,30 s; 54,95 s] calculado por la distribución t de Student con nueve grados de libertad. El coeficiente de variación fue del 16,6 %, dispersión baja que indica que el procedimiento se ejecutó de manera estable a lo </w:t>
+        <w:t>El tiempo marginal de procesamiento manual de una orden resultó de 49,13 s, con un intervalo de confianza al 95 % de [43,30 s; 54,95 s] calculado por la distribución t de Student con nueve grados de libertad. El coeficiente de variación fue del 16,6 %, dispersión baja que indica que el procedimiento se ejecutó de manera estable a lo largo de la serie. Conforme se estableció en la Sección 3.5.5, este valor mide el costo de procesar una orden adicional y no la latencia percibida por el cliente.</w:t>
+      </w:r>
+    </w:p>
+    <w:p>
+      <w:pPr>
+        <w:pStyle w:val="Textoindependiente"/>
+      </w:pPr>
+      <w:r>
+        <w:t>El reparto del esfuerzo entre fases es en sí mismo un hallazgo. La redacción de la notificación al cliente concentra el 73,8 % del tiempo total (36,27 s de 49,13 s), mientras que la lectura y verificación de stock insume el 14,3 % (7,05 s) y la actualización de la base el 11,8 % restante (5,80 s). Es decir que el grueso del costo del procesamiento manual no está en la consulta ni en la escritura de datos, que son las operaciones que un operador humano ejecuta con rapidez, sino en la comunicación con el cliente. Desagregado por rama, el tiempo fue de 50,96 s en las siete órdenes con stock disponible y de 44,84 s en las tres sin stock, diferencia atribuible a que la plantilla de confirmación exige cargar el importe total y la de rechazo no.</w:t>
+      </w:r>
+    </w:p>
+    <w:p>
+      <w:pPr>
+        <w:pStyle w:val="Textoindependiente"/>
+      </w:pPr>
+      <w:r>
+        <w:t>El valor admite una validación cruzada que conviene explicitar, porque proviene de un instrumento independiente del cronómetro. Las marcas temporales que el operador fue escribiendo en la base durante la medición permiten calcular el intervalo entre notificaciones de órdenes consecutivas, que es la misma magnitud marginal medida por otra vía: ese cálculo arroja 51,28 s de media (desvío 5,22 s). La diferencia de 2,15 s respecto de los 49,13 s cronometrados corresponde a los intervalos muertos entre terminar una orden y comenzar la siguiente, que el cronómetro no contabiliza y el reloj de la base sí. Dos instrumentos independientes coinciden dentro del 4 %, lo que respalda la validez de la medición.</w:t>
+      </w:r>
+    </w:p>
+    <w:p>
+      <w:pPr>
+        <w:pStyle w:val="Textoindependiente"/>
+      </w:pPr>
+      <w:r>
+        <w:t>El registro en la base aporta además un resultado complementario sobre el encolamiento. Como las doce órdenes ingresaron en un mismo lote (Sección 3.5.5), el tiempo transcurrido entre la recepción del lote y la notificación de cada orden crece de forma monótona: 72,4 s para la primera atendida y 533,9 s —ocho minutos y catorce segundos— para la última, con una media de 313,37 s y un desvío de 154,57 s (Tabla I.2). Corresponde subrayar que esta cifra no es una propiedad del proceso manual sino del tamaño del lote elegido, y que por lo tanto no se la utiliza como término de comparación: un lote mayor la aumentaría sin que el operador trabajase más lento. Su valor es ilustrativo y apunta a la razón de fondo por la que la automatización importa en este dominio: el pipeline automatizado procesó 50 órdenes consecutivas sin que el tiempo de la última se degradara respecto de la primera, mientras que en el proceso manual la espera del último cliente creció un factor de siete frente a la del primero.</w:t>
+      </w:r>
+    </w:p>
+    <w:p>
+      <w:pPr>
+        <w:pStyle w:val="Textoindependiente"/>
+      </w:pPr>
+      <w:r>
+        <w:t xml:space="preserve">Corresponden dos advertencias sobre la interpretación de este valor. La primera surge de un control previsto en el protocolo: la correlación de Pearson entre el orden </w:t>
       </w:r>
       <w:r>
         <w:lastRenderedPageBreak/>
-        <w:t>largo de la serie. Conforme se estableció en la Sección 3.5.5, este valor mide el costo de procesar una orden adicional y no la latencia percibida por el cliente.</w:t>
+        <w:t>de ejecución y el tiempo empleado fue de r = −0,693, magnitud que indica que el efecto de aprendizaje siguió actuando dentro de la serie válida. En consecuencia, la media de 49,13 s subestima el tiempo que emplearía un operador no entrenado, y el baseline debe leerse como un piso y no como un valor central. La segunda es que la medición se realizó sobre un único operador, lo que impide estimar la variabilidad entre personas; se declara como limitación en la Sección 5.4.1.</w:t>
       </w:r>
     </w:p>
     <w:p>
@@ -24240,7 +24258,35 @@
         <w:pStyle w:val="Textoindependiente"/>
       </w:pPr>
       <w:r>
-        <w:t>El reparto del esfuerzo entre fases es en sí mismo un hallazgo. La redacción de la notificación al cliente concentra el 73,8 % del tiempo total (36,27 s de 49,13 s), mientras que la lectura y verificación de stock insume el 14,3 % (7,05 s) y la actualización de la base el 11,8 % restante (5,80 s). Es decir que el grueso del costo del procesamiento manual no está en la consulta ni en la escritura de datos, que son las operaciones que un operador humano ejecuta con rapidez, sino en la comunicación con el cliente. Desagregado por rama, el tiempo fue de 50,96 s en las siete órdenes con stock disponible y de 44,84 s en las tres sin stock, diferencia atribuible a que la plantilla de confirmación exige cargar el importe total y la de rechazo no.</w:t>
+        <w:t>Por último, este valor no incluye la latencia de detección, esto es, el tiempo que una orden permanece a la espera antes de que un operador advierta su llegada. Esa magnitud no es observable sin convertirla en un parámetro elegido por los autores, y por lo tanto no se suma al número medido. A título ilustrativo puede señalarse que, si un operador revisara la bandeja cada quince minutos, la espera media esperable sería de 7,5 minutos, valor que por sí solo excede en dos órdenes de magnitud al tiempo de procesamiento cronometrado. Se consigna como escenario declarado y no como medición.</w:t>
+      </w:r>
+    </w:p>
+    <w:p>
+      <w:pPr>
+        <w:pStyle w:val="Ttulo2"/>
+      </w:pPr>
+      <w:bookmarkStart w:id="155" w:name="_Toc239757688"/>
+      <w:r>
+        <w:t>5.2 Resultados del Flujo 2 — Chatbot (canal simulado formato WhatsApp y canal Telegram real)</w:t>
+      </w:r>
+      <w:bookmarkEnd w:id="155"/>
+    </w:p>
+    <w:p>
+      <w:pPr>
+        <w:pStyle w:val="Ttulo3"/>
+      </w:pPr>
+      <w:bookmarkStart w:id="156" w:name="_Toc239757689"/>
+      <w:r>
+        <w:t>5.2.1 Pruebas funcionales del chatbot</w:t>
+      </w:r>
+      <w:bookmarkEnd w:id="156"/>
+    </w:p>
+    <w:p>
+      <w:pPr>
+        <w:pStyle w:val="FirstParagraph"/>
+      </w:pPr>
+      <w:r>
+        <w:t>Se ejecutaron cinco pruebas funcionales sobre el Flujo 2, con el mismo criterio con que se ejecutaron las del Flujo 1: se verificó la respuesta entregada por el canal, el estado de la base de datos y los artefactos generados. Su diseño se detalla en la Tabla 4.10; aquí se reporta su ejecución. Las cinco resultaron aprobadas. C1, sobre una consulta de tipo frecuente, fue clasificada como FAQ y respondida por el canal de origen. C2, sobre estado de pedido, fue clasificada como ESTADO_PEDIDO y disparó la consulta a la tabla de órdenes, devolviendo el estado del pedido referido en el mensaje. C3, sobre un reclamo, fue clasificada como RECLAMO y generó el ticket correspondiente. C4, sobre un reclamo redactado en términos de urgencia, fue clasificada como RECLAMO, generó ticket y quedó registrada con la marca de urgencia en alto. C5, sobre una consulta abierta, fue clasificada como GENERAL y respondida por el modelo sin escalar. En los cinco casos la interacción quedó registrada con sus dos marcas temporales, de modo que el TMR de cada una es reconstruible.</w:t>
       </w:r>
     </w:p>
     <w:p>
@@ -24248,57 +24294,20 @@
         <w:pStyle w:val="Textoindependiente"/>
       </w:pPr>
       <w:r>
-        <w:t>El valor admite una validación cruzada que conviene explicitar, porque proviene de un instrumento independiente del cronómetro. Las marcas temporales que el operador fue escribiendo en la base durante la medición permiten calcular el intervalo entre notificaciones de órdenes consecutivas, que es la misma magnitud marginal medida por otra vía: ese cálculo arroja 51,28 s de media (desvío 5,22 s). La diferencia de 2,15 s respecto de los 49,13 s cronometrados corresponde a los intervalos muertos entre terminar una orden y comenzar la siguiente, que el cronómetro no contabiliza y el reloj de la base sí. Dos instrumentos independientes coinciden dentro del 4 %, lo que respalda la validez de la medición.</w:t>
-      </w:r>
-    </w:p>
-    <w:p>
-      <w:pPr>
-        <w:pStyle w:val="Textoindependiente"/>
-      </w:pPr>
-      <w:r>
-        <w:t>El registro en la base aporta además un resultado complementario sobre el encolamiento. Como las doce órdenes ingresaron en un mismo lote (Sección 3.5.5), el tiempo transcurrido entre la recepción del lote y la notificación de cada orden crece de forma monótona: 72,4 s para la primera atendida y 533,9 s —ocho minutos y catorce segundos— para la última, con una media de 313,37 s y un desvío de 154,57 s (Tabla I.2). Corresponde subrayar que esta cifra no es una propiedad del proceso manual sino del tamaño del lote elegido, y que por lo tanto no se la utiliza como término de comparación: un lote mayor la aumentaría sin que el operador trabajase más lento. Su valor es ilustrativo y apunta a la razón de fondo por la que la automatización importa en este dominio: el pipeline automatizado procesó 50 órdenes consecutivas sin que el tiempo de la última se degradara respecto de la primera, mientras que en el proceso manual la espera del último cliente creció un factor de siete frente a la del primero.</w:t>
-      </w:r>
-    </w:p>
-    <w:p>
-      <w:pPr>
-        <w:pStyle w:val="Textoindependiente"/>
-      </w:pPr>
-      <w:r>
-        <w:t xml:space="preserve">Corresponden dos advertencias sobre la interpretación de este valor. La primera surge de un control previsto en el protocolo: la correlación de Pearson entre el orden de ejecución y el tiempo empleado fue de r = −0,693, magnitud que indica que el efecto de aprendizaje siguió actuando dentro de la serie válida. En consecuencia, la media de 49,13 s subestima el tiempo que emplearía un operador no entrenado, y el baseline debe leerse como un piso y no como un valor central. La segunda es que la </w:t>
-      </w:r>
+        <w:t>Corresponde una precisión sobre el alcance de estas pruebas, para que no se las confunda con la evaluación del clasificador. Son pruebas funcionales de un caso por intención: verifican que el flujo se recorra completo y que cada rama se active, no que la clasificación sea correcta en general ni que el contenido de la respuesta sea adecuado. Lo primero se mide sobre el corpus de 150 mensajes en la Sección 5.2.3; lo segundo no se midió en este trabajo, según se declara en la Sección 3.2.</w:t>
+      </w:r>
+    </w:p>
+    <w:p>
+      <w:pPr>
+        <w:pStyle w:val="Ttulo3"/>
+      </w:pPr>
+      <w:bookmarkStart w:id="157" w:name="tiempos-de-respuesta-tmr"/>
+      <w:bookmarkStart w:id="158" w:name="_Toc239757690"/>
       <w:r>
         <w:lastRenderedPageBreak/>
-        <w:t>medición se realizó sobre un único operador, lo que impide estimar la variabilidad entre personas; se declara como limitación en la Sección 5.4.1.</w:t>
-      </w:r>
-    </w:p>
-    <w:p>
-      <w:pPr>
-        <w:pStyle w:val="Textoindependiente"/>
-      </w:pPr>
-      <w:r>
-        <w:t>Por último, este valor no incluye la latencia de detección, esto es, el tiempo que una orden permanece a la espera antes de que un operador advierta su llegada. Esa magnitud no es observable sin convertirla en un parámetro elegido por los autores, y por lo tanto no se suma al número medido. A título ilustrativo puede señalarse que, si un operador revisara la bandeja cada quince minutos, la espera media esperable sería de 7,5 minutos, valor que por sí solo excede en dos órdenes de magnitud al tiempo de procesamiento cronometrado. Se consigna como escenario declarado y no como medición.</w:t>
-      </w:r>
-    </w:p>
-    <w:p>
-      <w:pPr>
-        <w:pStyle w:val="Ttulo2"/>
-      </w:pPr>
-      <w:bookmarkStart w:id="155" w:name="_Toc238831966"/>
-      <w:r>
-        <w:t>5.2 Resultados del Flujo 2 — Chatbot (canal simulado formato WhatsApp y canal Telegram real)</w:t>
-      </w:r>
-      <w:bookmarkEnd w:id="155"/>
-    </w:p>
-    <w:p>
-      <w:pPr>
-        <w:pStyle w:val="Ttulo3"/>
-      </w:pPr>
-      <w:bookmarkStart w:id="156" w:name="tiempos-de-respuesta-tmr"/>
-      <w:bookmarkStart w:id="157" w:name="_Toc238831967"/>
-      <w:r>
-        <w:t>5.2.1 Tiempos de respuesta (TMR)</w:t>
-      </w:r>
-      <w:bookmarkEnd w:id="157"/>
+        <w:t>5.2.2 Tiempos de respuesta (TMR)</w:t>
+      </w:r>
+      <w:bookmarkEnd w:id="158"/>
     </w:p>
     <w:p>
       <w:pPr>
@@ -24940,15 +24949,7 @@
           <w:b/>
           <w:bCs/>
         </w:rPr>
-        <w:t xml:space="preserve">Tasa de no escalada: 73,3 % (110 de 150 mensajes). Si se excluyen los reclamos —que escalan a ticket por diseño del sistema y no por falla del clasificador—, la tasa asciende al 100 %: el chatbot respondió sin derivar a un operador humano la totalidad de los mensajes que no eran reclamos. Corresponde precisar qué mide este indicador y qué no mide. Mide que el flujo se completó sin escalar: el sistema clasificó el mensaje, generó una respuesta y la entregó por el canal de origen. No mide que esa respuesta fuera correcta. La corrección del contenido </w:t>
-      </w:r>
-      <w:r>
-        <w:rPr>
-          <w:b/>
-          <w:bCs/>
-        </w:rPr>
-        <w:lastRenderedPageBreak/>
-        <w:t>entregado al cliente no fue evaluada en este trabajo, y la omisión es material en las consultas de tipo FAQ: como se documenta en la Sección 4.4.3, el contexto de la base de conocimiento no llega al prompt, de modo que esas respuestas provienen del conocimiento general del modelo y no de las políticas efectivamente vigentes en el comercio. Llamar «tasa de resolución» a este indicador sobreestimaría lo medido; se lo denomina en consecuencia tasa de no escalada.</w:t>
+        <w:t>Tasa de no escalada: 73,3 % (110 de 150 mensajes). Si se excluyen los reclamos —que escalan a ticket por diseño del sistema y no por falla del clasificador—, la tasa asciende al 100 %: el chatbot respondió sin derivar a un operador humano la totalidad de los mensajes que no eran reclamos. Corresponde precisar qué mide este indicador y qué no mide. Mide que el flujo se completó sin escalar: el sistema clasificó el mensaje, generó una respuesta y la entregó por el canal de origen. No mide que esa respuesta fuera correcta. La corrección del contenido entregado al cliente no fue evaluada en este trabajo, y la omisión es material en las consultas de tipo FAQ: como se documenta en la Sección 4.4.3, el contexto de la base de conocimiento no llega al prompt, de modo que esas respuestas provienen del conocimiento general del modelo y no de las políticas efectivamente vigentes en el comercio. Llamar «tasa de resolución» a este indicador sobreestimaría lo medido; se lo denomina en consecuencia tasa de no escalada.</w:t>
       </w:r>
     </w:p>
     <w:p>
@@ -24971,7 +24972,14 @@
         <w:rPr>
           <w:b/>
         </w:rPr>
-        <w:t>Validación del segundo canal (Telegram): para verificar que la arquitectura multicanal es real y no solo declarada, el canal de Telegram se implementó de extremo a extremo —recepción por webhook, clasificación con GPT-4o-mini, consulta a la base de datos y respuesta por el mismo canal— y se validó sobre una muestra de 45 interacciones reales. A diferencia del canal simulado —que adopta el formato de la WhatsApp Cloud API en la recepción y entrega por SMTP a un capturador local, sin tocar la red de WhatsApp en ningún extremo—, Telegram opera contra la API real, por lo que su TMR incluye la latencia de red efectiva (ver Tabla 5.6).</w:t>
+        <w:t xml:space="preserve">Validación del segundo canal (Telegram): para verificar que la arquitectura multicanal es real y no solo declarada, el canal de Telegram se implementó de extremo a extremo —recepción por webhook, clasificación con GPT-4o-mini, </w:t>
+      </w:r>
+      <w:r>
+        <w:rPr>
+          <w:b/>
+        </w:rPr>
+        <w:lastRenderedPageBreak/>
+        <w:t>consulta a la base de datos y respuesta por el mismo canal— y se validó sobre una muestra de 45 interacciones reales. A diferencia del canal simulado —que adopta el formato de la WhatsApp Cloud API en la recepción y entrega por SMTP a un capturador local, sin tocar la red de WhatsApp en ningún extremo—, Telegram opera contra la API real, por lo que su TMR incluye la latencia de red efectiva (ver Tabla 5.6).</w:t>
       </w:r>
     </w:p>
     <w:p>
@@ -25347,24 +25355,20 @@
       <w:pPr>
         <w:pStyle w:val="Ttulo3"/>
       </w:pPr>
-      <w:bookmarkStart w:id="158" w:name="precisión-de-clasificación-de-intents"/>
-      <w:bookmarkStart w:id="159" w:name="_Toc238831968"/>
-      <w:bookmarkEnd w:id="156"/>
-      <w:r>
-        <w:t>5.2.2 Precisión de clasificación de intents</w:t>
-      </w:r>
-      <w:bookmarkEnd w:id="159"/>
+      <w:bookmarkStart w:id="159" w:name="precisión-de-clasificación-de-intents"/>
+      <w:bookmarkStart w:id="160" w:name="_Toc239757691"/>
+      <w:bookmarkEnd w:id="157"/>
+      <w:r>
+        <w:t>5.2.3 Precisión de clasificación de intents</w:t>
+      </w:r>
+      <w:bookmarkEnd w:id="160"/>
     </w:p>
     <w:p>
       <w:pPr>
         <w:pStyle w:val="FirstParagraph"/>
       </w:pPr>
       <w:r>
-        <w:t xml:space="preserve">Se evaluó la precisión de clasificación comparando el intent asignado por GPT-4o-mini contra el intent esperado para los 150 mensajes de prueba. El intent esperado </w:t>
-      </w:r>
-      <w:r>
-        <w:lastRenderedPageBreak/>
-        <w:t>se etiquetó de forma ciega respecto a la salida del modelo (ver Sección 3.5.3) (ver Tabla 5.7).</w:t>
+        <w:t>Se evaluó la precisión de clasificación comparando el intent asignado por GPT-4o-mini contra el intent esperado para los 150 mensajes de prueba. El intent esperado se etiquetó de forma ciega respecto a la salida del modelo (ver Sección 3.5.3) (ver Tabla 5.7).</w:t>
       </w:r>
     </w:p>
     <w:p>
@@ -25605,7 +25609,11 @@
               <w:pStyle w:val="Compact"/>
             </w:pPr>
             <w:r>
-              <w:t>ESTADO_PEDIDO</w:t>
+              <w:t>ESTA</w:t>
+            </w:r>
+            <w:r>
+              <w:lastRenderedPageBreak/>
+              <w:t>DO_PEDIDO</w:t>
             </w:r>
           </w:p>
         </w:tc>
@@ -25618,6 +25626,7 @@
               <w:pStyle w:val="Compact"/>
             </w:pPr>
             <w:r>
+              <w:lastRenderedPageBreak/>
               <w:t>35</w:t>
             </w:r>
           </w:p>
@@ -26594,15 +26603,7 @@
           <w:b/>
           <w:bCs/>
         </w:rPr>
-        <w:t xml:space="preserve">Accuracy global: 92,7% (139/150), lo que supera el umbral mínimo de 85% establecido en H2. Los 11 errores se concentraron en fronteras semánticas entre </w:t>
-      </w:r>
-      <w:r>
-        <w:rPr>
-          <w:b/>
-          <w:bCs/>
-        </w:rPr>
-        <w:lastRenderedPageBreak/>
-        <w:t>categorías —principalmente RECLAMO asignado a ESTADO_PEDIDO y FAQ/GENERAL entre sí—, coherente con mensajes cortos y ambiguos.</w:t>
+        <w:t>Accuracy global: 92,7% (139/150), lo que supera el umbral mínimo de 85% establecido en H2. Los 11 errores se concentraron en fronteras semánticas entre categorías —principalmente RECLAMO asignado a ESTADO_PEDIDO y FAQ/GENERAL entre sí—, coherente con mensajes cortos y ambiguos.</w:t>
       </w:r>
     </w:p>
     <w:p>
@@ -26625,6 +26626,7 @@
         <w:pStyle w:val="Textoindependiente"/>
       </w:pPr>
       <w:r>
+        <w:lastRenderedPageBreak/>
         <w:t>La categoría con mayor precisión fue FAQ (97,8 %), seguida de RECLAMO (95,0 %), ESTADO_PEDIDO (88,9 %) y GENERAL (86,2 %). El patrón se invierte al observar la exhaustividad: GENERAL alcanza el 100 % (25 de 25), es decir que el modelo no dejó sin identificar ningún mensaje que perteneciera realmente a esa categoría, pero incorporó a ella cuatro mensajes provenientes de otras clases. Esa asimetría —exhaustividad máxima junto con la precisión más baja del conjunto— es consistente con el carácter abierto de la categoría: al no estar acotada por patrones específicos, GENERAL opera de hecho como clase residual y absorbe los mensajes que el modelo no consigue asignar con confianza a las otras tres (ver Figura 9).</w:t>
       </w:r>
     </w:p>
@@ -26684,21 +26686,20 @@
         <w:pStyle w:val="Textoindependiente"/>
       </w:pPr>
       <w:r>
-        <w:t>Figura 9: Dashboard “Chatbot Multicanal” en Grafana, con el TMR promedio, la precisión de clasificación y la distribución de intenciones sobre el corpus evaluado.</w:t>
+        <w:t>Figura 9: Dashboard “Chatbot Multicanal” en Grafana, con el TMR promedio, la precisión de clasificación y la distribución de intenciones sobre el corpus evaluado. El panel de interacciones por día y canal se alimenta de la vista del corpus, que está acotada a la ventana temporal de esa corrida: por eso muestra únicamente las 150 interacciones del canal simulado y no las 45 de Telegram, que se ejecutaron fuera de esa ventana y se reportan en la Tabla 5.6. La serie de correo aparece en cero porque el canal está previsto en el esquema y no implementado.</w:t>
       </w:r>
     </w:p>
     <w:p>
       <w:pPr>
         <w:pStyle w:val="Ttulo2"/>
       </w:pPr>
-      <w:bookmarkStart w:id="160" w:name="contrastación-de-hipótesis"/>
-      <w:bookmarkStart w:id="161" w:name="_Toc238831969"/>
-      <w:bookmarkEnd w:id="158"/>
-      <w:r>
-        <w:lastRenderedPageBreak/>
+      <w:bookmarkStart w:id="161" w:name="contrastación-de-hipótesis"/>
+      <w:bookmarkStart w:id="162" w:name="_Toc239757692"/>
+      <w:bookmarkEnd w:id="159"/>
+      <w:r>
         <w:t>5.3 Contrastación de hipótesis</w:t>
       </w:r>
-      <w:bookmarkEnd w:id="161"/>
+      <w:bookmarkEnd w:id="162"/>
     </w:p>
     <w:p>
       <w:pPr>
@@ -26793,7 +26794,11 @@
               <w:pStyle w:val="Compact"/>
             </w:pPr>
             <w:r>
-              <w:t>H1: Pipeline sustancialmente más rápido que el proceso manual</w:t>
+              <w:t xml:space="preserve">H1: Pipeline sustancialmente más rápido que el proceso </w:t>
+            </w:r>
+            <w:r>
+              <w:lastRenderedPageBreak/>
+              <w:t>manual</w:t>
             </w:r>
           </w:p>
         </w:tc>
@@ -26806,7 +26811,12 @@
               <w:pStyle w:val="Compact"/>
             </w:pPr>
             <w:r>
-              <w:t>End-to-end menor que el baseline manual; &lt; 30 s como criterio operativo</w:t>
+              <w:lastRenderedPageBreak/>
+              <w:t xml:space="preserve">End-to-end menor que el baseline manual; &lt; 30 s </w:t>
+            </w:r>
+            <w:r>
+              <w:lastRenderedPageBreak/>
+              <w:t>como criterio operativo</w:t>
             </w:r>
           </w:p>
         </w:tc>
@@ -26819,7 +26829,12 @@
               <w:pStyle w:val="Compact"/>
             </w:pPr>
             <w:r>
-              <w:t>0,063 s frente a 49,13 s del baseline manual (factor ≈ 780×; IC 95 % por el teorema de Fieller: 686× a 875×). U de Mann-Whitney = 0 con separación completa de ambas series (p = 2,7 × 10⁻¹¹); t de Welch = 19,05, gl = 9,0, p = 1,4 × 10⁻⁸. Muy por debajo del criterio operativo de 30 s.</w:t>
+              <w:lastRenderedPageBreak/>
+              <w:t xml:space="preserve">0,063 s frente a 49,13 s del baseline manual (factor ≈ 780×; IC 95 % por el teorema de Fieller: 686× a 875×). U de </w:t>
+            </w:r>
+            <w:r>
+              <w:lastRenderedPageBreak/>
+              <w:t>Mann-Whitney = 0 con separación completa de ambas series (p = 2,7 × 10⁻¹¹); t de Welch = 19,05, gl = 9,0, p = 1,4 × 10⁻⁸. Muy por debajo del criterio operativo de 30 s.</w:t>
             </w:r>
           </w:p>
         </w:tc>
@@ -26836,6 +26851,7 @@
                 <w:b/>
                 <w:bCs/>
               </w:rPr>
+              <w:lastRenderedPageBreak/>
               <w:t>CONFIRMADA</w:t>
             </w:r>
           </w:p>
@@ -27017,8 +27033,14 @@
         <w:rPr>
           <w:lang w:val="es-AR"/>
         </w:rPr>
+        <w:t xml:space="preserve">Sobre la confirmación de H2b corresponde una precisión metodológica adicional. El umbral del 85% se fija como criterio del equipo sobre el desempeño global del clasificador, y el accuracy total del 92,7% (139/150) lo supera. Ninguna subcategoría queda por debajo del umbral: por exhaustividad (recall) las cuatro clases se ubican entre 90,5% y 100%, y por precisión entre 86,2% y 97,8%. Se reporta además el intervalo de confianza de Wilson al 95% del accuracy global, [87,3 %; 95,9 %], cuyo límite inferior supera el umbral. La asimetría entre precisión y exhaustividad de GENERAL es coherente con la naturaleza abierta de GENERAL, que actúa como categoría residual para mensajes que no encajan claramente en FAQ, ESTADO_PEDIDO ni RECLAMO, y donde la frontera con FAQ es semánticamente difusa (consultas como '¿tienen descuentos?' admiten ambas clasificaciones). Se considera que el promedio global es la métrica adecuada para contrastar H2b dado </w:t>
+      </w:r>
+      <w:r>
+        <w:rPr>
+          <w:lang w:val="es-AR"/>
+        </w:rPr>
         <w:lastRenderedPageBreak/>
-        <w:t>Sobre la confirmación de H2b corresponde una precisión metodológica adicional. El umbral del 85% se fija como criterio del equipo sobre el desempeño global del clasificador, y el accuracy total del 92,7% (139/150) lo supera. Ninguna subcategoría queda por debajo del umbral: por exhaustividad (recall) las cuatro clases se ubican entre 90,5% y 100%, y por precisión entre 86,2% y 97,8%. Se reporta además el intervalo de confianza de Wilson al 95% del accuracy global, [87,3 %; 95,9 %], cuyo límite inferior supera el umbral. La asimetría entre precisión y exhaustividad de GENERAL es coherente con la naturaleza abierta de GENERAL, que actúa como categoría residual para mensajes que no encajan claramente en FAQ, ESTADO_PEDIDO ni RECLAMO, y donde la frontera con FAQ es semánticamente difusa (consultas como '¿tienen descuentos?' admiten ambas clasificaciones). Se considera que el promedio global es la métrica adecuada para contrastar H2b dado que la hipótesis no fue formulada por subcategoría; no obstante, se reconoce esta asimetría como una limitación del clasificador que se aborda en §5.4.1 y se incorpora a las líneas futuras del Capítulo 7.</w:t>
+        <w:t>que la hipótesis no fue formulada por subcategoría; no obstante, se reconoce esta asimetría como una limitación del clasificador que se aborda en §5.4.1 y se incorpora a las líneas futuras del Capítulo 7.</w:t>
       </w:r>
     </w:p>
     <w:p>
@@ -27034,24 +27056,24 @@
       <w:pPr>
         <w:pStyle w:val="Ttulo2"/>
       </w:pPr>
-      <w:bookmarkStart w:id="162" w:name="análisis-comparativo-y-discusión"/>
-      <w:bookmarkStart w:id="163" w:name="_Toc238831970"/>
-      <w:bookmarkEnd w:id="160"/>
+      <w:bookmarkStart w:id="163" w:name="análisis-comparativo-y-discusión"/>
+      <w:bookmarkStart w:id="164" w:name="_Toc239757693"/>
+      <w:bookmarkEnd w:id="161"/>
       <w:r>
         <w:t>5.4 Análisis comparativo y discusión</w:t>
       </w:r>
-      <w:bookmarkEnd w:id="163"/>
+      <w:bookmarkEnd w:id="164"/>
     </w:p>
     <w:p>
       <w:pPr>
         <w:pStyle w:val="FirstParagraph"/>
       </w:pPr>
       <w:r>
-        <w:t xml:space="preserve">Los resultados confirman la premisa central del trabajo: la automatización reduce de manera sustancial los tiempos operativos del ciclo post-venta. La reducción del costo marginal de procesamiento de una orden es de un factor aproximado de 780 veces respecto del baseline manual medido en la Sección 5.1.4 (49,13 s → 0,063 s), con un intervalo de confianza al 95 % de 686× a 875×. Ese intervalo se obtiene por el teorema de Fieller, que es el procedimiento exacto para el cociente de dos medias y propaga la incertidumbre de ambos términos. Se consigna, por transparencia del cálculo, que la propagación simplificada —tratar el denominador automatizado </w:t>
+        <w:t xml:space="preserve">Los resultados confirman la premisa central del trabajo: la automatización reduce de manera sustancial los tiempos operativos del ciclo post-venta. La reducción del costo marginal de procesamiento de una orden es de un factor aproximado de 780 veces respecto del baseline manual medido en la Sección 5.1.4 (49,13 s → 0,063 s), con un intervalo de confianza al 95 % de 686× a 875×. Ese intervalo se obtiene por el teorema de Fieller, que es el procedimiento exacto para el cociente de dos medias y propaga la incertidumbre de ambos términos. Se consigna, por transparencia del cálculo, que la propagación simplificada —tratar el denominador automatizado como constante y arrastrar solo la incertidumbre del baseline— arroja 687× a 872×: la diferencia entre ambos procedimientos es inferior al 0,4 % porque el desvío del término automatizado (0,005 s sobre n = 50) es cuatro órdenes de magnitud menor que el del término manual. Corresponde precisar el alcance de esa comparación en tres puntos. Primero, ambos términos miden la misma magnitud: el tiempo que insume procesar una orden adicional. No se comparan contra el tiempo de espera observado en la cola manual (313,37 s de media), porque esa cifra depende del tamaño del lote y no del proceso, y utilizarla habría inflado el factor hasta cerca de 5.000×. Segundo, el factor debe leerse como una cota superior y no como el valor esperable en un despliegue productivo: el término automatizado proviene de un entorno de laboratorio en el que la notificación se entrega a un capturador SMTP alojado en el mismo host, sin tránsito de correo real ni latencia de servicios de </w:t>
       </w:r>
       <w:r>
         <w:lastRenderedPageBreak/>
-        <w:t>como constante y arrastrar solo la incertidumbre del baseline— arroja 687× a 872×: la diferencia entre ambos procedimientos es inferior al 0,4 % porque el desvío del término automatizado (0,005 s sobre n = 50) es cuatro órdenes de magnitud menor que el del término manual. Corresponde precisar el alcance de esa comparación en tres puntos. Primero, ambos términos miden la misma magnitud: el tiempo que insume procesar una orden adicional. No se comparan contra el tiempo de espera observado en la cola manual (313,37 s de media), porque esa cifra depende del tamaño del lote y no del proceso, y utilizarla habría inflado el factor hasta cerca de 5.000×. Segundo, el factor debe leerse como una cota superior y no como el valor esperable en un despliegue productivo: el término automatizado proviene de un entorno de laboratorio en el que la notificación se entrega a un capturador SMTP alojado en el mismo host, sin tránsito de correo real ni latencia de servicios de terceros, mientras que el término manual se midió sobre un operador que ya conocía el procedimiento y trabajaba con una plantilla fija, dos decisiones deliberadamente conservadoras que reducen el numerador. Tercero, el alcance instrumentado no es idéntico: los 0,063 s cubren el intervalo received_at → notified_at, es decir escrituras sobre la base local, mientras que el baseline manual cubre la tarea humana completa de lectura, verificación, actualización y redacción. En atención al cliente, el chatbot responde en 1,47 s en promedio sobre el corpus evaluado y en 3,07 s sobre el canal Telegram real, con disponibilidad continua.</w:t>
+        <w:t>terceros, mientras que el término manual se midió sobre un operador que ya conocía el procedimiento y trabajaba con una plantilla fija, dos decisiones deliberadamente conservadoras que reducen el numerador. Tercero, el alcance instrumentado no es idéntico: los 0,063 s cubren el intervalo received_at → notified_at, es decir escrituras sobre la base local, mientras que el baseline manual cubre la tarea humana completa de lectura, verificación, actualización y redacción. En atención al cliente, el chatbot responde en 1,47 s en promedio sobre el corpus evaluado y en 3,07 s sobre el canal Telegram real.</w:t>
       </w:r>
     </w:p>
     <w:p>
@@ -27066,12 +27088,12 @@
       <w:pPr>
         <w:pStyle w:val="Ttulo3"/>
       </w:pPr>
-      <w:bookmarkStart w:id="164" w:name="limitaciones-observadas"/>
-      <w:bookmarkStart w:id="165" w:name="_Toc238831971"/>
+      <w:bookmarkStart w:id="165" w:name="limitaciones-observadas"/>
+      <w:bookmarkStart w:id="166" w:name="_Toc239757694"/>
       <w:r>
         <w:t>5.4.1 Limitaciones observadas</w:t>
       </w:r>
-      <w:bookmarkEnd w:id="165"/>
+      <w:bookmarkEnd w:id="166"/>
     </w:p>
     <w:p>
       <w:pPr>
@@ -27105,11 +27127,7 @@
         <w:t>prompt injection</w:t>
       </w:r>
       <w:r>
-        <w:t xml:space="preserve"> — un usuario malicioso podría formular un mensaje diseñado para alterar las instrucciones del sistema y obtener respuestas no autorizadas (Perez &amp; Ribeiro, 2022). Estas limitaciones justifican la supervisión humana periódica del chatbot en entornos de producción y la implementación de </w:t>
-      </w:r>
-      <w:r>
-        <w:lastRenderedPageBreak/>
-        <w:t>filtros de validación sobre las respuestas generadas. El Flujo 1 opera de forma independiente y no se ve afectado por estas limitaciones.</w:t>
+        <w:t xml:space="preserve"> — un usuario malicioso podría formular un mensaje diseñado para alterar las instrucciones del sistema y obtener respuestas no autorizadas (Perez &amp; Ribeiro, 2022). Estas limitaciones justifican la supervisión humana periódica del chatbot en entornos de producción y la implementación de filtros de validación sobre las respuestas generadas. El Flujo 1 opera de forma independiente y no se ve afectado por estas limitaciones.</w:t>
       </w:r>
     </w:p>
     <w:p>
@@ -27124,7 +27142,11 @@
         <w:t>(a-bis) Desempeño por subcategoría: el accuracy global del 92,7% se distribuye de forma razonablemente homogénea. Por exhaustividad (recall): GENERAL 100% (25/25), FAQ 91,7%, ESTADO_PEDIDO 91,4% y RECLAMO 90,5%. Por precisión: FAQ 97,8%, RECLAMO 95,0%, ESTADO_PEDIDO 88,9% y GENERAL 86,2%. Todas las clases superan el umbral del 85% en ambas métricas.</w:t>
       </w:r>
       <w:r>
-        <w:t xml:space="preserve"> Este patrón sugiere que la categoría GENERAL — definida operacionalmente como categoría residual — concentra los casos de frontera semántica con FAQ. Una mitigación posible para trabajos futuros consiste en redefinir GENERAL mediante subcategorías más específicas (saludo, despedida, consulta abierta no clasificable) o en incorporar al prompt ejemplos etiquetados de esta clase (few-shot), que hoy no tiene ninguno, sin requerir fine-tuning del modelo</w:t>
+        <w:t xml:space="preserve"> Este patrón sugiere que la categoría GENERAL — definida operacionalmente como categoría residual — concentra los casos de frontera semántica con FAQ. Una mitigación posible para trabajos futuros consiste en redefinir GENERAL mediante subcategorías más específicas (saludo, despedida, consulta abierta no clasificable) o en incorporar al </w:t>
+      </w:r>
+      <w:r>
+        <w:lastRenderedPageBreak/>
+        <w:t>prompt ejemplos etiquetados de esta clase (few-shot), que hoy no tiene ninguno, sin requerir fine-tuning del modelo</w:t>
       </w:r>
       <w:r>
         <w:t>.</w:t>
@@ -27165,6 +27187,14 @@
         <w:pStyle w:val="Textoindependiente"/>
       </w:pPr>
       <w:r>
+        <w:t>(c-bis) Ventana temporal de la corrida del chatbot: las 150 llamadas del corpus se ejecutaron dentro de un intervalo de sesenta minutos de un mismo día, según acota la propia vista que aísla la población (Anexo A). La decisión es coherente con la mitigación declarada en la Sección 3.6.4 —acotar la ventana reduce la variabilidad del servicio externo dentro de la medición— pero tiene un costo que corresponde consignar: el desvío de ±0,25 s que acompaña al tiempo medio de respuesta describe la dispersión dentro de esa hora y no la variabilidad del proveedor de inferencia entre días y franjas horarias, que es justamente la fuente de incertidumbre que la amenaza a la validez identifica. El valor reportado debe leerse en consecuencia como el desempeño en una ventana favorable y no como el esperable a lo largo del día.</w:t>
+      </w:r>
+    </w:p>
+    <w:p>
+      <w:pPr>
+        <w:pStyle w:val="Textoindependiente"/>
+      </w:pPr>
+      <w:r>
         <w:rPr>
           <w:b/>
           <w:bCs/>
@@ -27177,27 +27207,27 @@
         <w:pStyle w:val="Ttulo1"/>
         <w:pageBreakBefore/>
       </w:pPr>
-      <w:bookmarkStart w:id="166" w:name="capítulo-6-conclusiones"/>
-      <w:bookmarkStart w:id="167" w:name="_Toc238831972"/>
+      <w:bookmarkStart w:id="167" w:name="capítulo-6-conclusiones"/>
+      <w:bookmarkStart w:id="168" w:name="_Toc239757695"/>
       <w:bookmarkEnd w:id="104"/>
-      <w:bookmarkEnd w:id="162"/>
-      <w:bookmarkEnd w:id="164"/>
+      <w:bookmarkEnd w:id="163"/>
+      <w:bookmarkEnd w:id="165"/>
       <w:r>
         <w:lastRenderedPageBreak/>
         <w:t>CAPÍTULO 6: CONCLUSIONES</w:t>
       </w:r>
-      <w:bookmarkEnd w:id="167"/>
+      <w:bookmarkEnd w:id="168"/>
     </w:p>
     <w:p>
       <w:pPr>
         <w:pStyle w:val="Ttulo2"/>
       </w:pPr>
-      <w:bookmarkStart w:id="168" w:name="respuesta-a-la-pregunta-de-investigación"/>
-      <w:bookmarkStart w:id="169" w:name="_Toc238831973"/>
+      <w:bookmarkStart w:id="169" w:name="respuesta-a-la-pregunta-de-investigación"/>
+      <w:bookmarkStart w:id="170" w:name="_Toc239757696"/>
       <w:r>
         <w:t>6.1 Respuesta a la pregunta de investigación</w:t>
       </w:r>
-      <w:bookmarkEnd w:id="169"/>
+      <w:bookmarkEnd w:id="170"/>
     </w:p>
     <w:p>
       <w:pPr>
@@ -27219,20 +27249,20 @@
         <w:pStyle w:val="Textoindependiente"/>
       </w:pPr>
       <w:r>
-        <w:t>Los resultados demuestran que la automatización reduce los tiempos de forma sustancial: el costo marginal de procesar una orden en el pipeline (0,063 s end-to-end; n = 50) es aproximadamente 780 veces menor que el del procesamiento manual, cronometrado en 49,13 s por orden sobre diez órdenes (Sección 3.5.5) y validado de forma independiente contra las marcas temporales de la base, que arrojan 51,28 s para la misma magnitud. La Sección 5.4 acota explícitamente ese factor como cota superior. El TMR del chatbot es de 1,47 s en promedio sobre el corpus evaluado, con disponibilidad continua. Las tres hipótesis de trabajo (H1, H2a y H2b) fueron confirmadas por los datos experimentales (ver Sección 5.3).</w:t>
+        <w:t>Los resultados demuestran que la automatización reduce los tiempos de forma sustancial: el costo marginal de procesar una orden en el pipeline (0,063 s end-to-end; n = 50) es aproximadamente 780 veces menor que el del procesamiento manual, cronometrado en 49,13 s por orden sobre diez órdenes (Sección 3.5.5) y validado de forma independiente contra las marcas temporales de la base, que arrojan 51,28 s para la misma magnitud. La Sección 5.4 acota explícitamente ese factor como cota superior. El TMR del chatbot es de 1,47 s en promedio sobre el corpus evaluado. La disponibilidad ininterrumpida es una propiedad esperable de la arquitectura —el sistema no depende de un operador humano para responder— pero no fue medida: no se ejecutó ensayo de disponibilidad ni se observó el servicio durante una ventana prolongada, de modo que no se la reporta como resultado. Las tres hipótesis de trabajo (H1, H2a y H2b) fueron confirmadas por los datos experimentales (ver Sección 5.3).</w:t>
       </w:r>
     </w:p>
     <w:p>
       <w:pPr>
         <w:pStyle w:val="Ttulo2"/>
       </w:pPr>
-      <w:bookmarkStart w:id="170" w:name="cumplimiento-de-objetivos-específicos"/>
-      <w:bookmarkStart w:id="171" w:name="_Toc238831974"/>
-      <w:bookmarkEnd w:id="168"/>
+      <w:bookmarkStart w:id="171" w:name="cumplimiento-de-objetivos-específicos"/>
+      <w:bookmarkStart w:id="172" w:name="_Toc239757697"/>
+      <w:bookmarkEnd w:id="169"/>
       <w:r>
         <w:t>6.2 Cumplimiento de objetivos específicos</w:t>
       </w:r>
-      <w:bookmarkEnd w:id="171"/>
+      <w:bookmarkEnd w:id="172"/>
     </w:p>
     <w:p>
       <w:pPr>
@@ -27353,11 +27383,11 @@
               <w:pStyle w:val="Compact"/>
             </w:pPr>
             <w:r>
-              <w:t xml:space="preserve">MTTD: 0,009 s / MTTR: 0,054 s / Total: 0,063 s (n = 50, corrida E1.a). 50/50 órdenes procesadas sin errores. Bajo concurrencia (E1.b, 120 órdenes) el pipeline sostuvo la atomicidad del descuento de stock sin sobreventa, pero perdió capacidad de proceso: 49 de 120 órdenes (40,8 %) quedaron sin marca de processed_at y las métricas se degradaron por un factor aproximado de diez </w:t>
+              <w:t xml:space="preserve">MTTD: 0,009 s / MTTR: 0,054 s / Total: 0,063 s (n = 50, corrida E1.a). 50/50 órdenes procesadas sin errores. Bajo concurrencia (E1.b, 120 órdenes) el pipeline sostuvo la atomicidad del descuento de stock sin sobreventa, pero perdió capacidad de proceso: 49 de 120 órdenes (40,8 %) quedaron sin marca de </w:t>
             </w:r>
             <w:r>
               <w:lastRenderedPageBreak/>
-              <w:t>(Sección 5.1.3). El objetivo se da por cumplido en régimen secuencial; en régimen concurrente el comportamiento es seguro pero no elástico.</w:t>
+              <w:t>processed_at y las métricas se degradaron: el tiempo de detección por un factor de diez (0,009 s → 0,092 s) y el extremo a extremo por un factor de tres (0,063 s → 0,192 s), según la Sección 5.1.3. El objetivo se da por cumplido en régimen secuencial; en régimen concurrente el comportamiento es seguro pero no elástico.</w:t>
             </w:r>
           </w:p>
         </w:tc>
@@ -27474,7 +27504,11 @@
               <w:pStyle w:val="Compact"/>
             </w:pPr>
             <w:r>
-              <w:t>7 tablas (products, orders, order_items, interactions, tickets, faq_responses y stock_alerts), 6 vistas de métricas y 12 índices de rendimiento sobre las columnas de filtrado y de unión. El objetivo se formuló en términos cualitativos —las tablas, vistas e índices necesarios para instrumentar el ciclo— y el esquema desplegado los provee: MTTD, MTTR y TMR se calculan íntegramente desde las vistas, sin cómputo externo.</w:t>
+              <w:t xml:space="preserve">7 tablas (products, orders, order_items, interactions, tickets, faq_responses y stock_alerts), 6 vistas de métricas y 12 índices de rendimiento sobre las columnas de filtrado y de unión. El objetivo se formuló en términos cualitativos —las tablas, vistas e índices necesarios para instrumentar el ciclo— y el esquema desplegado los provee: MTTD, MTTR y TMR se calculan </w:t>
+            </w:r>
+            <w:r>
+              <w:lastRenderedPageBreak/>
+              <w:t>íntegramente desde las vistas, sin cómputo externo. Se consigna que order_items está en el esquema pero ningún nodo del pipeline la escribe: el sistema implementado carga órdenes mono-producto (Sección 4.2.1).</w:t>
             </w:r>
           </w:p>
         </w:tc>
@@ -27487,6 +27521,7 @@
               <w:pStyle w:val="Compact"/>
             </w:pPr>
             <w:r>
+              <w:lastRenderedPageBreak/>
               <w:t>CUMPLIDO</w:t>
             </w:r>
           </w:p>
@@ -27528,11 +27563,7 @@
               <w:pStyle w:val="Compact"/>
             </w:pPr>
             <w:r>
-              <w:t xml:space="preserve">13 paneles distribuidos en dos tableros: 6 para el pipeline de órdenes y 7 para el chatbot, con conexión directa a las </w:t>
-            </w:r>
-            <w:r>
-              <w:lastRenderedPageBreak/>
-              <w:t>vistas de PostgreSQL.</w:t>
+              <w:t>13 paneles distribuidos en dos tableros: 6 para el pipeline de órdenes y 7 para el chatbot, con conexión directa a las vistas de PostgreSQL.</w:t>
             </w:r>
           </w:p>
         </w:tc>
@@ -27549,7 +27580,6 @@
                 <w:b/>
                 <w:bCs/>
               </w:rPr>
-              <w:lastRenderedPageBreak/>
               <w:t>CUMPLIDO</w:t>
             </w:r>
           </w:p>
@@ -27591,7 +27621,7 @@
               <w:pStyle w:val="Compact"/>
             </w:pPr>
             <w:r>
-              <w:t>10 pruebas funcionales (5 por flujo), 1 corrida de carga secuencial de 50 órdenes y 1 prueba de concurrencia de 6 rondas × 20 solicitudes simultáneas, todas documentadas.</w:t>
+              <w:t>10 pruebas funcionales (5 por flujo), con su diseño en las Tablas 4.9 y 4.10 y sus resultados en las Secciones 5.1.1 y 5.2.1; 1 corrida de carga secuencial de 50 órdenes y 1 prueba de concurrencia de 6 rondas × 20 solicitudes simultáneas, con datos crudos y manifiesto de ejecución versionados.</w:t>
             </w:r>
           </w:p>
         </w:tc>
@@ -27626,13 +27656,14 @@
       <w:pPr>
         <w:pStyle w:val="Ttulo2"/>
       </w:pPr>
-      <w:bookmarkStart w:id="172" w:name="conclusiones-sustantivas"/>
-      <w:bookmarkStart w:id="173" w:name="_Toc238831975"/>
-      <w:bookmarkEnd w:id="170"/>
-      <w:r>
+      <w:bookmarkStart w:id="173" w:name="conclusiones-sustantivas"/>
+      <w:bookmarkStart w:id="174" w:name="_Toc239757698"/>
+      <w:bookmarkEnd w:id="171"/>
+      <w:r>
+        <w:lastRenderedPageBreak/>
         <w:t>6.3 Conclusiones sustantivas</w:t>
       </w:r>
-      <w:bookmarkEnd w:id="173"/>
+      <w:bookmarkEnd w:id="174"/>
     </w:p>
     <w:p>
       <w:pPr>
@@ -27680,7 +27711,6 @@
           <w:b/>
           <w:bCs/>
         </w:rPr>
-        <w:lastRenderedPageBreak/>
         <w:t>Sobre la arquitectura Docker Compose: la infraestructura basada en cuatro contenedores está diseñada para ser reproducible. El entorno se levanta con un único comando (docker compose up -d), las imágenes están fijadas por versión explícita, los datos persisten entre reinicios mediante volúmenes nombrados, y el esquema, los flujos y los scripts de medición están versionados en el repositorio. Corresponde aclarar, no obstante, que no se realizó un ensayo de reproducción con un evaluador externo: el tiempo efectivo de puesta en marcha por un tercero no fue medido y por lo tanto no se afirma.</w:t>
       </w:r>
     </w:p>
@@ -27704,31 +27734,31 @@
         <w:pStyle w:val="Textoindependiente"/>
       </w:pPr>
       <w:r>
-        <w:t>Sobre el retorno al marco teórico: las tres nociones que el Capítulo 2 puso a trabajar admiten una lectura a la luz de lo medido. La primera es la escala de madurez de proceso de van der Aalst (2016), donde la automatización es un nivel intermedio entre la documentación y la gobernanza: el sistema construido alcanza el nivel de automatización —el ciclo se ejecuta sin intervención humana y queda instrumentado— pero no el de gobernanza, porque no incorpora control de admisión, política de reintentos ni gestión del caso de excepción, y la prueba de concurrencia lo mostró con precisión: 40,8 % de las órdenes quedaron sin procesar sin que ningún mecanismo lo advirtiera. La segunda es la dimensión de capacidad de respuesta (responsiveness) del modelo SERVQUAL (Zeithaml et al., 1990), que el TMR operacionaliza: los 1,47 s del canal simulado y los 3,07 s de Telegram saturan esa dimensión, pero SERVQUAL mide cinco y este trabajo instrumentó una sola. La fiabilidad y la empatía —que dependen de que la respuesta sea correcta y pertinente, no de que sea rápida— quedaron fuera de la medición, y es exactamente allí donde se ubica el riesgo declarado en la Sección 5.2.1 sobre el contenido de las respuestas de tipo FAQ. La tercera es la transferibilidad de MTTD y MTTR discutida en la Sección 2.1.3: la transferencia se sostuvo a nivel estructural, como se anticipó, pero la medición confirmó también su límite semántico. Un MTTD de 0,009 segundos no informa sobre detección de nada, porque no hay falla que detectar en un flujo nominal; informa sobre la distancia entre dos escrituras. Métricas propias del dominio comercial —order cycle time, order fulfillment lead time— describirían el mismo intervalo sin arrastrar una promesa que el fenómeno no tiene.</w:t>
+        <w:t xml:space="preserve">Sobre el retorno al marco teórico: las tres nociones que el Capítulo 2 puso a trabajar admiten una lectura a la luz de lo medido. La primera es la escala de madurez de proceso de van der Aalst (2016), donde la automatización es un nivel intermedio entre la documentación y la gobernanza: el sistema construido alcanza el nivel de automatización —el ciclo se ejecuta sin intervención humana y queda instrumentado— pero no el de gobernanza, porque no incorpora control de admisión, política de reintentos ni gestión del caso de excepción, y la prueba de concurrencia lo mostró con precisión: 40,8 % de las órdenes quedaron sin procesar sin que ningún mecanismo lo advirtiera. La segunda es la dimensión de capacidad de respuesta </w:t>
+      </w:r>
+      <w:r>
+        <w:lastRenderedPageBreak/>
+        <w:t>(responsiveness) del modelo SERVQUAL (Zeithaml et al., 1990), que el TMR operacionaliza: los 1,47 s del canal simulado y los 3,07 s de Telegram saturan esa dimensión, pero SERVQUAL mide cinco y este trabajo instrumentó una sola. La fiabilidad y la empatía —que dependen de que la respuesta sea correcta y pertinente, no de que sea rápida— quedaron fuera de la medición, y es exactamente allí donde se ubica el riesgo declarado en la Sección 5.2.2 sobre el contenido de las respuestas de tipo FAQ. La tercera es la transferibilidad de MTTD y MTTR discutida en la Sección 2.1.3: la transferencia se sostuvo a nivel estructural, como se anticipó, pero la medición confirmó también su límite semántico. Un MTTD de 0,009 segundos no informa sobre detección de nada, porque no hay falla que detectar en un flujo nominal; informa sobre la distancia entre dos escrituras. Métricas propias del dominio comercial —order cycle time, order fulfillment lead time— describirían el mismo intervalo sin arrastrar una promesa que el fenómeno no tiene.</w:t>
       </w:r>
     </w:p>
     <w:p>
       <w:pPr>
         <w:pStyle w:val="Ttulo2"/>
       </w:pPr>
-      <w:bookmarkStart w:id="174" w:name="limitaciones-del-estudio"/>
-      <w:bookmarkStart w:id="175" w:name="_Toc238831976"/>
-      <w:bookmarkEnd w:id="172"/>
+      <w:bookmarkStart w:id="175" w:name="limitaciones-del-estudio"/>
+      <w:bookmarkStart w:id="176" w:name="_Toc239757699"/>
+      <w:bookmarkEnd w:id="173"/>
       <w:r>
         <w:t>6.4 Limitaciones del estudio</w:t>
       </w:r>
-      <w:bookmarkEnd w:id="175"/>
+      <w:bookmarkEnd w:id="176"/>
     </w:p>
     <w:p>
       <w:pPr>
         <w:pStyle w:val="FirstParagraph"/>
       </w:pPr>
       <w:r>
-        <w:t xml:space="preserve">Las limitaciones del trabajo se documentan en detalle en la Sección 5.4.1 y en el análisis de amenazas a la validez del Capítulo 3. Se enuncian aquí, para que el lector que llega a las conclusiones las encuentre y no deba reconstruirlas: (i) el entorno es de laboratorio local y los datos son simulados, de modo que el término automatizado de toda comparación proviene de condiciones más favorables que las de un </w:t>
-      </w:r>
-      <w:r>
-        <w:lastRenderedPageBreak/>
-        <w:t>despliegue productivo; (ii) el baseline manual se midió sobre un único operador que ya conocía el procedimiento, lo que acota su representatividad aun cuando la decisión reduzca el factor reportado; (iii) el contraste entre ambas series se ejecutó sobre poblaciones que miden costo marginal de procesamiento y no latencia percibida, asimetría de constructo que la significación estadística no resuelve; (iv) el corpus de evaluación del clasificador es de 150 mensajes sobre cuatro categorías, construido por el propio equipo, y su distribución responde a un supuesto de diseño y no a tráfico observado; (v) no se evaluó la corrección del contenido de las respuestas entregadas al cliente, omisión que resulta material en las consultas de tipo FAQ porque el contexto de la base de conocimiento no llega al prompt; (vi) bajo concurrencia el sistema pierde el 40,8 % de las órdenes sin perder integridad, de modo que las cifras de desempeño valen para régimen secuencial; y (vii) el Flujo 2 depende de un proveedor externo de inferencia, lo que introduce a la vez un punto único de falla y la transferencia internacional de datos analizada en la Sección 2.6. Estas limitaciones no invalidan las conclusiones dentro del alcance declarado (prototipo funcional en entorno controlado), pero deben tenerse en cuenta al extrapolar los resultados a entornos de producción reales.</w:t>
+        <w:t>Las limitaciones del trabajo se documentan en detalle en la Sección 5.4.1 y en el análisis de amenazas a la validez del Capítulo 3. Se enuncian aquí, para que el lector que llega a las conclusiones las encuentre y no deba reconstruirlas: (i) el entorno es de laboratorio local y los datos son simulados, de modo que el término automatizado de toda comparación proviene de condiciones más favorables que las de un despliegue productivo; (ii) el baseline manual se midió sobre un único operador que ya conocía el procedimiento, lo que acota su representatividad aun cuando la decisión reduzca el factor reportado; (iii) el contraste entre ambas series se ejecutó sobre poblaciones que miden costo marginal de procesamiento y no latencia percibida, asimetría de constructo que la significación estadística no resuelve; (iv) el corpus de evaluación del clasificador es de 150 mensajes sobre cuatro categorías, construido por el propio equipo, y su distribución responde a un supuesto de diseño y no a tráfico observado; (v) no se evaluó la corrección del contenido de las respuestas entregadas al cliente, omisión que resulta material en las consultas de tipo FAQ porque el contexto de la base de conocimiento no llega al prompt; (vi) bajo concurrencia el sistema pierde el 40,8 % de las órdenes sin perder integridad, de modo que las cifras de desempeño valen para régimen secuencial; y (vii) el Flujo 2 depende de un proveedor externo de inferencia, lo que introduce a la vez un punto único de falla y la transferencia internacional de datos analizada en la Sección 2.6. Estas limitaciones no invalidan las conclusiones dentro del alcance declarado (prototipo funcional en entorno controlado), pero deben tenerse en cuenta al extrapolar los resultados a entornos de producción reales.</w:t>
       </w:r>
     </w:p>
     <w:p>
@@ -27743,26 +27773,26 @@
         <w:pStyle w:val="Ttulo1"/>
         <w:pageBreakBefore/>
       </w:pPr>
-      <w:bookmarkStart w:id="176" w:name="capítulo-7-recomendaciones"/>
-      <w:bookmarkStart w:id="177" w:name="_Toc238831977"/>
-      <w:bookmarkEnd w:id="166"/>
-      <w:bookmarkEnd w:id="174"/>
+      <w:bookmarkStart w:id="177" w:name="capítulo-7-recomendaciones"/>
+      <w:bookmarkStart w:id="178" w:name="_Toc239757700"/>
+      <w:bookmarkEnd w:id="167"/>
+      <w:bookmarkEnd w:id="175"/>
       <w:r>
         <w:lastRenderedPageBreak/>
         <w:t>CAPÍTULO 7: RECOMENDACIONES</w:t>
       </w:r>
-      <w:bookmarkEnd w:id="177"/>
+      <w:bookmarkEnd w:id="178"/>
     </w:p>
     <w:p>
       <w:pPr>
         <w:pStyle w:val="Ttulo2"/>
       </w:pPr>
-      <w:bookmarkStart w:id="178" w:name="recomendaciones-para-producción"/>
-      <w:bookmarkStart w:id="179" w:name="_Toc238831978"/>
+      <w:bookmarkStart w:id="179" w:name="recomendaciones-para-producción"/>
+      <w:bookmarkStart w:id="180" w:name="_Toc239757701"/>
       <w:r>
         <w:t>7.1 Recomendaciones para producción</w:t>
       </w:r>
-      <w:bookmarkEnd w:id="179"/>
+      <w:bookmarkEnd w:id="180"/>
     </w:p>
     <w:p>
       <w:pPr>
@@ -28061,16 +28091,40 @@
     </w:p>
     <w:p>
       <w:pPr>
+        <w:pStyle w:val="Compact"/>
+        <w:numPr>
+          <w:ilvl w:val="0"/>
+          <w:numId w:val="15"/>
+        </w:numPr>
+      </w:pPr>
+      <w:r>
+        <w:lastRenderedPageBreak/>
+        <w:t>Homogeneizar el filtro de procedencia en las vistas de métricas: cuatro de las seis vistas agregan sobre la totalidad de la tabla de órdenes o de interacciones, sin restringir por data_source (Anexo A). Dos paneles del tablero del Flujo 1 consumen esas vistas y por lo tanto muestran también los datos de carga inicial (Sección 4.5). Incorporar la restricción a la definición de las vistas —y no a la consulta de cada panel— evita que la propiedad dependa de quién construya el tablero, y hace que la separación entre lo medido y lo precargado sea una garantía del esquema y no una convención de uso.</w:t>
+      </w:r>
+    </w:p>
+    <w:p>
+      <w:pPr>
+        <w:pStyle w:val="Compact"/>
+        <w:numPr>
+          <w:ilvl w:val="0"/>
+          <w:numId w:val="15"/>
+        </w:numPr>
+      </w:pPr>
+      <w:r>
+        <w:t>Aislar el componente de red del tiempo de respuesta: enviar un mismo subconjunto de mensajes por el canal simulado y por Telegram, de modo que las dos series sean apareadas y la diferencia entre ambas sea atribuible al trayecto de entrega y no a la composición de la muestra (Sección 4.6).</w:t>
+      </w:r>
+    </w:p>
+    <w:p>
+      <w:pPr>
         <w:pStyle w:val="Ttulo2"/>
       </w:pPr>
-      <w:bookmarkStart w:id="180" w:name="líneas-futuras"/>
-      <w:bookmarkStart w:id="181" w:name="_Toc238831979"/>
-      <w:bookmarkEnd w:id="178"/>
-      <w:r>
-        <w:lastRenderedPageBreak/>
+      <w:bookmarkStart w:id="181" w:name="líneas-futuras"/>
+      <w:bookmarkStart w:id="182" w:name="_Toc239757702"/>
+      <w:bookmarkEnd w:id="179"/>
+      <w:r>
         <w:t>7.2 Líneas futuras</w:t>
       </w:r>
-      <w:bookmarkEnd w:id="181"/>
+      <w:bookmarkEnd w:id="182"/>
     </w:p>
     <w:p>
       <w:pPr>
@@ -28165,7 +28219,11 @@
         </w:numPr>
       </w:pPr>
       <w:r>
-        <w:t>Incorporación de ejemplos etiquetados al prompt y cableado del contexto de FAQ que el flujo ya construye, para cuantificar la mejora sobre el desempeño zero-shot medido en este trabajo. Ese cableado debe medirse junto con lo que hoy falta: una evaluación de la corrección del contenido de las respuestas, que este trabajo no ejecutó (Sección 3.2). El procedimiento que se propone es el siguiente: extraer de la tabla interactions las respuestas efectivamente entregadas, restringir la muestra a los mensajes clasificados como FAQ, y hacerlas juzgar por dos evaluadores independientes contra las veintitrés entradas de la base de conocimiento transcriptas en el Anexo D, sobre una rúbrica de tres niveles —respuesta consistente con la política de la tienda, respuesta genérica pero no contradictoria, y respuesta que contradice la política vigente—, reportando el acuerdo entre ambos evaluadores con el mismo coeficiente κ que se empleó para el conjunto de etiquetas de referencia. La comparación de esa medición antes y después del cableado del contexto es la que permitiría atribuirle una mejora, y no la mera inspección del prompt.</w:t>
+        <w:t xml:space="preserve">Incorporación de ejemplos etiquetados al prompt y cableado del contexto de FAQ que el flujo ya construye, para cuantificar la mejora sobre el desempeño zero-shot medido en este trabajo. Ese cableado debe medirse junto con lo que hoy falta: una evaluación de la corrección del contenido de las respuestas, </w:t>
+      </w:r>
+      <w:r>
+        <w:lastRenderedPageBreak/>
+        <w:t>que este trabajo no ejecutó (Sección 3.2). El procedimiento que se propone es el siguiente: extraer de la tabla interactions las respuestas efectivamente entregadas, restringir la muestra a los mensajes clasificados como FAQ, y hacerlas juzgar por dos evaluadores independientes contra las veintitrés entradas de la base de conocimiento transcriptas en el Anexo D, sobre una rúbrica de tres niveles —respuesta consistente con la política de la tienda, respuesta genérica pero no contradictoria, y respuesta que contradice la política vigente—, reportando el acuerdo entre ambos evaluadores con el mismo coeficiente κ que se empleó para el conjunto de etiquetas de referencia. La comparación de esa medición antes y después del cableado del contexto es la que permitiría atribuirle una mejora, y no la mera inspección del prompt.</w:t>
       </w:r>
     </w:p>
     <w:p>
@@ -28180,15 +28238,15 @@
         <w:pStyle w:val="Ttulo1"/>
         <w:pageBreakBefore/>
       </w:pPr>
-      <w:bookmarkStart w:id="182" w:name="capítulo-8-referencias-bibliográficas"/>
-      <w:bookmarkStart w:id="183" w:name="_Toc238831980"/>
-      <w:bookmarkEnd w:id="176"/>
-      <w:bookmarkEnd w:id="180"/>
+      <w:bookmarkStart w:id="183" w:name="capítulo-8-referencias-bibliográficas"/>
+      <w:bookmarkStart w:id="184" w:name="_Toc239757703"/>
+      <w:bookmarkEnd w:id="177"/>
+      <w:bookmarkEnd w:id="181"/>
       <w:r>
         <w:lastRenderedPageBreak/>
         <w:t>CAPÍTULO 8: REFERENCIAS BIBLIOGRÁFICAS</w:t>
       </w:r>
-      <w:bookmarkEnd w:id="183"/>
+      <w:bookmarkEnd w:id="184"/>
     </w:p>
     <w:p>
       <w:pPr>
@@ -28196,7 +28254,16 @@
         <w:ind w:left="720" w:hanging="720"/>
       </w:pPr>
       <w:r>
-        <w:t>Aguirre Mayorga, H. S. (2022). Aproximación metodológica para la innovación y transformación digital de los procesos de negocio. Un caso de estudio. Cuadernos de Administración, 35, 1–22. https://doi.org/10.11144/Javeriana.cao35.amitd</w:t>
+        <w:t xml:space="preserve">Aguirre Mayorga, H. S. (2022). Aproximación metodológica para la innovación y transformación digital de los procesos de negocio. Un caso de estudio. </w:t>
+      </w:r>
+      <w:r>
+        <w:rPr>
+          <w:i/>
+        </w:rPr>
+        <w:t>Cuadernos de Administración, 35</w:t>
+      </w:r>
+      <w:r>
+        <w:t>, 1–22. https://doi.org/10.11144/Javeriana.cao35.amitd</w:t>
       </w:r>
     </w:p>
     <w:p>
@@ -28205,7 +28272,16 @@
         <w:ind w:left="720" w:hanging="720"/>
       </w:pPr>
       <w:r>
-        <w:t>Alderete, M. V., Jones, C., &amp; Motta, J. J. (2017). Los factores organizacionales y del entorno en la adopción del comercio electrónico en pymes de Córdoba, Argentina. Redes. Revista de Estudios Sociales de la Ciencia y la Tecnología, 23(45), 63–95. https://doi.org/10.48160/18517072re45.111</w:t>
+        <w:t xml:space="preserve">Alderete, M. V., Jones, C., &amp; Motta, J. J. (2017). Los factores organizacionales y del entorno en la adopción del comercio electrónico en pymes de Córdoba, Argentina. </w:t>
+      </w:r>
+      <w:r>
+        <w:rPr>
+          <w:i/>
+        </w:rPr>
+        <w:t>Redes. Revista de Estudios Sociales de la Ciencia y la Tecnología, 23</w:t>
+      </w:r>
+      <w:r>
+        <w:t>(45), 63–95. https://doi.org/10.48160/18517072re45.111</w:t>
       </w:r>
     </w:p>
     <w:p>
@@ -28214,7 +28290,16 @@
         <w:ind w:left="720" w:hanging="720"/>
       </w:pPr>
       <w:r>
-        <w:t>Alderete, M. V., &amp; Porris, M. S. (2023). Análisis de la adopción del comercio electrónico en Pymes y su vínculo con instituciones locales. Ciencias Administrativas, (22), e122. https://doi.org/10.24215/23143738e122</w:t>
+        <w:t xml:space="preserve">Alderete, M. V., &amp; Porris, M. S. (2023). Análisis de la adopción del comercio electrónico en Pymes y su vínculo con instituciones locales. </w:t>
+      </w:r>
+      <w:r>
+        <w:rPr>
+          <w:i/>
+        </w:rPr>
+        <w:t>Ciencias Administrativas</w:t>
+      </w:r>
+      <w:r>
+        <w:t>, (22), e122. https://doi.org/10.24215/23143738e122</w:t>
       </w:r>
     </w:p>
     <w:p>
@@ -28295,7 +28380,16 @@
         <w:ind w:left="720" w:hanging="720"/>
       </w:pPr>
       <w:r>
-        <w:t>Bravo Maruri, N. R., Ramírez Reina, Á. G., Orozco Lara, F. R., &amp; Espinoza Martínez, M. P. (2025). Automatización del soporte al cliente mediante un chatbot con IA integrado al CRM: caso de estudio empresa EDITRATECH. GADE: Revista Científica, 5(3), 206–219. https://doi.org/10.63549/rg.v5i3.705</w:t>
+        <w:t xml:space="preserve">Bravo Maruri, N. R., Ramírez Reina, Á. G., Orozco Lara, F. R., &amp; Espinoza Martínez, M. P. (2025). Automatización del soporte al cliente mediante un chatbot con IA integrado al CRM: caso de estudio empresa EDITRATECH. </w:t>
+      </w:r>
+      <w:r>
+        <w:rPr>
+          <w:i/>
+        </w:rPr>
+        <w:t>GADE: Revista Científica, 5</w:t>
+      </w:r>
+      <w:r>
+        <w:t>(3), 206–219. https://doi.org/10.63549/rg.v5i3.705</w:t>
       </w:r>
     </w:p>
     <w:p>
@@ -28322,7 +28416,16 @@
         <w:ind w:left="720" w:hanging="720"/>
       </w:pPr>
       <w:r>
-        <w:t>Cámara Argentina de Comercio Electrónico. (2025). Estudio Anual de Comercio Electrónico 2024. CACE. Recuperado el 28 de agosto de 2026, de https://cace.org.ar/pages/biblioteca-de-estudios</w:t>
+        <w:t xml:space="preserve">Cámara Argentina de Comercio Electrónico. (2025). </w:t>
+      </w:r>
+      <w:r>
+        <w:rPr>
+          <w:i/>
+        </w:rPr>
+        <w:t>Estudio Anual de Comercio Electrónico 2024</w:t>
+      </w:r>
+      <w:r>
+        <w:t>. CACE. Recuperado el 28 de agosto de 2026, de https://cace.org.ar/pages/biblioteca-de-estudios</w:t>
       </w:r>
     </w:p>
     <w:p>
@@ -28386,7 +28489,16 @@
         <w:ind w:left="720" w:hanging="720"/>
       </w:pPr>
       <w:r>
-        <w:t>Fondevila-Gascón, J.-F., Huamanchumo, A., Martín-Guart, R., &amp; Gutiérrez-Aragón, Ó. (2024). El chatbot como factor de éxito comunicativo, de marketing y empresarial: análisis empírico. Correspondencias &amp; Análisis, (19), 47–70. https://doi.org/10.24265/cian.2024.n19.02</w:t>
+        <w:t xml:space="preserve">Fondevila-Gascón, J.-F., Huamanchumo, A., Martín-Guart, R., &amp; Gutiérrez-Aragón, Ó. (2024). El chatbot como factor de éxito comunicativo, de marketing y empresarial: análisis empírico. </w:t>
+      </w:r>
+      <w:r>
+        <w:rPr>
+          <w:i/>
+        </w:rPr>
+        <w:t>Correspondencias &amp; Análisis</w:t>
+      </w:r>
+      <w:r>
+        <w:t>, (19), 47–70. https://doi.org/10.24265/cian.2024.n19.02</w:t>
       </w:r>
     </w:p>
     <w:p>
@@ -28467,7 +28579,16 @@
         <w:ind w:left="720" w:hanging="720"/>
       </w:pPr>
       <w:r>
-        <w:t>Jurafsky, D., &amp; Martin, J. H. (2024). Speech and language processing: An introduction to natural language processing, computational linguistics, and speech recognition with language models (3.ª ed., borrador en revisión permanente). Stanford University. Recuperado el 28 de agosto de 2026, de https://web.stanford.edu/~jurafsky/slp3/</w:t>
+        <w:t xml:space="preserve">Jurafsky, D., &amp; Martin, J. H. (2024). </w:t>
+      </w:r>
+      <w:r>
+        <w:rPr>
+          <w:i/>
+        </w:rPr>
+        <w:t>Speech and language processing: An introduction to natural language processing, computational linguistics, and speech recognition with language models</w:t>
+      </w:r>
+      <w:r>
+        <w:t xml:space="preserve"> (3.ª ed., borrador en revisión permanente). Stanford University. Recuperado el 28 de agosto de 2026, de https://web.stanford.edu/~jurafsky/slp3/</w:t>
       </w:r>
     </w:p>
     <w:p>
@@ -28558,7 +28679,16 @@
       </w:pPr>
       <w:r>
         <w:lastRenderedPageBreak/>
-        <w:t>Luo, H., Liu, P., &amp; Esping, S. (2023). Towards data-efficient customer intent recognition with prompt-based learning paradigm. arXiv. https://arxiv.org/abs/2309.14779</w:t>
+        <w:t xml:space="preserve">Luo, H., Liu, P., &amp; Esping, S. (2023). Towards data-efficient customer intent recognition with prompt-based learning paradigm. </w:t>
+      </w:r>
+      <w:r>
+        <w:rPr>
+          <w:i/>
+        </w:rPr>
+        <w:t>arXiv</w:t>
+      </w:r>
+      <w:r>
+        <w:t>. https://arxiv.org/abs/2309.14779</w:t>
       </w:r>
     </w:p>
     <w:p>
@@ -28657,7 +28787,16 @@
         <w:ind w:left="720" w:hanging="720"/>
       </w:pPr>
       <w:r>
-        <w:t>Ngai, E. W. T., Lee, M. C. M., Luo, M., Chan, P. S. L., &amp; Liang, T. (2021). An intelligent knowledge-based chatbot for customer service. Electronic Commerce Research and Applications, 50, 101098. https://doi.org/10.1016/j.elerap.2021.101098</w:t>
+        <w:t xml:space="preserve">Ngai, E. W. T., Lee, M. C. M., Luo, M., Chan, P. S. L., &amp; Liang, T. (2021). An intelligent knowledge-based chatbot for customer service. </w:t>
+      </w:r>
+      <w:r>
+        <w:rPr>
+          <w:i/>
+        </w:rPr>
+        <w:t>Electronic Commerce Research and Applications, 50</w:t>
+      </w:r>
+      <w:r>
+        <w:t>, 101098. https://doi.org/10.1016/j.elerap.2021.101098</w:t>
       </w:r>
     </w:p>
     <w:p>
@@ -28684,7 +28823,16 @@
         <w:ind w:left="720" w:hanging="720"/>
       </w:pPr>
       <w:r>
-        <w:t>Pachas-Santos, L. A., Calderón-Vilca, H. D., &amp; Cárdenas-Mariño, F. C. (2023). Chatbot basado en el aprendizaje profundo para recomendar productos relevantes. Computación y Sistemas, 27(2), 4119. https://doi.org/10.13053/cys-27-2-4119</w:t>
+        <w:t xml:space="preserve">Pachas-Santos, L. A., Calderón-Vilca, H. D., &amp; Cárdenas-Mariño, F. C. (2023). Chatbot basado en el aprendizaje profundo para recomendar productos relevantes. </w:t>
+      </w:r>
+      <w:r>
+        <w:rPr>
+          <w:i/>
+        </w:rPr>
+        <w:t>Computación y Sistemas, 27</w:t>
+      </w:r>
+      <w:r>
+        <w:t>(2), 4119. https://doi.org/10.13053/cys-27-2-4119</w:t>
       </w:r>
     </w:p>
     <w:p>
@@ -28693,7 +28841,16 @@
         <w:ind w:left="720" w:hanging="720"/>
       </w:pPr>
       <w:r>
-        <w:t>Parikh, S., Tiwari, M., Tumbade, P., &amp; Vohra, Q. (2023). Exploring zero and few-shot techniques for intent classification. En Proceedings of the 61st Annual Meeting of the Association for Computational Linguistics (Vol. 5: Industry Track) (pp. 744–751). Association for Computational Linguistics. https://doi.org/10.18653/v1/2023.acl-industry.71</w:t>
+        <w:t xml:space="preserve">Parikh, S., Tiwari, M., Tumbade, P., &amp; Vohra, Q. (2023). Exploring zero and few-shot techniques for intent classification. En </w:t>
+      </w:r>
+      <w:r>
+        <w:rPr>
+          <w:i/>
+        </w:rPr>
+        <w:t>Proceedings of the 61st Annual Meeting of the Association for Computational Linguistics</w:t>
+      </w:r>
+      <w:r>
+        <w:t xml:space="preserve"> (Vol. 5: Industry Track) (pp. 744–751). Association for Computational Linguistics. https://doi.org/10.18653/v1/2023.acl-industry.71</w:t>
       </w:r>
     </w:p>
     <w:p>
@@ -28738,7 +28895,16 @@
         <w:ind w:left="720" w:hanging="720"/>
       </w:pPr>
       <w:r>
-        <w:t>Pypłacz, P., &amp; Žukovskis, J. (2023). Implementing robotic process automation in small and medium-sized enterprises — Implications for organisations. Procedia Computer Science, 225, 337–346. https://doi.org/10.1016/j.procs.2023.10.018</w:t>
+        <w:t xml:space="preserve">Pypłacz, P., &amp; Žukovskis, J. (2023). Implementing robotic process automation in small and medium-sized enterprises — Implications for organisations. </w:t>
+      </w:r>
+      <w:r>
+        <w:rPr>
+          <w:i/>
+        </w:rPr>
+        <w:t>Procedia Computer Science, 225</w:t>
+      </w:r>
+      <w:r>
+        <w:t>, 337–346. https://doi.org/10.1016/j.procs.2023.10.018</w:t>
       </w:r>
     </w:p>
     <w:p>
@@ -28747,11 +28913,16 @@
         <w:ind w:left="720" w:hanging="720"/>
       </w:pPr>
       <w:r>
-        <w:t xml:space="preserve">Ramos De Santis, P. (2024). Satisfacción del cliente en la logística: un análisis de chatbots en las empresas líderes de Colombia, Perú y Ecuador. Retos. Revista </w:t>
-      </w:r>
-      <w:r>
-        <w:lastRenderedPageBreak/>
-        <w:t>de Ciencias de la Administración y Economía, 14(27), 115–130. https://doi.org/10.17163/ret.n27.2024.08</w:t>
+        <w:t xml:space="preserve">Ramos De Santis, P. (2024). Satisfacción del cliente en la logística: un análisis de chatbots en las empresas líderes de Colombia, Perú y Ecuador. </w:t>
+      </w:r>
+      <w:r>
+        <w:rPr>
+          <w:i/>
+        </w:rPr>
+        <w:t>Retos. Revista de Ciencias de la Administración y Economía, 14</w:t>
+      </w:r>
+      <w:r>
+        <w:t>(27), 115–130. https://doi.org/10.17163/ret.n27.2024.08</w:t>
       </w:r>
     </w:p>
     <w:p>
@@ -28760,6 +28931,7 @@
         <w:ind w:left="720" w:hanging="720"/>
       </w:pPr>
       <w:r>
+        <w:lastRenderedPageBreak/>
         <w:t xml:space="preserve">Turban, E., Outland, J., King, D., Lee, J. K., Liang, T.-P., &amp; Turban, D. C. (2018). </w:t>
       </w:r>
       <w:r>
@@ -28886,7 +29058,16 @@
         <w:ind w:left="720" w:hanging="720"/>
       </w:pPr>
       <w:r>
-        <w:t>Zhang, D., Pee, L. G., &amp; Cui, L. (2021). Artificial intelligence in e-commerce fulfillment: A case study of resource orchestration at Alibaba’s Smart Warehouse. International Journal of Information Management, 57, 102304. https://doi.org/10.1016/j.ijinfomgt.2020.102304</w:t>
+        <w:t xml:space="preserve">Zhang, D., Pee, L. G., &amp; Cui, L. (2021). Artificial intelligence in e-commerce fulfillment: A case study of resource orchestration at Alibaba’s Smart Warehouse. </w:t>
+      </w:r>
+      <w:r>
+        <w:rPr>
+          <w:i/>
+        </w:rPr>
+        <w:t>International Journal of Information Management, 57</w:t>
+      </w:r>
+      <w:r>
+        <w:t>, 102304. https://doi.org/10.1016/j.ijinfomgt.2020.102304</w:t>
       </w:r>
     </w:p>
     <w:p>
@@ -28894,24 +29075,24 @@
         <w:pStyle w:val="Ttulo1"/>
         <w:pageBreakBefore/>
       </w:pPr>
-      <w:bookmarkStart w:id="184" w:name="_Toc238831981"/>
-      <w:bookmarkEnd w:id="182"/>
+      <w:bookmarkStart w:id="185" w:name="_Toc239757704"/>
+      <w:bookmarkEnd w:id="183"/>
       <w:r>
         <w:lastRenderedPageBreak/>
         <w:t>CAPÍTULO 9: ANEXOS</w:t>
       </w:r>
-      <w:bookmarkEnd w:id="184"/>
+      <w:bookmarkEnd w:id="185"/>
     </w:p>
     <w:p>
       <w:pPr>
         <w:pStyle w:val="Ttulo2"/>
       </w:pPr>
-      <w:bookmarkStart w:id="185" w:name="X3cb621f708d527c85a75099c9d8ab934f4bf355"/>
-      <w:bookmarkStart w:id="186" w:name="_Toc238831982"/>
+      <w:bookmarkStart w:id="186" w:name="X3cb621f708d527c85a75099c9d8ab934f4bf355"/>
+      <w:bookmarkStart w:id="187" w:name="_Toc239757705"/>
       <w:r>
         <w:t>Anexo A: Resumen del Schema de Base de Datos</w:t>
       </w:r>
-      <w:bookmarkEnd w:id="186"/>
+      <w:bookmarkEnd w:id="187"/>
     </w:p>
     <w:tbl>
       <w:tblPr>
@@ -29544,7 +29725,7 @@
       </w:r>
       <w:r>
         <w:br/>
-        <w:t>-- Ítems de una orden: N productos por orden (A-12). orders.product_id y</w:t>
+        <w:t>-- Ítems de una orden: normaliza la relación orden→productos. orders.product_id y</w:t>
       </w:r>
       <w:r>
         <w:br/>
@@ -29598,7 +29779,7 @@
       </w:r>
       <w:r>
         <w:br/>
-        <w:t>-- Alertas de stock bajo (A-07): se registra cada vez que un producto</w:t>
+        <w:t>-- Alertas de stock bajo: se registra cada vez que un producto</w:t>
       </w:r>
       <w:r>
         <w:br/>
@@ -29848,7 +30029,7 @@
       </w:r>
       <w:r>
         <w:br/>
-        <w:t>--  ÍNDICES DE RENDIMIENTO (OE3 / A-12)</w:t>
+        <w:t>--  ÍNDICES DE RENDIMIENTO</w:t>
       </w:r>
       <w:r>
         <w:br/>
@@ -30366,13 +30547,13 @@
       <w:pPr>
         <w:pStyle w:val="Ttulo2"/>
       </w:pPr>
-      <w:bookmarkStart w:id="187" w:name="anexo-b-configuración-docker-compose"/>
-      <w:bookmarkStart w:id="188" w:name="_Toc238831983"/>
-      <w:bookmarkEnd w:id="185"/>
+      <w:bookmarkStart w:id="188" w:name="anexo-b-configuración-docker-compose"/>
+      <w:bookmarkStart w:id="189" w:name="_Toc239757706"/>
+      <w:bookmarkEnd w:id="186"/>
       <w:r>
         <w:t>Anexo B: Configuración Docker Compose</w:t>
       </w:r>
-      <w:bookmarkEnd w:id="188"/>
+      <w:bookmarkEnd w:id="189"/>
     </w:p>
     <w:tbl>
       <w:tblPr>
@@ -30787,13 +30968,13 @@
       <w:pPr>
         <w:pStyle w:val="Ttulo2"/>
       </w:pPr>
-      <w:bookmarkStart w:id="189" w:name="anexo-c-catálogo-de-productos-seed"/>
-      <w:bookmarkStart w:id="190" w:name="_Toc238831984"/>
-      <w:bookmarkEnd w:id="187"/>
+      <w:bookmarkStart w:id="190" w:name="anexo-c-catálogo-de-productos-seed"/>
+      <w:bookmarkStart w:id="191" w:name="_Toc239757707"/>
+      <w:bookmarkEnd w:id="188"/>
       <w:r>
         <w:t>Anexo C: Catálogo de Productos Seed</w:t>
       </w:r>
-      <w:bookmarkEnd w:id="190"/>
+      <w:bookmarkEnd w:id="191"/>
     </w:p>
     <w:tbl>
       <w:tblPr>
@@ -32496,13 +32677,13 @@
       <w:pPr>
         <w:pStyle w:val="Ttulo2"/>
       </w:pPr>
-      <w:bookmarkStart w:id="191" w:name="anexo-d-faq-predefinidas"/>
-      <w:bookmarkStart w:id="192" w:name="_Toc238831985"/>
-      <w:bookmarkEnd w:id="189"/>
+      <w:bookmarkStart w:id="192" w:name="anexo-d-faq-predefinidas"/>
+      <w:bookmarkStart w:id="193" w:name="_Toc239757708"/>
+      <w:bookmarkEnd w:id="190"/>
       <w:r>
         <w:t>Anexo D: FAQ predefinidas (base de conocimiento completa)</w:t>
       </w:r>
-      <w:bookmarkEnd w:id="192"/>
+      <w:bookmarkEnd w:id="193"/>
     </w:p>
     <w:p>
       <w:pPr>
@@ -33523,13 +33704,13 @@
       <w:pPr>
         <w:pStyle w:val="Ttulo2"/>
       </w:pPr>
-      <w:bookmarkStart w:id="193" w:name="anexo-e-comandos-de-testing"/>
-      <w:bookmarkStart w:id="194" w:name="_Toc238831986"/>
-      <w:bookmarkEnd w:id="191"/>
+      <w:bookmarkStart w:id="194" w:name="anexo-e-comandos-de-testing"/>
+      <w:bookmarkStart w:id="195" w:name="_Toc239757709"/>
+      <w:bookmarkEnd w:id="192"/>
       <w:r>
         <w:t>Anexo E: Comandos de Testing</w:t>
       </w:r>
-      <w:bookmarkEnd w:id="194"/>
+      <w:bookmarkEnd w:id="195"/>
     </w:p>
     <w:p>
       <w:pPr>
@@ -33928,13 +34109,13 @@
       <w:pPr>
         <w:pStyle w:val="Ttulo2"/>
       </w:pPr>
-      <w:bookmarkStart w:id="195" w:name="X53963ddcb95164cb3d8d65df754d1b36e2a4f92"/>
-      <w:bookmarkStart w:id="196" w:name="_Toc238831987"/>
-      <w:bookmarkEnd w:id="193"/>
+      <w:bookmarkStart w:id="196" w:name="X53963ddcb95164cb3d8d65df754d1b36e2a4f92"/>
+      <w:bookmarkStart w:id="197" w:name="_Toc239757710"/>
+      <w:bookmarkEnd w:id="194"/>
       <w:r>
         <w:t>Anexo F: Lista de Figuras — Implementación de Desarrollo (SIMPLE)</w:t>
       </w:r>
-      <w:bookmarkEnd w:id="196"/>
+      <w:bookmarkEnd w:id="197"/>
     </w:p>
     <w:p>
       <w:pPr>
@@ -34020,7 +34201,7 @@
               <w:pStyle w:val="Compact"/>
             </w:pPr>
             <w:r>
-              <w:t>Canvas del Flujo 1 en n8n, con los nodos interconectados desde el webhook de</w:t>
+              <w:t>Canvas del Flujo 1 en n8n, con los nodos interconectados desde el webhook de recepción hasta la respuesta al cliente, incluyendo la rama de stock insuficiente.</w:t>
             </w:r>
           </w:p>
         </w:tc>
@@ -34061,7 +34242,11 @@
               <w:pStyle w:val="Compact"/>
             </w:pPr>
             <w:r>
-              <w:t>Canvas del Flujo 2 en n8n, mostrando los dos triggers activos (WhatsApp y Te</w:t>
+              <w:t xml:space="preserve">Canvas del Flujo 2 en n8n, </w:t>
+            </w:r>
+            <w:r>
+              <w:lastRenderedPageBreak/>
+              <w:t>mostrando los dos triggers activos (WhatsApp y Telegram), el motor de decisión con GPT-4o-mini, el Switch Intent con las ramas por intent y el nodo Router Canal que envía la respuesta por el canal de origen.</w:t>
             </w:r>
           </w:p>
         </w:tc>
@@ -34074,6 +34259,7 @@
               <w:pStyle w:val="Compact"/>
             </w:pPr>
             <w:r>
+              <w:lastRenderedPageBreak/>
               <w:t>4.4.2</w:t>
             </w:r>
           </w:p>
@@ -34089,7 +34275,6 @@
               <w:pStyle w:val="Compact"/>
             </w:pPr>
             <w:r>
-              <w:lastRenderedPageBreak/>
               <w:t>Figura 7</w:t>
             </w:r>
           </w:p>
@@ -34103,7 +34288,7 @@
               <w:pStyle w:val="Compact"/>
             </w:pPr>
             <w:r>
-              <w:t>Dashboard “Pipeline Post-Venta” en Grafana, alimentado desde las vistas de P</w:t>
+              <w:t>Dashboard “Pipeline Post-Venta” en Grafana, alimentado desde las vistas de PostgreSQL con los datos medidos del Flujo 1. Los paneles de indicadores y de distribución de estados se restringen a los registros medidos; los de «Órdenes totales» y «Órdenes procesadas por día» no lo hacen, de modo que el primer punto de la serie diaria corresponde a las órdenes de carga inicial y no a una corrida experimental (Sección 4.5).</w:t>
             </w:r>
           </w:p>
         </w:tc>
@@ -34138,7 +34323,7 @@
           </w:tcPr>
           <w:p>
             <w:r>
-              <w:t>Bandeja de Mailpit con los correos generados por el Flujo 1 durante las prue</w:t>
+              <w:t>Bandeja de Mailpit con los correos generados por el Flujo 1 durante las pruebas: confirmaciones de orden y avisos de stock insuficiente, sobre dominios reservados para documentación (@example.com).</w:t>
             </w:r>
           </w:p>
         </w:tc>
@@ -34170,7 +34355,7 @@
           </w:tcPr>
           <w:p>
             <w:r>
-              <w:t xml:space="preserve">Dashboard “Chatbot Multicanal” en Grafana, con el TMR promedio, la precisión </w:t>
+              <w:t>Dashboard “Chatbot Multicanal” en Grafana, con el TMR promedio, la precisión de clasificación y la distribución de intenciones sobre el corpus evaluado.</w:t>
             </w:r>
           </w:p>
         </w:tc>
@@ -34180,7 +34365,7 @@
           </w:tcPr>
           <w:p>
             <w:r>
-              <w:t>5.2.2</w:t>
+              <w:t>5.2.3</w:t>
             </w:r>
           </w:p>
         </w:tc>
@@ -34202,21 +34387,21 @@
       <w:pPr>
         <w:pStyle w:val="Ttulo2"/>
       </w:pPr>
-      <w:bookmarkStart w:id="197" w:name="_Toc238831988"/>
-      <w:bookmarkEnd w:id="195"/>
+      <w:bookmarkStart w:id="198" w:name="_Toc239757711"/>
+      <w:bookmarkEnd w:id="196"/>
       <w:r>
         <w:t>Anexo G: Propuesta de Arquitectura de Producción</w:t>
       </w:r>
-      <w:bookmarkStart w:id="198" w:name="capítulo-9-anexos"/>
-      <w:bookmarkStart w:id="199" w:name="X84726d62b85bf1d655fa672a20f859728c50845"/>
-      <w:bookmarkEnd w:id="197"/>
+      <w:bookmarkStart w:id="199" w:name="capítulo-9-anexos"/>
+      <w:bookmarkStart w:id="200" w:name="X84726d62b85bf1d655fa672a20f859728c50845"/>
+      <w:bookmarkEnd w:id="198"/>
     </w:p>
     <w:p>
       <w:pPr>
         <w:pStyle w:val="FirstParagraph"/>
       </w:pPr>
       <w:r>
-        <w:t xml:space="preserve">Las figuras A1 y A2 corresponden a los workflows de producción diseñados como extensión del sistema. Están disponibles en el repositorio como archivos JSON importables pero </w:t>
+        <w:t xml:space="preserve">Las Figuras 10 y 11 corresponden a los workflows de producción diseñados como extensión del sistema. Están disponibles en el repositorio como archivos JSON importables pero </w:t>
       </w:r>
       <w:r>
         <w:rPr>
@@ -34305,7 +34490,11 @@
               <w:pStyle w:val="Compact"/>
             </w:pPr>
             <w:r>
-              <w:t>Canvas del Flujo 1 PRODUCCIÓN: triggers WooCommerce, Shopify y nodo de normalización multi-plataforma</w:t>
+              <w:t xml:space="preserve">Canvas del Flujo 1 </w:t>
+            </w:r>
+            <w:r>
+              <w:lastRenderedPageBreak/>
+              <w:t>PRODUCCIÓN: triggers WooCommerce, Shopify y nodo de normalización multi-plataforma</w:t>
             </w:r>
           </w:p>
         </w:tc>
@@ -34321,7 +34510,15 @@
               <w:rPr>
                 <w:rStyle w:val="VerbatimChar"/>
               </w:rPr>
-              <w:t>workflows/Flujo 1 — Pipeline de Procesamiento de Órdenes PRODUCCION.json</w:t>
+              <w:lastRenderedPageBreak/>
+              <w:t xml:space="preserve">workflows/Flujo 1 — Pipeline de </w:t>
+            </w:r>
+            <w:r>
+              <w:rPr>
+                <w:rStyle w:val="VerbatimChar"/>
+              </w:rPr>
+              <w:lastRenderedPageBreak/>
+              <w:t>Procesamiento de Órdenes PRODUCCION.json</w:t>
             </w:r>
           </w:p>
         </w:tc>
@@ -34336,6 +34533,7 @@
               <w:pStyle w:val="Compact"/>
             </w:pPr>
             <w:r>
+              <w:lastRenderedPageBreak/>
               <w:t>Figura 11</w:t>
             </w:r>
           </w:p>
@@ -34421,26 +34619,25 @@
         </w:rPr>
         <w:t xml:space="preserve"> en la raíz del repositorio.</w:t>
       </w:r>
-      <w:bookmarkEnd w:id="198"/>
       <w:bookmarkEnd w:id="199"/>
+      <w:bookmarkEnd w:id="200"/>
     </w:p>
     <w:p>
       <w:pPr>
         <w:pStyle w:val="Ttulo2"/>
       </w:pPr>
-      <w:bookmarkStart w:id="200" w:name="_Toc238831989"/>
-      <w:r>
-        <w:lastRenderedPageBreak/>
+      <w:bookmarkStart w:id="201" w:name="_Toc239757712"/>
+      <w:r>
         <w:t>Anexo H: Prompt de sistema del clasificador de intenciones</w:t>
       </w:r>
-      <w:bookmarkEnd w:id="200"/>
+      <w:bookmarkEnd w:id="201"/>
     </w:p>
     <w:p>
       <w:pPr>
         <w:pStyle w:val="FirstParagraph"/>
       </w:pPr>
       <w:r>
-        <w:t>Se transcribe a continuación el texto íntegro del prompt de sistema que recibe el modelo GPT-4o-mini en el nodo de inferencia del Flujo 2, tal como está configurado en el workflow versionado en el repositorio. Es el prompt con el que se obtuvo el accuracy del 92,7 % reportado en la Sección 5.2.2. Se publica porque de él depende íntegramente ese resultado: sin el prompt, la medición de precisión no es auditable ni reproducible.</w:t>
+        <w:t>Se transcribe a continuación el texto íntegro del prompt de sistema que recibe el modelo GPT-4o-mini en el nodo de inferencia del Flujo 2, tal como está configurado en el workflow versionado en el repositorio. Es el prompt con el que se obtuvo el accuracy del 92,7 % reportado en la Sección 5.2.3. Se publica porque de él depende íntegramente ese resultado: sin el prompt, la medición de precisión no es auditable ni reproducible.</w:t>
       </w:r>
     </w:p>
     <w:p>
@@ -34501,6 +34698,7 @@
         <w:br/>
       </w:r>
       <w:r>
+        <w:lastRenderedPageBreak/>
         <w:br/>
         <w:t>## TU TAREA</w:t>
       </w:r>
@@ -34564,12 +34762,11 @@
       <w:pPr>
         <w:pStyle w:val="Ttulo2"/>
       </w:pPr>
-      <w:bookmarkStart w:id="201" w:name="_Toc238831990"/>
-      <w:r>
-        <w:lastRenderedPageBreak/>
+      <w:bookmarkStart w:id="202" w:name="_Toc239757713"/>
+      <w:r>
         <w:t>Anexo I: Baseline de atención manual — tiempos cronometrados</w:t>
       </w:r>
-      <w:bookmarkEnd w:id="201"/>
+      <w:bookmarkEnd w:id="202"/>
     </w:p>
     <w:p>
       <w:pPr>
@@ -35194,7 +35391,11 @@
           </w:tcPr>
           <w:p>
             <w:r>
-              <w:t>ORD-E4-007</w:t>
+              <w:t>ORD-</w:t>
+            </w:r>
+            <w:r>
+              <w:lastRenderedPageBreak/>
+              <w:t>E4-007</w:t>
             </w:r>
           </w:p>
         </w:tc>
@@ -35204,7 +35405,12 @@
           </w:tcPr>
           <w:p>
             <w:r>
-              <w:t>con stock</w:t>
+              <w:lastRenderedPageBreak/>
+              <w:t xml:space="preserve">con </w:t>
+            </w:r>
+            <w:r>
+              <w:lastRenderedPageBreak/>
+              <w:t>stock</w:t>
             </w:r>
           </w:p>
         </w:tc>
@@ -35214,6 +35420,7 @@
           </w:tcPr>
           <w:p>
             <w:r>
+              <w:lastRenderedPageBreak/>
               <w:t>5,506</w:t>
             </w:r>
           </w:p>
@@ -35683,11 +35890,7 @@
         <w:pStyle w:val="Textoindependiente"/>
       </w:pPr>
       <w:r>
-        <w:t xml:space="preserve">Se transcriben además los registros que el operador escribió en la base durante la medición. Las doce órdenes comparten la misma marca de recepción porque fueron creadas por una única sentencia de preparación; en consecuencia la columna de </w:t>
-      </w:r>
-      <w:r>
-        <w:lastRenderedPageBreak/>
-        <w:t>tiempo acumulado mide permanencia en la cola y no latencia individual, mientras que la columna de incremento reproduce el tiempo marginal por otra vía instrumental (Sección 5.1.4).</w:t>
+        <w:t>Se transcriben además los registros que el operador escribió en la base durante la medición. Las doce órdenes comparten la misma marca de recepción porque fueron creadas por una única sentencia de preparación; en consecuencia la columna de tiempo acumulado mide permanencia en la cola y no latencia individual, mientras que la columna de incremento reproduce el tiempo marginal por otra vía instrumental (Sección 5.1.4).</w:t>
       </w:r>
     </w:p>
     <w:p>
@@ -36182,6 +36385,7 @@
           </w:tcPr>
           <w:p>
             <w:r>
+              <w:lastRenderedPageBreak/>
               <w:t>ORD-E4-007</w:t>
             </w:r>
           </w:p>
@@ -36676,12 +36880,11 @@
       <w:pPr>
         <w:pStyle w:val="Ttulo2"/>
       </w:pPr>
-      <w:bookmarkStart w:id="202" w:name="_Toc238831991"/>
-      <w:r>
-        <w:lastRenderedPageBreak/>
+      <w:bookmarkStart w:id="203" w:name="_Toc239757714"/>
+      <w:r>
         <w:t>Anexo J: Corpus de evaluación y procedimiento de cálculo estadístico</w:t>
       </w:r>
-      <w:bookmarkEnd w:id="202"/>
+      <w:bookmarkEnd w:id="203"/>
     </w:p>
     <w:p>
       <w:pPr>
@@ -36737,6 +36940,9 @@
       </w:r>
       <w:r>
         <w:br/>
+      </w:r>
+      <w:r>
+        <w:lastRenderedPageBreak/>
         <w:t xml:space="preserve">  centro    = (0,926667 + 0,012805) / 1,025610 = 0,916019</w:t>
       </w:r>
       <w:r>
@@ -36775,7 +36981,7 @@
         <w:pStyle w:val="Textoindependiente"/>
       </w:pPr>
       <w:r>
-        <w:t>El coeficiente κ de Cohen reportado en la Sección 5.2.2 se calculó sobre la submuestra de 50 mensajes etiquetada por el evaluador independiente, con un acuerdo observado Po = 0,940 (47 coincidencias sobre 50) y un acuerdo esperado por azar Pe = 0,259 derivado de las distribuciones marginales de ambos anotadores, de donde κ = (Po − Pe) / (1 − Pe) = 0,919. La interpretación se realiza según la escala de Landis y Koch (1977).</w:t>
+        <w:t>El coeficiente κ de Cohen reportado en la Sección 5.2.3 se calculó sobre la submuestra de 50 mensajes etiquetada por el evaluador independiente, con un acuerdo observado Po = 0,940 (47 coincidencias sobre 50) y un acuerdo esperado por azar Pe = 0,259 derivado de las distribuciones marginales de ambos anotadores, de donde κ = (Po − Pe) / (1 − Pe) = 0,919. La interpretación se realiza según la escala de Landis y Koch (1977).</w:t>
       </w:r>
     </w:p>
     <w:sectPr>
